--- a/TTCS remake refundgaming.docx
+++ b/TTCS remake refundgaming.docx
@@ -4,414 +4,1042 @@
   <w:body>
     <w:p>
       <w:pPr>
-        <w:rPr>
-          <w:rFonts w:ascii="Times New Roman" w:eastAsia="Times New Roman" w:hAnsi="Times New Roman" w:cs="Times New Roman"/>
-          <w:sz w:val="26"/>
-          <w:szCs w:val="26"/>
-        </w:rPr>
-      </w:pPr>
-      <w:r>
-        <w:rPr>
-          <w:rFonts w:ascii="Times New Roman" w:eastAsia="Times New Roman" w:hAnsi="Times New Roman" w:cs="Times New Roman"/>
-          <w:sz w:val="26"/>
-          <w:szCs w:val="26"/>
-        </w:rPr>
-        <w:t xml:space="preserve">BÁO CÁO ĐỒ ÁN / MÔN THỰC TẬP CƠ SỞ </w:t>
-      </w:r>
-    </w:p>
-    <w:p>
-      <w:pPr>
-        <w:rPr>
-          <w:rFonts w:ascii="Times New Roman" w:eastAsia="Times New Roman" w:hAnsi="Times New Roman" w:cs="Times New Roman"/>
-          <w:sz w:val="26"/>
-          <w:szCs w:val="26"/>
-        </w:rPr>
-      </w:pPr>
-      <w:r>
-        <w:rPr>
-          <w:rFonts w:ascii="Times New Roman" w:eastAsia="Times New Roman" w:hAnsi="Times New Roman" w:cs="Times New Roman"/>
-          <w:sz w:val="26"/>
-          <w:szCs w:val="26"/>
-        </w:rPr>
-        <w:t>TÌM HIỂU VÀ ỨNG DỤNG MỘT SỐ CẤU TRÚC DỮ LIỆU VÀ THUẬT TOÁN TRONG PHÁT TRIỂN GAME 2D</w:t>
-      </w:r>
-    </w:p>
-    <w:p>
-      <w:pPr>
-        <w:rPr>
-          <w:rFonts w:ascii="Times New Roman" w:eastAsia="Times New Roman" w:hAnsi="Times New Roman" w:cs="Times New Roman"/>
-          <w:sz w:val="26"/>
-          <w:szCs w:val="26"/>
-        </w:rPr>
-      </w:pPr>
-    </w:p>
-    <w:p>
-      <w:pPr>
-        <w:rPr>
-          <w:rFonts w:ascii="Times New Roman" w:eastAsia="Times New Roman" w:hAnsi="Times New Roman" w:cs="Times New Roman"/>
-          <w:sz w:val="26"/>
-          <w:szCs w:val="26"/>
-        </w:rPr>
-      </w:pPr>
-      <w:r>
-        <w:rPr>
-          <w:rFonts w:ascii="Times New Roman" w:eastAsia="Times New Roman" w:hAnsi="Times New Roman" w:cs="Times New Roman"/>
-          <w:sz w:val="26"/>
-          <w:szCs w:val="26"/>
-        </w:rPr>
-        <w:t xml:space="preserve">Sinh viên thực hiện : NGUYỄN QUANG TRUNG </w:t>
-      </w:r>
-    </w:p>
-    <w:p>
-      <w:pPr>
-        <w:rPr>
-          <w:rFonts w:ascii="Times New Roman" w:eastAsia="Times New Roman" w:hAnsi="Times New Roman" w:cs="Times New Roman"/>
-          <w:sz w:val="26"/>
-          <w:szCs w:val="26"/>
-        </w:rPr>
-      </w:pPr>
-      <w:r>
-        <w:rPr>
-          <w:rFonts w:ascii="Times New Roman" w:eastAsia="Times New Roman" w:hAnsi="Times New Roman" w:cs="Times New Roman"/>
-          <w:sz w:val="26"/>
-          <w:szCs w:val="26"/>
-        </w:rPr>
-        <w:t xml:space="preserve">Mã số sinh viên : B23DCKH122 </w:t>
-      </w:r>
-    </w:p>
-    <w:p>
-      <w:pPr>
-        <w:rPr>
-          <w:rFonts w:ascii="Times New Roman" w:eastAsia="Times New Roman" w:hAnsi="Times New Roman" w:cs="Times New Roman"/>
-          <w:sz w:val="26"/>
-          <w:szCs w:val="26"/>
-        </w:rPr>
-      </w:pPr>
-      <w:r>
-        <w:rPr>
-          <w:rFonts w:ascii="Times New Roman" w:eastAsia="Times New Roman" w:hAnsi="Times New Roman" w:cs="Times New Roman"/>
-          <w:sz w:val="26"/>
-          <w:szCs w:val="26"/>
-        </w:rPr>
-        <w:t xml:space="preserve">Lớp : B23CQKH02-B </w:t>
-      </w:r>
-    </w:p>
-    <w:p>
-      <w:pPr>
-        <w:rPr>
-          <w:rFonts w:ascii="Times New Roman" w:eastAsia="Times New Roman" w:hAnsi="Times New Roman" w:cs="Times New Roman"/>
-          <w:sz w:val="26"/>
-          <w:szCs w:val="26"/>
-        </w:rPr>
-      </w:pPr>
-      <w:r>
-        <w:rPr>
-          <w:rFonts w:ascii="Times New Roman" w:eastAsia="Times New Roman" w:hAnsi="Times New Roman" w:cs="Times New Roman"/>
-          <w:sz w:val="26"/>
-          <w:szCs w:val="26"/>
-        </w:rPr>
-        <w:t>Năm học 2026</w:t>
-      </w:r>
-    </w:p>
-    <w:p>
-      <w:pPr>
-        <w:rPr>
-          <w:rFonts w:ascii="Times New Roman" w:eastAsia="Times New Roman" w:hAnsi="Times New Roman" w:cs="Times New Roman"/>
-          <w:sz w:val="26"/>
-          <w:szCs w:val="26"/>
-        </w:rPr>
-      </w:pPr>
-    </w:p>
-    <w:p>
-      <w:pPr>
-        <w:rPr>
-          <w:rFonts w:ascii="Times New Roman" w:eastAsia="Times New Roman" w:hAnsi="Times New Roman" w:cs="Times New Roman"/>
-          <w:sz w:val="26"/>
-          <w:szCs w:val="26"/>
-        </w:rPr>
-      </w:pPr>
-    </w:p>
-    <w:p>
-      <w:pPr>
-        <w:rPr>
-          <w:rFonts w:ascii="Times New Roman" w:eastAsia="Times New Roman" w:hAnsi="Times New Roman" w:cs="Times New Roman"/>
-          <w:sz w:val="26"/>
-          <w:szCs w:val="26"/>
-        </w:rPr>
-      </w:pPr>
-    </w:p>
-    <w:p>
-      <w:pPr>
-        <w:rPr>
-          <w:rFonts w:ascii="Times New Roman" w:eastAsia="Times New Roman" w:hAnsi="Times New Roman" w:cs="Times New Roman"/>
-          <w:sz w:val="26"/>
-          <w:szCs w:val="26"/>
-        </w:rPr>
-      </w:pPr>
-    </w:p>
-    <w:p>
-      <w:pPr>
-        <w:rPr>
-          <w:rFonts w:ascii="Times New Roman" w:eastAsia="Times New Roman" w:hAnsi="Times New Roman" w:cs="Times New Roman"/>
-          <w:sz w:val="26"/>
-          <w:szCs w:val="26"/>
-        </w:rPr>
-      </w:pPr>
-    </w:p>
-    <w:p>
-      <w:pPr>
-        <w:rPr>
-          <w:rFonts w:ascii="Times New Roman" w:eastAsia="Times New Roman" w:hAnsi="Times New Roman" w:cs="Times New Roman"/>
-          <w:sz w:val="26"/>
-          <w:szCs w:val="26"/>
-        </w:rPr>
-      </w:pPr>
-    </w:p>
-    <w:p>
-      <w:pPr>
-        <w:rPr>
-          <w:rFonts w:ascii="Times New Roman" w:eastAsia="Times New Roman" w:hAnsi="Times New Roman" w:cs="Times New Roman"/>
-          <w:sz w:val="26"/>
-          <w:szCs w:val="26"/>
-        </w:rPr>
-      </w:pPr>
-    </w:p>
-    <w:p>
-      <w:pPr>
-        <w:rPr>
-          <w:rFonts w:ascii="Times New Roman" w:eastAsia="Times New Roman" w:hAnsi="Times New Roman" w:cs="Times New Roman"/>
-          <w:sz w:val="26"/>
-          <w:szCs w:val="26"/>
-        </w:rPr>
-      </w:pPr>
-    </w:p>
-    <w:p>
-      <w:pPr>
-        <w:rPr>
-          <w:rFonts w:ascii="Times New Roman" w:eastAsia="Times New Roman" w:hAnsi="Times New Roman" w:cs="Times New Roman"/>
-          <w:sz w:val="26"/>
-          <w:szCs w:val="26"/>
-        </w:rPr>
-      </w:pPr>
-    </w:p>
-    <w:p>
-      <w:pPr>
-        <w:rPr>
-          <w:rFonts w:ascii="Times New Roman" w:eastAsia="Times New Roman" w:hAnsi="Times New Roman" w:cs="Times New Roman"/>
-          <w:sz w:val="26"/>
-          <w:szCs w:val="26"/>
-        </w:rPr>
-      </w:pPr>
-    </w:p>
-    <w:p>
-      <w:pPr>
-        <w:rPr>
-          <w:rFonts w:ascii="Times New Roman" w:eastAsia="Times New Roman" w:hAnsi="Times New Roman" w:cs="Times New Roman"/>
-          <w:sz w:val="26"/>
-          <w:szCs w:val="26"/>
-        </w:rPr>
-      </w:pPr>
-    </w:p>
-    <w:p>
-      <w:pPr>
-        <w:rPr>
-          <w:rFonts w:ascii="Times New Roman" w:eastAsia="Times New Roman" w:hAnsi="Times New Roman" w:cs="Times New Roman"/>
-          <w:sz w:val="26"/>
-          <w:szCs w:val="26"/>
-        </w:rPr>
-      </w:pPr>
-    </w:p>
-    <w:p>
-      <w:pPr>
-        <w:rPr>
-          <w:rFonts w:ascii="Times New Roman" w:eastAsia="Times New Roman" w:hAnsi="Times New Roman" w:cs="Times New Roman"/>
-          <w:sz w:val="26"/>
-          <w:szCs w:val="26"/>
-        </w:rPr>
-      </w:pPr>
-    </w:p>
-    <w:p>
-      <w:pPr>
-        <w:rPr>
-          <w:rFonts w:ascii="Times New Roman" w:eastAsia="Times New Roman" w:hAnsi="Times New Roman" w:cs="Times New Roman"/>
-          <w:sz w:val="26"/>
-          <w:szCs w:val="26"/>
-        </w:rPr>
-      </w:pPr>
-    </w:p>
-    <w:p>
-      <w:pPr>
-        <w:rPr>
-          <w:rFonts w:ascii="Times New Roman" w:eastAsia="Times New Roman" w:hAnsi="Times New Roman" w:cs="Times New Roman"/>
-          <w:sz w:val="26"/>
-          <w:szCs w:val="26"/>
-        </w:rPr>
-      </w:pPr>
-    </w:p>
-    <w:p>
-      <w:pPr>
-        <w:rPr>
-          <w:rFonts w:ascii="Times New Roman" w:eastAsia="Times New Roman" w:hAnsi="Times New Roman" w:cs="Times New Roman"/>
-          <w:sz w:val="26"/>
-          <w:szCs w:val="26"/>
-        </w:rPr>
-      </w:pPr>
-    </w:p>
-    <w:p>
-      <w:pPr>
-        <w:rPr>
-          <w:rFonts w:ascii="Times New Roman" w:eastAsia="Times New Roman" w:hAnsi="Times New Roman" w:cs="Times New Roman"/>
-          <w:sz w:val="26"/>
-          <w:szCs w:val="26"/>
-        </w:rPr>
-      </w:pPr>
-    </w:p>
-    <w:p>
-      <w:pPr>
-        <w:rPr>
-          <w:rFonts w:ascii="Times New Roman" w:eastAsia="Times New Roman" w:hAnsi="Times New Roman" w:cs="Times New Roman"/>
-          <w:sz w:val="26"/>
-          <w:szCs w:val="26"/>
-        </w:rPr>
-      </w:pPr>
-    </w:p>
-    <w:p>
-      <w:pPr>
-        <w:rPr>
-          <w:rFonts w:ascii="Times New Roman" w:eastAsia="Times New Roman" w:hAnsi="Times New Roman" w:cs="Times New Roman"/>
-          <w:sz w:val="26"/>
-          <w:szCs w:val="26"/>
-        </w:rPr>
-      </w:pPr>
-    </w:p>
-    <w:p>
-      <w:pPr>
-        <w:rPr>
-          <w:rFonts w:ascii="Times New Roman" w:eastAsia="Times New Roman" w:hAnsi="Times New Roman" w:cs="Times New Roman"/>
-          <w:sz w:val="26"/>
-          <w:szCs w:val="26"/>
-        </w:rPr>
-      </w:pPr>
-    </w:p>
-    <w:p>
-      <w:pPr>
-        <w:rPr>
-          <w:rFonts w:ascii="Times New Roman" w:eastAsia="Times New Roman" w:hAnsi="Times New Roman" w:cs="Times New Roman"/>
-          <w:sz w:val="26"/>
-          <w:szCs w:val="26"/>
-        </w:rPr>
-      </w:pPr>
-    </w:p>
-    <w:p>
-      <w:pPr>
-        <w:rPr>
-          <w:rFonts w:ascii="Times New Roman" w:eastAsia="Times New Roman" w:hAnsi="Times New Roman" w:cs="Times New Roman"/>
-          <w:sz w:val="26"/>
-          <w:szCs w:val="26"/>
-        </w:rPr>
-      </w:pPr>
-    </w:p>
-    <w:p>
-      <w:pPr>
-        <w:rPr>
-          <w:rFonts w:ascii="Times New Roman" w:eastAsia="Times New Roman" w:hAnsi="Times New Roman" w:cs="Times New Roman"/>
-          <w:sz w:val="26"/>
-          <w:szCs w:val="26"/>
-        </w:rPr>
-      </w:pPr>
-    </w:p>
-    <w:p>
-      <w:pPr>
-        <w:rPr>
-          <w:rFonts w:ascii="Times New Roman" w:eastAsia="Times New Roman" w:hAnsi="Times New Roman" w:cs="Times New Roman"/>
-          <w:sz w:val="26"/>
-          <w:szCs w:val="26"/>
-        </w:rPr>
-      </w:pPr>
-    </w:p>
-    <w:p>
-      <w:pPr>
-        <w:rPr>
-          <w:rFonts w:ascii="Times New Roman" w:eastAsia="Times New Roman" w:hAnsi="Times New Roman" w:cs="Times New Roman"/>
-          <w:sz w:val="26"/>
-          <w:szCs w:val="26"/>
-        </w:rPr>
-      </w:pPr>
-    </w:p>
-    <w:p>
-      <w:pPr>
-        <w:rPr>
-          <w:rFonts w:ascii="Times New Roman" w:eastAsia="Times New Roman" w:hAnsi="Times New Roman" w:cs="Times New Roman"/>
-          <w:sz w:val="26"/>
-          <w:szCs w:val="26"/>
-        </w:rPr>
-      </w:pPr>
-    </w:p>
-    <w:p>
-      <w:pPr>
-        <w:rPr>
-          <w:rFonts w:ascii="Times New Roman" w:eastAsia="Times New Roman" w:hAnsi="Times New Roman" w:cs="Times New Roman"/>
-          <w:sz w:val="26"/>
-          <w:szCs w:val="26"/>
-        </w:rPr>
-      </w:pPr>
-    </w:p>
-    <w:p>
-      <w:pPr>
-        <w:rPr>
-          <w:rFonts w:ascii="Times New Roman" w:eastAsia="Times New Roman" w:hAnsi="Times New Roman" w:cs="Times New Roman"/>
-          <w:sz w:val="26"/>
-          <w:szCs w:val="26"/>
-        </w:rPr>
-      </w:pPr>
-    </w:p>
-    <w:p>
-      <w:pPr>
-        <w:rPr>
-          <w:rFonts w:ascii="Times New Roman" w:eastAsia="Times New Roman" w:hAnsi="Times New Roman" w:cs="Times New Roman"/>
-          <w:sz w:val="26"/>
-          <w:szCs w:val="26"/>
-        </w:rPr>
-      </w:pPr>
-    </w:p>
-    <w:p>
-      <w:pPr>
-        <w:rPr>
-          <w:rFonts w:ascii="Times New Roman" w:eastAsia="Times New Roman" w:hAnsi="Times New Roman" w:cs="Times New Roman"/>
-          <w:sz w:val="26"/>
-          <w:szCs w:val="26"/>
-        </w:rPr>
-      </w:pPr>
-    </w:p>
-    <w:p>
-      <w:pPr>
-        <w:rPr>
-          <w:rFonts w:ascii="Times New Roman" w:eastAsia="Times New Roman" w:hAnsi="Times New Roman" w:cs="Times New Roman"/>
-          <w:sz w:val="26"/>
-          <w:szCs w:val="26"/>
-        </w:rPr>
-      </w:pPr>
-    </w:p>
-    <w:p>
-      <w:pPr>
-        <w:rPr>
-          <w:rFonts w:ascii="Times New Roman" w:eastAsia="Times New Roman" w:hAnsi="Times New Roman" w:cs="Times New Roman"/>
-          <w:sz w:val="26"/>
-          <w:szCs w:val="26"/>
-        </w:rPr>
-      </w:pPr>
-    </w:p>
-    <w:p>
-      <w:pPr>
-        <w:rPr>
-          <w:rFonts w:ascii="Times New Roman" w:eastAsia="Times New Roman" w:hAnsi="Times New Roman" w:cs="Times New Roman"/>
-          <w:sz w:val="26"/>
-          <w:szCs w:val="26"/>
-        </w:rPr>
-      </w:pPr>
-      <w:r>
-        <w:rPr>
-          <w:rFonts w:ascii="Times New Roman" w:eastAsia="Times New Roman" w:hAnsi="Times New Roman" w:cs="Times New Roman"/>
+        <w:spacing w:before="74"/>
+        <w:ind w:firstLine="720"/>
+        <w:rPr>
+          <w:rFonts w:ascii="Times New Roman" w:hAnsi="Times New Roman" w:cs="Times New Roman"/>
+          <w:b/>
+          <w:bCs/>
+          <w:sz w:val="24"/>
+          <w:szCs w:val="24"/>
+        </w:rPr>
+      </w:pPr>
+      <w:r>
+        <w:rPr>
+          <w:rFonts w:ascii="Times New Roman" w:hAnsi="Times New Roman" w:cs="Times New Roman"/>
+          <w:b/>
+          <w:bCs/>
+          <w:sz w:val="30"/>
+          <w:szCs w:val="30"/>
+        </w:rPr>
+        <mc:AlternateContent>
+          <mc:Choice Requires="wpg">
+            <w:drawing>
+              <wp:anchor distT="0" distB="0" distL="0" distR="0" simplePos="0" relativeHeight="251659264" behindDoc="1" locked="0" layoutInCell="1" hidden="0" allowOverlap="1" wp14:anchorId="16AF3FD8" wp14:editId="5C30FF82">
+                <wp:simplePos x="0" y="0"/>
+                <wp:positionH relativeFrom="page">
+                  <wp:posOffset>585056</wp:posOffset>
+                </wp:positionH>
+                <wp:positionV relativeFrom="page">
+                  <wp:posOffset>154178</wp:posOffset>
+                </wp:positionV>
+                <wp:extent cx="6543040" cy="9724888"/>
+                <wp:effectExtent l="0" t="0" r="0" b="0"/>
+                <wp:wrapNone/>
+                <wp:docPr id="24" name="Group 24"/>
+                <wp:cNvGraphicFramePr/>
+                <a:graphic xmlns:a="http://schemas.openxmlformats.org/drawingml/2006/main">
+                  <a:graphicData uri="http://schemas.microsoft.com/office/word/2010/wordprocessingGroup">
+                    <wpg:wgp>
+                      <wpg:cNvGrpSpPr/>
+                      <wpg:grpSpPr>
+                        <a:xfrm>
+                          <a:off x="0" y="0"/>
+                          <a:ext cx="6543040" cy="9724888"/>
+                          <a:chOff x="2074163" y="0"/>
+                          <a:chExt cx="6543675" cy="7560000"/>
+                        </a:xfrm>
+                      </wpg:grpSpPr>
+                      <wpg:grpSp>
+                        <wpg:cNvPr id="106559933" name="Group 106559933"/>
+                        <wpg:cNvGrpSpPr/>
+                        <wpg:grpSpPr>
+                          <a:xfrm>
+                            <a:off x="2074163" y="0"/>
+                            <a:ext cx="6543675" cy="7560000"/>
+                            <a:chOff x="2074150" y="0"/>
+                            <a:chExt cx="6543700" cy="7560000"/>
+                          </a:xfrm>
+                        </wpg:grpSpPr>
+                        <wps:wsp>
+                          <wps:cNvPr id="284852246" name="Rectangle 284852246"/>
+                          <wps:cNvSpPr/>
+                          <wps:spPr>
+                            <a:xfrm>
+                              <a:off x="2074150" y="0"/>
+                              <a:ext cx="6543700" cy="7560000"/>
+                            </a:xfrm>
+                            <a:prstGeom prst="rect">
+                              <a:avLst/>
+                            </a:prstGeom>
+                            <a:noFill/>
+                            <a:ln>
+                              <a:noFill/>
+                            </a:ln>
+                          </wps:spPr>
+                          <wps:txbx>
+                            <w:txbxContent>
+                              <w:p>
+                                <w:pPr>
+                                  <w:textDirection w:val="btLr"/>
+                                </w:pPr>
+                              </w:p>
+                            </w:txbxContent>
+                          </wps:txbx>
+                          <wps:bodyPr spcFirstLastPara="1" wrap="square" lIns="91425" tIns="91425" rIns="91425" bIns="91425" anchor="ctr" anchorCtr="0">
+                            <a:noAutofit/>
+                          </wps:bodyPr>
+                        </wps:wsp>
+                        <wpg:grpSp>
+                          <wpg:cNvPr id="2086623139" name="Group 2086623139"/>
+                          <wpg:cNvGrpSpPr/>
+                          <wpg:grpSpPr>
+                            <a:xfrm>
+                              <a:off x="2074163" y="0"/>
+                              <a:ext cx="6543675" cy="7560000"/>
+                              <a:chOff x="0" y="0"/>
+                              <a:chExt cx="6543675" cy="10039350"/>
+                            </a:xfrm>
+                          </wpg:grpSpPr>
+                          <wps:wsp>
+                            <wps:cNvPr id="2003451502" name="Rectangle 2003451502"/>
+                            <wps:cNvSpPr/>
+                            <wps:spPr>
+                              <a:xfrm>
+                                <a:off x="0" y="0"/>
+                                <a:ext cx="6543675" cy="9843204"/>
+                              </a:xfrm>
+                              <a:prstGeom prst="rect">
+                                <a:avLst/>
+                              </a:prstGeom>
+                              <a:noFill/>
+                              <a:ln>
+                                <a:noFill/>
+                              </a:ln>
+                            </wps:spPr>
+                            <wps:txbx>
+                              <w:txbxContent>
+                                <w:p>
+                                  <w:pPr>
+                                    <w:textDirection w:val="btLr"/>
+                                  </w:pPr>
+                                </w:p>
+                              </w:txbxContent>
+                            </wps:txbx>
+                            <wps:bodyPr spcFirstLastPara="1" wrap="square" lIns="91425" tIns="91425" rIns="91425" bIns="91425" anchor="ctr" anchorCtr="0">
+                              <a:noAutofit/>
+                            </wps:bodyPr>
+                          </wps:wsp>
+                          <pic:pic xmlns:pic="http://schemas.openxmlformats.org/drawingml/2006/picture">
+                            <pic:nvPicPr>
+                              <pic:cNvPr id="6" name="Shape 6"/>
+                              <pic:cNvPicPr preferRelativeResize="0"/>
+                            </pic:nvPicPr>
+                            <pic:blipFill rotWithShape="1">
+                              <a:blip r:embed="rId7">
+                                <a:alphaModFix/>
+                              </a:blip>
+                              <a:srcRect/>
+                              <a:stretch/>
+                            </pic:blipFill>
+                            <pic:spPr>
+                              <a:xfrm>
+                                <a:off x="0" y="0"/>
+                                <a:ext cx="6543675" cy="10039350"/>
+                              </a:xfrm>
+                              <a:prstGeom prst="rect">
+                                <a:avLst/>
+                              </a:prstGeom>
+                              <a:noFill/>
+                              <a:ln>
+                                <a:noFill/>
+                              </a:ln>
+                            </pic:spPr>
+                          </pic:pic>
+                          <pic:pic xmlns:pic="http://schemas.openxmlformats.org/drawingml/2006/picture">
+                            <pic:nvPicPr>
+                              <pic:cNvPr id="7" name="Shape 7"/>
+                              <pic:cNvPicPr preferRelativeResize="0"/>
+                            </pic:nvPicPr>
+                            <pic:blipFill rotWithShape="1">
+                              <a:blip r:embed="rId8">
+                                <a:alphaModFix/>
+                              </a:blip>
+                              <a:srcRect/>
+                              <a:stretch/>
+                            </pic:blipFill>
+                            <pic:spPr>
+                              <a:xfrm>
+                                <a:off x="2489887" y="1362865"/>
+                                <a:ext cx="1647824" cy="1657349"/>
+                              </a:xfrm>
+                              <a:prstGeom prst="rect">
+                                <a:avLst/>
+                              </a:prstGeom>
+                              <a:noFill/>
+                              <a:ln>
+                                <a:noFill/>
+                              </a:ln>
+                            </pic:spPr>
+                          </pic:pic>
+                        </wpg:grpSp>
+                      </wpg:grpSp>
+                    </wpg:wgp>
+                  </a:graphicData>
+                </a:graphic>
+                <wp14:sizeRelV relativeFrom="margin">
+                  <wp14:pctHeight>0</wp14:pctHeight>
+                </wp14:sizeRelV>
+              </wp:anchor>
+            </w:drawing>
+          </mc:Choice>
+          <mc:Fallback>
+            <w:pict>
+              <v:group w14:anchorId="16AF3FD8" id="Group 24" o:spid="_x0000_s1026" style="position:absolute;left:0;text-align:left;margin-left:46.05pt;margin-top:12.15pt;width:515.2pt;height:765.75pt;z-index:-251657216;mso-wrap-distance-left:0;mso-wrap-distance-right:0;mso-position-horizontal-relative:page;mso-position-vertical-relative:page;mso-height-relative:margin" coordorigin="20741" coordsize="65436,75600" o:gfxdata="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">
+                <v:group id="Group 106559933" o:spid="_x0000_s1027" style="position:absolute;left:20741;width:65437;height:75600" coordorigin="20741" coordsize="65437,75600" o:gfxdata="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">
+                  <v:rect id="Rectangle 284852246" o:spid="_x0000_s1028" style="position:absolute;left:20741;width:65437;height:75600;visibility:visible;mso-wrap-style:square;v-text-anchor:middle" o:gfxdata="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" filled="f" stroked="f">
+                    <v:textbox inset="2.53958mm,2.53958mm,2.53958mm,2.53958mm">
+                      <w:txbxContent>
+                        <w:p>
+                          <w:pPr>
+                            <w:textDirection w:val="btLr"/>
+                          </w:pPr>
+                        </w:p>
+                      </w:txbxContent>
+                    </v:textbox>
+                  </v:rect>
+                  <v:group id="Group 2086623139" o:spid="_x0000_s1029" style="position:absolute;left:20741;width:65437;height:75600" coordsize="65436,100393" o:gfxdata="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">
+                    <v:rect id="Rectangle 2003451502" o:spid="_x0000_s1030" style="position:absolute;width:65436;height:98432;visibility:visible;mso-wrap-style:square;v-text-anchor:middle" o:gfxdata="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" filled="f" stroked="f">
+                      <v:textbox inset="2.53958mm,2.53958mm,2.53958mm,2.53958mm">
+                        <w:txbxContent>
+                          <w:p>
+                            <w:pPr>
+                              <w:textDirection w:val="btLr"/>
+                            </w:pPr>
+                          </w:p>
+                        </w:txbxContent>
+                      </v:textbox>
+                    </v:rect>
+                    <v:shapetype id="_x0000_t75" coordsize="21600,21600" o:spt="75" o:preferrelative="t" path="m@4@5l@4@11@9@11@9@5xe" filled="f" stroked="f">
+                      <v:stroke joinstyle="miter"/>
+                      <v:formulas>
+                        <v:f eqn="if lineDrawn pixelLineWidth 0"/>
+                        <v:f eqn="sum @0 1 0"/>
+                        <v:f eqn="sum 0 0 @1"/>
+                        <v:f eqn="prod @2 1 2"/>
+                        <v:f eqn="prod @3 21600 pixelWidth"/>
+                        <v:f eqn="prod @3 21600 pixelHeight"/>
+                        <v:f eqn="sum @0 0 1"/>
+                        <v:f eqn="prod @6 1 2"/>
+                        <v:f eqn="prod @7 21600 pixelWidth"/>
+                        <v:f eqn="sum @8 21600 0"/>
+                        <v:f eqn="prod @7 21600 pixelHeight"/>
+                        <v:f eqn="sum @10 21600 0"/>
+                      </v:formulas>
+                      <v:path o:extrusionok="f" gradientshapeok="t" o:connecttype="rect"/>
+                      <o:lock v:ext="edit" aspectratio="t"/>
+                    </v:shapetype>
+                    <v:shape id="Shape 6" o:spid="_x0000_s1031" type="#_x0000_t75" style="position:absolute;width:65436;height:100393;visibility:visible;mso-wrap-style:square" o:preferrelative="f" o:gfxdata="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">
+                      <v:imagedata r:id="rId9" o:title=""/>
+                    </v:shape>
+                    <v:shape id="Shape 7" o:spid="_x0000_s1032" type="#_x0000_t75" style="position:absolute;left:24898;top:13628;width:16479;height:16574;visibility:visible;mso-wrap-style:square" o:preferrelative="f" o:gfxdata="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">
+                      <v:imagedata r:id="rId10" o:title=""/>
+                    </v:shape>
+                  </v:group>
+                </v:group>
+                <w10:wrap anchorx="page" anchory="page"/>
+              </v:group>
+            </w:pict>
+          </mc:Fallback>
+        </mc:AlternateContent>
+      </w:r>
+      <w:r>
+        <w:rPr>
+          <w:rFonts w:ascii="Times New Roman" w:hAnsi="Times New Roman" w:cs="Times New Roman"/>
+          <w:b/>
+          <w:bCs/>
+          <w:sz w:val="24"/>
+          <w:szCs w:val="24"/>
+        </w:rPr>
+        <w:t xml:space="preserve">                </w:t>
+      </w:r>
+      <w:r>
+        <w:rPr>
+          <w:rFonts w:ascii="Times New Roman" w:hAnsi="Times New Roman" w:cs="Times New Roman"/>
+          <w:b/>
+          <w:bCs/>
+          <w:sz w:val="24"/>
+          <w:szCs w:val="24"/>
+        </w:rPr>
+        <w:t>HỌC VIỆN CÔNG NGHỆ BƯU CHÍNH VIỄN THÔNG</w:t>
+      </w:r>
+    </w:p>
+    <w:p>
+      <w:pPr>
+        <w:spacing w:before="240" w:after="240" w:line="259" w:lineRule="auto"/>
+        <w:ind w:left="1440" w:firstLine="720"/>
+        <w:rPr>
+          <w:rFonts w:ascii="Times New Roman" w:hAnsi="Times New Roman" w:cs="Times New Roman"/>
+          <w:b/>
+          <w:bCs/>
+          <w:sz w:val="24"/>
+          <w:szCs w:val="24"/>
+        </w:rPr>
+      </w:pPr>
+      <w:r>
+        <w:rPr>
+          <w:rFonts w:ascii="Times New Roman" w:hAnsi="Times New Roman" w:cs="Times New Roman"/>
+          <w:b/>
+          <w:bCs/>
+          <w:sz w:val="24"/>
+          <w:szCs w:val="24"/>
+        </w:rPr>
+        <w:t xml:space="preserve">       </w:t>
+      </w:r>
+      <w:r>
+        <w:rPr>
+          <w:rFonts w:ascii="Times New Roman" w:hAnsi="Times New Roman" w:cs="Times New Roman"/>
+          <w:b/>
+          <w:bCs/>
+          <w:sz w:val="24"/>
+          <w:szCs w:val="24"/>
+        </w:rPr>
+        <w:t>KHOA CÔNG NGHỆ THÔNG TIN 1</w:t>
+      </w:r>
+    </w:p>
+    <w:p>
+      <w:pPr>
+        <w:spacing w:before="240" w:after="240" w:line="259" w:lineRule="auto"/>
+        <w:ind w:left="1440" w:firstLine="720"/>
+        <w:rPr>
+          <w:rFonts w:ascii="Times New Roman" w:hAnsi="Times New Roman" w:cs="Times New Roman"/>
+          <w:b/>
+          <w:bCs/>
+          <w:sz w:val="24"/>
+          <w:szCs w:val="24"/>
+        </w:rPr>
+      </w:pPr>
+    </w:p>
+    <w:p>
+      <w:pPr>
+        <w:spacing w:before="240" w:after="240" w:line="259" w:lineRule="auto"/>
+        <w:ind w:left="1440" w:firstLine="720"/>
+        <w:rPr>
+          <w:rFonts w:ascii="Times New Roman" w:hAnsi="Times New Roman" w:cs="Times New Roman"/>
+          <w:b/>
+          <w:bCs/>
+          <w:sz w:val="24"/>
+          <w:szCs w:val="24"/>
+        </w:rPr>
+      </w:pPr>
+    </w:p>
+    <w:p>
+      <w:pPr>
+        <w:pBdr>
+          <w:top w:val="nil"/>
+          <w:left w:val="nil"/>
+          <w:bottom w:val="nil"/>
+          <w:right w:val="nil"/>
+          <w:between w:val="nil"/>
+        </w:pBdr>
+        <w:rPr>
+          <w:rFonts w:ascii="Times New Roman" w:hAnsi="Times New Roman" w:cs="Times New Roman"/>
+          <w:b/>
+          <w:bCs/>
+          <w:color w:val="000000"/>
+          <w:sz w:val="28"/>
+          <w:szCs w:val="28"/>
+        </w:rPr>
+      </w:pPr>
+    </w:p>
+    <w:p>
+      <w:pPr>
+        <w:pBdr>
+          <w:top w:val="nil"/>
+          <w:left w:val="nil"/>
+          <w:bottom w:val="nil"/>
+          <w:right w:val="nil"/>
+          <w:between w:val="nil"/>
+        </w:pBdr>
+        <w:rPr>
+          <w:rFonts w:ascii="Times New Roman" w:hAnsi="Times New Roman" w:cs="Times New Roman"/>
+          <w:b/>
+          <w:bCs/>
+          <w:color w:val="000000"/>
+          <w:sz w:val="28"/>
+          <w:szCs w:val="28"/>
+        </w:rPr>
+      </w:pPr>
+    </w:p>
+    <w:p>
+      <w:pPr>
+        <w:pBdr>
+          <w:top w:val="nil"/>
+          <w:left w:val="nil"/>
+          <w:bottom w:val="nil"/>
+          <w:right w:val="nil"/>
+          <w:between w:val="nil"/>
+        </w:pBdr>
+        <w:rPr>
+          <w:rFonts w:ascii="Times New Roman" w:hAnsi="Times New Roman" w:cs="Times New Roman"/>
+          <w:b/>
+          <w:bCs/>
+          <w:color w:val="000000"/>
+          <w:sz w:val="28"/>
+          <w:szCs w:val="28"/>
+        </w:rPr>
+      </w:pPr>
+    </w:p>
+    <w:p>
+      <w:pPr>
+        <w:pStyle w:val="Title"/>
+        <w:jc w:val="center"/>
+        <w:rPr>
+          <w:rFonts w:ascii="Times New Roman" w:hAnsi="Times New Roman" w:cs="Times New Roman"/>
+        </w:rPr>
+      </w:pPr>
+    </w:p>
+    <w:p>
+      <w:pPr>
+        <w:rPr>
+          <w:rFonts w:ascii="Times New Roman" w:hAnsi="Times New Roman" w:cs="Times New Roman"/>
+        </w:rPr>
+      </w:pPr>
+    </w:p>
+    <w:p>
+      <w:pPr>
+        <w:pStyle w:val="Title"/>
+        <w:ind w:firstLine="116"/>
+        <w:jc w:val="center"/>
+        <w:rPr>
+          <w:rFonts w:ascii="Times New Roman" w:hAnsi="Times New Roman" w:cs="Times New Roman"/>
+          <w:b/>
+          <w:bCs/>
+          <w:sz w:val="32"/>
+          <w:szCs w:val="32"/>
+        </w:rPr>
+      </w:pPr>
+      <w:r>
+        <w:rPr>
+          <w:rFonts w:ascii="Times New Roman" w:hAnsi="Times New Roman" w:cs="Times New Roman"/>
+          <w:b/>
+          <w:bCs/>
+          <w:sz w:val="32"/>
+          <w:szCs w:val="32"/>
+        </w:rPr>
+        <w:t>BÁO CÁO</w:t>
+      </w:r>
+      <w:r>
+        <w:rPr>
+          <w:rFonts w:ascii="Times New Roman" w:hAnsi="Times New Roman" w:cs="Times New Roman"/>
+          <w:b/>
+          <w:bCs/>
+          <w:sz w:val="32"/>
+          <w:szCs w:val="32"/>
+        </w:rPr>
+        <w:t xml:space="preserve"> ĐỒ ÁN</w:t>
+      </w:r>
+      <w:r>
+        <w:rPr>
+          <w:rFonts w:ascii="Times New Roman" w:hAnsi="Times New Roman" w:cs="Times New Roman"/>
+          <w:b/>
+          <w:bCs/>
+          <w:sz w:val="32"/>
+          <w:szCs w:val="32"/>
+        </w:rPr>
+        <w:br/>
+      </w:r>
+      <w:r>
+        <w:rPr>
+          <w:rFonts w:ascii="Times New Roman" w:hAnsi="Times New Roman" w:cs="Times New Roman"/>
+          <w:b/>
+          <w:bCs/>
+          <w:sz w:val="32"/>
+          <w:szCs w:val="32"/>
+        </w:rPr>
+        <w:t>MÔN THỰC TẬP CƠ SỞ</w:t>
+      </w:r>
+    </w:p>
+    <w:tbl>
+      <w:tblPr>
+        <w:tblStyle w:val="TableGrid"/>
+        <w:tblpPr w:leftFromText="180" w:rightFromText="180" w:vertAnchor="text" w:horzAnchor="margin" w:tblpXSpec="center" w:tblpY="90"/>
+        <w:tblW w:w="0" w:type="auto"/>
+        <w:tblLook w:val="04A0" w:firstRow="1" w:lastRow="0" w:firstColumn="1" w:lastColumn="0" w:noHBand="0" w:noVBand="1"/>
+      </w:tblPr>
+      <w:tblGrid>
+        <w:gridCol w:w="6064"/>
+      </w:tblGrid>
+      <w:tr>
+        <w:trPr>
+          <w:trHeight w:val="1176"/>
+        </w:trPr>
+        <w:tc>
+          <w:tcPr>
+            <w:tcW w:w="6064" w:type="dxa"/>
+            <w:tcBorders>
+              <w:top w:val="nil"/>
+              <w:left w:val="nil"/>
+              <w:bottom w:val="nil"/>
+              <w:right w:val="nil"/>
+            </w:tcBorders>
+          </w:tcPr>
+          <w:p>
+            <w:pPr>
+              <w:jc w:val="both"/>
+              <w:rPr>
+                <w:rFonts w:ascii="Times New Roman" w:eastAsia="Times New Roman" w:hAnsi="Times New Roman" w:cs="Times New Roman"/>
+                <w:i/>
+                <w:iCs/>
+                <w:sz w:val="32"/>
+                <w:szCs w:val="32"/>
+              </w:rPr>
+            </w:pPr>
+            <w:r>
+              <w:rPr>
+                <w:rFonts w:ascii="Times New Roman" w:eastAsia="Times New Roman" w:hAnsi="Times New Roman" w:cs="Times New Roman"/>
+                <w:i/>
+                <w:iCs/>
+                <w:sz w:val="32"/>
+                <w:szCs w:val="32"/>
+              </w:rPr>
+              <w:t xml:space="preserve">Đề tài : </w:t>
+            </w:r>
+            <w:r>
+              <w:rPr>
+                <w:rFonts w:ascii="Times New Roman" w:eastAsia="Times New Roman" w:hAnsi="Times New Roman" w:cs="Times New Roman"/>
+                <w:i/>
+                <w:iCs/>
+                <w:sz w:val="32"/>
+                <w:szCs w:val="32"/>
+              </w:rPr>
+              <w:t>Tìm hiểu và ứng dụng một số cấu trúc dữ liệu và thuật toán trong phát triển Game2D</w:t>
+            </w:r>
+          </w:p>
+        </w:tc>
+      </w:tr>
+    </w:tbl>
+    <w:p>
+      <w:pPr>
+        <w:spacing w:line="360" w:lineRule="auto"/>
+        <w:rPr>
+          <w:rFonts w:ascii="Times New Roman" w:hAnsi="Times New Roman" w:cs="Times New Roman"/>
+          <w:i/>
+          <w:iCs/>
+          <w:sz w:val="32"/>
+          <w:szCs w:val="32"/>
+        </w:rPr>
+      </w:pPr>
+    </w:p>
+    <w:p>
+      <w:pPr>
+        <w:rPr>
+          <w:rFonts w:ascii="Times New Roman" w:eastAsia="Times New Roman" w:hAnsi="Times New Roman" w:cs="Times New Roman"/>
+          <w:i/>
+          <w:iCs/>
+          <w:sz w:val="32"/>
+          <w:szCs w:val="32"/>
+        </w:rPr>
+      </w:pPr>
+    </w:p>
+    <w:p>
+      <w:pPr>
+        <w:rPr>
+          <w:rFonts w:ascii="Times New Roman" w:eastAsia="Times New Roman" w:hAnsi="Times New Roman" w:cs="Times New Roman"/>
+          <w:i/>
+          <w:iCs/>
+          <w:sz w:val="32"/>
+          <w:szCs w:val="32"/>
+        </w:rPr>
+      </w:pPr>
+    </w:p>
+    <w:tbl>
+      <w:tblPr>
+        <w:tblStyle w:val="TableGrid"/>
+        <w:tblW w:w="0" w:type="auto"/>
+        <w:tblInd w:w="1435" w:type="dxa"/>
+        <w:tblBorders>
+          <w:top w:val="none" w:sz="0" w:space="0" w:color="auto"/>
+          <w:left w:val="none" w:sz="0" w:space="0" w:color="auto"/>
+          <w:bottom w:val="none" w:sz="0" w:space="0" w:color="auto"/>
+          <w:right w:val="none" w:sz="0" w:space="0" w:color="auto"/>
+          <w:insideH w:val="none" w:sz="0" w:space="0" w:color="auto"/>
+          <w:insideV w:val="none" w:sz="0" w:space="0" w:color="auto"/>
+        </w:tblBorders>
+        <w:tblLook w:val="04A0" w:firstRow="1" w:lastRow="0" w:firstColumn="1" w:lastColumn="0" w:noHBand="0" w:noVBand="1"/>
+      </w:tblPr>
+      <w:tblGrid>
+        <w:gridCol w:w="3074"/>
+        <w:gridCol w:w="3681"/>
+      </w:tblGrid>
+      <w:tr>
+        <w:tc>
+          <w:tcPr>
+            <w:tcW w:w="3074" w:type="dxa"/>
+          </w:tcPr>
+          <w:p>
+            <w:pPr>
+              <w:rPr>
+                <w:rFonts w:ascii="Times New Roman" w:eastAsia="Times New Roman" w:hAnsi="Times New Roman" w:cs="Times New Roman"/>
+                <w:i/>
+                <w:iCs/>
+                <w:sz w:val="32"/>
+                <w:szCs w:val="32"/>
+              </w:rPr>
+            </w:pPr>
+            <w:r>
+              <w:rPr>
+                <w:rFonts w:ascii="Times New Roman" w:eastAsia="Times New Roman" w:hAnsi="Times New Roman" w:cs="Times New Roman"/>
+                <w:i/>
+                <w:iCs/>
+                <w:kern w:val="0"/>
+                <w:sz w:val="32"/>
+                <w:szCs w:val="32"/>
+                <w14:ligatures w14:val="none"/>
+              </w:rPr>
+              <w:t>Sinh viên thực hiện</w:t>
+            </w:r>
+          </w:p>
+        </w:tc>
+        <w:tc>
+          <w:tcPr>
+            <w:tcW w:w="3681" w:type="dxa"/>
+          </w:tcPr>
+          <w:p>
+            <w:pPr>
+              <w:rPr>
+                <w:rFonts w:ascii="Times New Roman" w:eastAsia="Times New Roman" w:hAnsi="Times New Roman" w:cs="Times New Roman"/>
+                <w:i/>
+                <w:iCs/>
+                <w:sz w:val="32"/>
+                <w:szCs w:val="32"/>
+              </w:rPr>
+            </w:pPr>
+            <w:r>
+              <w:rPr>
+                <w:rFonts w:ascii="Times New Roman" w:eastAsia="Times New Roman" w:hAnsi="Times New Roman" w:cs="Times New Roman"/>
+                <w:i/>
+                <w:iCs/>
+                <w:sz w:val="32"/>
+                <w:szCs w:val="32"/>
+              </w:rPr>
+              <w:t>: Nguyễn Quang Trung</w:t>
+            </w:r>
+          </w:p>
+        </w:tc>
+      </w:tr>
+      <w:tr>
+        <w:tc>
+          <w:tcPr>
+            <w:tcW w:w="3074" w:type="dxa"/>
+          </w:tcPr>
+          <w:p>
+            <w:pPr>
+              <w:rPr>
+                <w:rFonts w:ascii="Times New Roman" w:eastAsia="Times New Roman" w:hAnsi="Times New Roman" w:cs="Times New Roman"/>
+                <w:i/>
+                <w:iCs/>
+                <w:sz w:val="32"/>
+                <w:szCs w:val="32"/>
+              </w:rPr>
+            </w:pPr>
+            <w:r>
+              <w:rPr>
+                <w:rFonts w:ascii="Times New Roman" w:eastAsia="Times New Roman" w:hAnsi="Times New Roman" w:cs="Times New Roman"/>
+                <w:i/>
+                <w:iCs/>
+                <w:sz w:val="32"/>
+                <w:szCs w:val="32"/>
+              </w:rPr>
+              <w:t>MSSV</w:t>
+            </w:r>
+          </w:p>
+        </w:tc>
+        <w:tc>
+          <w:tcPr>
+            <w:tcW w:w="3681" w:type="dxa"/>
+          </w:tcPr>
+          <w:p>
+            <w:pPr>
+              <w:rPr>
+                <w:rFonts w:ascii="Times New Roman" w:eastAsia="Times New Roman" w:hAnsi="Times New Roman" w:cs="Times New Roman"/>
+                <w:i/>
+                <w:iCs/>
+                <w:sz w:val="32"/>
+                <w:szCs w:val="32"/>
+              </w:rPr>
+            </w:pPr>
+            <w:r>
+              <w:rPr>
+                <w:rFonts w:ascii="Times New Roman" w:eastAsia="Times New Roman" w:hAnsi="Times New Roman" w:cs="Times New Roman"/>
+                <w:i/>
+                <w:iCs/>
+                <w:sz w:val="32"/>
+                <w:szCs w:val="32"/>
+              </w:rPr>
+              <w:t>: B23DCKH122</w:t>
+            </w:r>
+          </w:p>
+        </w:tc>
+      </w:tr>
+      <w:tr>
+        <w:tc>
+          <w:tcPr>
+            <w:tcW w:w="3074" w:type="dxa"/>
+          </w:tcPr>
+          <w:p>
+            <w:pPr>
+              <w:rPr>
+                <w:rFonts w:ascii="Times New Roman" w:eastAsia="Times New Roman" w:hAnsi="Times New Roman" w:cs="Times New Roman"/>
+                <w:i/>
+                <w:iCs/>
+                <w:sz w:val="32"/>
+                <w:szCs w:val="32"/>
+              </w:rPr>
+            </w:pPr>
+            <w:r>
+              <w:rPr>
+                <w:rFonts w:ascii="Times New Roman" w:eastAsia="Times New Roman" w:hAnsi="Times New Roman" w:cs="Times New Roman"/>
+                <w:i/>
+                <w:iCs/>
+                <w:sz w:val="32"/>
+                <w:szCs w:val="32"/>
+              </w:rPr>
+              <w:t>Lớp</w:t>
+            </w:r>
+          </w:p>
+        </w:tc>
+        <w:tc>
+          <w:tcPr>
+            <w:tcW w:w="3681" w:type="dxa"/>
+          </w:tcPr>
+          <w:p>
+            <w:pPr>
+              <w:rPr>
+                <w:rFonts w:ascii="Times New Roman" w:eastAsia="Times New Roman" w:hAnsi="Times New Roman" w:cs="Times New Roman"/>
+                <w:i/>
+                <w:iCs/>
+                <w:sz w:val="32"/>
+                <w:szCs w:val="32"/>
+              </w:rPr>
+            </w:pPr>
+            <w:r>
+              <w:rPr>
+                <w:rFonts w:ascii="Times New Roman" w:eastAsia="Times New Roman" w:hAnsi="Times New Roman" w:cs="Times New Roman"/>
+                <w:i/>
+                <w:iCs/>
+                <w:sz w:val="32"/>
+                <w:szCs w:val="32"/>
+              </w:rPr>
+              <w:t>: B23CQKH02-</w:t>
+            </w:r>
+            <w:r>
+              <w:rPr>
+                <w:rFonts w:ascii="Times New Roman" w:eastAsia="Times New Roman" w:hAnsi="Times New Roman" w:cs="Times New Roman"/>
+                <w:i/>
+                <w:iCs/>
+                <w:sz w:val="32"/>
+                <w:szCs w:val="32"/>
+              </w:rPr>
+              <w:t>B</w:t>
+            </w:r>
+          </w:p>
+        </w:tc>
+      </w:tr>
+      <w:tr>
+        <w:tc>
+          <w:tcPr>
+            <w:tcW w:w="3074" w:type="dxa"/>
+          </w:tcPr>
+          <w:p>
+            <w:pPr>
+              <w:rPr>
+                <w:rFonts w:ascii="Times New Roman" w:eastAsia="Times New Roman" w:hAnsi="Times New Roman" w:cs="Times New Roman"/>
+                <w:i/>
+                <w:iCs/>
+                <w:sz w:val="32"/>
+                <w:szCs w:val="32"/>
+              </w:rPr>
+            </w:pPr>
+            <w:r>
+              <w:rPr>
+                <w:rFonts w:ascii="Times New Roman" w:eastAsia="Times New Roman" w:hAnsi="Times New Roman" w:cs="Times New Roman"/>
+                <w:i/>
+                <w:iCs/>
+                <w:sz w:val="32"/>
+                <w:szCs w:val="32"/>
+              </w:rPr>
+              <w:t>Năm học</w:t>
+            </w:r>
+          </w:p>
+        </w:tc>
+        <w:tc>
+          <w:tcPr>
+            <w:tcW w:w="3681" w:type="dxa"/>
+          </w:tcPr>
+          <w:p>
+            <w:pPr>
+              <w:rPr>
+                <w:rFonts w:ascii="Times New Roman" w:eastAsia="Times New Roman" w:hAnsi="Times New Roman" w:cs="Times New Roman"/>
+                <w:i/>
+                <w:iCs/>
+                <w:sz w:val="32"/>
+                <w:szCs w:val="32"/>
+              </w:rPr>
+            </w:pPr>
+            <w:r>
+              <w:rPr>
+                <w:rFonts w:ascii="Times New Roman" w:eastAsia="Times New Roman" w:hAnsi="Times New Roman" w:cs="Times New Roman"/>
+                <w:i/>
+                <w:iCs/>
+                <w:sz w:val="32"/>
+                <w:szCs w:val="32"/>
+              </w:rPr>
+              <w:t>: 2026</w:t>
+            </w:r>
+          </w:p>
+        </w:tc>
+      </w:tr>
+    </w:tbl>
+    <w:p>
+      <w:pPr>
+        <w:rPr>
+          <w:rFonts w:ascii="Times New Roman" w:eastAsia="Times New Roman" w:hAnsi="Times New Roman" w:cs="Times New Roman"/>
+          <w:sz w:val="26"/>
+          <w:szCs w:val="26"/>
+        </w:rPr>
+      </w:pPr>
+    </w:p>
+    <w:p>
+      <w:pPr>
+        <w:rPr>
+          <w:rFonts w:ascii="Times New Roman" w:eastAsia="Times New Roman" w:hAnsi="Times New Roman" w:cs="Times New Roman"/>
+          <w:sz w:val="26"/>
+          <w:szCs w:val="26"/>
+        </w:rPr>
+      </w:pPr>
+    </w:p>
+    <w:p>
+      <w:pPr>
+        <w:rPr>
+          <w:rFonts w:ascii="Times New Roman" w:eastAsia="Times New Roman" w:hAnsi="Times New Roman" w:cs="Times New Roman"/>
+          <w:sz w:val="26"/>
+          <w:szCs w:val="26"/>
+        </w:rPr>
+      </w:pPr>
+    </w:p>
+    <w:p>
+      <w:pPr>
+        <w:rPr>
+          <w:rFonts w:ascii="Times New Roman" w:eastAsia="Times New Roman" w:hAnsi="Times New Roman" w:cs="Times New Roman"/>
+          <w:sz w:val="26"/>
+          <w:szCs w:val="26"/>
+        </w:rPr>
+      </w:pPr>
+    </w:p>
+    <w:p>
+      <w:pPr>
+        <w:rPr>
+          <w:rFonts w:ascii="Times New Roman" w:eastAsia="Times New Roman" w:hAnsi="Times New Roman" w:cs="Times New Roman"/>
+          <w:sz w:val="26"/>
+          <w:szCs w:val="26"/>
+        </w:rPr>
+      </w:pPr>
+    </w:p>
+    <w:p>
+      <w:pPr>
+        <w:rPr>
+          <w:rFonts w:ascii="Times New Roman" w:eastAsia="Times New Roman" w:hAnsi="Times New Roman" w:cs="Times New Roman"/>
+          <w:sz w:val="26"/>
+          <w:szCs w:val="26"/>
+        </w:rPr>
+      </w:pPr>
+    </w:p>
+    <w:p>
+      <w:pPr>
+        <w:rPr>
+          <w:rFonts w:ascii="Times New Roman" w:eastAsia="Times New Roman" w:hAnsi="Times New Roman" w:cs="Times New Roman"/>
+          <w:sz w:val="26"/>
+          <w:szCs w:val="26"/>
+        </w:rPr>
+      </w:pPr>
+    </w:p>
+    <w:p>
+      <w:pPr>
+        <w:rPr>
+          <w:rFonts w:ascii="Times New Roman" w:eastAsia="Times New Roman" w:hAnsi="Times New Roman" w:cs="Times New Roman"/>
+          <w:sz w:val="26"/>
+          <w:szCs w:val="26"/>
+        </w:rPr>
+      </w:pPr>
+    </w:p>
+    <w:p>
+      <w:pPr>
+        <w:rPr>
+          <w:rFonts w:ascii="Times New Roman" w:eastAsia="Times New Roman" w:hAnsi="Times New Roman" w:cs="Times New Roman"/>
+          <w:sz w:val="26"/>
+          <w:szCs w:val="26"/>
+        </w:rPr>
+      </w:pPr>
+    </w:p>
+    <w:p>
+      <w:pPr>
+        <w:rPr>
+          <w:rFonts w:ascii="Times New Roman" w:eastAsia="Times New Roman" w:hAnsi="Times New Roman" w:cs="Times New Roman"/>
+          <w:sz w:val="26"/>
+          <w:szCs w:val="26"/>
+        </w:rPr>
+      </w:pPr>
+    </w:p>
+    <w:p>
+      <w:pPr>
+        <w:rPr>
+          <w:rFonts w:ascii="Times New Roman" w:eastAsia="Times New Roman" w:hAnsi="Times New Roman" w:cs="Times New Roman"/>
+          <w:sz w:val="26"/>
+          <w:szCs w:val="26"/>
+        </w:rPr>
+      </w:pPr>
+    </w:p>
+    <w:p>
+      <w:pPr>
+        <w:rPr>
+          <w:rFonts w:ascii="Times New Roman" w:eastAsia="Times New Roman" w:hAnsi="Times New Roman" w:cs="Times New Roman"/>
+          <w:sz w:val="26"/>
+          <w:szCs w:val="26"/>
+        </w:rPr>
+      </w:pPr>
+    </w:p>
+    <w:p>
+      <w:pPr>
+        <w:rPr>
+          <w:rFonts w:ascii="Times New Roman" w:eastAsia="Times New Roman" w:hAnsi="Times New Roman" w:cs="Times New Roman"/>
+          <w:sz w:val="26"/>
+          <w:szCs w:val="26"/>
+        </w:rPr>
+      </w:pPr>
+    </w:p>
+    <w:p>
+      <w:pPr>
+        <w:rPr>
+          <w:rFonts w:ascii="Times New Roman" w:eastAsia="Times New Roman" w:hAnsi="Times New Roman" w:cs="Times New Roman"/>
+          <w:sz w:val="26"/>
+          <w:szCs w:val="26"/>
+        </w:rPr>
+      </w:pPr>
+    </w:p>
+    <w:p>
+      <w:pPr>
+        <w:rPr>
+          <w:rFonts w:ascii="Times New Roman" w:eastAsia="Times New Roman" w:hAnsi="Times New Roman" w:cs="Times New Roman"/>
+          <w:sz w:val="26"/>
+          <w:szCs w:val="26"/>
+        </w:rPr>
+      </w:pPr>
+    </w:p>
+    <w:p>
+      <w:pPr>
+        <w:rPr>
+          <w:rFonts w:ascii="Times New Roman" w:eastAsia="Times New Roman" w:hAnsi="Times New Roman" w:cs="Times New Roman"/>
+          <w:sz w:val="26"/>
+          <w:szCs w:val="26"/>
+        </w:rPr>
+      </w:pPr>
+    </w:p>
+    <w:tbl>
+      <w:tblPr>
+        <w:tblStyle w:val="TableGrid"/>
+        <w:tblpPr w:leftFromText="180" w:rightFromText="180" w:vertAnchor="text" w:horzAnchor="margin" w:tblpXSpec="center" w:tblpY="264"/>
+        <w:tblW w:w="1966" w:type="dxa"/>
+        <w:tblLook w:val="04A0" w:firstRow="1" w:lastRow="0" w:firstColumn="1" w:lastColumn="0" w:noHBand="0" w:noVBand="1"/>
+      </w:tblPr>
+      <w:tblGrid>
+        <w:gridCol w:w="1966"/>
+      </w:tblGrid>
+      <w:tr>
+        <w:trPr>
+          <w:trHeight w:val="270"/>
+        </w:trPr>
+        <w:tc>
+          <w:tcPr>
+            <w:tcW w:w="1966" w:type="dxa"/>
+            <w:tcBorders>
+              <w:top w:val="nil"/>
+              <w:left w:val="nil"/>
+              <w:bottom w:val="nil"/>
+              <w:right w:val="nil"/>
+            </w:tcBorders>
+          </w:tcPr>
+          <w:p>
+            <w:pPr>
+              <w:jc w:val="center"/>
+              <w:rPr>
+                <w:rFonts w:ascii="Times New Roman" w:hAnsi="Times New Roman" w:cs="Times New Roman"/>
+              </w:rPr>
+            </w:pPr>
+            <w:r>
+              <w:rPr>
+                <w:rFonts w:ascii="Times New Roman" w:hAnsi="Times New Roman" w:cs="Times New Roman"/>
+              </w:rPr>
+              <w:t xml:space="preserve">Hà Nội, </w:t>
+            </w:r>
+            <w:r>
+              <w:rPr>
+                <w:rFonts w:ascii="Times New Roman" w:hAnsi="Times New Roman" w:cs="Times New Roman"/>
+              </w:rPr>
+              <w:t>6</w:t>
+            </w:r>
+            <w:r>
+              <w:rPr>
+                <w:rFonts w:ascii="Times New Roman" w:hAnsi="Times New Roman" w:cs="Times New Roman"/>
+              </w:rPr>
+              <w:t>/2026</w:t>
+            </w:r>
+          </w:p>
+        </w:tc>
+      </w:tr>
+    </w:tbl>
+    <w:p>
+      <w:pPr>
+        <w:rPr>
+          <w:rFonts w:ascii="Times New Roman" w:eastAsia="Times New Roman" w:hAnsi="Times New Roman" w:cs="Times New Roman"/>
+          <w:sz w:val="26"/>
+          <w:szCs w:val="26"/>
+        </w:rPr>
+      </w:pPr>
+    </w:p>
+    <w:p>
+      <w:pPr>
+        <w:rPr>
+          <w:rFonts w:ascii="Times New Roman" w:eastAsia="Times New Roman" w:hAnsi="Times New Roman" w:cs="Times New Roman"/>
+          <w:sz w:val="26"/>
+          <w:szCs w:val="26"/>
+        </w:rPr>
+      </w:pPr>
+    </w:p>
+    <w:p>
+      <w:pPr>
+        <w:rPr>
+          <w:rFonts w:ascii="Times New Roman" w:eastAsia="Times New Roman" w:hAnsi="Times New Roman" w:cs="Times New Roman"/>
+          <w:sz w:val="26"/>
+          <w:szCs w:val="26"/>
+        </w:rPr>
+      </w:pPr>
+    </w:p>
+    <w:p>
+      <w:pPr>
+        <w:rPr>
+          <w:rFonts w:ascii="Times New Roman" w:eastAsia="Times New Roman" w:hAnsi="Times New Roman" w:cs="Times New Roman"/>
+          <w:b/>
+          <w:bCs/>
+          <w:sz w:val="26"/>
+          <w:szCs w:val="26"/>
+        </w:rPr>
+      </w:pPr>
+      <w:r>
+        <w:rPr>
+          <w:rFonts w:ascii="Times New Roman" w:eastAsia="Times New Roman" w:hAnsi="Times New Roman" w:cs="Times New Roman"/>
+          <w:b/>
+          <w:bCs/>
           <w:sz w:val="26"/>
           <w:szCs w:val="26"/>
         </w:rPr>
@@ -423,13 +1051,17 @@
       <w:pPr>
         <w:rPr>
           <w:rFonts w:ascii="Times New Roman" w:eastAsia="Times New Roman" w:hAnsi="Times New Roman" w:cs="Times New Roman"/>
-          <w:sz w:val="26"/>
-          <w:szCs w:val="26"/>
-        </w:rPr>
-      </w:pPr>
-      <w:r>
-        <w:rPr>
-          <w:rFonts w:ascii="Times New Roman" w:eastAsia="Times New Roman" w:hAnsi="Times New Roman" w:cs="Times New Roman"/>
+          <w:b/>
+          <w:bCs/>
+          <w:sz w:val="26"/>
+          <w:szCs w:val="26"/>
+        </w:rPr>
+      </w:pPr>
+      <w:r>
+        <w:rPr>
+          <w:rFonts w:ascii="Times New Roman" w:eastAsia="Times New Roman" w:hAnsi="Times New Roman" w:cs="Times New Roman"/>
+          <w:b/>
+          <w:bCs/>
           <w:sz w:val="26"/>
           <w:szCs w:val="26"/>
         </w:rPr>
@@ -440,13 +1072,17 @@
       <w:pPr>
         <w:rPr>
           <w:rFonts w:ascii="Times New Roman" w:eastAsia="Times New Roman" w:hAnsi="Times New Roman" w:cs="Times New Roman"/>
-          <w:sz w:val="26"/>
-          <w:szCs w:val="26"/>
-        </w:rPr>
-      </w:pPr>
-      <w:r>
-        <w:rPr>
-          <w:rFonts w:ascii="Times New Roman" w:eastAsia="Times New Roman" w:hAnsi="Times New Roman" w:cs="Times New Roman"/>
+          <w:b/>
+          <w:bCs/>
+          <w:sz w:val="26"/>
+          <w:szCs w:val="26"/>
+        </w:rPr>
+      </w:pPr>
+      <w:r>
+        <w:rPr>
+          <w:rFonts w:ascii="Times New Roman" w:eastAsia="Times New Roman" w:hAnsi="Times New Roman" w:cs="Times New Roman"/>
+          <w:b/>
+          <w:bCs/>
           <w:sz w:val="26"/>
           <w:szCs w:val="26"/>
         </w:rPr>
@@ -457,13 +1093,17 @@
       <w:pPr>
         <w:rPr>
           <w:rFonts w:ascii="Times New Roman" w:eastAsia="Times New Roman" w:hAnsi="Times New Roman" w:cs="Times New Roman"/>
-          <w:sz w:val="26"/>
-          <w:szCs w:val="26"/>
-        </w:rPr>
-      </w:pPr>
-      <w:r>
-        <w:rPr>
-          <w:rFonts w:ascii="Times New Roman" w:eastAsia="Times New Roman" w:hAnsi="Times New Roman" w:cs="Times New Roman"/>
+          <w:b/>
+          <w:bCs/>
+          <w:sz w:val="26"/>
+          <w:szCs w:val="26"/>
+        </w:rPr>
+      </w:pPr>
+      <w:r>
+        <w:rPr>
+          <w:rFonts w:ascii="Times New Roman" w:eastAsia="Times New Roman" w:hAnsi="Times New Roman" w:cs="Times New Roman"/>
+          <w:b/>
+          <w:bCs/>
           <w:sz w:val="26"/>
           <w:szCs w:val="26"/>
         </w:rPr>
@@ -474,13 +1114,17 @@
       <w:pPr>
         <w:rPr>
           <w:rFonts w:ascii="Times New Roman" w:eastAsia="Times New Roman" w:hAnsi="Times New Roman" w:cs="Times New Roman"/>
-          <w:sz w:val="26"/>
-          <w:szCs w:val="26"/>
-        </w:rPr>
-      </w:pPr>
-      <w:r>
-        <w:rPr>
-          <w:rFonts w:ascii="Times New Roman" w:eastAsia="Times New Roman" w:hAnsi="Times New Roman" w:cs="Times New Roman"/>
+          <w:b/>
+          <w:bCs/>
+          <w:sz w:val="26"/>
+          <w:szCs w:val="26"/>
+        </w:rPr>
+      </w:pPr>
+      <w:r>
+        <w:rPr>
+          <w:rFonts w:ascii="Times New Roman" w:eastAsia="Times New Roman" w:hAnsi="Times New Roman" w:cs="Times New Roman"/>
+          <w:b/>
+          <w:bCs/>
           <w:sz w:val="26"/>
           <w:szCs w:val="26"/>
         </w:rPr>
@@ -559,13 +1203,17 @@
       <w:pPr>
         <w:rPr>
           <w:rFonts w:ascii="Times New Roman" w:eastAsia="Times New Roman" w:hAnsi="Times New Roman" w:cs="Times New Roman"/>
-          <w:sz w:val="26"/>
-          <w:szCs w:val="26"/>
-        </w:rPr>
-      </w:pPr>
-      <w:r>
-        <w:rPr>
-          <w:rFonts w:ascii="Times New Roman" w:eastAsia="Times New Roman" w:hAnsi="Times New Roman" w:cs="Times New Roman"/>
+          <w:b/>
+          <w:bCs/>
+          <w:sz w:val="26"/>
+          <w:szCs w:val="26"/>
+        </w:rPr>
+      </w:pPr>
+      <w:r>
+        <w:rPr>
+          <w:rFonts w:ascii="Times New Roman" w:eastAsia="Times New Roman" w:hAnsi="Times New Roman" w:cs="Times New Roman"/>
+          <w:b/>
+          <w:bCs/>
           <w:sz w:val="26"/>
           <w:szCs w:val="26"/>
         </w:rPr>
@@ -984,13 +1632,17 @@
       <w:pPr>
         <w:rPr>
           <w:rFonts w:ascii="Times New Roman" w:eastAsia="Times New Roman" w:hAnsi="Times New Roman" w:cs="Times New Roman"/>
-          <w:sz w:val="26"/>
-          <w:szCs w:val="26"/>
-        </w:rPr>
-      </w:pPr>
-      <w:r>
-        <w:rPr>
-          <w:rFonts w:ascii="Times New Roman" w:eastAsia="Times New Roman" w:hAnsi="Times New Roman" w:cs="Times New Roman"/>
+          <w:b/>
+          <w:bCs/>
+          <w:sz w:val="26"/>
+          <w:szCs w:val="26"/>
+        </w:rPr>
+      </w:pPr>
+      <w:r>
+        <w:rPr>
+          <w:rFonts w:ascii="Times New Roman" w:eastAsia="Times New Roman" w:hAnsi="Times New Roman" w:cs="Times New Roman"/>
+          <w:b/>
+          <w:bCs/>
           <w:sz w:val="26"/>
           <w:szCs w:val="26"/>
         </w:rPr>
@@ -1096,41 +1748,41 @@
           <w:sz w:val="26"/>
           <w:szCs w:val="26"/>
         </w:rPr>
+        <w:t xml:space="preserve">3.3 Thiết kế Sparse Set </w:t>
+      </w:r>
+    </w:p>
+    <w:p>
+      <w:pPr>
+        <w:rPr>
+          <w:rFonts w:ascii="Times New Roman" w:eastAsia="Times New Roman" w:hAnsi="Times New Roman" w:cs="Times New Roman"/>
+          <w:sz w:val="26"/>
+          <w:szCs w:val="26"/>
+        </w:rPr>
+      </w:pPr>
+      <w:r>
+        <w:rPr>
+          <w:rFonts w:ascii="Times New Roman" w:eastAsia="Times New Roman" w:hAnsi="Times New Roman" w:cs="Times New Roman"/>
+          <w:sz w:val="26"/>
+          <w:szCs w:val="26"/>
+        </w:rPr>
+        <w:t xml:space="preserve">3.3.1 Cấu trúc mảng thành phần </w:t>
+      </w:r>
+    </w:p>
+    <w:p>
+      <w:pPr>
+        <w:rPr>
+          <w:rFonts w:ascii="Times New Roman" w:eastAsia="Times New Roman" w:hAnsi="Times New Roman" w:cs="Times New Roman"/>
+          <w:sz w:val="26"/>
+          <w:szCs w:val="26"/>
+        </w:rPr>
+      </w:pPr>
+      <w:r>
+        <w:rPr>
+          <w:rFonts w:ascii="Times New Roman" w:eastAsia="Times New Roman" w:hAnsi="Times New Roman" w:cs="Times New Roman"/>
+          <w:sz w:val="26"/>
+          <w:szCs w:val="26"/>
+        </w:rPr>
         <w:lastRenderedPageBreak/>
-        <w:t xml:space="preserve">3.3 Thiết kế Sparse Set </w:t>
-      </w:r>
-    </w:p>
-    <w:p>
-      <w:pPr>
-        <w:rPr>
-          <w:rFonts w:ascii="Times New Roman" w:eastAsia="Times New Roman" w:hAnsi="Times New Roman" w:cs="Times New Roman"/>
-          <w:sz w:val="26"/>
-          <w:szCs w:val="26"/>
-        </w:rPr>
-      </w:pPr>
-      <w:r>
-        <w:rPr>
-          <w:rFonts w:ascii="Times New Roman" w:eastAsia="Times New Roman" w:hAnsi="Times New Roman" w:cs="Times New Roman"/>
-          <w:sz w:val="26"/>
-          <w:szCs w:val="26"/>
-        </w:rPr>
-        <w:t xml:space="preserve">3.3.1 Cấu trúc mảng thành phần </w:t>
-      </w:r>
-    </w:p>
-    <w:p>
-      <w:pPr>
-        <w:rPr>
-          <w:rFonts w:ascii="Times New Roman" w:eastAsia="Times New Roman" w:hAnsi="Times New Roman" w:cs="Times New Roman"/>
-          <w:sz w:val="26"/>
-          <w:szCs w:val="26"/>
-        </w:rPr>
-      </w:pPr>
-      <w:r>
-        <w:rPr>
-          <w:rFonts w:ascii="Times New Roman" w:eastAsia="Times New Roman" w:hAnsi="Times New Roman" w:cs="Times New Roman"/>
-          <w:sz w:val="26"/>
-          <w:szCs w:val="26"/>
-        </w:rPr>
         <w:t xml:space="preserve">3.3.2 Thiết kế các thuật toán cốt lõi </w:t>
       </w:r>
     </w:p>
@@ -1359,13 +2011,17 @@
       <w:pPr>
         <w:rPr>
           <w:rFonts w:ascii="Times New Roman" w:eastAsia="Times New Roman" w:hAnsi="Times New Roman" w:cs="Times New Roman"/>
-          <w:sz w:val="26"/>
-          <w:szCs w:val="26"/>
-        </w:rPr>
-      </w:pPr>
-      <w:r>
-        <w:rPr>
-          <w:rFonts w:ascii="Times New Roman" w:eastAsia="Times New Roman" w:hAnsi="Times New Roman" w:cs="Times New Roman"/>
+          <w:b/>
+          <w:bCs/>
+          <w:sz w:val="26"/>
+          <w:szCs w:val="26"/>
+        </w:rPr>
+      </w:pPr>
+      <w:r>
+        <w:rPr>
+          <w:rFonts w:ascii="Times New Roman" w:eastAsia="Times New Roman" w:hAnsi="Times New Roman" w:cs="Times New Roman"/>
+          <w:b/>
+          <w:bCs/>
           <w:sz w:val="26"/>
           <w:szCs w:val="26"/>
         </w:rPr>
@@ -1665,13 +2321,17 @@
       <w:pPr>
         <w:rPr>
           <w:rFonts w:ascii="Times New Roman" w:eastAsia="Times New Roman" w:hAnsi="Times New Roman" w:cs="Times New Roman"/>
-          <w:sz w:val="26"/>
-          <w:szCs w:val="26"/>
-        </w:rPr>
-      </w:pPr>
-      <w:r>
-        <w:rPr>
-          <w:rFonts w:ascii="Times New Roman" w:eastAsia="Times New Roman" w:hAnsi="Times New Roman" w:cs="Times New Roman"/>
+          <w:b/>
+          <w:bCs/>
+          <w:sz w:val="26"/>
+          <w:szCs w:val="26"/>
+        </w:rPr>
+      </w:pPr>
+      <w:r>
+        <w:rPr>
+          <w:rFonts w:ascii="Times New Roman" w:eastAsia="Times New Roman" w:hAnsi="Times New Roman" w:cs="Times New Roman"/>
+          <w:b/>
+          <w:bCs/>
           <w:sz w:val="26"/>
           <w:szCs w:val="26"/>
         </w:rPr>
@@ -1777,75 +2437,75 @@
           <w:sz w:val="26"/>
           <w:szCs w:val="26"/>
         </w:rPr>
+        <w:t xml:space="preserve">5.2.1 So sánh tốc độ add/remove/iterate vs std::unordered_map </w:t>
+      </w:r>
+    </w:p>
+    <w:p>
+      <w:pPr>
+        <w:rPr>
+          <w:rFonts w:ascii="Times New Roman" w:eastAsia="Times New Roman" w:hAnsi="Times New Roman" w:cs="Times New Roman"/>
+          <w:sz w:val="26"/>
+          <w:szCs w:val="26"/>
+        </w:rPr>
+      </w:pPr>
+      <w:r>
+        <w:rPr>
+          <w:rFonts w:ascii="Times New Roman" w:eastAsia="Times New Roman" w:hAnsi="Times New Roman" w:cs="Times New Roman"/>
+          <w:sz w:val="26"/>
+          <w:szCs w:val="26"/>
+        </w:rPr>
+        <w:t xml:space="preserve">5.2.2 Kết quả : bảng + biểu đồ so sánh </w:t>
+      </w:r>
+    </w:p>
+    <w:p>
+      <w:pPr>
+        <w:rPr>
+          <w:rFonts w:ascii="Times New Roman" w:eastAsia="Times New Roman" w:hAnsi="Times New Roman" w:cs="Times New Roman"/>
+          <w:sz w:val="26"/>
+          <w:szCs w:val="26"/>
+        </w:rPr>
+      </w:pPr>
+      <w:r>
+        <w:rPr>
+          <w:rFonts w:ascii="Times New Roman" w:eastAsia="Times New Roman" w:hAnsi="Times New Roman" w:cs="Times New Roman"/>
+          <w:sz w:val="26"/>
+          <w:szCs w:val="26"/>
+        </w:rPr>
+        <w:t xml:space="preserve">5.3 Đánh giá FSM </w:t>
+      </w:r>
+    </w:p>
+    <w:p>
+      <w:pPr>
+        <w:rPr>
+          <w:rFonts w:ascii="Times New Roman" w:eastAsia="Times New Roman" w:hAnsi="Times New Roman" w:cs="Times New Roman"/>
+          <w:sz w:val="26"/>
+          <w:szCs w:val="26"/>
+        </w:rPr>
+      </w:pPr>
+      <w:r>
+        <w:rPr>
+          <w:rFonts w:ascii="Times New Roman" w:eastAsia="Times New Roman" w:hAnsi="Times New Roman" w:cs="Times New Roman"/>
+          <w:sz w:val="26"/>
+          <w:szCs w:val="26"/>
+        </w:rPr>
+        <w:t xml:space="preserve">5.3.1 Ưu điểm </w:t>
+      </w:r>
+    </w:p>
+    <w:p>
+      <w:pPr>
+        <w:rPr>
+          <w:rFonts w:ascii="Times New Roman" w:eastAsia="Times New Roman" w:hAnsi="Times New Roman" w:cs="Times New Roman"/>
+          <w:sz w:val="26"/>
+          <w:szCs w:val="26"/>
+        </w:rPr>
+      </w:pPr>
+      <w:r>
+        <w:rPr>
+          <w:rFonts w:ascii="Times New Roman" w:eastAsia="Times New Roman" w:hAnsi="Times New Roman" w:cs="Times New Roman"/>
+          <w:sz w:val="26"/>
+          <w:szCs w:val="26"/>
+        </w:rPr>
         <w:lastRenderedPageBreak/>
-        <w:t xml:space="preserve">5.2.1 So sánh tốc độ add/remove/iterate vs std::unordered_map </w:t>
-      </w:r>
-    </w:p>
-    <w:p>
-      <w:pPr>
-        <w:rPr>
-          <w:rFonts w:ascii="Times New Roman" w:eastAsia="Times New Roman" w:hAnsi="Times New Roman" w:cs="Times New Roman"/>
-          <w:sz w:val="26"/>
-          <w:szCs w:val="26"/>
-        </w:rPr>
-      </w:pPr>
-      <w:r>
-        <w:rPr>
-          <w:rFonts w:ascii="Times New Roman" w:eastAsia="Times New Roman" w:hAnsi="Times New Roman" w:cs="Times New Roman"/>
-          <w:sz w:val="26"/>
-          <w:szCs w:val="26"/>
-        </w:rPr>
-        <w:t xml:space="preserve">5.2.2 Kết quả : bảng + biểu đồ so sánh </w:t>
-      </w:r>
-    </w:p>
-    <w:p>
-      <w:pPr>
-        <w:rPr>
-          <w:rFonts w:ascii="Times New Roman" w:eastAsia="Times New Roman" w:hAnsi="Times New Roman" w:cs="Times New Roman"/>
-          <w:sz w:val="26"/>
-          <w:szCs w:val="26"/>
-        </w:rPr>
-      </w:pPr>
-      <w:r>
-        <w:rPr>
-          <w:rFonts w:ascii="Times New Roman" w:eastAsia="Times New Roman" w:hAnsi="Times New Roman" w:cs="Times New Roman"/>
-          <w:sz w:val="26"/>
-          <w:szCs w:val="26"/>
-        </w:rPr>
-        <w:t xml:space="preserve">5.3 Đánh giá FSM </w:t>
-      </w:r>
-    </w:p>
-    <w:p>
-      <w:pPr>
-        <w:rPr>
-          <w:rFonts w:ascii="Times New Roman" w:eastAsia="Times New Roman" w:hAnsi="Times New Roman" w:cs="Times New Roman"/>
-          <w:sz w:val="26"/>
-          <w:szCs w:val="26"/>
-        </w:rPr>
-      </w:pPr>
-      <w:r>
-        <w:rPr>
-          <w:rFonts w:ascii="Times New Roman" w:eastAsia="Times New Roman" w:hAnsi="Times New Roman" w:cs="Times New Roman"/>
-          <w:sz w:val="26"/>
-          <w:szCs w:val="26"/>
-        </w:rPr>
-        <w:t xml:space="preserve">5.3.1 Ưu điểm </w:t>
-      </w:r>
-    </w:p>
-    <w:p>
-      <w:pPr>
-        <w:rPr>
-          <w:rFonts w:ascii="Times New Roman" w:eastAsia="Times New Roman" w:hAnsi="Times New Roman" w:cs="Times New Roman"/>
-          <w:sz w:val="26"/>
-          <w:szCs w:val="26"/>
-        </w:rPr>
-      </w:pPr>
-      <w:r>
-        <w:rPr>
-          <w:rFonts w:ascii="Times New Roman" w:eastAsia="Times New Roman" w:hAnsi="Times New Roman" w:cs="Times New Roman"/>
-          <w:sz w:val="26"/>
-          <w:szCs w:val="26"/>
-        </w:rPr>
         <w:t xml:space="preserve">5.3.2 Nhược điểm khi số trạng thái nhảy vọt </w:t>
       </w:r>
     </w:p>
@@ -1904,13 +2564,17 @@
       <w:pPr>
         <w:rPr>
           <w:rFonts w:ascii="Times New Roman" w:eastAsia="Times New Roman" w:hAnsi="Times New Roman" w:cs="Times New Roman"/>
-          <w:sz w:val="26"/>
-          <w:szCs w:val="26"/>
-        </w:rPr>
-      </w:pPr>
-      <w:r>
-        <w:rPr>
-          <w:rFonts w:ascii="Times New Roman" w:eastAsia="Times New Roman" w:hAnsi="Times New Roman" w:cs="Times New Roman"/>
+          <w:b/>
+          <w:bCs/>
+          <w:sz w:val="26"/>
+          <w:szCs w:val="26"/>
+        </w:rPr>
+      </w:pPr>
+      <w:r>
+        <w:rPr>
+          <w:rFonts w:ascii="Times New Roman" w:eastAsia="Times New Roman" w:hAnsi="Times New Roman" w:cs="Times New Roman"/>
+          <w:b/>
+          <w:bCs/>
           <w:sz w:val="26"/>
           <w:szCs w:val="26"/>
         </w:rPr>
@@ -2228,9 +2892,67 @@
           <w:szCs w:val="26"/>
         </w:rPr>
       </w:pPr>
-      <w:r>
-        <w:rPr>
-          <w:rFonts w:ascii="Times New Roman" w:eastAsia="Times New Roman" w:hAnsi="Times New Roman" w:cs="Times New Roman"/>
+    </w:p>
+    <w:p>
+      <w:pPr>
+        <w:rPr>
+          <w:rFonts w:ascii="Times New Roman" w:eastAsia="Times New Roman" w:hAnsi="Times New Roman" w:cs="Times New Roman"/>
+          <w:sz w:val="26"/>
+          <w:szCs w:val="26"/>
+        </w:rPr>
+      </w:pPr>
+    </w:p>
+    <w:p>
+      <w:pPr>
+        <w:rPr>
+          <w:rFonts w:ascii="Times New Roman" w:eastAsia="Times New Roman" w:hAnsi="Times New Roman" w:cs="Times New Roman"/>
+          <w:sz w:val="26"/>
+          <w:szCs w:val="26"/>
+        </w:rPr>
+      </w:pPr>
+    </w:p>
+    <w:p>
+      <w:pPr>
+        <w:rPr>
+          <w:rFonts w:ascii="Times New Roman" w:eastAsia="Times New Roman" w:hAnsi="Times New Roman" w:cs="Times New Roman"/>
+          <w:sz w:val="26"/>
+          <w:szCs w:val="26"/>
+        </w:rPr>
+      </w:pPr>
+    </w:p>
+    <w:p>
+      <w:pPr>
+        <w:rPr>
+          <w:rFonts w:ascii="Times New Roman" w:eastAsia="Times New Roman" w:hAnsi="Times New Roman" w:cs="Times New Roman"/>
+          <w:sz w:val="26"/>
+          <w:szCs w:val="26"/>
+        </w:rPr>
+      </w:pPr>
+    </w:p>
+    <w:p>
+      <w:pPr>
+        <w:rPr>
+          <w:rFonts w:ascii="Times New Roman" w:eastAsia="Times New Roman" w:hAnsi="Times New Roman" w:cs="Times New Roman"/>
+          <w:sz w:val="26"/>
+          <w:szCs w:val="26"/>
+        </w:rPr>
+      </w:pPr>
+    </w:p>
+    <w:p>
+      <w:pPr>
+        <w:rPr>
+          <w:rFonts w:ascii="Times New Roman" w:eastAsia="Times New Roman" w:hAnsi="Times New Roman" w:cs="Times New Roman"/>
+          <w:b/>
+          <w:bCs/>
+          <w:sz w:val="26"/>
+          <w:szCs w:val="26"/>
+        </w:rPr>
+      </w:pPr>
+      <w:r>
+        <w:rPr>
+          <w:rFonts w:ascii="Times New Roman" w:eastAsia="Times New Roman" w:hAnsi="Times New Roman" w:cs="Times New Roman"/>
+          <w:b/>
+          <w:bCs/>
           <w:sz w:val="26"/>
           <w:szCs w:val="26"/>
         </w:rPr>
@@ -2352,6 +3074,33 @@
           <w:szCs w:val="26"/>
         </w:rPr>
       </w:pPr>
+    </w:p>
+    <w:p>
+      <w:pPr>
+        <w:rPr>
+          <w:rFonts w:ascii="Times New Roman" w:eastAsia="Times New Roman" w:hAnsi="Times New Roman" w:cs="Times New Roman"/>
+          <w:sz w:val="26"/>
+          <w:szCs w:val="26"/>
+        </w:rPr>
+      </w:pPr>
+    </w:p>
+    <w:p>
+      <w:pPr>
+        <w:rPr>
+          <w:rFonts w:ascii="Times New Roman" w:eastAsia="Times New Roman" w:hAnsi="Times New Roman" w:cs="Times New Roman"/>
+          <w:sz w:val="26"/>
+          <w:szCs w:val="26"/>
+        </w:rPr>
+      </w:pPr>
+    </w:p>
+    <w:p>
+      <w:pPr>
+        <w:rPr>
+          <w:rFonts w:ascii="Times New Roman" w:eastAsia="Times New Roman" w:hAnsi="Times New Roman" w:cs="Times New Roman"/>
+          <w:sz w:val="26"/>
+          <w:szCs w:val="26"/>
+        </w:rPr>
+      </w:pPr>
       <w:r>
         <w:rPr>
           <w:rFonts w:ascii="Times New Roman" w:eastAsia="Times New Roman" w:hAnsi="Times New Roman" w:cs="Times New Roman"/>
@@ -2375,7 +3124,55 @@
           <w:szCs w:val="26"/>
         </w:rPr>
         <w:tab/>
-        <w:t xml:space="preserve">Hà nội , ngày    tháng     năm </w:t>
+        <w:t xml:space="preserve">Hà </w:t>
+      </w:r>
+      <w:r>
+        <w:rPr>
+          <w:rFonts w:ascii="Times New Roman" w:eastAsia="Times New Roman" w:hAnsi="Times New Roman" w:cs="Times New Roman"/>
+          <w:sz w:val="26"/>
+          <w:szCs w:val="26"/>
+        </w:rPr>
+        <w:t>N</w:t>
+      </w:r>
+      <w:r>
+        <w:rPr>
+          <w:rFonts w:ascii="Times New Roman" w:eastAsia="Times New Roman" w:hAnsi="Times New Roman" w:cs="Times New Roman"/>
+          <w:sz w:val="26"/>
+          <w:szCs w:val="26"/>
+        </w:rPr>
+        <w:t xml:space="preserve">ội , ngày  </w:t>
+      </w:r>
+      <w:r>
+        <w:rPr>
+          <w:rFonts w:ascii="Times New Roman" w:eastAsia="Times New Roman" w:hAnsi="Times New Roman" w:cs="Times New Roman"/>
+          <w:sz w:val="26"/>
+          <w:szCs w:val="26"/>
+        </w:rPr>
+        <w:t xml:space="preserve"> </w:t>
+      </w:r>
+      <w:r>
+        <w:rPr>
+          <w:rFonts w:ascii="Times New Roman" w:eastAsia="Times New Roman" w:hAnsi="Times New Roman" w:cs="Times New Roman"/>
+          <w:sz w:val="26"/>
+          <w:szCs w:val="26"/>
+        </w:rPr>
+        <w:t xml:space="preserve">  tháng </w:t>
+      </w:r>
+      <w:r>
+        <w:rPr>
+          <w:rFonts w:ascii="Times New Roman" w:eastAsia="Times New Roman" w:hAnsi="Times New Roman" w:cs="Times New Roman"/>
+          <w:sz w:val="26"/>
+          <w:szCs w:val="26"/>
+        </w:rPr>
+        <w:t xml:space="preserve"> </w:t>
+      </w:r>
+      <w:r>
+        <w:rPr>
+          <w:rFonts w:ascii="Times New Roman" w:eastAsia="Times New Roman" w:hAnsi="Times New Roman" w:cs="Times New Roman"/>
+          <w:sz w:val="26"/>
+          <w:szCs w:val="26"/>
+        </w:rPr>
+        <w:t xml:space="preserve">    năm </w:t>
       </w:r>
     </w:p>
     <w:p>
@@ -2716,13 +3513,17 @@
       <w:pPr>
         <w:rPr>
           <w:rFonts w:ascii="Times New Roman" w:eastAsia="Times New Roman" w:hAnsi="Times New Roman" w:cs="Times New Roman"/>
-          <w:sz w:val="26"/>
-          <w:szCs w:val="26"/>
-        </w:rPr>
-      </w:pPr>
-      <w:r>
-        <w:rPr>
-          <w:rFonts w:ascii="Times New Roman" w:eastAsia="Times New Roman" w:hAnsi="Times New Roman" w:cs="Times New Roman"/>
+          <w:b/>
+          <w:bCs/>
+          <w:sz w:val="26"/>
+          <w:szCs w:val="26"/>
+        </w:rPr>
+      </w:pPr>
+      <w:r>
+        <w:rPr>
+          <w:rFonts w:ascii="Times New Roman" w:eastAsia="Times New Roman" w:hAnsi="Times New Roman" w:cs="Times New Roman"/>
+          <w:b/>
+          <w:bCs/>
           <w:sz w:val="26"/>
           <w:szCs w:val="26"/>
         </w:rPr>
@@ -2768,13 +3569,17 @@
       <w:pPr>
         <w:rPr>
           <w:rFonts w:ascii="Times New Roman" w:eastAsia="Times New Roman" w:hAnsi="Times New Roman" w:cs="Times New Roman"/>
-          <w:sz w:val="26"/>
-          <w:szCs w:val="26"/>
-        </w:rPr>
-      </w:pPr>
-      <w:r>
-        <w:rPr>
-          <w:rFonts w:ascii="Times New Roman" w:eastAsia="Times New Roman" w:hAnsi="Times New Roman" w:cs="Times New Roman"/>
+          <w:b/>
+          <w:bCs/>
+          <w:sz w:val="26"/>
+          <w:szCs w:val="26"/>
+        </w:rPr>
+      </w:pPr>
+      <w:r>
+        <w:rPr>
+          <w:rFonts w:ascii="Times New Roman" w:eastAsia="Times New Roman" w:hAnsi="Times New Roman" w:cs="Times New Roman"/>
+          <w:b/>
+          <w:bCs/>
           <w:sz w:val="26"/>
           <w:szCs w:val="26"/>
         </w:rPr>
@@ -3512,9 +4317,22 @@
           <w:szCs w:val="26"/>
         </w:rPr>
       </w:pPr>
-      <w:r>
-        <w:rPr>
-          <w:rFonts w:ascii="Times New Roman" w:eastAsia="Times New Roman" w:hAnsi="Times New Roman" w:cs="Times New Roman"/>
+    </w:p>
+    <w:p>
+      <w:pPr>
+        <w:rPr>
+          <w:rFonts w:ascii="Times New Roman" w:eastAsia="Times New Roman" w:hAnsi="Times New Roman" w:cs="Times New Roman"/>
+          <w:b/>
+          <w:bCs/>
+          <w:sz w:val="26"/>
+          <w:szCs w:val="26"/>
+        </w:rPr>
+      </w:pPr>
+      <w:r>
+        <w:rPr>
+          <w:rFonts w:ascii="Times New Roman" w:eastAsia="Times New Roman" w:hAnsi="Times New Roman" w:cs="Times New Roman"/>
+          <w:b/>
+          <w:bCs/>
           <w:sz w:val="26"/>
           <w:szCs w:val="26"/>
         </w:rPr>
@@ -3535,13 +4353,17 @@
       <w:pPr>
         <w:rPr>
           <w:rFonts w:ascii="Times New Roman" w:eastAsia="Times New Roman" w:hAnsi="Times New Roman" w:cs="Times New Roman"/>
-          <w:sz w:val="26"/>
-          <w:szCs w:val="26"/>
-        </w:rPr>
-      </w:pPr>
-      <w:r>
-        <w:rPr>
-          <w:rFonts w:ascii="Times New Roman" w:eastAsia="Times New Roman" w:hAnsi="Times New Roman" w:cs="Times New Roman"/>
+          <w:b/>
+          <w:bCs/>
+          <w:sz w:val="26"/>
+          <w:szCs w:val="26"/>
+        </w:rPr>
+      </w:pPr>
+      <w:r>
+        <w:rPr>
+          <w:rFonts w:ascii="Times New Roman" w:eastAsia="Times New Roman" w:hAnsi="Times New Roman" w:cs="Times New Roman"/>
+          <w:b/>
+          <w:bCs/>
           <w:sz w:val="26"/>
           <w:szCs w:val="26"/>
         </w:rPr>
@@ -3682,6 +4504,7 @@
     </w:p>
     <w:p>
       <w:pPr>
+        <w:pStyle w:val="ListParagraph"/>
         <w:numPr>
           <w:ilvl w:val="0"/>
           <w:numId w:val="20"/>
@@ -3774,13 +4597,17 @@
       <w:pPr>
         <w:rPr>
           <w:rFonts w:ascii="Times New Roman" w:eastAsia="Times New Roman" w:hAnsi="Times New Roman" w:cs="Times New Roman"/>
-          <w:sz w:val="26"/>
-          <w:szCs w:val="26"/>
-        </w:rPr>
-      </w:pPr>
-      <w:r>
-        <w:rPr>
-          <w:rFonts w:ascii="Times New Roman" w:eastAsia="Times New Roman" w:hAnsi="Times New Roman" w:cs="Times New Roman"/>
+          <w:b/>
+          <w:bCs/>
+          <w:sz w:val="26"/>
+          <w:szCs w:val="26"/>
+        </w:rPr>
+      </w:pPr>
+      <w:r>
+        <w:rPr>
+          <w:rFonts w:ascii="Times New Roman" w:eastAsia="Times New Roman" w:hAnsi="Times New Roman" w:cs="Times New Roman"/>
+          <w:b/>
+          <w:bCs/>
           <w:sz w:val="26"/>
           <w:szCs w:val="26"/>
         </w:rPr>
@@ -3823,7 +4650,7 @@
           <w:sz w:val="26"/>
           <w:szCs w:val="26"/>
         </w:rPr>
-        <w:t xml:space="preserve">Xây dựng thành công lõi Engine: Tự cài đặt bằng C++ một hệ thống core ECS hoàn chỉnh gồm EntityManager, ComponentManager và SystemManager. Đảm </w:t>
+        <w:t xml:space="preserve">Xây dựng thành công lõi Engine: Tự cài đặt bằng C++ một hệ thống core ECS hoàn chỉnh gồm EntityManager, ComponentManager và SystemManager. Đảm bảo hệ thống quản lý, cấp phát ID thực thể và lưu trữ component trên bộ nhớ </w:t>
       </w:r>
       <w:r>
         <w:rPr>
@@ -3832,7 +4659,7 @@
           <w:szCs w:val="26"/>
         </w:rPr>
         <w:lastRenderedPageBreak/>
-        <w:t>bảo hệ thống quản lý, cấp phát ID thực thể và lưu trữ component trên bộ nhớ phẳng một cách độc lập, không bị phụ thuộc vào các thư viện framework có sẵn.</w:t>
+        <w:t>phẳng một cách độc lập, không bị phụ thuộc vào các thư viện framework có sẵn.</w:t>
       </w:r>
     </w:p>
     <w:p>
@@ -3924,13 +4751,17 @@
       <w:pPr>
         <w:rPr>
           <w:rFonts w:ascii="Times New Roman" w:eastAsia="Times New Roman" w:hAnsi="Times New Roman" w:cs="Times New Roman"/>
-          <w:sz w:val="26"/>
-          <w:szCs w:val="26"/>
-        </w:rPr>
-      </w:pPr>
-      <w:r>
-        <w:rPr>
-          <w:rFonts w:ascii="Times New Roman" w:eastAsia="Times New Roman" w:hAnsi="Times New Roman" w:cs="Times New Roman"/>
+          <w:b/>
+          <w:bCs/>
+          <w:sz w:val="26"/>
+          <w:szCs w:val="26"/>
+        </w:rPr>
+      </w:pPr>
+      <w:r>
+        <w:rPr>
+          <w:rFonts w:ascii="Times New Roman" w:eastAsia="Times New Roman" w:hAnsi="Times New Roman" w:cs="Times New Roman"/>
+          <w:b/>
+          <w:bCs/>
           <w:sz w:val="26"/>
           <w:szCs w:val="26"/>
         </w:rPr>
@@ -4045,6 +4876,28 @@
       <w:pPr>
         <w:rPr>
           <w:rFonts w:ascii="Times New Roman" w:eastAsia="Times New Roman" w:hAnsi="Times New Roman" w:cs="Times New Roman"/>
+          <w:b/>
+          <w:bCs/>
+          <w:sz w:val="26"/>
+          <w:szCs w:val="26"/>
+        </w:rPr>
+      </w:pPr>
+      <w:r>
+        <w:rPr>
+          <w:rFonts w:ascii="Times New Roman" w:eastAsia="Times New Roman" w:hAnsi="Times New Roman" w:cs="Times New Roman"/>
+          <w:b/>
+          <w:bCs/>
+          <w:sz w:val="26"/>
+          <w:szCs w:val="26"/>
+        </w:rPr>
+        <w:t xml:space="preserve">1.4 Công nghệ sử dụng </w:t>
+      </w:r>
+    </w:p>
+    <w:p>
+      <w:pPr>
+        <w:spacing w:before="240" w:after="240"/>
+        <w:rPr>
+          <w:rFonts w:ascii="Times New Roman" w:eastAsia="Times New Roman" w:hAnsi="Times New Roman" w:cs="Times New Roman"/>
           <w:sz w:val="26"/>
           <w:szCs w:val="26"/>
         </w:rPr>
@@ -4056,24 +4909,6 @@
           <w:szCs w:val="26"/>
         </w:rPr>
         <w:lastRenderedPageBreak/>
-        <w:t xml:space="preserve">1.4 Công nghệ sử dụng </w:t>
-      </w:r>
-    </w:p>
-    <w:p>
-      <w:pPr>
-        <w:spacing w:before="240" w:after="240"/>
-        <w:rPr>
-          <w:rFonts w:ascii="Times New Roman" w:eastAsia="Times New Roman" w:hAnsi="Times New Roman" w:cs="Times New Roman"/>
-          <w:sz w:val="26"/>
-          <w:szCs w:val="26"/>
-        </w:rPr>
-      </w:pPr>
-      <w:r>
-        <w:rPr>
-          <w:rFonts w:ascii="Times New Roman" w:eastAsia="Times New Roman" w:hAnsi="Times New Roman" w:cs="Times New Roman"/>
-          <w:sz w:val="26"/>
-          <w:szCs w:val="26"/>
-        </w:rPr>
         <w:t>Để hiện thực hóa các mục tiêu thiết kế hướng dữ liệu và tối ưu hóa hiệu năng, đề tài lựa chọn bộ công cụ và công nghệ phát triển tối giản, đi sâu vào kiểm soát phần cứng bao gồm:</w:t>
       </w:r>
     </w:p>
@@ -4245,24 +5080,48 @@
     </w:p>
     <w:p>
       <w:pPr>
-        <w:rPr>
-          <w:rFonts w:ascii="Times New Roman" w:eastAsia="Times New Roman" w:hAnsi="Times New Roman" w:cs="Times New Roman"/>
-          <w:sz w:val="26"/>
-          <w:szCs w:val="26"/>
-        </w:rPr>
-      </w:pPr>
-    </w:p>
-    <w:p>
-      <w:pPr>
-        <w:rPr>
-          <w:rFonts w:ascii="Times New Roman" w:eastAsia="Times New Roman" w:hAnsi="Times New Roman" w:cs="Times New Roman"/>
-          <w:sz w:val="26"/>
-          <w:szCs w:val="26"/>
-        </w:rPr>
-      </w:pPr>
-      <w:r>
-        <w:rPr>
-          <w:rFonts w:ascii="Times New Roman" w:eastAsia="Times New Roman" w:hAnsi="Times New Roman" w:cs="Times New Roman"/>
+        <w:spacing w:before="240" w:after="240"/>
+        <w:rPr>
+          <w:rFonts w:ascii="Times New Roman" w:eastAsia="Times New Roman" w:hAnsi="Times New Roman" w:cs="Times New Roman"/>
+          <w:sz w:val="26"/>
+          <w:szCs w:val="26"/>
+        </w:rPr>
+      </w:pPr>
+    </w:p>
+    <w:p>
+      <w:pPr>
+        <w:spacing w:before="240" w:after="240"/>
+        <w:rPr>
+          <w:rFonts w:ascii="Times New Roman" w:eastAsia="Times New Roman" w:hAnsi="Times New Roman" w:cs="Times New Roman"/>
+          <w:sz w:val="26"/>
+          <w:szCs w:val="26"/>
+        </w:rPr>
+      </w:pPr>
+    </w:p>
+    <w:p>
+      <w:pPr>
+        <w:rPr>
+          <w:rFonts w:ascii="Times New Roman" w:eastAsia="Times New Roman" w:hAnsi="Times New Roman" w:cs="Times New Roman"/>
+          <w:sz w:val="26"/>
+          <w:szCs w:val="26"/>
+        </w:rPr>
+      </w:pPr>
+    </w:p>
+    <w:p>
+      <w:pPr>
+        <w:rPr>
+          <w:rFonts w:ascii="Times New Roman" w:eastAsia="Times New Roman" w:hAnsi="Times New Roman" w:cs="Times New Roman"/>
+          <w:b/>
+          <w:bCs/>
+          <w:sz w:val="26"/>
+          <w:szCs w:val="26"/>
+        </w:rPr>
+      </w:pPr>
+      <w:r>
+        <w:rPr>
+          <w:rFonts w:ascii="Times New Roman" w:eastAsia="Times New Roman" w:hAnsi="Times New Roman" w:cs="Times New Roman"/>
+          <w:b/>
+          <w:bCs/>
           <w:sz w:val="26"/>
           <w:szCs w:val="26"/>
         </w:rPr>
@@ -4283,13 +5142,17 @@
       <w:pPr>
         <w:rPr>
           <w:rFonts w:ascii="Times New Roman" w:eastAsia="Times New Roman" w:hAnsi="Times New Roman" w:cs="Times New Roman"/>
-          <w:sz w:val="26"/>
-          <w:szCs w:val="26"/>
-        </w:rPr>
-      </w:pPr>
-      <w:r>
-        <w:rPr>
-          <w:rFonts w:ascii="Times New Roman" w:eastAsia="Times New Roman" w:hAnsi="Times New Roman" w:cs="Times New Roman"/>
+          <w:b/>
+          <w:bCs/>
+          <w:sz w:val="26"/>
+          <w:szCs w:val="26"/>
+        </w:rPr>
+      </w:pPr>
+      <w:r>
+        <w:rPr>
+          <w:rFonts w:ascii="Times New Roman" w:eastAsia="Times New Roman" w:hAnsi="Times New Roman" w:cs="Times New Roman"/>
+          <w:b/>
+          <w:bCs/>
           <w:sz w:val="26"/>
           <w:szCs w:val="26"/>
         </w:rPr>
@@ -4326,13 +5189,17 @@
       <w:pPr>
         <w:rPr>
           <w:rFonts w:ascii="Times New Roman" w:eastAsia="Times New Roman" w:hAnsi="Times New Roman" w:cs="Times New Roman"/>
-          <w:sz w:val="26"/>
-          <w:szCs w:val="26"/>
-        </w:rPr>
-      </w:pPr>
-      <w:r>
-        <w:rPr>
-          <w:rFonts w:ascii="Times New Roman" w:eastAsia="Times New Roman" w:hAnsi="Times New Roman" w:cs="Times New Roman"/>
+          <w:b/>
+          <w:bCs/>
+          <w:sz w:val="26"/>
+          <w:szCs w:val="26"/>
+        </w:rPr>
+      </w:pPr>
+      <w:r>
+        <w:rPr>
+          <w:rFonts w:ascii="Times New Roman" w:eastAsia="Times New Roman" w:hAnsi="Times New Roman" w:cs="Times New Roman"/>
+          <w:b/>
+          <w:bCs/>
           <w:sz w:val="26"/>
           <w:szCs w:val="26"/>
         </w:rPr>
@@ -4476,32 +5343,28 @@
           <w:sz w:val="26"/>
           <w:szCs w:val="26"/>
         </w:rPr>
-        <w:t xml:space="preserve">Tỷ lệ Cache Miss cao: Khi vòng lặp game duyệt qua danh sách các đối tượng để cập nhật logic (ví dụ: cập nhật vị trí), CPU sẽ cố gắng nạp dữ liệu từ RAM vào bộ nhớ đệm. Vì dữ liệu nằm rải rác không liên tục, CPU liên tục gặp hiện </w:t>
-      </w:r>
-      <w:r>
-        <w:rPr>
-          <w:rFonts w:ascii="Times New Roman" w:eastAsia="Times New Roman" w:hAnsi="Times New Roman" w:cs="Times New Roman"/>
+        <w:t>Tỷ lệ Cache Miss cao: Khi vòng lặp game duyệt qua danh sách các đối tượng để cập nhật logic (ví dụ: cập nhật vị trí), CPU sẽ cố gắng nạp dữ liệu từ RAM vào bộ nhớ đệm. Vì dữ liệu nằm rải rác không liên tục, CPU liên tục gặp hiện tượng trượt bộ nhớ đệm. Mỗi lần Cache Miss, CPU phải dừng chu kỳ xử lý để chờ nạp dữ liệu từ RAM, gây lãng phí xung nhịp nghiêm trọng.</w:t>
+      </w:r>
+    </w:p>
+    <w:p>
+      <w:pPr>
+        <w:rPr>
+          <w:rFonts w:ascii="Times New Roman" w:eastAsia="Times New Roman" w:hAnsi="Times New Roman" w:cs="Times New Roman"/>
+          <w:b/>
+          <w:bCs/>
+          <w:sz w:val="26"/>
+          <w:szCs w:val="26"/>
+        </w:rPr>
+      </w:pPr>
+      <w:r>
+        <w:rPr>
+          <w:rFonts w:ascii="Times New Roman" w:eastAsia="Times New Roman" w:hAnsi="Times New Roman" w:cs="Times New Roman"/>
+          <w:b/>
+          <w:bCs/>
           <w:sz w:val="26"/>
           <w:szCs w:val="26"/>
         </w:rPr>
         <w:lastRenderedPageBreak/>
-        <w:t>tượng trượt bộ nhớ đệm. Mỗi lần Cache Miss, CPU phải dừng chu kỳ xử lý để chờ nạp dữ liệu từ RAM, gây lãng phí xung nhịp nghiêm trọng.</w:t>
-      </w:r>
-    </w:p>
-    <w:p>
-      <w:pPr>
-        <w:rPr>
-          <w:rFonts w:ascii="Times New Roman" w:eastAsia="Times New Roman" w:hAnsi="Times New Roman" w:cs="Times New Roman"/>
-          <w:sz w:val="26"/>
-          <w:szCs w:val="26"/>
-        </w:rPr>
-      </w:pPr>
-      <w:r>
-        <w:rPr>
-          <w:rFonts w:ascii="Times New Roman" w:eastAsia="Times New Roman" w:hAnsi="Times New Roman" w:cs="Times New Roman"/>
-          <w:sz w:val="26"/>
-          <w:szCs w:val="26"/>
-        </w:rPr>
         <w:t xml:space="preserve">2.1.2 Data-Oriented Design </w:t>
       </w:r>
     </w:p>
@@ -4606,13 +5469,17 @@
       <w:pPr>
         <w:rPr>
           <w:rFonts w:ascii="Times New Roman" w:eastAsia="Times New Roman" w:hAnsi="Times New Roman" w:cs="Times New Roman"/>
-          <w:sz w:val="26"/>
-          <w:szCs w:val="26"/>
-        </w:rPr>
-      </w:pPr>
-      <w:r>
-        <w:rPr>
-          <w:rFonts w:ascii="Times New Roman" w:eastAsia="Times New Roman" w:hAnsi="Times New Roman" w:cs="Times New Roman"/>
+          <w:b/>
+          <w:bCs/>
+          <w:sz w:val="26"/>
+          <w:szCs w:val="26"/>
+        </w:rPr>
+      </w:pPr>
+      <w:r>
+        <w:rPr>
+          <w:rFonts w:ascii="Times New Roman" w:eastAsia="Times New Roman" w:hAnsi="Times New Roman" w:cs="Times New Roman"/>
+          <w:b/>
+          <w:bCs/>
           <w:sz w:val="26"/>
           <w:szCs w:val="26"/>
         </w:rPr>
@@ -4649,13 +5516,17 @@
       <w:pPr>
         <w:rPr>
           <w:rFonts w:ascii="Times New Roman" w:eastAsia="Times New Roman" w:hAnsi="Times New Roman" w:cs="Times New Roman"/>
-          <w:sz w:val="26"/>
-          <w:szCs w:val="26"/>
-        </w:rPr>
-      </w:pPr>
-      <w:r>
-        <w:rPr>
-          <w:rFonts w:ascii="Times New Roman" w:eastAsia="Times New Roman" w:hAnsi="Times New Roman" w:cs="Times New Roman"/>
+          <w:b/>
+          <w:bCs/>
+          <w:sz w:val="26"/>
+          <w:szCs w:val="26"/>
+        </w:rPr>
+      </w:pPr>
+      <w:r>
+        <w:rPr>
+          <w:rFonts w:ascii="Times New Roman" w:eastAsia="Times New Roman" w:hAnsi="Times New Roman" w:cs="Times New Roman"/>
+          <w:b/>
+          <w:bCs/>
           <w:sz w:val="26"/>
           <w:szCs w:val="26"/>
         </w:rPr>
@@ -4701,7 +5572,6 @@
           <w:sz w:val="26"/>
           <w:szCs w:val="26"/>
         </w:rPr>
-        <w:lastRenderedPageBreak/>
         <w:t>Component: Nơi lưu trữ dữ liệu thuần túy. Mỗi Component là một cấu trúc dữ liệu thô (Struct hoặc Class chỉ có thuộc tính, không có hàm xử lý logic). Ví dụ: TransformComponent chỉ chứa tọa độ (x, y), VelocityComponent chỉ chứa vận tốc (vx, vy), RenderComponent chỉ chứa ID của texture. Các Component cùng loại của các Entity khác nhau sẽ được lưu trữ tập trung và liên tiếp nhau trong các mảng phẳng trên bộ nhớ.</w:t>
       </w:r>
     </w:p>
@@ -4723,6 +5593,7 @@
           <w:sz w:val="26"/>
           <w:szCs w:val="26"/>
         </w:rPr>
+        <w:lastRenderedPageBreak/>
         <w:t>System (Hệ thống): Nơi tập trung toàn bộ mã nguồn xử lý logic. Các System hoàn toàn không có trạng thái dữ liệu riêng. Mỗi System chỉ quan tâm đến một nhóm các Entity sở hữu tập hợp các Component nhất định. Ví dụ: MovementSystem sẽ lọc ra tất cả các Entity nào có cả hai thành phần TransformComponent và VelocityComponent để tính toán cộng vận tốc vào vị trí, ngoài ra nó bỏ qua tất cả các thực thể khác.</w:t>
       </w:r>
     </w:p>
@@ -4739,13 +5610,17 @@
       <w:pPr>
         <w:rPr>
           <w:rFonts w:ascii="Times New Roman" w:eastAsia="Times New Roman" w:hAnsi="Times New Roman" w:cs="Times New Roman"/>
-          <w:sz w:val="26"/>
-          <w:szCs w:val="26"/>
-        </w:rPr>
-      </w:pPr>
-      <w:r>
-        <w:rPr>
-          <w:rFonts w:ascii="Times New Roman" w:eastAsia="Times New Roman" w:hAnsi="Times New Roman" w:cs="Times New Roman"/>
+          <w:b/>
+          <w:bCs/>
+          <w:sz w:val="26"/>
+          <w:szCs w:val="26"/>
+        </w:rPr>
+      </w:pPr>
+      <w:r>
+        <w:rPr>
+          <w:rFonts w:ascii="Times New Roman" w:eastAsia="Times New Roman" w:hAnsi="Times New Roman" w:cs="Times New Roman"/>
+          <w:b/>
+          <w:bCs/>
           <w:sz w:val="26"/>
           <w:szCs w:val="26"/>
         </w:rPr>
@@ -4955,7 +5830,6 @@
           <w:sz w:val="26"/>
           <w:szCs w:val="26"/>
         </w:rPr>
-        <w:lastRenderedPageBreak/>
         <w:t>Cơ chế vận hành: Do các System chạy tuần tự hoàn toàn trong một luồng (Single-thread), các thay đổi về dữ liệu do System đứng trước thực hiện (ví dụ: MovementSystem thay đổi vị trí trong TransformComponent) sẽ ngay lập tức được ghi thẳng vào vùng nhớ chung.</w:t>
       </w:r>
     </w:p>
@@ -4986,16 +5860,21 @@
         <w:spacing w:before="240" w:after="240"/>
         <w:rPr>
           <w:rFonts w:ascii="Times New Roman" w:eastAsia="Times New Roman" w:hAnsi="Times New Roman" w:cs="Times New Roman"/>
-          <w:sz w:val="26"/>
-          <w:szCs w:val="26"/>
-        </w:rPr>
-      </w:pPr>
-      <w:r>
-        <w:rPr>
-          <w:rFonts w:ascii="Times New Roman" w:eastAsia="Times New Roman" w:hAnsi="Times New Roman" w:cs="Times New Roman"/>
-          <w:sz w:val="26"/>
-          <w:szCs w:val="26"/>
-        </w:rPr>
+          <w:b/>
+          <w:bCs/>
+          <w:sz w:val="26"/>
+          <w:szCs w:val="26"/>
+        </w:rPr>
+      </w:pPr>
+      <w:r>
+        <w:rPr>
+          <w:rFonts w:ascii="Times New Roman" w:eastAsia="Times New Roman" w:hAnsi="Times New Roman" w:cs="Times New Roman"/>
+          <w:b/>
+          <w:bCs/>
+          <w:sz w:val="26"/>
+          <w:szCs w:val="26"/>
+        </w:rPr>
+        <w:lastRenderedPageBreak/>
         <w:t xml:space="preserve">2.2.3 Lợi ích về bảo trì và mở rộng </w:t>
       </w:r>
     </w:p>
@@ -5086,13 +5965,17 @@
       <w:pPr>
         <w:rPr>
           <w:rFonts w:ascii="Times New Roman" w:eastAsia="Times New Roman" w:hAnsi="Times New Roman" w:cs="Times New Roman"/>
-          <w:sz w:val="26"/>
-          <w:szCs w:val="26"/>
-        </w:rPr>
-      </w:pPr>
-      <w:r>
-        <w:rPr>
-          <w:rFonts w:ascii="Times New Roman" w:eastAsia="Times New Roman" w:hAnsi="Times New Roman" w:cs="Times New Roman"/>
+          <w:b/>
+          <w:bCs/>
+          <w:sz w:val="26"/>
+          <w:szCs w:val="26"/>
+        </w:rPr>
+      </w:pPr>
+      <w:r>
+        <w:rPr>
+          <w:rFonts w:ascii="Times New Roman" w:eastAsia="Times New Roman" w:hAnsi="Times New Roman" w:cs="Times New Roman"/>
+          <w:b/>
+          <w:bCs/>
           <w:sz w:val="26"/>
           <w:szCs w:val="26"/>
         </w:rPr>
@@ -5129,13 +6012,17 @@
       <w:pPr>
         <w:rPr>
           <w:rFonts w:ascii="Times New Roman" w:eastAsia="Times New Roman" w:hAnsi="Times New Roman" w:cs="Times New Roman"/>
-          <w:sz w:val="26"/>
-          <w:szCs w:val="26"/>
-        </w:rPr>
-      </w:pPr>
-      <w:r>
-        <w:rPr>
-          <w:rFonts w:ascii="Times New Roman" w:eastAsia="Times New Roman" w:hAnsi="Times New Roman" w:cs="Times New Roman"/>
+          <w:b/>
+          <w:bCs/>
+          <w:sz w:val="26"/>
+          <w:szCs w:val="26"/>
+        </w:rPr>
+      </w:pPr>
+      <w:r>
+        <w:rPr>
+          <w:rFonts w:ascii="Times New Roman" w:eastAsia="Times New Roman" w:hAnsi="Times New Roman" w:cs="Times New Roman"/>
+          <w:b/>
+          <w:bCs/>
           <w:sz w:val="26"/>
           <w:szCs w:val="26"/>
         </w:rPr>
@@ -5179,16 +6066,7 @@
           <w:sz w:val="26"/>
           <w:szCs w:val="26"/>
         </w:rPr>
-        <w:t xml:space="preserve">Mảng Thưa (Sparse Array): Là một mảng có kích thước lớn, trong đó chỉ mục (index) của mảng chính là ID của Entity. Giá trị lưu tại ô Sparse[EntityID] sẽ </w:t>
-      </w:r>
-      <w:r>
-        <w:rPr>
-          <w:rFonts w:ascii="Times New Roman" w:eastAsia="Times New Roman" w:hAnsi="Times New Roman" w:cs="Times New Roman"/>
-          <w:sz w:val="26"/>
-          <w:szCs w:val="26"/>
-        </w:rPr>
-        <w:lastRenderedPageBreak/>
-        <w:t>trỏ đến vị trí tương ứng của Entity đó trong Mảng Dày Đặc. Nếu ô đó chứa một giá trị đặc biệt (ví dụ: max_int), nghĩa là Entity đó không sở hữu Component này.</w:t>
+        <w:t>Mảng Thưa (Sparse Array): Là một mảng có kích thước lớn, trong đó chỉ mục (index) của mảng chính là ID của Entity. Giá trị lưu tại ô Sparse[EntityID] sẽ trỏ đến vị trí tương ứng của Entity đó trong Mảng Dày Đặc. Nếu ô đó chứa một giá trị đặc biệt (ví dụ: max_int), nghĩa là Entity đó không sở hữu Component này.</w:t>
       </w:r>
     </w:p>
     <w:p>
@@ -5249,6 +6127,7 @@
           <w:sz w:val="26"/>
           <w:szCs w:val="26"/>
         </w:rPr>
+        <w:lastRenderedPageBreak/>
         <w:t>Cơ chế liên kết kép (Tương quan chỉ mục): Khi một Entity sở hữu Component, mối quan hệ sau luôn được thỏa mãn: Dense[Sparse[EntityID]] = EntityID</w:t>
       </w:r>
     </w:p>
@@ -5274,13 +6153,17 @@
       <w:pPr>
         <w:rPr>
           <w:rFonts w:ascii="Times New Roman" w:eastAsia="Times New Roman" w:hAnsi="Times New Roman" w:cs="Times New Roman"/>
-          <w:sz w:val="26"/>
-          <w:szCs w:val="26"/>
-        </w:rPr>
-      </w:pPr>
-      <w:r>
-        <w:rPr>
-          <w:rFonts w:ascii="Times New Roman" w:eastAsia="Times New Roman" w:hAnsi="Times New Roman" w:cs="Times New Roman"/>
+          <w:b/>
+          <w:bCs/>
+          <w:sz w:val="26"/>
+          <w:szCs w:val="26"/>
+        </w:rPr>
+      </w:pPr>
+      <w:r>
+        <w:rPr>
+          <w:rFonts w:ascii="Times New Roman" w:eastAsia="Times New Roman" w:hAnsi="Times New Roman" w:cs="Times New Roman"/>
+          <w:b/>
+          <w:bCs/>
           <w:sz w:val="26"/>
           <w:szCs w:val="26"/>
         </w:rPr>
@@ -5445,44 +6328,20 @@
       <w:pPr>
         <w:rPr>
           <w:rFonts w:ascii="Times New Roman" w:eastAsia="Times New Roman" w:hAnsi="Times New Roman" w:cs="Times New Roman"/>
-          <w:sz w:val="26"/>
-          <w:szCs w:val="26"/>
-        </w:rPr>
-      </w:pPr>
-    </w:p>
-    <w:p>
-      <w:pPr>
-        <w:rPr>
-          <w:rFonts w:ascii="Times New Roman" w:eastAsia="Times New Roman" w:hAnsi="Times New Roman" w:cs="Times New Roman"/>
-          <w:sz w:val="26"/>
-          <w:szCs w:val="26"/>
-        </w:rPr>
-      </w:pPr>
-    </w:p>
-    <w:p>
-      <w:pPr>
-        <w:rPr>
-          <w:rFonts w:ascii="Times New Roman" w:eastAsia="Times New Roman" w:hAnsi="Times New Roman" w:cs="Times New Roman"/>
-          <w:sz w:val="26"/>
-          <w:szCs w:val="26"/>
-        </w:rPr>
-      </w:pPr>
-    </w:p>
-    <w:p>
-      <w:pPr>
-        <w:rPr>
-          <w:rFonts w:ascii="Times New Roman" w:eastAsia="Times New Roman" w:hAnsi="Times New Roman" w:cs="Times New Roman"/>
-          <w:sz w:val="26"/>
-          <w:szCs w:val="26"/>
-        </w:rPr>
-      </w:pPr>
-      <w:r>
-        <w:rPr>
-          <w:rFonts w:ascii="Times New Roman" w:eastAsia="Times New Roman" w:hAnsi="Times New Roman" w:cs="Times New Roman"/>
-          <w:sz w:val="26"/>
-          <w:szCs w:val="26"/>
-        </w:rPr>
-        <w:lastRenderedPageBreak/>
+          <w:b/>
+          <w:bCs/>
+          <w:sz w:val="26"/>
+          <w:szCs w:val="26"/>
+        </w:rPr>
+      </w:pPr>
+      <w:r>
+        <w:rPr>
+          <w:rFonts w:ascii="Times New Roman" w:eastAsia="Times New Roman" w:hAnsi="Times New Roman" w:cs="Times New Roman"/>
+          <w:b/>
+          <w:bCs/>
+          <w:sz w:val="26"/>
+          <w:szCs w:val="26"/>
+        </w:rPr>
         <w:t xml:space="preserve">2.3.3 Ưu điểm với CPU Cache so với std::unordered_map </w:t>
       </w:r>
     </w:p>
@@ -5772,6 +6631,7 @@
                 <w:sz w:val="26"/>
                 <w:szCs w:val="26"/>
               </w:rPr>
+              <w:lastRenderedPageBreak/>
               <w:t>Hành vi CPU Cache</w:t>
             </w:r>
           </w:p>
@@ -6090,13 +6950,17 @@
       <w:pPr>
         <w:rPr>
           <w:rFonts w:ascii="Times New Roman" w:eastAsia="Times New Roman" w:hAnsi="Times New Roman" w:cs="Times New Roman"/>
-          <w:sz w:val="26"/>
-          <w:szCs w:val="26"/>
-        </w:rPr>
-      </w:pPr>
-      <w:r>
-        <w:rPr>
-          <w:rFonts w:ascii="Times New Roman" w:eastAsia="Times New Roman" w:hAnsi="Times New Roman" w:cs="Times New Roman"/>
+          <w:b/>
+          <w:bCs/>
+          <w:sz w:val="26"/>
+          <w:szCs w:val="26"/>
+        </w:rPr>
+      </w:pPr>
+      <w:r>
+        <w:rPr>
+          <w:rFonts w:ascii="Times New Roman" w:eastAsia="Times New Roman" w:hAnsi="Times New Roman" w:cs="Times New Roman"/>
+          <w:b/>
+          <w:bCs/>
           <w:sz w:val="26"/>
           <w:szCs w:val="26"/>
         </w:rPr>
@@ -6117,38 +6981,33 @@
           <w:sz w:val="26"/>
           <w:szCs w:val="26"/>
         </w:rPr>
-        <w:t xml:space="preserve">Trong các trò chơi 2D, việc kiểm tra va chạm giữa các đối tượng là một trong những tác vụ tiêu tốn nhiều tài nguyên CPU nhất. Nếu sử dụng thuật toán kiểm tra gốc (Brute-force), hệ thống phải lấy từng đối tượng so sánh với tất cả các đối tượng còn lại, dẫn đến độ phức tạp thuật toán là O(N^2). Khi số lượng thực thể N đạt đến hàng ngàn, vòng lặp game sẽ lập tức bị nghẽn (bottleneck). Các kỹ thuật phân vùng không </w:t>
-      </w:r>
-      <w:r>
-        <w:rPr>
-          <w:rFonts w:ascii="Times New Roman" w:eastAsia="Times New Roman" w:hAnsi="Times New Roman" w:cs="Times New Roman"/>
-          <w:sz w:val="26"/>
-          <w:szCs w:val="26"/>
-        </w:rPr>
-        <w:lastRenderedPageBreak/>
-        <w:t xml:space="preserve">gian ra đời nhằm chia nhỏ bản đồ thành các vùng quản lý cục bộ, giúp giới hạn phạm vi kiểm tra va chạm về mức tuyến tính hoặc tiệm cận tuyến tính. </w:t>
-      </w:r>
-    </w:p>
-    <w:p>
-      <w:pPr>
-        <w:rPr>
-          <w:rFonts w:ascii="Times New Roman" w:eastAsia="Times New Roman" w:hAnsi="Times New Roman" w:cs="Times New Roman"/>
-          <w:sz w:val="26"/>
-          <w:szCs w:val="26"/>
-        </w:rPr>
-      </w:pPr>
-    </w:p>
-    <w:p>
-      <w:pPr>
-        <w:rPr>
-          <w:rFonts w:ascii="Times New Roman" w:eastAsia="Times New Roman" w:hAnsi="Times New Roman" w:cs="Times New Roman"/>
-          <w:sz w:val="26"/>
-          <w:szCs w:val="26"/>
-        </w:rPr>
-      </w:pPr>
-      <w:r>
-        <w:rPr>
-          <w:rFonts w:ascii="Times New Roman" w:eastAsia="Times New Roman" w:hAnsi="Times New Roman" w:cs="Times New Roman"/>
+        <w:t xml:space="preserve">Trong các trò chơi 2D, việc kiểm tra va chạm giữa các đối tượng là một trong những tác vụ tiêu tốn nhiều tài nguyên CPU nhất. Nếu sử dụng thuật toán kiểm tra gốc (Brute-force), hệ thống phải lấy từng đối tượng so sánh với tất cả các đối tượng còn lại, dẫn đến độ phức tạp thuật toán là O(N^2). Khi số lượng thực thể N đạt đến hàng ngàn, vòng lặp game sẽ lập tức bị nghẽn (bottleneck). Các kỹ thuật phân vùng không gian ra đời nhằm chia nhỏ bản đồ thành các vùng quản lý cục bộ, giúp giới hạn phạm vi kiểm tra va chạm về mức tuyến tính hoặc tiệm cận tuyến tính. </w:t>
+      </w:r>
+    </w:p>
+    <w:p>
+      <w:pPr>
+        <w:rPr>
+          <w:rFonts w:ascii="Times New Roman" w:eastAsia="Times New Roman" w:hAnsi="Times New Roman" w:cs="Times New Roman"/>
+          <w:sz w:val="26"/>
+          <w:szCs w:val="26"/>
+        </w:rPr>
+      </w:pPr>
+    </w:p>
+    <w:p>
+      <w:pPr>
+        <w:rPr>
+          <w:rFonts w:ascii="Times New Roman" w:eastAsia="Times New Roman" w:hAnsi="Times New Roman" w:cs="Times New Roman"/>
+          <w:b/>
+          <w:bCs/>
+          <w:sz w:val="26"/>
+          <w:szCs w:val="26"/>
+        </w:rPr>
+      </w:pPr>
+      <w:r>
+        <w:rPr>
+          <w:rFonts w:ascii="Times New Roman" w:eastAsia="Times New Roman" w:hAnsi="Times New Roman" w:cs="Times New Roman"/>
+          <w:b/>
+          <w:bCs/>
           <w:sz w:val="26"/>
           <w:szCs w:val="26"/>
         </w:rPr>
@@ -6234,6 +7093,7 @@
           <w:sz w:val="26"/>
           <w:szCs w:val="26"/>
         </w:rPr>
+        <w:lastRenderedPageBreak/>
         <w:t>Truy vấn: Khi cần kiểm tra va chạm cho một đối tượng, hệ thống chỉ duyệt từ nút gốc xuống các nút lá chứa đối tượng đó, bỏ qua hoàn toàn các nhánh cây thuộc các vùng không gian xa xôi. Độ phức tạp tính toán trung bình được giảm xuống mức O(N log N).</w:t>
       </w:r>
     </w:p>
@@ -6241,13 +7101,17 @@
       <w:pPr>
         <w:rPr>
           <w:rFonts w:ascii="Times New Roman" w:eastAsia="Times New Roman" w:hAnsi="Times New Roman" w:cs="Times New Roman"/>
-          <w:sz w:val="26"/>
-          <w:szCs w:val="26"/>
-        </w:rPr>
-      </w:pPr>
-      <w:r>
-        <w:rPr>
-          <w:rFonts w:ascii="Times New Roman" w:eastAsia="Times New Roman" w:hAnsi="Times New Roman" w:cs="Times New Roman"/>
+          <w:b/>
+          <w:bCs/>
+          <w:sz w:val="26"/>
+          <w:szCs w:val="26"/>
+        </w:rPr>
+      </w:pPr>
+      <w:r>
+        <w:rPr>
+          <w:rFonts w:ascii="Times New Roman" w:eastAsia="Times New Roman" w:hAnsi="Times New Roman" w:cs="Times New Roman"/>
+          <w:b/>
+          <w:bCs/>
           <w:sz w:val="26"/>
           <w:szCs w:val="26"/>
         </w:rPr>
@@ -6340,13 +7204,17 @@
       <w:pPr>
         <w:rPr>
           <w:rFonts w:ascii="Times New Roman" w:eastAsia="Times New Roman" w:hAnsi="Times New Roman" w:cs="Times New Roman"/>
-          <w:sz w:val="26"/>
-          <w:szCs w:val="26"/>
-        </w:rPr>
-      </w:pPr>
-      <w:r>
-        <w:rPr>
-          <w:rFonts w:ascii="Times New Roman" w:eastAsia="Times New Roman" w:hAnsi="Times New Roman" w:cs="Times New Roman"/>
+          <w:b/>
+          <w:bCs/>
+          <w:sz w:val="26"/>
+          <w:szCs w:val="26"/>
+        </w:rPr>
+      </w:pPr>
+      <w:r>
+        <w:rPr>
+          <w:rFonts w:ascii="Times New Roman" w:eastAsia="Times New Roman" w:hAnsi="Times New Roman" w:cs="Times New Roman"/>
+          <w:b/>
+          <w:bCs/>
           <w:sz w:val="26"/>
           <w:szCs w:val="26"/>
         </w:rPr>
@@ -6419,7 +7287,6 @@
                 <w:sz w:val="26"/>
                 <w:szCs w:val="26"/>
               </w:rPr>
-              <w:lastRenderedPageBreak/>
               <w:t>Tiêu chí so sánh</w:t>
             </w:r>
           </w:p>
@@ -6750,6 +7617,7 @@
                 <w:sz w:val="26"/>
                 <w:szCs w:val="26"/>
               </w:rPr>
+              <w:lastRenderedPageBreak/>
               <w:t>Chi phí cập nhật</w:t>
             </w:r>
           </w:p>
@@ -6949,13 +7817,17 @@
       <w:pPr>
         <w:rPr>
           <w:rFonts w:ascii="Times New Roman" w:eastAsia="Times New Roman" w:hAnsi="Times New Roman" w:cs="Times New Roman"/>
-          <w:sz w:val="26"/>
-          <w:szCs w:val="26"/>
-        </w:rPr>
-      </w:pPr>
-      <w:r>
-        <w:rPr>
-          <w:rFonts w:ascii="Times New Roman" w:eastAsia="Times New Roman" w:hAnsi="Times New Roman" w:cs="Times New Roman"/>
+          <w:b/>
+          <w:bCs/>
+          <w:sz w:val="26"/>
+          <w:szCs w:val="26"/>
+        </w:rPr>
+      </w:pPr>
+      <w:r>
+        <w:rPr>
+          <w:rFonts w:ascii="Times New Roman" w:eastAsia="Times New Roman" w:hAnsi="Times New Roman" w:cs="Times New Roman"/>
+          <w:b/>
+          <w:bCs/>
           <w:sz w:val="26"/>
           <w:szCs w:val="26"/>
         </w:rPr>
@@ -6992,13 +7864,17 @@
       <w:pPr>
         <w:rPr>
           <w:rFonts w:ascii="Times New Roman" w:eastAsia="Times New Roman" w:hAnsi="Times New Roman" w:cs="Times New Roman"/>
-          <w:sz w:val="26"/>
-          <w:szCs w:val="26"/>
-        </w:rPr>
-      </w:pPr>
-      <w:r>
-        <w:rPr>
-          <w:rFonts w:ascii="Times New Roman" w:eastAsia="Times New Roman" w:hAnsi="Times New Roman" w:cs="Times New Roman"/>
+          <w:b/>
+          <w:bCs/>
+          <w:sz w:val="26"/>
+          <w:szCs w:val="26"/>
+        </w:rPr>
+      </w:pPr>
+      <w:r>
+        <w:rPr>
+          <w:rFonts w:ascii="Times New Roman" w:eastAsia="Times New Roman" w:hAnsi="Times New Roman" w:cs="Times New Roman"/>
+          <w:b/>
+          <w:bCs/>
           <w:sz w:val="26"/>
           <w:szCs w:val="26"/>
         </w:rPr>
@@ -7025,6 +7901,7 @@
     </w:p>
     <w:p>
       <w:pPr>
+        <w:pStyle w:val="ListParagraph"/>
         <w:numPr>
           <w:ilvl w:val="0"/>
           <w:numId w:val="40"/>
@@ -7083,7 +7960,6 @@
           <w:sz w:val="26"/>
           <w:szCs w:val="26"/>
         </w:rPr>
-        <w:lastRenderedPageBreak/>
         <w:t>Hàm chuyển dịch trạng thái: Logic toán học quy định việc chuyển từ trạng thái này sang trạng thái khác khi gặp sự kiện tương ứng.</w:t>
       </w:r>
     </w:p>
@@ -7152,13 +8028,17 @@
       <w:pPr>
         <w:rPr>
           <w:rFonts w:ascii="Times New Roman" w:eastAsia="Times New Roman" w:hAnsi="Times New Roman" w:cs="Times New Roman"/>
-          <w:sz w:val="26"/>
-          <w:szCs w:val="26"/>
-        </w:rPr>
-      </w:pPr>
-      <w:r>
-        <w:rPr>
-          <w:rFonts w:ascii="Times New Roman" w:eastAsia="Times New Roman" w:hAnsi="Times New Roman" w:cs="Times New Roman"/>
+          <w:b/>
+          <w:bCs/>
+          <w:sz w:val="26"/>
+          <w:szCs w:val="26"/>
+        </w:rPr>
+      </w:pPr>
+      <w:r>
+        <w:rPr>
+          <w:rFonts w:ascii="Times New Roman" w:eastAsia="Times New Roman" w:hAnsi="Times New Roman" w:cs="Times New Roman"/>
+          <w:b/>
+          <w:bCs/>
           <w:sz w:val="26"/>
           <w:szCs w:val="26"/>
         </w:rPr>
@@ -7222,6 +8102,7 @@
           <w:sz w:val="26"/>
           <w:szCs w:val="26"/>
         </w:rPr>
+        <w:lastRenderedPageBreak/>
         <w:t>Enter(): Thực thi một lần duy nhất khi thực thể bắt đầu bước vào trạng thái (dùng để khởi tạo dữ liệu, đổi hoạt ảnh).</w:t>
       </w:r>
     </w:p>
@@ -7293,13 +8174,17 @@
       <w:pPr>
         <w:rPr>
           <w:rFonts w:ascii="Times New Roman" w:eastAsia="Times New Roman" w:hAnsi="Times New Roman" w:cs="Times New Roman"/>
-          <w:sz w:val="26"/>
-          <w:szCs w:val="26"/>
-        </w:rPr>
-      </w:pPr>
-      <w:r>
-        <w:rPr>
-          <w:rFonts w:ascii="Times New Roman" w:eastAsia="Times New Roman" w:hAnsi="Times New Roman" w:cs="Times New Roman"/>
+          <w:b/>
+          <w:bCs/>
+          <w:sz w:val="26"/>
+          <w:szCs w:val="26"/>
+        </w:rPr>
+      </w:pPr>
+      <w:r>
+        <w:rPr>
+          <w:rFonts w:ascii="Times New Roman" w:eastAsia="Times New Roman" w:hAnsi="Times New Roman" w:cs="Times New Roman"/>
+          <w:b/>
+          <w:bCs/>
           <w:sz w:val="26"/>
           <w:szCs w:val="26"/>
         </w:rPr>
@@ -7365,7 +8250,6 @@
           <w:sz w:val="26"/>
           <w:szCs w:val="26"/>
         </w:rPr>
-        <w:lastRenderedPageBreak/>
         <w:t>Behavior Tree: Là cấu trúc dịch chuyển hoàn toàn khỏi tư duy của FSM, tổ chức logic AI theo dạng cây phân cấp gồm các nút điều khiển (Selector, Sequence) và các nút lá thực thi hành động (Action Node). Behavior Tree tách biệt hoàn toàn điều kiện kiểm tra khỏi hành động, giúp lập trình viên dễ dàng tái sử dụng các module hành vi và mở rộng các hệ thống AI cực kỳ phức tạp mà không sợ bị giới hạn bởi các mối quan hệ chuyển dịch cứng nhắc của FSM.</w:t>
       </w:r>
     </w:p>
@@ -7373,13 +8257,17 @@
       <w:pPr>
         <w:rPr>
           <w:rFonts w:ascii="Times New Roman" w:eastAsia="Times New Roman" w:hAnsi="Times New Roman" w:cs="Times New Roman"/>
-          <w:sz w:val="26"/>
-          <w:szCs w:val="26"/>
-        </w:rPr>
-      </w:pPr>
-      <w:r>
-        <w:rPr>
-          <w:rFonts w:ascii="Times New Roman" w:eastAsia="Times New Roman" w:hAnsi="Times New Roman" w:cs="Times New Roman"/>
+          <w:b/>
+          <w:bCs/>
+          <w:sz w:val="26"/>
+          <w:szCs w:val="26"/>
+        </w:rPr>
+      </w:pPr>
+      <w:r>
+        <w:rPr>
+          <w:rFonts w:ascii="Times New Roman" w:eastAsia="Times New Roman" w:hAnsi="Times New Roman" w:cs="Times New Roman"/>
+          <w:b/>
+          <w:bCs/>
           <w:sz w:val="26"/>
           <w:szCs w:val="26"/>
         </w:rPr>
@@ -7416,13 +8304,17 @@
       <w:pPr>
         <w:rPr>
           <w:rFonts w:ascii="Times New Roman" w:eastAsia="Times New Roman" w:hAnsi="Times New Roman" w:cs="Times New Roman"/>
-          <w:sz w:val="26"/>
-          <w:szCs w:val="26"/>
-        </w:rPr>
-      </w:pPr>
-      <w:r>
-        <w:rPr>
-          <w:rFonts w:ascii="Times New Roman" w:eastAsia="Times New Roman" w:hAnsi="Times New Roman" w:cs="Times New Roman"/>
+          <w:b/>
+          <w:bCs/>
+          <w:sz w:val="26"/>
+          <w:szCs w:val="26"/>
+        </w:rPr>
+      </w:pPr>
+      <w:r>
+        <w:rPr>
+          <w:rFonts w:ascii="Times New Roman" w:eastAsia="Times New Roman" w:hAnsi="Times New Roman" w:cs="Times New Roman"/>
+          <w:b/>
+          <w:bCs/>
           <w:sz w:val="26"/>
           <w:szCs w:val="26"/>
         </w:rPr>
@@ -7466,7 +8358,16 @@
           <w:sz w:val="26"/>
           <w:szCs w:val="26"/>
         </w:rPr>
-        <w:t>Client chỉ đóng vai trò gửi các thao tác thô của người chơi (nhập từ bàn phím, chuột) lên Server, đồng thời nhận dữ liệu trạng thái thế giới từ Server về để hiển thị lên màn hình. Client không có quyền tự quyết định logic game (ví dụ: không được tự ý cộng tọa độ hay trừ máu quái vật).</w:t>
+        <w:t xml:space="preserve">Client chỉ đóng vai trò gửi các thao tác thô của người chơi (nhập từ bàn phím, chuột) lên Server, đồng thời nhận dữ liệu trạng thái thế giới từ Server về để </w:t>
+      </w:r>
+      <w:r>
+        <w:rPr>
+          <w:rFonts w:ascii="Times New Roman" w:eastAsia="Times New Roman" w:hAnsi="Times New Roman" w:cs="Times New Roman"/>
+          <w:sz w:val="26"/>
+          <w:szCs w:val="26"/>
+        </w:rPr>
+        <w:lastRenderedPageBreak/>
+        <w:t>hiển thị lên màn hình. Client không có quyền tự quyết định logic game (ví dụ: không được tự ý cộng tọa độ hay trừ máu quái vật).</w:t>
       </w:r>
     </w:p>
     <w:p>
@@ -7495,13 +8396,17 @@
       <w:pPr>
         <w:rPr>
           <w:rFonts w:ascii="Times New Roman" w:eastAsia="Times New Roman" w:hAnsi="Times New Roman" w:cs="Times New Roman"/>
-          <w:sz w:val="26"/>
-          <w:szCs w:val="26"/>
-        </w:rPr>
-      </w:pPr>
-      <w:r>
-        <w:rPr>
-          <w:rFonts w:ascii="Times New Roman" w:eastAsia="Times New Roman" w:hAnsi="Times New Roman" w:cs="Times New Roman"/>
+          <w:b/>
+          <w:bCs/>
+          <w:sz w:val="26"/>
+          <w:szCs w:val="26"/>
+        </w:rPr>
+      </w:pPr>
+      <w:r>
+        <w:rPr>
+          <w:rFonts w:ascii="Times New Roman" w:eastAsia="Times New Roman" w:hAnsi="Times New Roman" w:cs="Times New Roman"/>
+          <w:b/>
+          <w:bCs/>
           <w:sz w:val="26"/>
           <w:szCs w:val="26"/>
         </w:rPr>
@@ -7574,13 +8479,17 @@
       <w:pPr>
         <w:rPr>
           <w:rFonts w:ascii="Times New Roman" w:eastAsia="Times New Roman" w:hAnsi="Times New Roman" w:cs="Times New Roman"/>
-          <w:sz w:val="26"/>
-          <w:szCs w:val="26"/>
-        </w:rPr>
-      </w:pPr>
-      <w:r>
-        <w:rPr>
-          <w:rFonts w:ascii="Times New Roman" w:eastAsia="Times New Roman" w:hAnsi="Times New Roman" w:cs="Times New Roman"/>
+          <w:b/>
+          <w:bCs/>
+          <w:sz w:val="26"/>
+          <w:szCs w:val="26"/>
+        </w:rPr>
+      </w:pPr>
+      <w:r>
+        <w:rPr>
+          <w:rFonts w:ascii="Times New Roman" w:eastAsia="Times New Roman" w:hAnsi="Times New Roman" w:cs="Times New Roman"/>
+          <w:b/>
+          <w:bCs/>
           <w:sz w:val="26"/>
           <w:szCs w:val="26"/>
         </w:rPr>
@@ -7602,7 +8511,6 @@
           <w:sz w:val="26"/>
           <w:szCs w:val="26"/>
         </w:rPr>
-        <w:lastRenderedPageBreak/>
         <w:t>Tốc độ truyền gói tin qua Internet thường không ổn định, dẫn đến hiện tượng trồi sụt độ trễ. Nếu Server xử lý các gói tin đầu vào ngay khi vừa nhận được, chuyển động của nhân vật sẽ bị giật cục do các gói tin đến không đều.</w:t>
       </w:r>
     </w:p>
@@ -7628,13 +8536,17 @@
       <w:pPr>
         <w:rPr>
           <w:rFonts w:ascii="Times New Roman" w:eastAsia="Times New Roman" w:hAnsi="Times New Roman" w:cs="Times New Roman"/>
-          <w:sz w:val="26"/>
-          <w:szCs w:val="26"/>
-        </w:rPr>
-      </w:pPr>
-      <w:r>
-        <w:rPr>
-          <w:rFonts w:ascii="Times New Roman" w:eastAsia="Times New Roman" w:hAnsi="Times New Roman" w:cs="Times New Roman"/>
+          <w:b/>
+          <w:bCs/>
+          <w:sz w:val="26"/>
+          <w:szCs w:val="26"/>
+        </w:rPr>
+      </w:pPr>
+      <w:r>
+        <w:rPr>
+          <w:rFonts w:ascii="Times New Roman" w:eastAsia="Times New Roman" w:hAnsi="Times New Roman" w:cs="Times New Roman"/>
+          <w:b/>
+          <w:bCs/>
           <w:sz w:val="26"/>
           <w:szCs w:val="26"/>
         </w:rPr>
@@ -7721,6 +8633,7 @@
           <w:sz w:val="26"/>
           <w:szCs w:val="26"/>
         </w:rPr>
+        <w:lastRenderedPageBreak/>
         <w:t>Mô phỏng lại (Replay): Client lấy toàn bộ các gói tin điều khiển (Input) mà người chơi đã bấm từ thời điểm quá khứ đó cho đến khung hình hiện tại (được lưu trong một mảng Local), lập tức tính toán chạy lại (Fast-forward) các System di chuyển một cách nhanh chóng để đưa nhân vật về đúng vị trí hiện tại hợp lệ.</w:t>
       </w:r>
     </w:p>
@@ -7759,12 +8672,314 @@
           <w:szCs w:val="26"/>
         </w:rPr>
       </w:pPr>
-      <w:r>
-        <w:rPr>
-          <w:rFonts w:ascii="Times New Roman" w:eastAsia="Times New Roman" w:hAnsi="Times New Roman" w:cs="Times New Roman"/>
-          <w:sz w:val="26"/>
-          <w:szCs w:val="26"/>
-        </w:rPr>
+    </w:p>
+    <w:p>
+      <w:pPr>
+        <w:rPr>
+          <w:rFonts w:ascii="Times New Roman" w:eastAsia="Times New Roman" w:hAnsi="Times New Roman" w:cs="Times New Roman"/>
+          <w:sz w:val="26"/>
+          <w:szCs w:val="26"/>
+        </w:rPr>
+      </w:pPr>
+    </w:p>
+    <w:p>
+      <w:pPr>
+        <w:rPr>
+          <w:rFonts w:ascii="Times New Roman" w:eastAsia="Times New Roman" w:hAnsi="Times New Roman" w:cs="Times New Roman"/>
+          <w:sz w:val="26"/>
+          <w:szCs w:val="26"/>
+        </w:rPr>
+      </w:pPr>
+    </w:p>
+    <w:p>
+      <w:pPr>
+        <w:rPr>
+          <w:rFonts w:ascii="Times New Roman" w:eastAsia="Times New Roman" w:hAnsi="Times New Roman" w:cs="Times New Roman"/>
+          <w:sz w:val="26"/>
+          <w:szCs w:val="26"/>
+        </w:rPr>
+      </w:pPr>
+    </w:p>
+    <w:p>
+      <w:pPr>
+        <w:rPr>
+          <w:rFonts w:ascii="Times New Roman" w:eastAsia="Times New Roman" w:hAnsi="Times New Roman" w:cs="Times New Roman"/>
+          <w:sz w:val="26"/>
+          <w:szCs w:val="26"/>
+        </w:rPr>
+      </w:pPr>
+    </w:p>
+    <w:p>
+      <w:pPr>
+        <w:rPr>
+          <w:rFonts w:ascii="Times New Roman" w:eastAsia="Times New Roman" w:hAnsi="Times New Roman" w:cs="Times New Roman"/>
+          <w:sz w:val="26"/>
+          <w:szCs w:val="26"/>
+        </w:rPr>
+      </w:pPr>
+    </w:p>
+    <w:p>
+      <w:pPr>
+        <w:rPr>
+          <w:rFonts w:ascii="Times New Roman" w:eastAsia="Times New Roman" w:hAnsi="Times New Roman" w:cs="Times New Roman"/>
+          <w:sz w:val="26"/>
+          <w:szCs w:val="26"/>
+        </w:rPr>
+      </w:pPr>
+    </w:p>
+    <w:p>
+      <w:pPr>
+        <w:rPr>
+          <w:rFonts w:ascii="Times New Roman" w:eastAsia="Times New Roman" w:hAnsi="Times New Roman" w:cs="Times New Roman"/>
+          <w:sz w:val="26"/>
+          <w:szCs w:val="26"/>
+        </w:rPr>
+      </w:pPr>
+    </w:p>
+    <w:p>
+      <w:pPr>
+        <w:rPr>
+          <w:rFonts w:ascii="Times New Roman" w:eastAsia="Times New Roman" w:hAnsi="Times New Roman" w:cs="Times New Roman"/>
+          <w:sz w:val="26"/>
+          <w:szCs w:val="26"/>
+        </w:rPr>
+      </w:pPr>
+    </w:p>
+    <w:p>
+      <w:pPr>
+        <w:rPr>
+          <w:rFonts w:ascii="Times New Roman" w:eastAsia="Times New Roman" w:hAnsi="Times New Roman" w:cs="Times New Roman"/>
+          <w:sz w:val="26"/>
+          <w:szCs w:val="26"/>
+        </w:rPr>
+      </w:pPr>
+    </w:p>
+    <w:p>
+      <w:pPr>
+        <w:rPr>
+          <w:rFonts w:ascii="Times New Roman" w:eastAsia="Times New Roman" w:hAnsi="Times New Roman" w:cs="Times New Roman"/>
+          <w:sz w:val="26"/>
+          <w:szCs w:val="26"/>
+        </w:rPr>
+      </w:pPr>
+    </w:p>
+    <w:p>
+      <w:pPr>
+        <w:rPr>
+          <w:rFonts w:ascii="Times New Roman" w:eastAsia="Times New Roman" w:hAnsi="Times New Roman" w:cs="Times New Roman"/>
+          <w:sz w:val="26"/>
+          <w:szCs w:val="26"/>
+        </w:rPr>
+      </w:pPr>
+    </w:p>
+    <w:p>
+      <w:pPr>
+        <w:rPr>
+          <w:rFonts w:ascii="Times New Roman" w:eastAsia="Times New Roman" w:hAnsi="Times New Roman" w:cs="Times New Roman"/>
+          <w:sz w:val="26"/>
+          <w:szCs w:val="26"/>
+        </w:rPr>
+      </w:pPr>
+    </w:p>
+    <w:p>
+      <w:pPr>
+        <w:rPr>
+          <w:rFonts w:ascii="Times New Roman" w:eastAsia="Times New Roman" w:hAnsi="Times New Roman" w:cs="Times New Roman"/>
+          <w:sz w:val="26"/>
+          <w:szCs w:val="26"/>
+        </w:rPr>
+      </w:pPr>
+    </w:p>
+    <w:p>
+      <w:pPr>
+        <w:rPr>
+          <w:rFonts w:ascii="Times New Roman" w:eastAsia="Times New Roman" w:hAnsi="Times New Roman" w:cs="Times New Roman"/>
+          <w:sz w:val="26"/>
+          <w:szCs w:val="26"/>
+        </w:rPr>
+      </w:pPr>
+    </w:p>
+    <w:p>
+      <w:pPr>
+        <w:rPr>
+          <w:rFonts w:ascii="Times New Roman" w:eastAsia="Times New Roman" w:hAnsi="Times New Roman" w:cs="Times New Roman"/>
+          <w:sz w:val="26"/>
+          <w:szCs w:val="26"/>
+        </w:rPr>
+      </w:pPr>
+    </w:p>
+    <w:p>
+      <w:pPr>
+        <w:rPr>
+          <w:rFonts w:ascii="Times New Roman" w:eastAsia="Times New Roman" w:hAnsi="Times New Roman" w:cs="Times New Roman"/>
+          <w:sz w:val="26"/>
+          <w:szCs w:val="26"/>
+        </w:rPr>
+      </w:pPr>
+    </w:p>
+    <w:p>
+      <w:pPr>
+        <w:rPr>
+          <w:rFonts w:ascii="Times New Roman" w:eastAsia="Times New Roman" w:hAnsi="Times New Roman" w:cs="Times New Roman"/>
+          <w:sz w:val="26"/>
+          <w:szCs w:val="26"/>
+        </w:rPr>
+      </w:pPr>
+    </w:p>
+    <w:p>
+      <w:pPr>
+        <w:rPr>
+          <w:rFonts w:ascii="Times New Roman" w:eastAsia="Times New Roman" w:hAnsi="Times New Roman" w:cs="Times New Roman"/>
+          <w:sz w:val="26"/>
+          <w:szCs w:val="26"/>
+        </w:rPr>
+      </w:pPr>
+    </w:p>
+    <w:p>
+      <w:pPr>
+        <w:rPr>
+          <w:rFonts w:ascii="Times New Roman" w:eastAsia="Times New Roman" w:hAnsi="Times New Roman" w:cs="Times New Roman"/>
+          <w:sz w:val="26"/>
+          <w:szCs w:val="26"/>
+        </w:rPr>
+      </w:pPr>
+    </w:p>
+    <w:p>
+      <w:pPr>
+        <w:rPr>
+          <w:rFonts w:ascii="Times New Roman" w:eastAsia="Times New Roman" w:hAnsi="Times New Roman" w:cs="Times New Roman"/>
+          <w:sz w:val="26"/>
+          <w:szCs w:val="26"/>
+        </w:rPr>
+      </w:pPr>
+    </w:p>
+    <w:p>
+      <w:pPr>
+        <w:rPr>
+          <w:rFonts w:ascii="Times New Roman" w:eastAsia="Times New Roman" w:hAnsi="Times New Roman" w:cs="Times New Roman"/>
+          <w:sz w:val="26"/>
+          <w:szCs w:val="26"/>
+        </w:rPr>
+      </w:pPr>
+    </w:p>
+    <w:p>
+      <w:pPr>
+        <w:rPr>
+          <w:rFonts w:ascii="Times New Roman" w:eastAsia="Times New Roman" w:hAnsi="Times New Roman" w:cs="Times New Roman"/>
+          <w:sz w:val="26"/>
+          <w:szCs w:val="26"/>
+        </w:rPr>
+      </w:pPr>
+    </w:p>
+    <w:p>
+      <w:pPr>
+        <w:rPr>
+          <w:rFonts w:ascii="Times New Roman" w:eastAsia="Times New Roman" w:hAnsi="Times New Roman" w:cs="Times New Roman"/>
+          <w:sz w:val="26"/>
+          <w:szCs w:val="26"/>
+        </w:rPr>
+      </w:pPr>
+    </w:p>
+    <w:p>
+      <w:pPr>
+        <w:rPr>
+          <w:rFonts w:ascii="Times New Roman" w:eastAsia="Times New Roman" w:hAnsi="Times New Roman" w:cs="Times New Roman"/>
+          <w:sz w:val="26"/>
+          <w:szCs w:val="26"/>
+        </w:rPr>
+      </w:pPr>
+    </w:p>
+    <w:p>
+      <w:pPr>
+        <w:rPr>
+          <w:rFonts w:ascii="Times New Roman" w:eastAsia="Times New Roman" w:hAnsi="Times New Roman" w:cs="Times New Roman"/>
+          <w:sz w:val="26"/>
+          <w:szCs w:val="26"/>
+        </w:rPr>
+      </w:pPr>
+    </w:p>
+    <w:p>
+      <w:pPr>
+        <w:rPr>
+          <w:rFonts w:ascii="Times New Roman" w:eastAsia="Times New Roman" w:hAnsi="Times New Roman" w:cs="Times New Roman"/>
+          <w:sz w:val="26"/>
+          <w:szCs w:val="26"/>
+        </w:rPr>
+      </w:pPr>
+    </w:p>
+    <w:p>
+      <w:pPr>
+        <w:rPr>
+          <w:rFonts w:ascii="Times New Roman" w:eastAsia="Times New Roman" w:hAnsi="Times New Roman" w:cs="Times New Roman"/>
+          <w:sz w:val="26"/>
+          <w:szCs w:val="26"/>
+        </w:rPr>
+      </w:pPr>
+    </w:p>
+    <w:p>
+      <w:pPr>
+        <w:rPr>
+          <w:rFonts w:ascii="Times New Roman" w:eastAsia="Times New Roman" w:hAnsi="Times New Roman" w:cs="Times New Roman"/>
+          <w:sz w:val="26"/>
+          <w:szCs w:val="26"/>
+        </w:rPr>
+      </w:pPr>
+    </w:p>
+    <w:p>
+      <w:pPr>
+        <w:rPr>
+          <w:rFonts w:ascii="Times New Roman" w:eastAsia="Times New Roman" w:hAnsi="Times New Roman" w:cs="Times New Roman"/>
+          <w:sz w:val="26"/>
+          <w:szCs w:val="26"/>
+        </w:rPr>
+      </w:pPr>
+    </w:p>
+    <w:p>
+      <w:pPr>
+        <w:rPr>
+          <w:rFonts w:ascii="Times New Roman" w:eastAsia="Times New Roman" w:hAnsi="Times New Roman" w:cs="Times New Roman"/>
+          <w:sz w:val="26"/>
+          <w:szCs w:val="26"/>
+        </w:rPr>
+      </w:pPr>
+    </w:p>
+    <w:p>
+      <w:pPr>
+        <w:rPr>
+          <w:rFonts w:ascii="Times New Roman" w:eastAsia="Times New Roman" w:hAnsi="Times New Roman" w:cs="Times New Roman"/>
+          <w:sz w:val="26"/>
+          <w:szCs w:val="26"/>
+        </w:rPr>
+      </w:pPr>
+    </w:p>
+    <w:p>
+      <w:pPr>
+        <w:rPr>
+          <w:rFonts w:ascii="Times New Roman" w:eastAsia="Times New Roman" w:hAnsi="Times New Roman" w:cs="Times New Roman"/>
+          <w:sz w:val="26"/>
+          <w:szCs w:val="26"/>
+        </w:rPr>
+      </w:pPr>
+    </w:p>
+    <w:p>
+      <w:pPr>
+        <w:rPr>
+          <w:rFonts w:ascii="Times New Roman" w:eastAsia="Times New Roman" w:hAnsi="Times New Roman" w:cs="Times New Roman"/>
+          <w:b/>
+          <w:bCs/>
+          <w:sz w:val="26"/>
+          <w:szCs w:val="26"/>
+        </w:rPr>
+      </w:pPr>
+      <w:r>
+        <w:rPr>
+          <w:rFonts w:ascii="Times New Roman" w:eastAsia="Times New Roman" w:hAnsi="Times New Roman" w:cs="Times New Roman"/>
+          <w:b/>
+          <w:bCs/>
+          <w:sz w:val="26"/>
+          <w:szCs w:val="26"/>
+        </w:rPr>
+        <w:lastRenderedPageBreak/>
         <w:t xml:space="preserve">CHƯƠNG 3 : THIẾT KẾ HỆ THỐNG </w:t>
       </w:r>
     </w:p>
@@ -7772,13 +8987,17 @@
       <w:pPr>
         <w:rPr>
           <w:rFonts w:ascii="Times New Roman" w:eastAsia="Times New Roman" w:hAnsi="Times New Roman" w:cs="Times New Roman"/>
-          <w:sz w:val="26"/>
-          <w:szCs w:val="26"/>
-        </w:rPr>
-      </w:pPr>
-      <w:r>
-        <w:rPr>
-          <w:rFonts w:ascii="Times New Roman" w:eastAsia="Times New Roman" w:hAnsi="Times New Roman" w:cs="Times New Roman"/>
+          <w:b/>
+          <w:bCs/>
+          <w:sz w:val="26"/>
+          <w:szCs w:val="26"/>
+        </w:rPr>
+      </w:pPr>
+      <w:r>
+        <w:rPr>
+          <w:rFonts w:ascii="Times New Roman" w:eastAsia="Times New Roman" w:hAnsi="Times New Roman" w:cs="Times New Roman"/>
+          <w:b/>
+          <w:bCs/>
           <w:sz w:val="26"/>
           <w:szCs w:val="26"/>
         </w:rPr>
@@ -7818,16 +9037,7 @@
           <w:sz w:val="26"/>
           <w:szCs w:val="26"/>
         </w:rPr>
-        <w:t xml:space="preserve">Vòng lặp trò chơi (Game Loop) đóng vai trò điều khiển trung tâm, kích hoạt các hệ thống logic (Systems) thực thi theo một thứ tự tuyến tính nghiêm ngặt trong mỗi </w:t>
-      </w:r>
-      <w:r>
-        <w:rPr>
-          <w:rFonts w:ascii="Times New Roman" w:eastAsia="Times New Roman" w:hAnsi="Times New Roman" w:cs="Times New Roman"/>
-          <w:sz w:val="26"/>
-          <w:szCs w:val="26"/>
-        </w:rPr>
-        <w:lastRenderedPageBreak/>
-        <w:t>khung hình (Frame). Sơ đồ kiến trúc tổng thể của hệ thống được tổ chức theo các tầng xử lý như sau:</w:t>
+        <w:t>Vòng lặp trò chơi (Game Loop) đóng vai trò điều khiển trung tâm, kích hoạt các hệ thống logic (Systems) thực thi theo một thứ tự tuyến tính nghiêm ngặt trong mỗi khung hình (Frame). Sơ đồ kiến trúc tổng thể của hệ thống được tổ chức theo các tầng xử lý như sau:</w:t>
       </w:r>
     </w:p>
     <w:p>
@@ -8104,6 +9314,7 @@
           <w:sz w:val="26"/>
           <w:szCs w:val="26"/>
         </w:rPr>
+        <w:lastRenderedPageBreak/>
         <w:t>1. Nhận sự kiện Ngoại vi (SFML Input) ───── ► Gửi lệnh vào Network Layer (Input Buffer)</w:t>
       </w:r>
     </w:p>
@@ -8172,410 +9383,426 @@
           <w:sz w:val="26"/>
           <w:szCs w:val="26"/>
         </w:rPr>
+        <w:t xml:space="preserve">       │</w:t>
+      </w:r>
+    </w:p>
+    <w:p>
+      <w:pPr>
+        <w:rPr>
+          <w:rFonts w:ascii="Times New Roman" w:eastAsia="Times New Roman" w:hAnsi="Times New Roman" w:cs="Times New Roman"/>
+          <w:sz w:val="26"/>
+          <w:szCs w:val="26"/>
+        </w:rPr>
+      </w:pPr>
+      <w:r>
+        <w:rPr>
+          <w:rFonts w:ascii="Times New Roman" w:eastAsia="Times New Roman" w:hAnsi="Times New Roman" w:cs="Times New Roman"/>
+          <w:sz w:val="26"/>
+          <w:szCs w:val="26"/>
+        </w:rPr>
+        <w:t xml:space="preserve">       ▼</w:t>
+      </w:r>
+    </w:p>
+    <w:p>
+      <w:pPr>
+        <w:rPr>
+          <w:rFonts w:ascii="Times New Roman" w:eastAsia="Times New Roman" w:hAnsi="Times New Roman" w:cs="Times New Roman"/>
+          <w:sz w:val="26"/>
+          <w:szCs w:val="26"/>
+        </w:rPr>
+      </w:pPr>
+      <w:r>
+        <w:rPr>
+          <w:rFonts w:ascii="Times New Roman" w:eastAsia="Times New Roman" w:hAnsi="Times New Roman" w:cs="Times New Roman"/>
+          <w:sz w:val="26"/>
+          <w:szCs w:val="26"/>
+        </w:rPr>
+        <w:t>3. AISystem (FSM) ──────────────── ► Cập nhật trạng thái quái vật (Idle, Chase,...)</w:t>
+      </w:r>
+    </w:p>
+    <w:p>
+      <w:pPr>
+        <w:rPr>
+          <w:rFonts w:ascii="Times New Roman" w:eastAsia="Times New Roman" w:hAnsi="Times New Roman" w:cs="Times New Roman"/>
+          <w:sz w:val="26"/>
+          <w:szCs w:val="26"/>
+        </w:rPr>
+      </w:pPr>
+      <w:r>
+        <w:rPr>
+          <w:rFonts w:ascii="Times New Roman" w:eastAsia="Times New Roman" w:hAnsi="Times New Roman" w:cs="Times New Roman"/>
+          <w:sz w:val="26"/>
+          <w:szCs w:val="26"/>
+        </w:rPr>
+        <w:t xml:space="preserve">       │</w:t>
+      </w:r>
+    </w:p>
+    <w:p>
+      <w:pPr>
+        <w:rPr>
+          <w:rFonts w:ascii="Times New Roman" w:eastAsia="Times New Roman" w:hAnsi="Times New Roman" w:cs="Times New Roman"/>
+          <w:sz w:val="26"/>
+          <w:szCs w:val="26"/>
+        </w:rPr>
+      </w:pPr>
+      <w:r>
+        <w:rPr>
+          <w:rFonts w:ascii="Times New Roman" w:eastAsia="Times New Roman" w:hAnsi="Times New Roman" w:cs="Times New Roman"/>
+          <w:sz w:val="26"/>
+          <w:szCs w:val="26"/>
+        </w:rPr>
+        <w:t xml:space="preserve">       ▼</w:t>
+      </w:r>
+    </w:p>
+    <w:p>
+      <w:pPr>
+        <w:rPr>
+          <w:rFonts w:ascii="Times New Roman" w:eastAsia="Times New Roman" w:hAnsi="Times New Roman" w:cs="Times New Roman"/>
+          <w:sz w:val="26"/>
+          <w:szCs w:val="26"/>
+        </w:rPr>
+      </w:pPr>
+      <w:r>
+        <w:rPr>
+          <w:rFonts w:ascii="Times New Roman" w:eastAsia="Times New Roman" w:hAnsi="Times New Roman" w:cs="Times New Roman"/>
+          <w:sz w:val="26"/>
+          <w:szCs w:val="26"/>
+        </w:rPr>
+        <w:t>4. MovementSystem ────────────────► Cập nhật tọa độ di chuyển thô</w:t>
+      </w:r>
+    </w:p>
+    <w:p>
+      <w:pPr>
+        <w:rPr>
+          <w:rFonts w:ascii="Times New Roman" w:eastAsia="Times New Roman" w:hAnsi="Times New Roman" w:cs="Times New Roman"/>
+          <w:sz w:val="26"/>
+          <w:szCs w:val="26"/>
+        </w:rPr>
+      </w:pPr>
+      <w:r>
+        <w:rPr>
+          <w:rFonts w:ascii="Times New Roman" w:eastAsia="Times New Roman" w:hAnsi="Times New Roman" w:cs="Times New Roman"/>
+          <w:sz w:val="26"/>
+          <w:szCs w:val="26"/>
+        </w:rPr>
+        <w:t xml:space="preserve">       │</w:t>
+      </w:r>
+    </w:p>
+    <w:p>
+      <w:pPr>
+        <w:rPr>
+          <w:rFonts w:ascii="Times New Roman" w:eastAsia="Times New Roman" w:hAnsi="Times New Roman" w:cs="Times New Roman"/>
+          <w:sz w:val="26"/>
+          <w:szCs w:val="26"/>
+        </w:rPr>
+      </w:pPr>
+      <w:r>
+        <w:rPr>
+          <w:rFonts w:ascii="Times New Roman" w:eastAsia="Times New Roman" w:hAnsi="Times New Roman" w:cs="Times New Roman"/>
+          <w:sz w:val="26"/>
+          <w:szCs w:val="26"/>
+        </w:rPr>
+        <w:t xml:space="preserve">       ▼</w:t>
+      </w:r>
+    </w:p>
+    <w:p>
+      <w:pPr>
+        <w:rPr>
+          <w:rFonts w:ascii="Times New Roman" w:eastAsia="Times New Roman" w:hAnsi="Times New Roman" w:cs="Times New Roman"/>
+          <w:sz w:val="26"/>
+          <w:szCs w:val="26"/>
+        </w:rPr>
+      </w:pPr>
+      <w:r>
+        <w:rPr>
+          <w:rFonts w:ascii="Times New Roman" w:eastAsia="Times New Roman" w:hAnsi="Times New Roman" w:cs="Times New Roman"/>
+          <w:sz w:val="26"/>
+          <w:szCs w:val="26"/>
+        </w:rPr>
+        <w:t>5. CollisionSystem (Uniform Grid) ────────► Phân vùng không gian, phát hiện và sửa va chạm</w:t>
+      </w:r>
+    </w:p>
+    <w:p>
+      <w:pPr>
+        <w:rPr>
+          <w:rFonts w:ascii="Times New Roman" w:eastAsia="Times New Roman" w:hAnsi="Times New Roman" w:cs="Times New Roman"/>
+          <w:sz w:val="26"/>
+          <w:szCs w:val="26"/>
+        </w:rPr>
+      </w:pPr>
+      <w:r>
+        <w:rPr>
+          <w:rFonts w:ascii="Times New Roman" w:eastAsia="Times New Roman" w:hAnsi="Times New Roman" w:cs="Times New Roman"/>
+          <w:sz w:val="26"/>
+          <w:szCs w:val="26"/>
+        </w:rPr>
+        <w:t xml:space="preserve">       │</w:t>
+      </w:r>
+    </w:p>
+    <w:p>
+      <w:pPr>
+        <w:rPr>
+          <w:rFonts w:ascii="Times New Roman" w:eastAsia="Times New Roman" w:hAnsi="Times New Roman" w:cs="Times New Roman"/>
+          <w:sz w:val="26"/>
+          <w:szCs w:val="26"/>
+        </w:rPr>
+      </w:pPr>
+      <w:r>
+        <w:rPr>
+          <w:rFonts w:ascii="Times New Roman" w:eastAsia="Times New Roman" w:hAnsi="Times New Roman" w:cs="Times New Roman"/>
+          <w:sz w:val="26"/>
+          <w:szCs w:val="26"/>
+        </w:rPr>
+        <w:t xml:space="preserve">       ▼</w:t>
+      </w:r>
+    </w:p>
+    <w:p>
+      <w:pPr>
+        <w:rPr>
+          <w:rFonts w:ascii="Times New Roman" w:eastAsia="Times New Roman" w:hAnsi="Times New Roman" w:cs="Times New Roman"/>
+          <w:sz w:val="26"/>
+          <w:szCs w:val="26"/>
+        </w:rPr>
+      </w:pPr>
+      <w:r>
+        <w:rPr>
+          <w:rFonts w:ascii="Times New Roman" w:eastAsia="Times New Roman" w:hAnsi="Times New Roman" w:cs="Times New Roman"/>
+          <w:sz w:val="26"/>
+          <w:szCs w:val="26"/>
+        </w:rPr>
+        <w:t>6. RenderSystem (Frustum Culling) ────────► Lọc thực thể và vẽ lên màn hình qua SFML</w:t>
+      </w:r>
+    </w:p>
+    <w:p>
+      <w:pPr>
+        <w:rPr>
+          <w:rFonts w:ascii="Times New Roman" w:eastAsia="Times New Roman" w:hAnsi="Times New Roman" w:cs="Times New Roman"/>
+          <w:sz w:val="26"/>
+          <w:szCs w:val="26"/>
+        </w:rPr>
+      </w:pPr>
+      <w:r>
+        <w:rPr>
+          <w:rFonts w:ascii="Times New Roman" w:eastAsia="Times New Roman" w:hAnsi="Times New Roman" w:cs="Times New Roman"/>
+          <w:sz w:val="26"/>
+          <w:szCs w:val="26"/>
+        </w:rPr>
+        <w:t xml:space="preserve">       │</w:t>
+      </w:r>
+    </w:p>
+    <w:p>
+      <w:pPr>
+        <w:rPr>
+          <w:rFonts w:ascii="Times New Roman" w:eastAsia="Times New Roman" w:hAnsi="Times New Roman" w:cs="Times New Roman"/>
+          <w:sz w:val="26"/>
+          <w:szCs w:val="26"/>
+        </w:rPr>
+      </w:pPr>
+      <w:r>
+        <w:rPr>
+          <w:rFonts w:ascii="Times New Roman" w:eastAsia="Times New Roman" w:hAnsi="Times New Roman" w:cs="Times New Roman"/>
+          <w:sz w:val="26"/>
+          <w:szCs w:val="26"/>
+        </w:rPr>
+        <w:t xml:space="preserve">       ▼</w:t>
+      </w:r>
+    </w:p>
+    <w:p>
+      <w:pPr>
+        <w:rPr>
+          <w:rFonts w:ascii="Times New Roman" w:eastAsia="Times New Roman" w:hAnsi="Times New Roman" w:cs="Times New Roman"/>
+          <w:sz w:val="26"/>
+          <w:szCs w:val="26"/>
+        </w:rPr>
+      </w:pPr>
+      <w:r>
+        <w:rPr>
+          <w:rFonts w:ascii="Times New Roman" w:eastAsia="Times New Roman" w:hAnsi="Times New Roman" w:cs="Times New Roman"/>
+          <w:sz w:val="26"/>
+          <w:szCs w:val="26"/>
+        </w:rPr>
+        <w:t>7. ProfilerSystem (ImGui) ─────────────► Tổng hợp xung nhịp, hiển thị biểu đồ hiệu năng</w:t>
+      </w:r>
+    </w:p>
+    <w:p>
+      <w:pPr>
+        <w:rPr>
+          <w:rFonts w:ascii="Times New Roman" w:eastAsia="Times New Roman" w:hAnsi="Times New Roman" w:cs="Times New Roman"/>
+          <w:sz w:val="26"/>
+          <w:szCs w:val="26"/>
+        </w:rPr>
+      </w:pPr>
+      <w:r>
+        <w:rPr>
+          <w:rFonts w:ascii="Times New Roman" w:eastAsia="Times New Roman" w:hAnsi="Times New Roman" w:cs="Times New Roman"/>
+          <w:sz w:val="26"/>
+          <w:szCs w:val="26"/>
+        </w:rPr>
+        <w:t xml:space="preserve">       │</w:t>
+      </w:r>
+    </w:p>
+    <w:p>
+      <w:pPr>
+        <w:rPr>
+          <w:rFonts w:ascii="Times New Roman" w:eastAsia="Times New Roman" w:hAnsi="Times New Roman" w:cs="Times New Roman"/>
+          <w:sz w:val="26"/>
+          <w:szCs w:val="26"/>
+        </w:rPr>
+      </w:pPr>
+      <w:r>
+        <w:rPr>
+          <w:rFonts w:ascii="Times New Roman" w:eastAsia="Times New Roman" w:hAnsi="Times New Roman" w:cs="Times New Roman"/>
+          <w:sz w:val="26"/>
+          <w:szCs w:val="26"/>
+        </w:rPr>
+        <w:t xml:space="preserve">       ▼</w:t>
+      </w:r>
+    </w:p>
+    <w:p>
+      <w:pPr>
+        <w:rPr>
+          <w:rFonts w:ascii="Times New Roman" w:eastAsia="Times New Roman" w:hAnsi="Times New Roman" w:cs="Times New Roman"/>
+          <w:sz w:val="26"/>
+          <w:szCs w:val="26"/>
+        </w:rPr>
+      </w:pPr>
+      <w:r>
+        <w:rPr>
+          <w:rFonts w:ascii="Times New Roman" w:eastAsia="Times New Roman" w:hAnsi="Times New Roman" w:cs="Times New Roman"/>
+          <w:sz w:val="26"/>
+          <w:szCs w:val="26"/>
+        </w:rPr>
+        <w:t>[ Kết thúc Khung hình ]</w:t>
+      </w:r>
+    </w:p>
+    <w:p>
+      <w:pPr>
+        <w:rPr>
+          <w:rFonts w:ascii="Times New Roman" w:eastAsia="Times New Roman" w:hAnsi="Times New Roman" w:cs="Times New Roman"/>
+          <w:sz w:val="26"/>
+          <w:szCs w:val="26"/>
+        </w:rPr>
+      </w:pPr>
+    </w:p>
+    <w:p>
+      <w:pPr>
+        <w:rPr>
+          <w:rFonts w:ascii="Times New Roman" w:eastAsia="Times New Roman" w:hAnsi="Times New Roman" w:cs="Times New Roman"/>
+          <w:sz w:val="26"/>
+          <w:szCs w:val="26"/>
+        </w:rPr>
+      </w:pPr>
+      <w:r>
+        <w:rPr>
+          <w:rFonts w:ascii="Times New Roman" w:eastAsia="Times New Roman" w:hAnsi="Times New Roman" w:cs="Times New Roman"/>
+          <w:sz w:val="26"/>
+          <w:szCs w:val="26"/>
+        </w:rPr>
+        <w:t xml:space="preserve">Nhờ cách thiết kế tách biệt và tuần tự này, hệ thống loại bỏ được hoàn toàn sự phụ thuộc lẫn nhau (Coupling) giữa các module. Dữ liệu đầu ra của System này sẽ trôi xuôi theo dòng chảy của vòng lặp để làm đầu vào cho System kế tiếp, giúp tối ưu hóa tối đa hiệu năng xử lý của CPU. </w:t>
+      </w:r>
+    </w:p>
+    <w:p>
+      <w:pPr>
+        <w:rPr>
+          <w:rFonts w:ascii="Times New Roman" w:eastAsia="Times New Roman" w:hAnsi="Times New Roman" w:cs="Times New Roman"/>
+          <w:sz w:val="26"/>
+          <w:szCs w:val="26"/>
+        </w:rPr>
+      </w:pPr>
+    </w:p>
+    <w:p>
+      <w:pPr>
+        <w:rPr>
+          <w:rFonts w:ascii="Times New Roman" w:eastAsia="Times New Roman" w:hAnsi="Times New Roman" w:cs="Times New Roman"/>
+          <w:b/>
+          <w:bCs/>
+          <w:sz w:val="26"/>
+          <w:szCs w:val="26"/>
+        </w:rPr>
+      </w:pPr>
+      <w:r>
+        <w:rPr>
+          <w:rFonts w:ascii="Times New Roman" w:eastAsia="Times New Roman" w:hAnsi="Times New Roman" w:cs="Times New Roman"/>
+          <w:b/>
+          <w:bCs/>
+          <w:sz w:val="26"/>
+          <w:szCs w:val="26"/>
+        </w:rPr>
+        <w:t xml:space="preserve">3.2 ECS Core </w:t>
+      </w:r>
+    </w:p>
+    <w:p>
+      <w:pPr>
+        <w:rPr>
+          <w:rFonts w:ascii="Times New Roman" w:eastAsia="Times New Roman" w:hAnsi="Times New Roman" w:cs="Times New Roman"/>
+          <w:sz w:val="26"/>
+          <w:szCs w:val="26"/>
+        </w:rPr>
+      </w:pPr>
+      <w:r>
+        <w:rPr>
+          <w:rFonts w:ascii="Times New Roman" w:eastAsia="Times New Roman" w:hAnsi="Times New Roman" w:cs="Times New Roman"/>
+          <w:sz w:val="26"/>
+          <w:szCs w:val="26"/>
+        </w:rPr>
+        <w:t xml:space="preserve">Bộ lõi ECS Core đóng vai trò là kiến trúc hạ tầng cho toàn bộ Game Engine, chịu trách nhiệm quản lý vòng đời của các thực thể, tổ chức lưu trữ dữ liệu tối ưu trên RAM và điều phối thứ tự thực thi của các mạch logic. </w:t>
+      </w:r>
+    </w:p>
+    <w:p>
+      <w:pPr>
+        <w:rPr>
+          <w:rFonts w:ascii="Times New Roman" w:eastAsia="Times New Roman" w:hAnsi="Times New Roman" w:cs="Times New Roman"/>
+          <w:sz w:val="26"/>
+          <w:szCs w:val="26"/>
+        </w:rPr>
+      </w:pPr>
+    </w:p>
+    <w:p>
+      <w:pPr>
+        <w:rPr>
+          <w:rFonts w:ascii="Times New Roman" w:eastAsia="Times New Roman" w:hAnsi="Times New Roman" w:cs="Times New Roman"/>
+          <w:b/>
+          <w:bCs/>
+          <w:sz w:val="26"/>
+          <w:szCs w:val="26"/>
+        </w:rPr>
+      </w:pPr>
+      <w:r>
+        <w:rPr>
+          <w:rFonts w:ascii="Times New Roman" w:eastAsia="Times New Roman" w:hAnsi="Times New Roman" w:cs="Times New Roman"/>
+          <w:b/>
+          <w:bCs/>
+          <w:sz w:val="26"/>
+          <w:szCs w:val="26"/>
+        </w:rPr>
+        <w:t xml:space="preserve">3.2.1 EntityManager - cấp phát và tái sử dụng EntityID </w:t>
+      </w:r>
+    </w:p>
+    <w:p>
+      <w:pPr>
+        <w:spacing w:after="240"/>
+        <w:rPr>
+          <w:rFonts w:ascii="Times New Roman" w:eastAsia="Times New Roman" w:hAnsi="Times New Roman" w:cs="Times New Roman"/>
+          <w:sz w:val="26"/>
+          <w:szCs w:val="26"/>
+        </w:rPr>
+      </w:pPr>
+      <w:r>
+        <w:rPr>
+          <w:rFonts w:ascii="Times New Roman" w:eastAsia="Times New Roman" w:hAnsi="Times New Roman" w:cs="Times New Roman"/>
+          <w:sz w:val="26"/>
+          <w:szCs w:val="26"/>
+        </w:rPr>
+        <w:t xml:space="preserve">Trong hệ thống, Entity không phải là một đối tượng chứa dữ liệu mà chỉ là một số nguyên không dấu (uint32_t). Lớp EntityManager được thiết kế để quản lý tập hợp </w:t>
+      </w:r>
+      <w:r>
+        <w:rPr>
+          <w:rFonts w:ascii="Times New Roman" w:eastAsia="Times New Roman" w:hAnsi="Times New Roman" w:cs="Times New Roman"/>
+          <w:sz w:val="26"/>
+          <w:szCs w:val="26"/>
+        </w:rPr>
         <w:lastRenderedPageBreak/>
-        <w:t xml:space="preserve">       │</w:t>
-      </w:r>
-    </w:p>
-    <w:p>
-      <w:pPr>
-        <w:rPr>
-          <w:rFonts w:ascii="Times New Roman" w:eastAsia="Times New Roman" w:hAnsi="Times New Roman" w:cs="Times New Roman"/>
-          <w:sz w:val="26"/>
-          <w:szCs w:val="26"/>
-        </w:rPr>
-      </w:pPr>
-      <w:r>
-        <w:rPr>
-          <w:rFonts w:ascii="Times New Roman" w:eastAsia="Times New Roman" w:hAnsi="Times New Roman" w:cs="Times New Roman"/>
-          <w:sz w:val="26"/>
-          <w:szCs w:val="26"/>
-        </w:rPr>
-        <w:t xml:space="preserve">       ▼</w:t>
-      </w:r>
-    </w:p>
-    <w:p>
-      <w:pPr>
-        <w:rPr>
-          <w:rFonts w:ascii="Times New Roman" w:eastAsia="Times New Roman" w:hAnsi="Times New Roman" w:cs="Times New Roman"/>
-          <w:sz w:val="26"/>
-          <w:szCs w:val="26"/>
-        </w:rPr>
-      </w:pPr>
-      <w:r>
-        <w:rPr>
-          <w:rFonts w:ascii="Times New Roman" w:eastAsia="Times New Roman" w:hAnsi="Times New Roman" w:cs="Times New Roman"/>
-          <w:sz w:val="26"/>
-          <w:szCs w:val="26"/>
-        </w:rPr>
-        <w:t>3. AISystem (FSM) ──────────────── ► Cập nhật trạng thái quái vật (Idle, Chase,...)</w:t>
-      </w:r>
-    </w:p>
-    <w:p>
-      <w:pPr>
-        <w:rPr>
-          <w:rFonts w:ascii="Times New Roman" w:eastAsia="Times New Roman" w:hAnsi="Times New Roman" w:cs="Times New Roman"/>
-          <w:sz w:val="26"/>
-          <w:szCs w:val="26"/>
-        </w:rPr>
-      </w:pPr>
-      <w:r>
-        <w:rPr>
-          <w:rFonts w:ascii="Times New Roman" w:eastAsia="Times New Roman" w:hAnsi="Times New Roman" w:cs="Times New Roman"/>
-          <w:sz w:val="26"/>
-          <w:szCs w:val="26"/>
-        </w:rPr>
-        <w:t xml:space="preserve">       │</w:t>
-      </w:r>
-    </w:p>
-    <w:p>
-      <w:pPr>
-        <w:rPr>
-          <w:rFonts w:ascii="Times New Roman" w:eastAsia="Times New Roman" w:hAnsi="Times New Roman" w:cs="Times New Roman"/>
-          <w:sz w:val="26"/>
-          <w:szCs w:val="26"/>
-        </w:rPr>
-      </w:pPr>
-      <w:r>
-        <w:rPr>
-          <w:rFonts w:ascii="Times New Roman" w:eastAsia="Times New Roman" w:hAnsi="Times New Roman" w:cs="Times New Roman"/>
-          <w:sz w:val="26"/>
-          <w:szCs w:val="26"/>
-        </w:rPr>
-        <w:t xml:space="preserve">       ▼</w:t>
-      </w:r>
-    </w:p>
-    <w:p>
-      <w:pPr>
-        <w:rPr>
-          <w:rFonts w:ascii="Times New Roman" w:eastAsia="Times New Roman" w:hAnsi="Times New Roman" w:cs="Times New Roman"/>
-          <w:sz w:val="26"/>
-          <w:szCs w:val="26"/>
-        </w:rPr>
-      </w:pPr>
-      <w:r>
-        <w:rPr>
-          <w:rFonts w:ascii="Times New Roman" w:eastAsia="Times New Roman" w:hAnsi="Times New Roman" w:cs="Times New Roman"/>
-          <w:sz w:val="26"/>
-          <w:szCs w:val="26"/>
-        </w:rPr>
-        <w:t>4. MovementSystem ────────────────► Cập nhật tọa độ di chuyển thô</w:t>
-      </w:r>
-    </w:p>
-    <w:p>
-      <w:pPr>
-        <w:rPr>
-          <w:rFonts w:ascii="Times New Roman" w:eastAsia="Times New Roman" w:hAnsi="Times New Roman" w:cs="Times New Roman"/>
-          <w:sz w:val="26"/>
-          <w:szCs w:val="26"/>
-        </w:rPr>
-      </w:pPr>
-      <w:r>
-        <w:rPr>
-          <w:rFonts w:ascii="Times New Roman" w:eastAsia="Times New Roman" w:hAnsi="Times New Roman" w:cs="Times New Roman"/>
-          <w:sz w:val="26"/>
-          <w:szCs w:val="26"/>
-        </w:rPr>
-        <w:t xml:space="preserve">       │</w:t>
-      </w:r>
-    </w:p>
-    <w:p>
-      <w:pPr>
-        <w:rPr>
-          <w:rFonts w:ascii="Times New Roman" w:eastAsia="Times New Roman" w:hAnsi="Times New Roman" w:cs="Times New Roman"/>
-          <w:sz w:val="26"/>
-          <w:szCs w:val="26"/>
-        </w:rPr>
-      </w:pPr>
-      <w:r>
-        <w:rPr>
-          <w:rFonts w:ascii="Times New Roman" w:eastAsia="Times New Roman" w:hAnsi="Times New Roman" w:cs="Times New Roman"/>
-          <w:sz w:val="26"/>
-          <w:szCs w:val="26"/>
-        </w:rPr>
-        <w:t xml:space="preserve">       ▼</w:t>
-      </w:r>
-    </w:p>
-    <w:p>
-      <w:pPr>
-        <w:rPr>
-          <w:rFonts w:ascii="Times New Roman" w:eastAsia="Times New Roman" w:hAnsi="Times New Roman" w:cs="Times New Roman"/>
-          <w:sz w:val="26"/>
-          <w:szCs w:val="26"/>
-        </w:rPr>
-      </w:pPr>
-      <w:r>
-        <w:rPr>
-          <w:rFonts w:ascii="Times New Roman" w:eastAsia="Times New Roman" w:hAnsi="Times New Roman" w:cs="Times New Roman"/>
-          <w:sz w:val="26"/>
-          <w:szCs w:val="26"/>
-        </w:rPr>
-        <w:t>5. CollisionSystem (Uniform Grid) ────────► Phân vùng không gian, phát hiện và sửa va chạm</w:t>
-      </w:r>
-    </w:p>
-    <w:p>
-      <w:pPr>
-        <w:rPr>
-          <w:rFonts w:ascii="Times New Roman" w:eastAsia="Times New Roman" w:hAnsi="Times New Roman" w:cs="Times New Roman"/>
-          <w:sz w:val="26"/>
-          <w:szCs w:val="26"/>
-        </w:rPr>
-      </w:pPr>
-      <w:r>
-        <w:rPr>
-          <w:rFonts w:ascii="Times New Roman" w:eastAsia="Times New Roman" w:hAnsi="Times New Roman" w:cs="Times New Roman"/>
-          <w:sz w:val="26"/>
-          <w:szCs w:val="26"/>
-        </w:rPr>
-        <w:t xml:space="preserve">       │</w:t>
-      </w:r>
-    </w:p>
-    <w:p>
-      <w:pPr>
-        <w:rPr>
-          <w:rFonts w:ascii="Times New Roman" w:eastAsia="Times New Roman" w:hAnsi="Times New Roman" w:cs="Times New Roman"/>
-          <w:sz w:val="26"/>
-          <w:szCs w:val="26"/>
-        </w:rPr>
-      </w:pPr>
-      <w:r>
-        <w:rPr>
-          <w:rFonts w:ascii="Times New Roman" w:eastAsia="Times New Roman" w:hAnsi="Times New Roman" w:cs="Times New Roman"/>
-          <w:sz w:val="26"/>
-          <w:szCs w:val="26"/>
-        </w:rPr>
-        <w:t xml:space="preserve">       ▼</w:t>
-      </w:r>
-    </w:p>
-    <w:p>
-      <w:pPr>
-        <w:rPr>
-          <w:rFonts w:ascii="Times New Roman" w:eastAsia="Times New Roman" w:hAnsi="Times New Roman" w:cs="Times New Roman"/>
-          <w:sz w:val="26"/>
-          <w:szCs w:val="26"/>
-        </w:rPr>
-      </w:pPr>
-      <w:r>
-        <w:rPr>
-          <w:rFonts w:ascii="Times New Roman" w:eastAsia="Times New Roman" w:hAnsi="Times New Roman" w:cs="Times New Roman"/>
-          <w:sz w:val="26"/>
-          <w:szCs w:val="26"/>
-        </w:rPr>
-        <w:t>6. RenderSystem (Frustum Culling) ────────► Lọc thực thể và vẽ lên màn hình qua SFML</w:t>
-      </w:r>
-    </w:p>
-    <w:p>
-      <w:pPr>
-        <w:rPr>
-          <w:rFonts w:ascii="Times New Roman" w:eastAsia="Times New Roman" w:hAnsi="Times New Roman" w:cs="Times New Roman"/>
-          <w:sz w:val="26"/>
-          <w:szCs w:val="26"/>
-        </w:rPr>
-      </w:pPr>
-      <w:r>
-        <w:rPr>
-          <w:rFonts w:ascii="Times New Roman" w:eastAsia="Times New Roman" w:hAnsi="Times New Roman" w:cs="Times New Roman"/>
-          <w:sz w:val="26"/>
-          <w:szCs w:val="26"/>
-        </w:rPr>
-        <w:t xml:space="preserve">       │</w:t>
-      </w:r>
-    </w:p>
-    <w:p>
-      <w:pPr>
-        <w:rPr>
-          <w:rFonts w:ascii="Times New Roman" w:eastAsia="Times New Roman" w:hAnsi="Times New Roman" w:cs="Times New Roman"/>
-          <w:sz w:val="26"/>
-          <w:szCs w:val="26"/>
-        </w:rPr>
-      </w:pPr>
-      <w:r>
-        <w:rPr>
-          <w:rFonts w:ascii="Times New Roman" w:eastAsia="Times New Roman" w:hAnsi="Times New Roman" w:cs="Times New Roman"/>
-          <w:sz w:val="26"/>
-          <w:szCs w:val="26"/>
-        </w:rPr>
-        <w:t xml:space="preserve">       ▼</w:t>
-      </w:r>
-    </w:p>
-    <w:p>
-      <w:pPr>
-        <w:rPr>
-          <w:rFonts w:ascii="Times New Roman" w:eastAsia="Times New Roman" w:hAnsi="Times New Roman" w:cs="Times New Roman"/>
-          <w:sz w:val="26"/>
-          <w:szCs w:val="26"/>
-        </w:rPr>
-      </w:pPr>
-      <w:r>
-        <w:rPr>
-          <w:rFonts w:ascii="Times New Roman" w:eastAsia="Times New Roman" w:hAnsi="Times New Roman" w:cs="Times New Roman"/>
-          <w:sz w:val="26"/>
-          <w:szCs w:val="26"/>
-        </w:rPr>
-        <w:t>7. ProfilerSystem (ImGui) ─────────────► Tổng hợp xung nhịp, hiển thị biểu đồ hiệu năng</w:t>
-      </w:r>
-    </w:p>
-    <w:p>
-      <w:pPr>
-        <w:rPr>
-          <w:rFonts w:ascii="Times New Roman" w:eastAsia="Times New Roman" w:hAnsi="Times New Roman" w:cs="Times New Roman"/>
-          <w:sz w:val="26"/>
-          <w:szCs w:val="26"/>
-        </w:rPr>
-      </w:pPr>
-      <w:r>
-        <w:rPr>
-          <w:rFonts w:ascii="Times New Roman" w:eastAsia="Times New Roman" w:hAnsi="Times New Roman" w:cs="Times New Roman"/>
-          <w:sz w:val="26"/>
-          <w:szCs w:val="26"/>
-        </w:rPr>
-        <w:t xml:space="preserve">       │</w:t>
-      </w:r>
-    </w:p>
-    <w:p>
-      <w:pPr>
-        <w:rPr>
-          <w:rFonts w:ascii="Times New Roman" w:eastAsia="Times New Roman" w:hAnsi="Times New Roman" w:cs="Times New Roman"/>
-          <w:sz w:val="26"/>
-          <w:szCs w:val="26"/>
-        </w:rPr>
-      </w:pPr>
-      <w:r>
-        <w:rPr>
-          <w:rFonts w:ascii="Times New Roman" w:eastAsia="Times New Roman" w:hAnsi="Times New Roman" w:cs="Times New Roman"/>
-          <w:sz w:val="26"/>
-          <w:szCs w:val="26"/>
-        </w:rPr>
-        <w:t xml:space="preserve">       ▼</w:t>
-      </w:r>
-    </w:p>
-    <w:p>
-      <w:pPr>
-        <w:rPr>
-          <w:rFonts w:ascii="Times New Roman" w:eastAsia="Times New Roman" w:hAnsi="Times New Roman" w:cs="Times New Roman"/>
-          <w:sz w:val="26"/>
-          <w:szCs w:val="26"/>
-        </w:rPr>
-      </w:pPr>
-      <w:r>
-        <w:rPr>
-          <w:rFonts w:ascii="Times New Roman" w:eastAsia="Times New Roman" w:hAnsi="Times New Roman" w:cs="Times New Roman"/>
-          <w:sz w:val="26"/>
-          <w:szCs w:val="26"/>
-        </w:rPr>
-        <w:t>[ Kết thúc Khung hình ]</w:t>
-      </w:r>
-    </w:p>
-    <w:p>
-      <w:pPr>
-        <w:rPr>
-          <w:rFonts w:ascii="Times New Roman" w:eastAsia="Times New Roman" w:hAnsi="Times New Roman" w:cs="Times New Roman"/>
-          <w:sz w:val="26"/>
-          <w:szCs w:val="26"/>
-        </w:rPr>
-      </w:pPr>
-    </w:p>
-    <w:p>
-      <w:pPr>
-        <w:rPr>
-          <w:rFonts w:ascii="Times New Roman" w:eastAsia="Times New Roman" w:hAnsi="Times New Roman" w:cs="Times New Roman"/>
-          <w:sz w:val="26"/>
-          <w:szCs w:val="26"/>
-        </w:rPr>
-      </w:pPr>
-      <w:r>
-        <w:rPr>
-          <w:rFonts w:ascii="Times New Roman" w:eastAsia="Times New Roman" w:hAnsi="Times New Roman" w:cs="Times New Roman"/>
-          <w:sz w:val="26"/>
-          <w:szCs w:val="26"/>
-        </w:rPr>
-        <w:t xml:space="preserve">Nhờ cách thiết kế tách biệt và tuần tự này, hệ thống loại bỏ được hoàn toàn sự phụ thuộc lẫn nhau (Coupling) giữa các module. Dữ liệu đầu ra của System này sẽ trôi xuôi theo dòng chảy của vòng lặp để làm đầu vào cho System kế tiếp, giúp tối ưu hóa tối đa hiệu năng xử lý của CPU. </w:t>
-      </w:r>
-    </w:p>
-    <w:p>
-      <w:pPr>
-        <w:rPr>
-          <w:rFonts w:ascii="Times New Roman" w:eastAsia="Times New Roman" w:hAnsi="Times New Roman" w:cs="Times New Roman"/>
-          <w:sz w:val="26"/>
-          <w:szCs w:val="26"/>
-        </w:rPr>
-      </w:pPr>
-    </w:p>
-    <w:p>
-      <w:pPr>
-        <w:rPr>
-          <w:rFonts w:ascii="Times New Roman" w:eastAsia="Times New Roman" w:hAnsi="Times New Roman" w:cs="Times New Roman"/>
-          <w:sz w:val="26"/>
-          <w:szCs w:val="26"/>
-        </w:rPr>
-      </w:pPr>
-      <w:r>
-        <w:rPr>
-          <w:rFonts w:ascii="Times New Roman" w:eastAsia="Times New Roman" w:hAnsi="Times New Roman" w:cs="Times New Roman"/>
-          <w:sz w:val="26"/>
-          <w:szCs w:val="26"/>
-        </w:rPr>
-        <w:t xml:space="preserve">3.2 ECS Core </w:t>
-      </w:r>
-    </w:p>
-    <w:p>
-      <w:pPr>
-        <w:rPr>
-          <w:rFonts w:ascii="Times New Roman" w:eastAsia="Times New Roman" w:hAnsi="Times New Roman" w:cs="Times New Roman"/>
-          <w:sz w:val="26"/>
-          <w:szCs w:val="26"/>
-        </w:rPr>
-      </w:pPr>
-      <w:r>
-        <w:rPr>
-          <w:rFonts w:ascii="Times New Roman" w:eastAsia="Times New Roman" w:hAnsi="Times New Roman" w:cs="Times New Roman"/>
-          <w:sz w:val="26"/>
-          <w:szCs w:val="26"/>
-        </w:rPr>
-        <w:t xml:space="preserve">Bộ lõi ECS Core đóng vai trò là kiến trúc hạ tầng cho toàn bộ Game Engine, chịu trách nhiệm quản lý vòng đời của các thực thể, tổ chức lưu trữ dữ liệu tối ưu trên RAM và điều phối thứ tự thực thi của các mạch logic. </w:t>
-      </w:r>
-    </w:p>
-    <w:p>
-      <w:pPr>
-        <w:rPr>
-          <w:rFonts w:ascii="Times New Roman" w:eastAsia="Times New Roman" w:hAnsi="Times New Roman" w:cs="Times New Roman"/>
-          <w:sz w:val="26"/>
-          <w:szCs w:val="26"/>
-        </w:rPr>
-      </w:pPr>
-    </w:p>
-    <w:p>
-      <w:pPr>
-        <w:rPr>
-          <w:rFonts w:ascii="Times New Roman" w:eastAsia="Times New Roman" w:hAnsi="Times New Roman" w:cs="Times New Roman"/>
-          <w:sz w:val="26"/>
-          <w:szCs w:val="26"/>
-        </w:rPr>
-      </w:pPr>
-      <w:r>
-        <w:rPr>
-          <w:rFonts w:ascii="Times New Roman" w:eastAsia="Times New Roman" w:hAnsi="Times New Roman" w:cs="Times New Roman"/>
-          <w:sz w:val="26"/>
-          <w:szCs w:val="26"/>
-        </w:rPr>
-        <w:t xml:space="preserve">3.2.1 EntityManager - cấp phát và tái sử dụng EntityID </w:t>
-      </w:r>
-    </w:p>
-    <w:p>
-      <w:pPr>
-        <w:spacing w:after="240"/>
-        <w:rPr>
-          <w:rFonts w:ascii="Times New Roman" w:eastAsia="Times New Roman" w:hAnsi="Times New Roman" w:cs="Times New Roman"/>
-          <w:sz w:val="26"/>
-          <w:szCs w:val="26"/>
-        </w:rPr>
-      </w:pPr>
-      <w:r>
-        <w:rPr>
-          <w:rFonts w:ascii="Times New Roman" w:eastAsia="Times New Roman" w:hAnsi="Times New Roman" w:cs="Times New Roman"/>
-          <w:sz w:val="26"/>
-          <w:szCs w:val="26"/>
-        </w:rPr>
-        <w:t>Trong hệ thống, Entity không phải là một đối tượng chứa dữ liệu mà chỉ là một số nguyên không dấu (uint32_t). Lớp EntityManager được thiết kế để quản lý tập hợp các định danh này với hai nhiệm vụ cốt lõi: cấp phát ID mới cho các thực thể vừa sinh ra và thu hồi, tái sử dụng các ID của thực thể đã bị hủy bỏ nhằm tránh hiện tượng tràn số nguyên (Integer Overflow).</w:t>
+        <w:t>các định danh này với hai nhiệm vụ cốt lõi: cấp phát ID mới cho các thực thể vừa sinh ra và thu hồi, tái sử dụng các ID của thực thể đã bị hủy bỏ nhằm tránh hiện tượng tràn số nguyên (Integer Overflow).</w:t>
       </w:r>
     </w:p>
     <w:p>
@@ -8596,7 +9823,6 @@
           <w:sz w:val="26"/>
           <w:szCs w:val="26"/>
         </w:rPr>
-        <w:lastRenderedPageBreak/>
         <w:t>Cơ chế lưu trữ và cấp phát: EntityManager quản lý một biến đếm tuyến tính (m_LivingEntityCount) để đánh dấu ID lớn nhất từng được cấp phát và một hàng đợi (std::queue&lt;Entity&gt; m_DestroyedEntities) chứa các ID đã bị hủy.</w:t>
       </w:r>
     </w:p>
@@ -8647,13 +9873,17 @@
       <w:pPr>
         <w:rPr>
           <w:rFonts w:ascii="Times New Roman" w:eastAsia="Times New Roman" w:hAnsi="Times New Roman" w:cs="Times New Roman"/>
-          <w:sz w:val="26"/>
-          <w:szCs w:val="26"/>
-        </w:rPr>
-      </w:pPr>
-      <w:r>
-        <w:rPr>
-          <w:rFonts w:ascii="Times New Roman" w:eastAsia="Times New Roman" w:hAnsi="Times New Roman" w:cs="Times New Roman"/>
+          <w:b/>
+          <w:bCs/>
+          <w:sz w:val="26"/>
+          <w:szCs w:val="26"/>
+        </w:rPr>
+      </w:pPr>
+      <w:r>
+        <w:rPr>
+          <w:rFonts w:ascii="Times New Roman" w:eastAsia="Times New Roman" w:hAnsi="Times New Roman" w:cs="Times New Roman"/>
+          <w:b/>
+          <w:bCs/>
           <w:sz w:val="26"/>
           <w:szCs w:val="26"/>
         </w:rPr>
@@ -8789,13 +10019,17 @@
       <w:pPr>
         <w:rPr>
           <w:rFonts w:ascii="Times New Roman" w:eastAsia="Times New Roman" w:hAnsi="Times New Roman" w:cs="Times New Roman"/>
-          <w:sz w:val="26"/>
-          <w:szCs w:val="26"/>
-        </w:rPr>
-      </w:pPr>
-      <w:r>
-        <w:rPr>
-          <w:rFonts w:ascii="Times New Roman" w:eastAsia="Times New Roman" w:hAnsi="Times New Roman" w:cs="Times New Roman"/>
+          <w:b/>
+          <w:bCs/>
+          <w:sz w:val="26"/>
+          <w:szCs w:val="26"/>
+        </w:rPr>
+      </w:pPr>
+      <w:r>
+        <w:rPr>
+          <w:rFonts w:ascii="Times New Roman" w:eastAsia="Times New Roman" w:hAnsi="Times New Roman" w:cs="Times New Roman"/>
+          <w:b/>
+          <w:bCs/>
           <w:sz w:val="26"/>
           <w:szCs w:val="26"/>
         </w:rPr>
@@ -8817,16 +10051,8 @@
           <w:sz w:val="26"/>
           <w:szCs w:val="26"/>
         </w:rPr>
-        <w:t>Các System chứa mã nguồn xử lý logic nhưng hoàn toàn không lưu trữ trạng thái dữ liệu của thực thể. Lớp SystemManager được thiết kế theo tư duy lập trình meta-</w:t>
-      </w:r>
-      <w:r>
-        <w:rPr>
-          <w:rFonts w:ascii="Times New Roman" w:eastAsia="Times New Roman" w:hAnsi="Times New Roman" w:cs="Times New Roman"/>
-          <w:sz w:val="26"/>
-          <w:szCs w:val="26"/>
-        </w:rPr>
         <w:lastRenderedPageBreak/>
-        <w:t xml:space="preserve">programming (Meta-programming) nhằm quản lý vòng đời của các hệ thống này, đảm bảo tính tuần tự và tối ưu hóa hiệu năng tuyệt đối tại thời điểm biên dịch (Compile-time). </w:t>
+        <w:t xml:space="preserve">Các System chứa mã nguồn xử lý logic nhưng hoàn toàn không lưu trữ trạng thái dữ liệu của thực thể. Lớp SystemManager được thiết kế theo tư duy lập trình meta-programming (Meta-programming) nhằm quản lý vòng đời của các hệ thống này, đảm bảo tính tuần tự và tối ưu hóa hiệu năng tuyệt đối tại thời điểm biên dịch (Compile-time). </w:t>
       </w:r>
     </w:p>
     <w:p>
@@ -8934,13 +10160,17 @@
       <w:pPr>
         <w:rPr>
           <w:rFonts w:ascii="Times New Roman" w:eastAsia="Times New Roman" w:hAnsi="Times New Roman" w:cs="Times New Roman"/>
-          <w:sz w:val="26"/>
-          <w:szCs w:val="26"/>
-        </w:rPr>
-      </w:pPr>
-      <w:r>
-        <w:rPr>
-          <w:rFonts w:ascii="Times New Roman" w:eastAsia="Times New Roman" w:hAnsi="Times New Roman" w:cs="Times New Roman"/>
+          <w:b/>
+          <w:bCs/>
+          <w:sz w:val="26"/>
+          <w:szCs w:val="26"/>
+        </w:rPr>
+      </w:pPr>
+      <w:r>
+        <w:rPr>
+          <w:rFonts w:ascii="Times New Roman" w:eastAsia="Times New Roman" w:hAnsi="Times New Roman" w:cs="Times New Roman"/>
+          <w:b/>
+          <w:bCs/>
           <w:sz w:val="26"/>
           <w:szCs w:val="26"/>
         </w:rPr>
@@ -8973,6 +10203,8 @@
         <w:spacing w:before="0" w:after="40"/>
         <w:rPr>
           <w:rFonts w:ascii="Times New Roman" w:eastAsia="Times New Roman" w:hAnsi="Times New Roman" w:cs="Times New Roman"/>
+          <w:b/>
+          <w:bCs/>
           <w:color w:val="000000"/>
           <w:sz w:val="26"/>
           <w:szCs w:val="26"/>
@@ -8983,6 +10215,8 @@
       <w:r>
         <w:rPr>
           <w:rFonts w:ascii="Times New Roman" w:eastAsia="Times New Roman" w:hAnsi="Times New Roman" w:cs="Times New Roman"/>
+          <w:b/>
+          <w:bCs/>
           <w:color w:val="000000"/>
           <w:sz w:val="26"/>
           <w:szCs w:val="26"/>
@@ -9081,6 +10315,8 @@
         <w:spacing w:before="0" w:after="40"/>
         <w:rPr>
           <w:rFonts w:ascii="Times New Roman" w:eastAsia="Times New Roman" w:hAnsi="Times New Roman" w:cs="Times New Roman"/>
+          <w:b/>
+          <w:bCs/>
           <w:color w:val="000000"/>
           <w:sz w:val="26"/>
           <w:szCs w:val="26"/>
@@ -9091,6 +10327,8 @@
       <w:r>
         <w:rPr>
           <w:rFonts w:ascii="Times New Roman" w:eastAsia="Times New Roman" w:hAnsi="Times New Roman" w:cs="Times New Roman"/>
+          <w:b/>
+          <w:bCs/>
           <w:color w:val="000000"/>
           <w:sz w:val="26"/>
           <w:szCs w:val="26"/>
@@ -9265,6 +10503,7 @@
     </w:p>
     <w:p>
       <w:pPr>
+        <w:pStyle w:val="ListParagraph"/>
         <w:numPr>
           <w:ilvl w:val="1"/>
           <w:numId w:val="53"/>
@@ -9394,13 +10633,17 @@
       <w:pPr>
         <w:rPr>
           <w:rFonts w:ascii="Times New Roman" w:eastAsia="Times New Roman" w:hAnsi="Times New Roman" w:cs="Times New Roman"/>
-          <w:sz w:val="26"/>
-          <w:szCs w:val="26"/>
-        </w:rPr>
-      </w:pPr>
-      <w:r>
-        <w:rPr>
-          <w:rFonts w:ascii="Times New Roman" w:eastAsia="Times New Roman" w:hAnsi="Times New Roman" w:cs="Times New Roman"/>
+          <w:b/>
+          <w:bCs/>
+          <w:sz w:val="26"/>
+          <w:szCs w:val="26"/>
+        </w:rPr>
+      </w:pPr>
+      <w:r>
+        <w:rPr>
+          <w:rFonts w:ascii="Times New Roman" w:eastAsia="Times New Roman" w:hAnsi="Times New Roman" w:cs="Times New Roman"/>
+          <w:b/>
+          <w:bCs/>
           <w:sz w:val="26"/>
           <w:szCs w:val="26"/>
         </w:rPr>
@@ -9437,13 +10680,17 @@
       <w:pPr>
         <w:rPr>
           <w:rFonts w:ascii="Times New Roman" w:eastAsia="Times New Roman" w:hAnsi="Times New Roman" w:cs="Times New Roman"/>
-          <w:sz w:val="26"/>
-          <w:szCs w:val="26"/>
-        </w:rPr>
-      </w:pPr>
-      <w:r>
-        <w:rPr>
-          <w:rFonts w:ascii="Times New Roman" w:eastAsia="Times New Roman" w:hAnsi="Times New Roman" w:cs="Times New Roman"/>
+          <w:b/>
+          <w:bCs/>
+          <w:sz w:val="26"/>
+          <w:szCs w:val="26"/>
+        </w:rPr>
+      </w:pPr>
+      <w:r>
+        <w:rPr>
+          <w:rFonts w:ascii="Times New Roman" w:eastAsia="Times New Roman" w:hAnsi="Times New Roman" w:cs="Times New Roman"/>
+          <w:b/>
+          <w:bCs/>
           <w:sz w:val="26"/>
           <w:szCs w:val="26"/>
         </w:rPr>
@@ -9516,13 +10763,17 @@
       <w:pPr>
         <w:rPr>
           <w:rFonts w:ascii="Times New Roman" w:eastAsia="Times New Roman" w:hAnsi="Times New Roman" w:cs="Times New Roman"/>
-          <w:sz w:val="26"/>
-          <w:szCs w:val="26"/>
-        </w:rPr>
-      </w:pPr>
-      <w:r>
-        <w:rPr>
-          <w:rFonts w:ascii="Times New Roman" w:eastAsia="Times New Roman" w:hAnsi="Times New Roman" w:cs="Times New Roman"/>
+          <w:b/>
+          <w:bCs/>
+          <w:sz w:val="26"/>
+          <w:szCs w:val="26"/>
+        </w:rPr>
+      </w:pPr>
+      <w:r>
+        <w:rPr>
+          <w:rFonts w:ascii="Times New Roman" w:eastAsia="Times New Roman" w:hAnsi="Times New Roman" w:cs="Times New Roman"/>
+          <w:b/>
+          <w:bCs/>
           <w:sz w:val="26"/>
           <w:szCs w:val="26"/>
         </w:rPr>
@@ -9638,13 +10889,17 @@
       <w:pPr>
         <w:rPr>
           <w:rFonts w:ascii="Times New Roman" w:eastAsia="Times New Roman" w:hAnsi="Times New Roman" w:cs="Times New Roman"/>
-          <w:sz w:val="26"/>
-          <w:szCs w:val="26"/>
-        </w:rPr>
-      </w:pPr>
-      <w:r>
-        <w:rPr>
-          <w:rFonts w:ascii="Times New Roman" w:eastAsia="Times New Roman" w:hAnsi="Times New Roman" w:cs="Times New Roman"/>
+          <w:b/>
+          <w:bCs/>
+          <w:sz w:val="26"/>
+          <w:szCs w:val="26"/>
+        </w:rPr>
+      </w:pPr>
+      <w:r>
+        <w:rPr>
+          <w:rFonts w:ascii="Times New Roman" w:eastAsia="Times New Roman" w:hAnsi="Times New Roman" w:cs="Times New Roman"/>
+          <w:b/>
+          <w:bCs/>
           <w:sz w:val="26"/>
           <w:szCs w:val="26"/>
         </w:rPr>
@@ -9676,6 +10931,8 @@
         <w:spacing w:before="240" w:after="40"/>
         <w:rPr>
           <w:rFonts w:ascii="Times New Roman" w:eastAsia="Times New Roman" w:hAnsi="Times New Roman" w:cs="Times New Roman"/>
+          <w:b/>
+          <w:bCs/>
           <w:color w:val="000000"/>
           <w:sz w:val="26"/>
           <w:szCs w:val="26"/>
@@ -9686,6 +10943,8 @@
       <w:r>
         <w:rPr>
           <w:rFonts w:ascii="Times New Roman" w:eastAsia="Times New Roman" w:hAnsi="Times New Roman" w:cs="Times New Roman"/>
+          <w:b/>
+          <w:bCs/>
           <w:color w:val="000000"/>
           <w:sz w:val="26"/>
           <w:szCs w:val="26"/>
@@ -9708,16 +10967,7 @@
           <w:sz w:val="26"/>
           <w:szCs w:val="26"/>
         </w:rPr>
-        <w:t xml:space="preserve">Để đảm bảo tính tương thích tuyệt đối với kiến trúc ECS và tách biệt hoàn toàn logic xử lý khỏi trạng thái lưu trữ, hệ thống thiết kế cơ chế máy trạng thái dựa trên mô hình </w:t>
-      </w:r>
-      <w:r>
-        <w:rPr>
-          <w:rFonts w:ascii="Times New Roman" w:eastAsia="Times New Roman" w:hAnsi="Times New Roman" w:cs="Times New Roman"/>
-          <w:sz w:val="26"/>
-          <w:szCs w:val="26"/>
-        </w:rPr>
-        <w:lastRenderedPageBreak/>
-        <w:t>Phản ứng sự kiện (Event-driven) kết hợp đóng gói thành phần dữ liệu thông qua giao diện trừu tượng IState.</w:t>
+        <w:t>Để đảm bảo tính tương thích tuyệt đối với kiến trúc ECS và tách biệt hoàn toàn logic xử lý khỏi trạng thái lưu trữ, hệ thống thiết kế cơ chế máy trạng thái dựa trên mô hình Phản ứng sự kiện (Event-driven) kết hợp đóng gói thành phần dữ liệu thông qua giao diện trừu tượng IState.</w:t>
       </w:r>
     </w:p>
     <w:p>
@@ -9739,6 +10989,7 @@
           <w:sz w:val="26"/>
           <w:szCs w:val="26"/>
         </w:rPr>
+        <w:lastRenderedPageBreak/>
         <w:t>Giao diện mẫu IState: Không sử dụng các hàm vòng đời truyền thống (Enter/Update/Exit) vốn gây phân mảnh logic, IState định nghĩa một cơ chế tiếp nhận và xử lý biến cố duy nhất thông qua hàm thành viên thuần ảo:</w:t>
       </w:r>
     </w:p>
@@ -9882,6 +11133,8 @@
         <w:spacing w:before="240" w:after="40"/>
         <w:rPr>
           <w:rFonts w:ascii="Times New Roman" w:eastAsia="Times New Roman" w:hAnsi="Times New Roman" w:cs="Times New Roman"/>
+          <w:b/>
+          <w:bCs/>
           <w:color w:val="000000"/>
           <w:sz w:val="26"/>
           <w:szCs w:val="26"/>
@@ -9892,6 +11145,8 @@
       <w:r>
         <w:rPr>
           <w:rFonts w:ascii="Times New Roman" w:eastAsia="Times New Roman" w:hAnsi="Times New Roman" w:cs="Times New Roman"/>
+          <w:b/>
+          <w:bCs/>
           <w:color w:val="000000"/>
           <w:sz w:val="26"/>
           <w:szCs w:val="26"/>
@@ -9978,16 +11233,7 @@
           <w:sz w:val="26"/>
           <w:szCs w:val="26"/>
         </w:rPr>
-        <w:t xml:space="preserve">Trạng thái Search sang Combat: Khi nhận biến cố EnemySpotted với một targetId hợp lệ, SearchState lập tức kích hoạt hàm tạo gói dữ liệu </w:t>
-      </w:r>
-      <w:r>
-        <w:rPr>
-          <w:rFonts w:ascii="Times New Roman" w:eastAsia="Times New Roman" w:hAnsi="Times New Roman" w:cs="Times New Roman"/>
-          <w:sz w:val="26"/>
-          <w:szCs w:val="26"/>
-        </w:rPr>
-        <w:lastRenderedPageBreak/>
-        <w:t>giao tranh createCombatBundle(), nạp các thành phần điều khiển tấn công vào thực thể.</w:t>
+        <w:t>Trạng thái Search sang Combat: Khi nhận biến cố EnemySpotted với một targetId hợp lệ, SearchState lập tức kích hoạt hàm tạo gói dữ liệu giao tranh createCombatBundle(), nạp các thành phần điều khiển tấn công vào thực thể.</w:t>
       </w:r>
     </w:p>
     <w:p>
@@ -10008,7 +11254,16 @@
           <w:sz w:val="26"/>
           <w:szCs w:val="26"/>
         </w:rPr>
-        <w:t>Trạng thái Combat sang Search hoặc Retreat: Khi đang giao tranh, nếu nhận biến cố TargetLost, hệ thống sinh ra createSearchBundle() để AI quay lại trạng thái tìm kiếm. Nếu nhận biến cố HealthLow, hệ thống lập tức sinh ra createRetreatBundle() nhằm ép thực thể kích hoạt logic rút lui.</w:t>
+        <w:t xml:space="preserve">Trạng thái Combat sang Search hoặc Retreat: Khi đang giao tranh, nếu nhận biến cố TargetLost, hệ thống sinh ra createSearchBundle() để AI quay lại trạng thái tìm kiếm. Nếu nhận biến cố HealthLow, hệ thống lập </w:t>
+      </w:r>
+      <w:r>
+        <w:rPr>
+          <w:rFonts w:ascii="Times New Roman" w:eastAsia="Times New Roman" w:hAnsi="Times New Roman" w:cs="Times New Roman"/>
+          <w:sz w:val="26"/>
+          <w:szCs w:val="26"/>
+        </w:rPr>
+        <w:lastRenderedPageBreak/>
+        <w:t>tức sinh ra createRetreatBundle() nhằm ép thực thể kích hoạt logic rút lui.</w:t>
       </w:r>
     </w:p>
     <w:p>
@@ -10059,6 +11314,8 @@
         <w:spacing w:before="0" w:after="40"/>
         <w:rPr>
           <w:rFonts w:ascii="Times New Roman" w:eastAsia="Times New Roman" w:hAnsi="Times New Roman" w:cs="Times New Roman"/>
+          <w:b/>
+          <w:bCs/>
           <w:color w:val="000000"/>
           <w:sz w:val="26"/>
           <w:szCs w:val="26"/>
@@ -10069,6 +11326,8 @@
       <w:r>
         <w:rPr>
           <w:rFonts w:ascii="Times New Roman" w:eastAsia="Times New Roman" w:hAnsi="Times New Roman" w:cs="Times New Roman"/>
+          <w:b/>
+          <w:bCs/>
           <w:color w:val="000000"/>
           <w:sz w:val="26"/>
           <w:szCs w:val="26"/>
@@ -10306,20 +11565,12 @@
           <w:szCs w:val="26"/>
         </w:rPr>
         <w:br/>
-        <w:t xml:space="preserve">AISystem đóng vai trò là tầng logic, đăng ký một mặt nạ bit (Signature) yêu cầu các thực thể phải sở hữu cặp thành phần CAIState và CTransform. Thay vì gọi hàm cập nhật logic AI cho từng thực thể ở mỗi khung hình một cách tuần tự </w:t>
-      </w:r>
-      <w:r>
-        <w:rPr>
-          <w:rFonts w:ascii="Times New Roman" w:eastAsia="Times New Roman" w:hAnsi="Times New Roman" w:cs="Times New Roman"/>
-          <w:sz w:val="26"/>
-          <w:szCs w:val="26"/>
-        </w:rPr>
-        <w:lastRenderedPageBreak/>
-        <w:t>gây lãng phí CPU, AISystem vận hành theo cơ chế Kích hoạt dựa trên biến cố (Event-Triggered)</w:t>
-      </w:r>
-    </w:p>
-    <w:p>
-      <w:pPr>
+        <w:t>AISystem đóng vai trò là tầng logic, đăng ký một mặt nạ bit (Signature) yêu cầu các thực thể phải sở hữu cặp thành phần CAIState và CTransform. Thay vì gọi hàm cập nhật logic AI cho từng thực thể ở mỗi khung hình một cách tuần tự gây lãng phí CPU, AISystem vận hành theo cơ chế Kích hoạt dựa trên biến cố (Event-Triggered)</w:t>
+      </w:r>
+    </w:p>
+    <w:p>
+      <w:pPr>
+        <w:pStyle w:val="ListParagraph"/>
         <w:numPr>
           <w:ilvl w:val="0"/>
           <w:numId w:val="45"/>
@@ -10357,6 +11608,7 @@
           <w:sz w:val="26"/>
           <w:szCs w:val="26"/>
         </w:rPr>
+        <w:lastRenderedPageBreak/>
         <w:t>Tra cứu trạng thái tĩnh: AISystem duyệt qua các thực thể thỏa mãn, lấy ra dữ liệu currentKind từ CAIState. Từ định danh này, hệ thống ánh xạ sang đối tượng trạng thái tĩnh tương ứng (SearchState, CombatState, hoặc RetreatState) trong bộ nhớ dùng chung.</w:t>
       </w:r>
     </w:p>
@@ -10404,13 +11656,17 @@
       <w:pPr>
         <w:rPr>
           <w:rFonts w:ascii="Times New Roman" w:eastAsia="Times New Roman" w:hAnsi="Times New Roman" w:cs="Times New Roman"/>
-          <w:sz w:val="26"/>
-          <w:szCs w:val="26"/>
-        </w:rPr>
-      </w:pPr>
-      <w:r>
-        <w:rPr>
-          <w:rFonts w:ascii="Times New Roman" w:eastAsia="Times New Roman" w:hAnsi="Times New Roman" w:cs="Times New Roman"/>
+          <w:b/>
+          <w:bCs/>
+          <w:sz w:val="26"/>
+          <w:szCs w:val="26"/>
+        </w:rPr>
+      </w:pPr>
+      <w:r>
+        <w:rPr>
+          <w:rFonts w:ascii="Times New Roman" w:eastAsia="Times New Roman" w:hAnsi="Times New Roman" w:cs="Times New Roman"/>
+          <w:b/>
+          <w:bCs/>
           <w:sz w:val="26"/>
           <w:szCs w:val="26"/>
         </w:rPr>
@@ -10447,13 +11703,17 @@
       <w:pPr>
         <w:rPr>
           <w:rFonts w:ascii="Times New Roman" w:eastAsia="Times New Roman" w:hAnsi="Times New Roman" w:cs="Times New Roman"/>
-          <w:sz w:val="26"/>
-          <w:szCs w:val="26"/>
-        </w:rPr>
-      </w:pPr>
-      <w:r>
-        <w:rPr>
-          <w:rFonts w:ascii="Times New Roman" w:eastAsia="Times New Roman" w:hAnsi="Times New Roman" w:cs="Times New Roman"/>
+          <w:b/>
+          <w:bCs/>
+          <w:sz w:val="26"/>
+          <w:szCs w:val="26"/>
+        </w:rPr>
+      </w:pPr>
+      <w:r>
+        <w:rPr>
+          <w:rFonts w:ascii="Times New Roman" w:eastAsia="Times New Roman" w:hAnsi="Times New Roman" w:cs="Times New Roman"/>
+          <w:b/>
+          <w:bCs/>
           <w:sz w:val="26"/>
           <w:szCs w:val="26"/>
         </w:rPr>
@@ -10519,16 +11779,7 @@
           <w:sz w:val="26"/>
           <w:szCs w:val="26"/>
         </w:rPr>
-        <w:t xml:space="preserve">Mô phỏng độ trễ vật lý (Lag Simulation): Hệ thống thiết lập hai hằng số thời gian lag_client (độ trễ gửi từ Client lên Server) và lag_server (độ trễ gửi từ Server về Client). Các gói tin khi phát đi sẽ không đến đích ngay lập tức mà được giữ lại trong danh sách liên kết sending. Hệ thống liên tục tích lũy biến thời gian delta m_time.lag. Chỉ khi thời gian tích lũy vượt ngưỡng lag_client </w:t>
-      </w:r>
-      <w:r>
-        <w:rPr>
-          <w:rFonts w:ascii="Times New Roman" w:eastAsia="Times New Roman" w:hAnsi="Times New Roman" w:cs="Times New Roman"/>
-          <w:sz w:val="26"/>
-          <w:szCs w:val="26"/>
-        </w:rPr>
-        <w:lastRenderedPageBreak/>
-        <w:t>hoặc lag_server, gói tin mới được giải phóng sang danh sách received của đối phương.</w:t>
+        <w:t>Mô phỏng độ trễ vật lý (Lag Simulation): Hệ thống thiết lập hai hằng số thời gian lag_client (độ trễ gửi từ Client lên Server) và lag_server (độ trễ gửi từ Server về Client). Các gói tin khi phát đi sẽ không đến đích ngay lập tức mà được giữ lại trong danh sách liên kết sending. Hệ thống liên tục tích lũy biến thời gian delta m_time.lag. Chỉ khi thời gian tích lũy vượt ngưỡng lag_client hoặc lag_server, gói tin mới được giải phóng sang danh sách received của đối phương.</w:t>
       </w:r>
     </w:p>
     <w:p>
@@ -10539,6 +11790,8 @@
         <w:spacing w:before="240" w:after="40"/>
         <w:rPr>
           <w:rFonts w:ascii="Times New Roman" w:eastAsia="Times New Roman" w:hAnsi="Times New Roman" w:cs="Times New Roman"/>
+          <w:b/>
+          <w:bCs/>
           <w:color w:val="000000"/>
           <w:sz w:val="26"/>
           <w:szCs w:val="26"/>
@@ -10549,6 +11802,8 @@
       <w:r>
         <w:rPr>
           <w:rFonts w:ascii="Times New Roman" w:eastAsia="Times New Roman" w:hAnsi="Times New Roman" w:cs="Times New Roman"/>
+          <w:b/>
+          <w:bCs/>
           <w:color w:val="000000"/>
           <w:sz w:val="26"/>
           <w:szCs w:val="26"/>
@@ -10593,6 +11848,7 @@
           <w:sz w:val="26"/>
           <w:szCs w:val="26"/>
         </w:rPr>
+        <w:lastRenderedPageBreak/>
         <w:t>Cơ chế lưu đệm tại Server: Gói lệnh điều khiển của Client được đẩy vào hàng đợi của Server. Server chỉ xử lý khi khung hình của gói tin hợp lệ với mốc thời gian hiện tại của Server.</w:t>
       </w:r>
     </w:p>
@@ -10689,6 +11945,8 @@
         <w:spacing w:before="240" w:after="40"/>
         <w:rPr>
           <w:rFonts w:ascii="Times New Roman" w:eastAsia="Times New Roman" w:hAnsi="Times New Roman" w:cs="Times New Roman"/>
+          <w:b/>
+          <w:bCs/>
           <w:color w:val="000000"/>
           <w:sz w:val="26"/>
           <w:szCs w:val="26"/>
@@ -10699,6 +11957,8 @@
       <w:r>
         <w:rPr>
           <w:rFonts w:ascii="Times New Roman" w:eastAsia="Times New Roman" w:hAnsi="Times New Roman" w:cs="Times New Roman"/>
+          <w:b/>
+          <w:bCs/>
           <w:color w:val="000000"/>
           <w:sz w:val="26"/>
           <w:szCs w:val="26"/>
@@ -10776,6 +12036,8 @@
         <w:spacing w:before="240" w:after="40"/>
         <w:rPr>
           <w:rFonts w:ascii="Times New Roman" w:eastAsia="Times New Roman" w:hAnsi="Times New Roman" w:cs="Times New Roman"/>
+          <w:b/>
+          <w:bCs/>
           <w:color w:val="000000"/>
           <w:sz w:val="26"/>
           <w:szCs w:val="26"/>
@@ -10786,6 +12048,8 @@
       <w:r>
         <w:rPr>
           <w:rFonts w:ascii="Times New Roman" w:eastAsia="Times New Roman" w:hAnsi="Times New Roman" w:cs="Times New Roman"/>
+          <w:b/>
+          <w:bCs/>
           <w:color w:val="000000"/>
           <w:sz w:val="26"/>
           <w:szCs w:val="26"/>
@@ -10830,7 +12094,6 @@
           <w:sz w:val="26"/>
           <w:szCs w:val="26"/>
         </w:rPr>
-        <w:lastRenderedPageBreak/>
         <w:t>Lọc bỏ dữ liệu lỗi thời: Client liên tục loại bỏ các trạng thái cũ trong danh sách state_pendings có chỉ số frame nhỏ hơn chỉ số khung hình mà Server vừa gửi về nhằm giải phóng bộ nhớ.</w:t>
       </w:r>
     </w:p>
@@ -10895,6 +12158,7 @@
           <w:sz w:val="26"/>
           <w:szCs w:val="26"/>
         </w:rPr>
+        <w:lastRenderedPageBreak/>
         <w:t>Trường hợp sai lệch (predicted_state.value != pkg.state.value): Hệ thống phát hiện Client dự đoán sai (Ví dụ: Do tác động từ các yếu tố ngẫu nhiên mạng ngầm định). Client lập tức thực hiện quy trình hòa giải bằng cách: Ép lại giá trị hiện tại về giá trị chuẩn của Server (predicted_state.value = pkg.state.value), sau đó duyệt dọc qua toàn bộ các trạng thái còn lại trong state_pendings để tính toán lại toàn bộ chuỗi trạng thái (next_it-&gt;value = it-&gt;value + 1) và đánh dấu match = 0 (Hiển thị màu đỏ) báo hiệu quá trình sửa sai đang diễn ra.</w:t>
       </w:r>
     </w:p>
@@ -10911,13 +12175,17 @@
       <w:pPr>
         <w:rPr>
           <w:rFonts w:ascii="Times New Roman" w:eastAsia="Times New Roman" w:hAnsi="Times New Roman" w:cs="Times New Roman"/>
-          <w:sz w:val="26"/>
-          <w:szCs w:val="26"/>
-        </w:rPr>
-      </w:pPr>
-      <w:r>
-        <w:rPr>
-          <w:rFonts w:ascii="Times New Roman" w:eastAsia="Times New Roman" w:hAnsi="Times New Roman" w:cs="Times New Roman"/>
+          <w:b/>
+          <w:bCs/>
+          <w:sz w:val="26"/>
+          <w:szCs w:val="26"/>
+        </w:rPr>
+      </w:pPr>
+      <w:r>
+        <w:rPr>
+          <w:rFonts w:ascii="Times New Roman" w:eastAsia="Times New Roman" w:hAnsi="Times New Roman" w:cs="Times New Roman"/>
+          <w:b/>
+          <w:bCs/>
           <w:sz w:val="26"/>
           <w:szCs w:val="26"/>
         </w:rPr>
@@ -10958,12 +12226,233 @@
           <w:szCs w:val="26"/>
         </w:rPr>
       </w:pPr>
-      <w:r>
-        <w:rPr>
-          <w:rFonts w:ascii="Times New Roman" w:eastAsia="Times New Roman" w:hAnsi="Times New Roman" w:cs="Times New Roman"/>
-          <w:sz w:val="26"/>
-          <w:szCs w:val="26"/>
-        </w:rPr>
+    </w:p>
+    <w:p>
+      <w:pPr>
+        <w:rPr>
+          <w:rFonts w:ascii="Times New Roman" w:eastAsia="Times New Roman" w:hAnsi="Times New Roman" w:cs="Times New Roman"/>
+          <w:sz w:val="26"/>
+          <w:szCs w:val="26"/>
+        </w:rPr>
+      </w:pPr>
+    </w:p>
+    <w:p>
+      <w:pPr>
+        <w:rPr>
+          <w:rFonts w:ascii="Times New Roman" w:eastAsia="Times New Roman" w:hAnsi="Times New Roman" w:cs="Times New Roman"/>
+          <w:sz w:val="26"/>
+          <w:szCs w:val="26"/>
+        </w:rPr>
+      </w:pPr>
+    </w:p>
+    <w:p>
+      <w:pPr>
+        <w:rPr>
+          <w:rFonts w:ascii="Times New Roman" w:eastAsia="Times New Roman" w:hAnsi="Times New Roman" w:cs="Times New Roman"/>
+          <w:sz w:val="26"/>
+          <w:szCs w:val="26"/>
+        </w:rPr>
+      </w:pPr>
+    </w:p>
+    <w:p>
+      <w:pPr>
+        <w:rPr>
+          <w:rFonts w:ascii="Times New Roman" w:eastAsia="Times New Roman" w:hAnsi="Times New Roman" w:cs="Times New Roman"/>
+          <w:sz w:val="26"/>
+          <w:szCs w:val="26"/>
+        </w:rPr>
+      </w:pPr>
+    </w:p>
+    <w:p>
+      <w:pPr>
+        <w:rPr>
+          <w:rFonts w:ascii="Times New Roman" w:eastAsia="Times New Roman" w:hAnsi="Times New Roman" w:cs="Times New Roman"/>
+          <w:sz w:val="26"/>
+          <w:szCs w:val="26"/>
+        </w:rPr>
+      </w:pPr>
+    </w:p>
+    <w:p>
+      <w:pPr>
+        <w:rPr>
+          <w:rFonts w:ascii="Times New Roman" w:eastAsia="Times New Roman" w:hAnsi="Times New Roman" w:cs="Times New Roman"/>
+          <w:sz w:val="26"/>
+          <w:szCs w:val="26"/>
+        </w:rPr>
+      </w:pPr>
+    </w:p>
+    <w:p>
+      <w:pPr>
+        <w:rPr>
+          <w:rFonts w:ascii="Times New Roman" w:eastAsia="Times New Roman" w:hAnsi="Times New Roman" w:cs="Times New Roman"/>
+          <w:sz w:val="26"/>
+          <w:szCs w:val="26"/>
+        </w:rPr>
+      </w:pPr>
+    </w:p>
+    <w:p>
+      <w:pPr>
+        <w:rPr>
+          <w:rFonts w:ascii="Times New Roman" w:eastAsia="Times New Roman" w:hAnsi="Times New Roman" w:cs="Times New Roman"/>
+          <w:sz w:val="26"/>
+          <w:szCs w:val="26"/>
+        </w:rPr>
+      </w:pPr>
+    </w:p>
+    <w:p>
+      <w:pPr>
+        <w:rPr>
+          <w:rFonts w:ascii="Times New Roman" w:eastAsia="Times New Roman" w:hAnsi="Times New Roman" w:cs="Times New Roman"/>
+          <w:sz w:val="26"/>
+          <w:szCs w:val="26"/>
+        </w:rPr>
+      </w:pPr>
+    </w:p>
+    <w:p>
+      <w:pPr>
+        <w:rPr>
+          <w:rFonts w:ascii="Times New Roman" w:eastAsia="Times New Roman" w:hAnsi="Times New Roman" w:cs="Times New Roman"/>
+          <w:sz w:val="26"/>
+          <w:szCs w:val="26"/>
+        </w:rPr>
+      </w:pPr>
+    </w:p>
+    <w:p>
+      <w:pPr>
+        <w:rPr>
+          <w:rFonts w:ascii="Times New Roman" w:eastAsia="Times New Roman" w:hAnsi="Times New Roman" w:cs="Times New Roman"/>
+          <w:sz w:val="26"/>
+          <w:szCs w:val="26"/>
+        </w:rPr>
+      </w:pPr>
+    </w:p>
+    <w:p>
+      <w:pPr>
+        <w:rPr>
+          <w:rFonts w:ascii="Times New Roman" w:eastAsia="Times New Roman" w:hAnsi="Times New Roman" w:cs="Times New Roman"/>
+          <w:sz w:val="26"/>
+          <w:szCs w:val="26"/>
+        </w:rPr>
+      </w:pPr>
+    </w:p>
+    <w:p>
+      <w:pPr>
+        <w:rPr>
+          <w:rFonts w:ascii="Times New Roman" w:eastAsia="Times New Roman" w:hAnsi="Times New Roman" w:cs="Times New Roman"/>
+          <w:sz w:val="26"/>
+          <w:szCs w:val="26"/>
+        </w:rPr>
+      </w:pPr>
+    </w:p>
+    <w:p>
+      <w:pPr>
+        <w:rPr>
+          <w:rFonts w:ascii="Times New Roman" w:eastAsia="Times New Roman" w:hAnsi="Times New Roman" w:cs="Times New Roman"/>
+          <w:sz w:val="26"/>
+          <w:szCs w:val="26"/>
+        </w:rPr>
+      </w:pPr>
+    </w:p>
+    <w:p>
+      <w:pPr>
+        <w:rPr>
+          <w:rFonts w:ascii="Times New Roman" w:eastAsia="Times New Roman" w:hAnsi="Times New Roman" w:cs="Times New Roman"/>
+          <w:sz w:val="26"/>
+          <w:szCs w:val="26"/>
+        </w:rPr>
+      </w:pPr>
+    </w:p>
+    <w:p>
+      <w:pPr>
+        <w:rPr>
+          <w:rFonts w:ascii="Times New Roman" w:eastAsia="Times New Roman" w:hAnsi="Times New Roman" w:cs="Times New Roman"/>
+          <w:sz w:val="26"/>
+          <w:szCs w:val="26"/>
+        </w:rPr>
+      </w:pPr>
+    </w:p>
+    <w:p>
+      <w:pPr>
+        <w:rPr>
+          <w:rFonts w:ascii="Times New Roman" w:eastAsia="Times New Roman" w:hAnsi="Times New Roman" w:cs="Times New Roman"/>
+          <w:sz w:val="26"/>
+          <w:szCs w:val="26"/>
+        </w:rPr>
+      </w:pPr>
+    </w:p>
+    <w:p>
+      <w:pPr>
+        <w:rPr>
+          <w:rFonts w:ascii="Times New Roman" w:eastAsia="Times New Roman" w:hAnsi="Times New Roman" w:cs="Times New Roman"/>
+          <w:sz w:val="26"/>
+          <w:szCs w:val="26"/>
+        </w:rPr>
+      </w:pPr>
+    </w:p>
+    <w:p>
+      <w:pPr>
+        <w:rPr>
+          <w:rFonts w:ascii="Times New Roman" w:eastAsia="Times New Roman" w:hAnsi="Times New Roman" w:cs="Times New Roman"/>
+          <w:sz w:val="26"/>
+          <w:szCs w:val="26"/>
+        </w:rPr>
+      </w:pPr>
+    </w:p>
+    <w:p>
+      <w:pPr>
+        <w:rPr>
+          <w:rFonts w:ascii="Times New Roman" w:eastAsia="Times New Roman" w:hAnsi="Times New Roman" w:cs="Times New Roman"/>
+          <w:sz w:val="26"/>
+          <w:szCs w:val="26"/>
+        </w:rPr>
+      </w:pPr>
+    </w:p>
+    <w:p>
+      <w:pPr>
+        <w:rPr>
+          <w:rFonts w:ascii="Times New Roman" w:eastAsia="Times New Roman" w:hAnsi="Times New Roman" w:cs="Times New Roman"/>
+          <w:sz w:val="26"/>
+          <w:szCs w:val="26"/>
+        </w:rPr>
+      </w:pPr>
+    </w:p>
+    <w:p>
+      <w:pPr>
+        <w:rPr>
+          <w:rFonts w:ascii="Times New Roman" w:eastAsia="Times New Roman" w:hAnsi="Times New Roman" w:cs="Times New Roman"/>
+          <w:sz w:val="26"/>
+          <w:szCs w:val="26"/>
+        </w:rPr>
+      </w:pPr>
+    </w:p>
+    <w:p>
+      <w:pPr>
+        <w:rPr>
+          <w:rFonts w:ascii="Times New Roman" w:eastAsia="Times New Roman" w:hAnsi="Times New Roman" w:cs="Times New Roman"/>
+          <w:sz w:val="26"/>
+          <w:szCs w:val="26"/>
+        </w:rPr>
+      </w:pPr>
+    </w:p>
+    <w:p>
+      <w:pPr>
+        <w:rPr>
+          <w:rFonts w:ascii="Times New Roman" w:eastAsia="Times New Roman" w:hAnsi="Times New Roman" w:cs="Times New Roman"/>
+          <w:b/>
+          <w:bCs/>
+          <w:sz w:val="26"/>
+          <w:szCs w:val="26"/>
+        </w:rPr>
+      </w:pPr>
+      <w:r>
+        <w:rPr>
+          <w:rFonts w:ascii="Times New Roman" w:eastAsia="Times New Roman" w:hAnsi="Times New Roman" w:cs="Times New Roman"/>
+          <w:b/>
+          <w:bCs/>
+          <w:sz w:val="26"/>
+          <w:szCs w:val="26"/>
+        </w:rPr>
+        <w:lastRenderedPageBreak/>
         <w:t xml:space="preserve">CHƯƠNG 4 : TRIỂN KHAI VÀ CÀI ĐẶT </w:t>
       </w:r>
     </w:p>
@@ -10971,13 +12460,17 @@
       <w:pPr>
         <w:rPr>
           <w:rFonts w:ascii="Times New Roman" w:eastAsia="Times New Roman" w:hAnsi="Times New Roman" w:cs="Times New Roman"/>
-          <w:sz w:val="26"/>
-          <w:szCs w:val="26"/>
-        </w:rPr>
-      </w:pPr>
-      <w:r>
-        <w:rPr>
-          <w:rFonts w:ascii="Times New Roman" w:eastAsia="Times New Roman" w:hAnsi="Times New Roman" w:cs="Times New Roman"/>
+          <w:b/>
+          <w:bCs/>
+          <w:sz w:val="26"/>
+          <w:szCs w:val="26"/>
+        </w:rPr>
+      </w:pPr>
+      <w:r>
+        <w:rPr>
+          <w:rFonts w:ascii="Times New Roman" w:eastAsia="Times New Roman" w:hAnsi="Times New Roman" w:cs="Times New Roman"/>
+          <w:b/>
+          <w:bCs/>
           <w:sz w:val="26"/>
           <w:szCs w:val="26"/>
         </w:rPr>
@@ -11014,13 +12507,17 @@
       <w:pPr>
         <w:rPr>
           <w:rFonts w:ascii="Times New Roman" w:eastAsia="Times New Roman" w:hAnsi="Times New Roman" w:cs="Times New Roman"/>
-          <w:sz w:val="26"/>
-          <w:szCs w:val="26"/>
-        </w:rPr>
-      </w:pPr>
-      <w:r>
-        <w:rPr>
-          <w:rFonts w:ascii="Times New Roman" w:eastAsia="Times New Roman" w:hAnsi="Times New Roman" w:cs="Times New Roman"/>
+          <w:b/>
+          <w:bCs/>
+          <w:sz w:val="26"/>
+          <w:szCs w:val="26"/>
+        </w:rPr>
+      </w:pPr>
+      <w:r>
+        <w:rPr>
+          <w:rFonts w:ascii="Times New Roman" w:eastAsia="Times New Roman" w:hAnsi="Times New Roman" w:cs="Times New Roman"/>
+          <w:b/>
+          <w:bCs/>
           <w:sz w:val="26"/>
           <w:szCs w:val="26"/>
         </w:rPr>
@@ -11031,13 +12528,17 @@
       <w:pPr>
         <w:rPr>
           <w:rFonts w:ascii="Times New Roman" w:eastAsia="Times New Roman" w:hAnsi="Times New Roman" w:cs="Times New Roman"/>
-          <w:sz w:val="26"/>
-          <w:szCs w:val="26"/>
-        </w:rPr>
-      </w:pPr>
-      <w:r>
-        <w:rPr>
-          <w:rFonts w:ascii="Times New Roman" w:eastAsia="Times New Roman" w:hAnsi="Times New Roman" w:cs="Times New Roman"/>
+          <w:b/>
+          <w:bCs/>
+          <w:sz w:val="26"/>
+          <w:szCs w:val="26"/>
+        </w:rPr>
+      </w:pPr>
+      <w:r>
+        <w:rPr>
+          <w:rFonts w:ascii="Times New Roman" w:eastAsia="Times New Roman" w:hAnsi="Times New Roman" w:cs="Times New Roman"/>
+          <w:b/>
+          <w:bCs/>
           <w:sz w:val="26"/>
           <w:szCs w:val="26"/>
         </w:rPr>
@@ -11058,16 +12559,7 @@
           <w:sz w:val="26"/>
           <w:szCs w:val="26"/>
         </w:rPr>
-        <w:t xml:space="preserve">Lớp EntityManager đóng vai trò là bộ quản lý vòng đời (Lifecycle Manager) của toàn bộ các thực thể (Entity) trong trò chơi. Để giải quyết triệt để vấn đề phân mảnh bộ nhớ và tránh hiện tượng xung đột dữ liệu khi các System thêm/xóa Entity trực tiếp trong </w:t>
-      </w:r>
-      <w:r>
-        <w:rPr>
-          <w:rFonts w:ascii="Times New Roman" w:eastAsia="Times New Roman" w:hAnsi="Times New Roman" w:cs="Times New Roman"/>
-          <w:sz w:val="26"/>
-          <w:szCs w:val="26"/>
-        </w:rPr>
-        <w:lastRenderedPageBreak/>
-        <w:t xml:space="preserve">chu kỳ cập nhật, EntityManager được cài đặt dựa trên hai kỹ thuật cốt lõi: Quản lý ID bằng cơ chế Bitmask tích hợp Ngăn xếp (std::stack) và Trì hoãn thao tác qua Bộ đệm lệnh (Command Buffer) </w:t>
+        <w:t xml:space="preserve">Lớp EntityManager đóng vai trò là bộ quản lý vòng đời (Lifecycle Manager) của toàn bộ các thực thể (Entity) trong trò chơi. Để giải quyết triệt để vấn đề phân mảnh bộ nhớ và tránh hiện tượng xung đột dữ liệu khi các System thêm/xóa Entity trực tiếp trong chu kỳ cập nhật, EntityManager được cài đặt dựa trên hai kỹ thuật cốt lõi: Quản lý ID bằng cơ chế Bitmask tích hợp Ngăn xếp (std::stack) và Trì hoãn thao tác qua Bộ đệm lệnh (Command Buffer) </w:t>
       </w:r>
     </w:p>
     <w:p>
@@ -11431,6 +12923,7 @@
                 <w:sz w:val="26"/>
                 <w:szCs w:val="26"/>
               </w:rPr>
+              <w:lastRenderedPageBreak/>
               <w:t xml:space="preserve">    int  getID();</w:t>
             </w:r>
           </w:p>
@@ -12165,7 +13658,6 @@
                 <w:sz w:val="26"/>
                 <w:szCs w:val="26"/>
               </w:rPr>
-              <w:lastRenderedPageBreak/>
               <w:t xml:space="preserve">    int chunk = entityID / (8 * sizeof(size_t));  // Xác định vị trí phần tử trong vector marks</w:t>
             </w:r>
           </w:p>
@@ -12575,6 +14067,7 @@
                 <w:sz w:val="26"/>
                 <w:szCs w:val="26"/>
               </w:rPr>
+              <w:lastRenderedPageBreak/>
               <w:t>void EntityManager::update()</w:t>
             </w:r>
           </w:p>
@@ -12677,7 +14170,6 @@
                 <w:sz w:val="26"/>
                 <w:szCs w:val="26"/>
               </w:rPr>
-              <w:lastRenderedPageBreak/>
               <w:t xml:space="preserve">        pushID(entityID);        // Đưa ID này vào ngăn xếp m_freeId để tái sử dụng ở khung hình sau</w:t>
             </w:r>
           </w:p>
@@ -12920,13 +14412,17 @@
       <w:pPr>
         <w:rPr>
           <w:rFonts w:ascii="Times New Roman" w:eastAsia="Times New Roman" w:hAnsi="Times New Roman" w:cs="Times New Roman"/>
-          <w:sz w:val="26"/>
-          <w:szCs w:val="26"/>
-        </w:rPr>
-      </w:pPr>
-      <w:r>
-        <w:rPr>
-          <w:rFonts w:ascii="Times New Roman" w:eastAsia="Times New Roman" w:hAnsi="Times New Roman" w:cs="Times New Roman"/>
+          <w:b/>
+          <w:bCs/>
+          <w:sz w:val="26"/>
+          <w:szCs w:val="26"/>
+        </w:rPr>
+      </w:pPr>
+      <w:r>
+        <w:rPr>
+          <w:rFonts w:ascii="Times New Roman" w:eastAsia="Times New Roman" w:hAnsi="Times New Roman" w:cs="Times New Roman"/>
+          <w:b/>
+          <w:bCs/>
           <w:sz w:val="26"/>
           <w:szCs w:val="26"/>
         </w:rPr>
@@ -13149,6 +14645,7 @@
                 <w:sz w:val="26"/>
                 <w:szCs w:val="26"/>
               </w:rPr>
+              <w:lastRenderedPageBreak/>
               <w:t xml:space="preserve">    std::vector&lt;int&gt; slots;               // Đếm số lượng slot trống trong mỗi trang để giải phóng bộ nhớ</w:t>
             </w:r>
           </w:p>
@@ -13200,7 +14697,6 @@
                 <w:sz w:val="26"/>
                 <w:szCs w:val="26"/>
               </w:rPr>
-              <w:lastRenderedPageBreak/>
               <w:t xml:space="preserve">    std::vector&lt;int&gt; indexs;              // Ánh xạ ngược từ vị trí mảng dense về lại Entity ID</w:t>
             </w:r>
           </w:p>
@@ -13705,6 +15201,7 @@
                 <w:sz w:val="26"/>
                 <w:szCs w:val="26"/>
               </w:rPr>
+              <w:lastRenderedPageBreak/>
               <w:t xml:space="preserve">    // Khởi tạo trang mới nếu trang này đang trống</w:t>
             </w:r>
           </w:p>
@@ -13765,7 +15262,6 @@
                 <w:sz w:val="26"/>
                 <w:szCs w:val="26"/>
               </w:rPr>
-              <w:lastRenderedPageBreak/>
               <w:t xml:space="preserve">    return sparse[page][offset] != -1;</w:t>
             </w:r>
           </w:p>
@@ -14299,16 +15795,8 @@
           <w:sz w:val="26"/>
           <w:szCs w:val="26"/>
         </w:rPr>
-        <w:t xml:space="preserve">Thách thức lớn nhất của mảng đặc liên tục là khi xóa một phần tử ở giữa mảng, việc dịch chuyển các phần tử phía sau sẽ tốn chi phí O(N). Hệ thống giải quyết triệt để </w:t>
-      </w:r>
-      <w:r>
-        <w:rPr>
-          <w:rFonts w:ascii="Times New Roman" w:eastAsia="Times New Roman" w:hAnsi="Times New Roman" w:cs="Times New Roman"/>
-          <w:sz w:val="26"/>
-          <w:szCs w:val="26"/>
-        </w:rPr>
         <w:lastRenderedPageBreak/>
-        <w:t xml:space="preserve">bằng thuật toán Swap-and-Pop phối hợp dịch chuyển rỗng (std::move): Lấy phần tử cuối cùng của mảng ghi đè vào vị trí phần tử cần xóa, cập nhật lại các chỉ số ánh xạ tương ứng, rồi thực hiện pop_back() phần tử cuối cùng với chi phí O(1). </w:t>
+        <w:t xml:space="preserve">Thách thức lớn nhất của mảng đặc liên tục là khi xóa một phần tử ở giữa mảng, việc dịch chuyển các phần tử phía sau sẽ tốn chi phí O(N). Hệ thống giải quyết triệt để bằng thuật toán Swap-and-Pop phối hợp dịch chuyển rỗng (std::move): Lấy phần tử cuối cùng của mảng ghi đè vào vị trí phần tử cần xóa, cập nhật lại các chỉ số ánh xạ tương ứng, rồi thực hiện pop_back() phần tử cuối cùng với chi phí O(1). </w:t>
       </w:r>
     </w:p>
     <w:p>
@@ -14865,12 +16353,26 @@
           <w:szCs w:val="26"/>
         </w:rPr>
       </w:pPr>
-      <w:r>
-        <w:rPr>
-          <w:rFonts w:ascii="Times New Roman" w:eastAsia="Times New Roman" w:hAnsi="Times New Roman" w:cs="Times New Roman"/>
-          <w:sz w:val="26"/>
-          <w:szCs w:val="26"/>
-        </w:rPr>
+    </w:p>
+    <w:p>
+      <w:pPr>
+        <w:rPr>
+          <w:rFonts w:ascii="Times New Roman" w:eastAsia="Times New Roman" w:hAnsi="Times New Roman" w:cs="Times New Roman"/>
+          <w:b/>
+          <w:bCs/>
+          <w:sz w:val="26"/>
+          <w:szCs w:val="26"/>
+        </w:rPr>
+      </w:pPr>
+      <w:r>
+        <w:rPr>
+          <w:rFonts w:ascii="Times New Roman" w:eastAsia="Times New Roman" w:hAnsi="Times New Roman" w:cs="Times New Roman"/>
+          <w:b/>
+          <w:bCs/>
+          <w:sz w:val="26"/>
+          <w:szCs w:val="26"/>
+        </w:rPr>
+        <w:lastRenderedPageBreak/>
         <w:t>4.2.3 SystemManager</w:t>
       </w:r>
     </w:p>
@@ -14888,7 +16390,6 @@
           <w:sz w:val="26"/>
           <w:szCs w:val="26"/>
         </w:rPr>
-        <w:lastRenderedPageBreak/>
         <w:t xml:space="preserve">a) Kiến trúc lưu trữ tĩnh dựa trên Variadic Templates và Tuple </w:t>
       </w:r>
     </w:p>
@@ -15518,24 +17019,24 @@
                 <w:sz w:val="26"/>
                 <w:szCs w:val="26"/>
               </w:rPr>
+              <w:t>{</w:t>
+            </w:r>
+          </w:p>
+          <w:p>
+            <w:pPr>
+              <w:rPr>
+                <w:rFonts w:ascii="Times New Roman" w:eastAsia="Times New Roman" w:hAnsi="Times New Roman" w:cs="Times New Roman"/>
+                <w:sz w:val="26"/>
+                <w:szCs w:val="26"/>
+              </w:rPr>
+            </w:pPr>
+            <w:r>
+              <w:rPr>
+                <w:rFonts w:ascii="Times New Roman" w:eastAsia="Times New Roman" w:hAnsi="Times New Roman" w:cs="Times New Roman"/>
+                <w:sz w:val="26"/>
+                <w:szCs w:val="26"/>
+              </w:rPr>
               <w:lastRenderedPageBreak/>
-              <w:t>{</w:t>
-            </w:r>
-          </w:p>
-          <w:p>
-            <w:pPr>
-              <w:rPr>
-                <w:rFonts w:ascii="Times New Roman" w:eastAsia="Times New Roman" w:hAnsi="Times New Roman" w:cs="Times New Roman"/>
-                <w:sz w:val="26"/>
-                <w:szCs w:val="26"/>
-              </w:rPr>
-            </w:pPr>
-            <w:r>
-              <w:rPr>
-                <w:rFonts w:ascii="Times New Roman" w:eastAsia="Times New Roman" w:hAnsi="Times New Roman" w:cs="Times New Roman"/>
-                <w:sz w:val="26"/>
-                <w:szCs w:val="26"/>
-              </w:rPr>
               <w:t xml:space="preserve">    // Truy xuất trực tiếp thực thể System trong bộ nhớ tĩnh qua kiểu dữ liệu T với chi phí O(1)</w:t>
             </w:r>
           </w:p>
@@ -15598,13 +17099,17 @@
       <w:pPr>
         <w:rPr>
           <w:rFonts w:ascii="Times New Roman" w:eastAsia="Times New Roman" w:hAnsi="Times New Roman" w:cs="Times New Roman"/>
-          <w:sz w:val="26"/>
-          <w:szCs w:val="26"/>
-        </w:rPr>
-      </w:pPr>
-      <w:r>
-        <w:rPr>
-          <w:rFonts w:ascii="Times New Roman" w:eastAsia="Times New Roman" w:hAnsi="Times New Roman" w:cs="Times New Roman"/>
+          <w:b/>
+          <w:bCs/>
+          <w:sz w:val="26"/>
+          <w:szCs w:val="26"/>
+        </w:rPr>
+      </w:pPr>
+      <w:r>
+        <w:rPr>
+          <w:rFonts w:ascii="Times New Roman" w:eastAsia="Times New Roman" w:hAnsi="Times New Roman" w:cs="Times New Roman"/>
+          <w:b/>
+          <w:bCs/>
           <w:sz w:val="26"/>
           <w:szCs w:val="26"/>
         </w:rPr>
@@ -15615,13 +17120,17 @@
       <w:pPr>
         <w:rPr>
           <w:rFonts w:ascii="Times New Roman" w:eastAsia="Times New Roman" w:hAnsi="Times New Roman" w:cs="Times New Roman"/>
-          <w:sz w:val="26"/>
-          <w:szCs w:val="26"/>
-        </w:rPr>
-      </w:pPr>
-      <w:r>
-        <w:rPr>
-          <w:rFonts w:ascii="Times New Roman" w:eastAsia="Times New Roman" w:hAnsi="Times New Roman" w:cs="Times New Roman"/>
+          <w:b/>
+          <w:bCs/>
+          <w:sz w:val="26"/>
+          <w:szCs w:val="26"/>
+        </w:rPr>
+      </w:pPr>
+      <w:r>
+        <w:rPr>
+          <w:rFonts w:ascii="Times New Roman" w:eastAsia="Times New Roman" w:hAnsi="Times New Roman" w:cs="Times New Roman"/>
+          <w:b/>
+          <w:bCs/>
           <w:sz w:val="26"/>
           <w:szCs w:val="26"/>
         </w:rPr>
@@ -16082,58 +17591,58 @@
                 <w:sz w:val="26"/>
                 <w:szCs w:val="26"/>
               </w:rPr>
+              <w:t xml:space="preserve">    void insert(int entityID)</w:t>
+            </w:r>
+          </w:p>
+          <w:p>
+            <w:pPr>
+              <w:rPr>
+                <w:rFonts w:ascii="Times New Roman" w:eastAsia="Times New Roman" w:hAnsi="Times New Roman" w:cs="Times New Roman"/>
+                <w:sz w:val="26"/>
+                <w:szCs w:val="26"/>
+              </w:rPr>
+            </w:pPr>
+            <w:r>
+              <w:rPr>
+                <w:rFonts w:ascii="Times New Roman" w:eastAsia="Times New Roman" w:hAnsi="Times New Roman" w:cs="Times New Roman"/>
+                <w:sz w:val="26"/>
+                <w:szCs w:val="26"/>
+              </w:rPr>
+              <w:t xml:space="preserve">    {</w:t>
+            </w:r>
+          </w:p>
+          <w:p>
+            <w:pPr>
+              <w:rPr>
+                <w:rFonts w:ascii="Times New Roman" w:eastAsia="Times New Roman" w:hAnsi="Times New Roman" w:cs="Times New Roman"/>
+                <w:sz w:val="26"/>
+                <w:szCs w:val="26"/>
+              </w:rPr>
+            </w:pPr>
+            <w:r>
+              <w:rPr>
+                <w:rFonts w:ascii="Times New Roman" w:eastAsia="Times New Roman" w:hAnsi="Times New Roman" w:cs="Times New Roman"/>
+                <w:sz w:val="26"/>
+                <w:szCs w:val="26"/>
+              </w:rPr>
+              <w:t xml:space="preserve">        for (int i = 0; i &lt; (int)vec_id_entity.size(); i++)</w:t>
+            </w:r>
+          </w:p>
+          <w:p>
+            <w:pPr>
+              <w:rPr>
+                <w:rFonts w:ascii="Times New Roman" w:eastAsia="Times New Roman" w:hAnsi="Times New Roman" w:cs="Times New Roman"/>
+                <w:sz w:val="26"/>
+                <w:szCs w:val="26"/>
+              </w:rPr>
+            </w:pPr>
+            <w:r>
+              <w:rPr>
+                <w:rFonts w:ascii="Times New Roman" w:eastAsia="Times New Roman" w:hAnsi="Times New Roman" w:cs="Times New Roman"/>
+                <w:sz w:val="26"/>
+                <w:szCs w:val="26"/>
+              </w:rPr>
               <w:lastRenderedPageBreak/>
-              <w:t xml:space="preserve">    void insert(int entityID)</w:t>
-            </w:r>
-          </w:p>
-          <w:p>
-            <w:pPr>
-              <w:rPr>
-                <w:rFonts w:ascii="Times New Roman" w:eastAsia="Times New Roman" w:hAnsi="Times New Roman" w:cs="Times New Roman"/>
-                <w:sz w:val="26"/>
-                <w:szCs w:val="26"/>
-              </w:rPr>
-            </w:pPr>
-            <w:r>
-              <w:rPr>
-                <w:rFonts w:ascii="Times New Roman" w:eastAsia="Times New Roman" w:hAnsi="Times New Roman" w:cs="Times New Roman"/>
-                <w:sz w:val="26"/>
-                <w:szCs w:val="26"/>
-              </w:rPr>
-              <w:t xml:space="preserve">    {</w:t>
-            </w:r>
-          </w:p>
-          <w:p>
-            <w:pPr>
-              <w:rPr>
-                <w:rFonts w:ascii="Times New Roman" w:eastAsia="Times New Roman" w:hAnsi="Times New Roman" w:cs="Times New Roman"/>
-                <w:sz w:val="26"/>
-                <w:szCs w:val="26"/>
-              </w:rPr>
-            </w:pPr>
-            <w:r>
-              <w:rPr>
-                <w:rFonts w:ascii="Times New Roman" w:eastAsia="Times New Roman" w:hAnsi="Times New Roman" w:cs="Times New Roman"/>
-                <w:sz w:val="26"/>
-                <w:szCs w:val="26"/>
-              </w:rPr>
-              <w:t xml:space="preserve">        for (int i = 0; i &lt; (int)vec_id_entity.size(); i++)</w:t>
-            </w:r>
-          </w:p>
-          <w:p>
-            <w:pPr>
-              <w:rPr>
-                <w:rFonts w:ascii="Times New Roman" w:eastAsia="Times New Roman" w:hAnsi="Times New Roman" w:cs="Times New Roman"/>
-                <w:sz w:val="26"/>
-                <w:szCs w:val="26"/>
-              </w:rPr>
-            </w:pPr>
-            <w:r>
-              <w:rPr>
-                <w:rFonts w:ascii="Times New Roman" w:eastAsia="Times New Roman" w:hAnsi="Times New Roman" w:cs="Times New Roman"/>
-                <w:sz w:val="26"/>
-                <w:szCs w:val="26"/>
-              </w:rPr>
               <w:t xml:space="preserve">        {</w:t>
             </w:r>
           </w:p>
@@ -16749,6 +18258,7 @@
                 <w:sz w:val="26"/>
                 <w:szCs w:val="26"/>
               </w:rPr>
+              <w:lastRenderedPageBreak/>
               <w:t xml:space="preserve">        get(row, col).insert(entityID);</w:t>
             </w:r>
           </w:p>
@@ -17093,13 +18603,17 @@
       <w:pPr>
         <w:rPr>
           <w:rFonts w:ascii="Times New Roman" w:eastAsia="Times New Roman" w:hAnsi="Times New Roman" w:cs="Times New Roman"/>
-          <w:sz w:val="26"/>
-          <w:szCs w:val="26"/>
-        </w:rPr>
-      </w:pPr>
-      <w:r>
-        <w:rPr>
-          <w:rFonts w:ascii="Times New Roman" w:eastAsia="Times New Roman" w:hAnsi="Times New Roman" w:cs="Times New Roman"/>
+          <w:b/>
+          <w:bCs/>
+          <w:sz w:val="26"/>
+          <w:szCs w:val="26"/>
+        </w:rPr>
+      </w:pPr>
+      <w:r>
+        <w:rPr>
+          <w:rFonts w:ascii="Times New Roman" w:eastAsia="Times New Roman" w:hAnsi="Times New Roman" w:cs="Times New Roman"/>
+          <w:b/>
+          <w:bCs/>
           <w:sz w:val="26"/>
           <w:szCs w:val="26"/>
         </w:rPr>
@@ -17312,76 +18826,493 @@
                 <w:sz w:val="26"/>
                 <w:szCs w:val="26"/>
               </w:rPr>
+              <w:t xml:space="preserve">            if (scene-&gt;map.isLock(row, col)) {</w:t>
+            </w:r>
+          </w:p>
+          <w:p>
+            <w:pPr>
+              <w:rPr>
+                <w:rFonts w:ascii="Times New Roman" w:eastAsia="Times New Roman" w:hAnsi="Times New Roman" w:cs="Times New Roman"/>
+                <w:sz w:val="26"/>
+                <w:szCs w:val="26"/>
+              </w:rPr>
+            </w:pPr>
+            <w:r>
+              <w:rPr>
+                <w:rFonts w:ascii="Times New Roman" w:eastAsia="Times New Roman" w:hAnsi="Times New Roman" w:cs="Times New Roman"/>
+                <w:sz w:val="26"/>
+                <w:szCs w:val="26"/>
+              </w:rPr>
+              <w:t xml:space="preserve">                for (int id : cell_id) {</w:t>
+            </w:r>
+          </w:p>
+          <w:p>
+            <w:pPr>
+              <w:rPr>
+                <w:rFonts w:ascii="Times New Roman" w:eastAsia="Times New Roman" w:hAnsi="Times New Roman" w:cs="Times New Roman"/>
+                <w:sz w:val="26"/>
+                <w:szCs w:val="26"/>
+              </w:rPr>
+            </w:pPr>
+            <w:r>
+              <w:rPr>
+                <w:rFonts w:ascii="Times New Roman" w:eastAsia="Times New Roman" w:hAnsi="Times New Roman" w:cs="Times New Roman"/>
+                <w:sz w:val="26"/>
+                <w:szCs w:val="26"/>
+              </w:rPr>
+              <w:t xml:space="preserve">                    if (scene-&gt;entityManager.pool().hasComponent&lt;CVelocity&gt;(id)) {</w:t>
+            </w:r>
+          </w:p>
+          <w:p>
+            <w:pPr>
+              <w:rPr>
+                <w:rFonts w:ascii="Times New Roman" w:eastAsia="Times New Roman" w:hAnsi="Times New Roman" w:cs="Times New Roman"/>
+                <w:sz w:val="26"/>
+                <w:szCs w:val="26"/>
+              </w:rPr>
+            </w:pPr>
+            <w:r>
+              <w:rPr>
+                <w:rFonts w:ascii="Times New Roman" w:eastAsia="Times New Roman" w:hAnsi="Times New Roman" w:cs="Times New Roman"/>
+                <w:sz w:val="26"/>
+                <w:szCs w:val="26"/>
+              </w:rPr>
+              <w:t xml:space="preserve">                        auto &amp;vel = scene-&gt;entityManager.pool().getComponent&lt;CVelocity&gt;(id);</w:t>
+            </w:r>
+          </w:p>
+          <w:p>
+            <w:pPr>
+              <w:rPr>
+                <w:rFonts w:ascii="Times New Roman" w:eastAsia="Times New Roman" w:hAnsi="Times New Roman" w:cs="Times New Roman"/>
+                <w:sz w:val="26"/>
+                <w:szCs w:val="26"/>
+              </w:rPr>
+            </w:pPr>
+            <w:r>
+              <w:rPr>
+                <w:rFonts w:ascii="Times New Roman" w:eastAsia="Times New Roman" w:hAnsi="Times New Roman" w:cs="Times New Roman"/>
+                <w:sz w:val="26"/>
+                <w:szCs w:val="26"/>
+              </w:rPr>
+              <w:t xml:space="preserve">                        vel.vel.x *= -1; vel.vel.y *= -1;</w:t>
+            </w:r>
+          </w:p>
+          <w:p>
+            <w:pPr>
+              <w:rPr>
+                <w:rFonts w:ascii="Times New Roman" w:eastAsia="Times New Roman" w:hAnsi="Times New Roman" w:cs="Times New Roman"/>
+                <w:sz w:val="26"/>
+                <w:szCs w:val="26"/>
+              </w:rPr>
+            </w:pPr>
+            <w:r>
+              <w:rPr>
+                <w:rFonts w:ascii="Times New Roman" w:eastAsia="Times New Roman" w:hAnsi="Times New Roman" w:cs="Times New Roman"/>
+                <w:sz w:val="26"/>
+                <w:szCs w:val="26"/>
+              </w:rPr>
+              <w:t xml:space="preserve">                    }</w:t>
+            </w:r>
+          </w:p>
+          <w:p>
+            <w:pPr>
+              <w:rPr>
+                <w:rFonts w:ascii="Times New Roman" w:eastAsia="Times New Roman" w:hAnsi="Times New Roman" w:cs="Times New Roman"/>
+                <w:sz w:val="26"/>
+                <w:szCs w:val="26"/>
+              </w:rPr>
+            </w:pPr>
+            <w:r>
+              <w:rPr>
+                <w:rFonts w:ascii="Times New Roman" w:eastAsia="Times New Roman" w:hAnsi="Times New Roman" w:cs="Times New Roman"/>
+                <w:sz w:val="26"/>
+                <w:szCs w:val="26"/>
+              </w:rPr>
               <w:lastRenderedPageBreak/>
-              <w:t xml:space="preserve">            if (scene-&gt;map.isLock(row, col)) {</w:t>
-            </w:r>
-          </w:p>
-          <w:p>
-            <w:pPr>
-              <w:rPr>
-                <w:rFonts w:ascii="Times New Roman" w:eastAsia="Times New Roman" w:hAnsi="Times New Roman" w:cs="Times New Roman"/>
-                <w:sz w:val="26"/>
-                <w:szCs w:val="26"/>
-              </w:rPr>
-            </w:pPr>
-            <w:r>
-              <w:rPr>
-                <w:rFonts w:ascii="Times New Roman" w:eastAsia="Times New Roman" w:hAnsi="Times New Roman" w:cs="Times New Roman"/>
-                <w:sz w:val="26"/>
-                <w:szCs w:val="26"/>
-              </w:rPr>
-              <w:t xml:space="preserve">                for (int id : cell_id) {</w:t>
-            </w:r>
-          </w:p>
-          <w:p>
-            <w:pPr>
-              <w:rPr>
-                <w:rFonts w:ascii="Times New Roman" w:eastAsia="Times New Roman" w:hAnsi="Times New Roman" w:cs="Times New Roman"/>
-                <w:sz w:val="26"/>
-                <w:szCs w:val="26"/>
-              </w:rPr>
-            </w:pPr>
-            <w:r>
-              <w:rPr>
-                <w:rFonts w:ascii="Times New Roman" w:eastAsia="Times New Roman" w:hAnsi="Times New Roman" w:cs="Times New Roman"/>
-                <w:sz w:val="26"/>
-                <w:szCs w:val="26"/>
-              </w:rPr>
-              <w:t xml:space="preserve">                    if (scene-&gt;entityManager.pool().hasComponent&lt;CVelocity&gt;(id)) {</w:t>
-            </w:r>
-          </w:p>
-          <w:p>
-            <w:pPr>
-              <w:rPr>
-                <w:rFonts w:ascii="Times New Roman" w:eastAsia="Times New Roman" w:hAnsi="Times New Roman" w:cs="Times New Roman"/>
-                <w:sz w:val="26"/>
-                <w:szCs w:val="26"/>
-              </w:rPr>
-            </w:pPr>
-            <w:r>
-              <w:rPr>
-                <w:rFonts w:ascii="Times New Roman" w:eastAsia="Times New Roman" w:hAnsi="Times New Roman" w:cs="Times New Roman"/>
-                <w:sz w:val="26"/>
-                <w:szCs w:val="26"/>
-              </w:rPr>
-              <w:t xml:space="preserve">                        auto &amp;vel = scene-&gt;entityManager.pool().getComponent&lt;CVelocity&gt;(id);</w:t>
-            </w:r>
-          </w:p>
-          <w:p>
-            <w:pPr>
-              <w:rPr>
-                <w:rFonts w:ascii="Times New Roman" w:eastAsia="Times New Roman" w:hAnsi="Times New Roman" w:cs="Times New Roman"/>
-                <w:sz w:val="26"/>
-                <w:szCs w:val="26"/>
-              </w:rPr>
-            </w:pPr>
-            <w:r>
-              <w:rPr>
-                <w:rFonts w:ascii="Times New Roman" w:eastAsia="Times New Roman" w:hAnsi="Times New Roman" w:cs="Times New Roman"/>
-                <w:sz w:val="26"/>
-                <w:szCs w:val="26"/>
-              </w:rPr>
-              <w:t xml:space="preserve">                        vel.vel.x *= -1; vel.vel.y *= -1;</w:t>
+              <w:t xml:space="preserve">                }</w:t>
+            </w:r>
+          </w:p>
+          <w:p>
+            <w:pPr>
+              <w:rPr>
+                <w:rFonts w:ascii="Times New Roman" w:eastAsia="Times New Roman" w:hAnsi="Times New Roman" w:cs="Times New Roman"/>
+                <w:sz w:val="26"/>
+                <w:szCs w:val="26"/>
+              </w:rPr>
+            </w:pPr>
+            <w:r>
+              <w:rPr>
+                <w:rFonts w:ascii="Times New Roman" w:eastAsia="Times New Roman" w:hAnsi="Times New Roman" w:cs="Times New Roman"/>
+                <w:sz w:val="26"/>
+                <w:szCs w:val="26"/>
+              </w:rPr>
+              <w:t xml:space="preserve">                continue;</w:t>
+            </w:r>
+          </w:p>
+          <w:p>
+            <w:pPr>
+              <w:rPr>
+                <w:rFonts w:ascii="Times New Roman" w:eastAsia="Times New Roman" w:hAnsi="Times New Roman" w:cs="Times New Roman"/>
+                <w:sz w:val="26"/>
+                <w:szCs w:val="26"/>
+              </w:rPr>
+            </w:pPr>
+            <w:r>
+              <w:rPr>
+                <w:rFonts w:ascii="Times New Roman" w:eastAsia="Times New Roman" w:hAnsi="Times New Roman" w:cs="Times New Roman"/>
+                <w:sz w:val="26"/>
+                <w:szCs w:val="26"/>
+              </w:rPr>
+              <w:t xml:space="preserve">            }</w:t>
+            </w:r>
+          </w:p>
+          <w:p>
+            <w:pPr>
+              <w:rPr>
+                <w:rFonts w:ascii="Times New Roman" w:eastAsia="Times New Roman" w:hAnsi="Times New Roman" w:cs="Times New Roman"/>
+                <w:sz w:val="26"/>
+                <w:szCs w:val="26"/>
+              </w:rPr>
+            </w:pPr>
+            <w:r>
+              <w:rPr>
+                <w:rFonts w:ascii="Times New Roman" w:eastAsia="Times New Roman" w:hAnsi="Times New Roman" w:cs="Times New Roman"/>
+                <w:sz w:val="26"/>
+                <w:szCs w:val="26"/>
+              </w:rPr>
+              <w:t xml:space="preserve">            // 2. Kiểm tra va chạm vòng tròn (Circle Collision) giữa các cặp Entity trong cùng ô</w:t>
+            </w:r>
+          </w:p>
+          <w:p>
+            <w:pPr>
+              <w:rPr>
+                <w:rFonts w:ascii="Times New Roman" w:eastAsia="Times New Roman" w:hAnsi="Times New Roman" w:cs="Times New Roman"/>
+                <w:sz w:val="26"/>
+                <w:szCs w:val="26"/>
+              </w:rPr>
+            </w:pPr>
+            <w:r>
+              <w:rPr>
+                <w:rFonts w:ascii="Times New Roman" w:eastAsia="Times New Roman" w:hAnsi="Times New Roman" w:cs="Times New Roman"/>
+                <w:sz w:val="26"/>
+                <w:szCs w:val="26"/>
+              </w:rPr>
+              <w:t xml:space="preserve">            for (int id_1 : cell_id) {</w:t>
+            </w:r>
+          </w:p>
+          <w:p>
+            <w:pPr>
+              <w:rPr>
+                <w:rFonts w:ascii="Times New Roman" w:eastAsia="Times New Roman" w:hAnsi="Times New Roman" w:cs="Times New Roman"/>
+                <w:sz w:val="26"/>
+                <w:szCs w:val="26"/>
+              </w:rPr>
+            </w:pPr>
+            <w:r>
+              <w:rPr>
+                <w:rFonts w:ascii="Times New Roman" w:eastAsia="Times New Roman" w:hAnsi="Times New Roman" w:cs="Times New Roman"/>
+                <w:sz w:val="26"/>
+                <w:szCs w:val="26"/>
+              </w:rPr>
+              <w:t xml:space="preserve">                for (int id_2 : cell_id) {</w:t>
+            </w:r>
+          </w:p>
+          <w:p>
+            <w:pPr>
+              <w:rPr>
+                <w:rFonts w:ascii="Times New Roman" w:eastAsia="Times New Roman" w:hAnsi="Times New Roman" w:cs="Times New Roman"/>
+                <w:sz w:val="26"/>
+                <w:szCs w:val="26"/>
+              </w:rPr>
+            </w:pPr>
+            <w:r>
+              <w:rPr>
+                <w:rFonts w:ascii="Times New Roman" w:eastAsia="Times New Roman" w:hAnsi="Times New Roman" w:cs="Times New Roman"/>
+                <w:sz w:val="26"/>
+                <w:szCs w:val="26"/>
+              </w:rPr>
+              <w:t xml:space="preserve">                    if (id_1 &lt; id_2) { // Đảm bảo không kiểm tra trùng lặp</w:t>
+            </w:r>
+          </w:p>
+          <w:p>
+            <w:pPr>
+              <w:rPr>
+                <w:rFonts w:ascii="Times New Roman" w:eastAsia="Times New Roman" w:hAnsi="Times New Roman" w:cs="Times New Roman"/>
+                <w:sz w:val="26"/>
+                <w:szCs w:val="26"/>
+              </w:rPr>
+            </w:pPr>
+            <w:r>
+              <w:rPr>
+                <w:rFonts w:ascii="Times New Roman" w:eastAsia="Times New Roman" w:hAnsi="Times New Roman" w:cs="Times New Roman"/>
+                <w:sz w:val="26"/>
+                <w:szCs w:val="26"/>
+              </w:rPr>
+              <w:t xml:space="preserve">                        auto &amp;pos_1 = scene-&gt;entityManager.pool().getComponent&lt;CPosition&gt;(id_1);</w:t>
+            </w:r>
+          </w:p>
+          <w:p>
+            <w:pPr>
+              <w:rPr>
+                <w:rFonts w:ascii="Times New Roman" w:eastAsia="Times New Roman" w:hAnsi="Times New Roman" w:cs="Times New Roman"/>
+                <w:sz w:val="26"/>
+                <w:szCs w:val="26"/>
+              </w:rPr>
+            </w:pPr>
+            <w:r>
+              <w:rPr>
+                <w:rFonts w:ascii="Times New Roman" w:eastAsia="Times New Roman" w:hAnsi="Times New Roman" w:cs="Times New Roman"/>
+                <w:sz w:val="26"/>
+                <w:szCs w:val="26"/>
+              </w:rPr>
+              <w:t xml:space="preserve">                        auto &amp;pos_2 = scene-&gt;entityManager.pool().getComponent&lt;CPosition&gt;(id_2);</w:t>
+            </w:r>
+          </w:p>
+          <w:p>
+            <w:pPr>
+              <w:rPr>
+                <w:rFonts w:ascii="Times New Roman" w:eastAsia="Times New Roman" w:hAnsi="Times New Roman" w:cs="Times New Roman"/>
+                <w:sz w:val="26"/>
+                <w:szCs w:val="26"/>
+              </w:rPr>
+            </w:pPr>
+            <w:r>
+              <w:rPr>
+                <w:rFonts w:ascii="Times New Roman" w:eastAsia="Times New Roman" w:hAnsi="Times New Roman" w:cs="Times New Roman"/>
+                <w:sz w:val="26"/>
+                <w:szCs w:val="26"/>
+              </w:rPr>
+              <w:t xml:space="preserve">                        auto &amp;shape_1 = scene-&gt;entityManager.pool().getComponent&lt;CShape&gt;(id_1);</w:t>
+            </w:r>
+          </w:p>
+          <w:p>
+            <w:pPr>
+              <w:rPr>
+                <w:rFonts w:ascii="Times New Roman" w:eastAsia="Times New Roman" w:hAnsi="Times New Roman" w:cs="Times New Roman"/>
+                <w:sz w:val="26"/>
+                <w:szCs w:val="26"/>
+              </w:rPr>
+            </w:pPr>
+            <w:r>
+              <w:rPr>
+                <w:rFonts w:ascii="Times New Roman" w:eastAsia="Times New Roman" w:hAnsi="Times New Roman" w:cs="Times New Roman"/>
+                <w:sz w:val="26"/>
+                <w:szCs w:val="26"/>
+              </w:rPr>
+              <w:t xml:space="preserve">                        auto &amp;shape_2 = scene-&gt;entityManager.pool().getComponent&lt;CShape&gt;(id_2);</w:t>
+            </w:r>
+          </w:p>
+          <w:p>
+            <w:pPr>
+              <w:rPr>
+                <w:rFonts w:ascii="Times New Roman" w:eastAsia="Times New Roman" w:hAnsi="Times New Roman" w:cs="Times New Roman"/>
+                <w:sz w:val="26"/>
+                <w:szCs w:val="26"/>
+              </w:rPr>
+            </w:pPr>
+          </w:p>
+          <w:p>
+            <w:pPr>
+              <w:rPr>
+                <w:rFonts w:ascii="Times New Roman" w:eastAsia="Times New Roman" w:hAnsi="Times New Roman" w:cs="Times New Roman"/>
+                <w:sz w:val="26"/>
+                <w:szCs w:val="26"/>
+              </w:rPr>
+            </w:pPr>
+            <w:r>
+              <w:rPr>
+                <w:rFonts w:ascii="Times New Roman" w:eastAsia="Times New Roman" w:hAnsi="Times New Roman" w:cs="Times New Roman"/>
+                <w:sz w:val="26"/>
+                <w:szCs w:val="26"/>
+              </w:rPr>
+              <w:t xml:space="preserve">                        if (pos_1.pos.dist(pos_2.pos) &lt; shape_1.radius + shape_2.radius) {</w:t>
+            </w:r>
+          </w:p>
+          <w:p>
+            <w:pPr>
+              <w:rPr>
+                <w:rFonts w:ascii="Times New Roman" w:eastAsia="Times New Roman" w:hAnsi="Times New Roman" w:cs="Times New Roman"/>
+                <w:sz w:val="26"/>
+                <w:szCs w:val="26"/>
+              </w:rPr>
+            </w:pPr>
+            <w:r>
+              <w:rPr>
+                <w:rFonts w:ascii="Times New Roman" w:eastAsia="Times New Roman" w:hAnsi="Times New Roman" w:cs="Times New Roman"/>
+                <w:sz w:val="26"/>
+                <w:szCs w:val="26"/>
+              </w:rPr>
+              <w:t xml:space="preserve">                            // Tính toán vector dịch chuyển sửa lỗi chồng lấp hình học</w:t>
+            </w:r>
+          </w:p>
+          <w:p>
+            <w:pPr>
+              <w:rPr>
+                <w:rFonts w:ascii="Times New Roman" w:eastAsia="Times New Roman" w:hAnsi="Times New Roman" w:cs="Times New Roman"/>
+                <w:sz w:val="26"/>
+                <w:szCs w:val="26"/>
+              </w:rPr>
+            </w:pPr>
+            <w:r>
+              <w:rPr>
+                <w:rFonts w:ascii="Times New Roman" w:eastAsia="Times New Roman" w:hAnsi="Times New Roman" w:cs="Times New Roman"/>
+                <w:sz w:val="26"/>
+                <w:szCs w:val="26"/>
+              </w:rPr>
+              <w:t xml:space="preserve">                            sf::Vector2f v12 = pos_2.pos - pos_1.pos;</w:t>
+            </w:r>
+          </w:p>
+          <w:p>
+            <w:pPr>
+              <w:rPr>
+                <w:rFonts w:ascii="Times New Roman" w:eastAsia="Times New Roman" w:hAnsi="Times New Roman" w:cs="Times New Roman"/>
+                <w:sz w:val="26"/>
+                <w:szCs w:val="26"/>
+              </w:rPr>
+            </w:pPr>
+            <w:r>
+              <w:rPr>
+                <w:rFonts w:ascii="Times New Roman" w:eastAsia="Times New Roman" w:hAnsi="Times New Roman" w:cs="Times New Roman"/>
+                <w:sz w:val="26"/>
+                <w:szCs w:val="26"/>
+              </w:rPr>
+              <w:t xml:space="preserve">                            v12 = v12.normalized() * (shape_1.radius + shape_2.radius - v12.length());</w:t>
+            </w:r>
+          </w:p>
+          <w:p>
+            <w:pPr>
+              <w:rPr>
+                <w:rFonts w:ascii="Times New Roman" w:eastAsia="Times New Roman" w:hAnsi="Times New Roman" w:cs="Times New Roman"/>
+                <w:sz w:val="26"/>
+                <w:szCs w:val="26"/>
+              </w:rPr>
+            </w:pPr>
+            <w:r>
+              <w:rPr>
+                <w:rFonts w:ascii="Times New Roman" w:eastAsia="Times New Roman" w:hAnsi="Times New Roman" w:cs="Times New Roman"/>
+                <w:sz w:val="26"/>
+                <w:szCs w:val="26"/>
+              </w:rPr>
+              <w:t xml:space="preserve">                            </w:t>
+            </w:r>
+          </w:p>
+          <w:p>
+            <w:pPr>
+              <w:rPr>
+                <w:rFonts w:ascii="Times New Roman" w:eastAsia="Times New Roman" w:hAnsi="Times New Roman" w:cs="Times New Roman"/>
+                <w:sz w:val="26"/>
+                <w:szCs w:val="26"/>
+              </w:rPr>
+            </w:pPr>
+            <w:r>
+              <w:rPr>
+                <w:rFonts w:ascii="Times New Roman" w:eastAsia="Times New Roman" w:hAnsi="Times New Roman" w:cs="Times New Roman"/>
+                <w:sz w:val="26"/>
+                <w:szCs w:val="26"/>
+              </w:rPr>
+              <w:t xml:space="preserve">                            pos_1.pos -= v12; // Đẩy lùi thực thể 1</w:t>
+            </w:r>
+          </w:p>
+          <w:p>
+            <w:pPr>
+              <w:rPr>
+                <w:rFonts w:ascii="Times New Roman" w:eastAsia="Times New Roman" w:hAnsi="Times New Roman" w:cs="Times New Roman"/>
+                <w:sz w:val="26"/>
+                <w:szCs w:val="26"/>
+              </w:rPr>
+            </w:pPr>
+            <w:r>
+              <w:rPr>
+                <w:rFonts w:ascii="Times New Roman" w:eastAsia="Times New Roman" w:hAnsi="Times New Roman" w:cs="Times New Roman"/>
+                <w:sz w:val="26"/>
+                <w:szCs w:val="26"/>
+              </w:rPr>
+              <w:t xml:space="preserve">                            </w:t>
+            </w:r>
+          </w:p>
+          <w:p>
+            <w:pPr>
+              <w:rPr>
+                <w:rFonts w:ascii="Times New Roman" w:eastAsia="Times New Roman" w:hAnsi="Times New Roman" w:cs="Times New Roman"/>
+                <w:sz w:val="26"/>
+                <w:szCs w:val="26"/>
+              </w:rPr>
+            </w:pPr>
+            <w:r>
+              <w:rPr>
+                <w:rFonts w:ascii="Times New Roman" w:eastAsia="Times New Roman" w:hAnsi="Times New Roman" w:cs="Times New Roman"/>
+                <w:sz w:val="26"/>
+                <w:szCs w:val="26"/>
+              </w:rPr>
+              <w:t xml:space="preserve">                            // Hủy thực thể 2 và thông báo cho hệ thống tính điểm</w:t>
+            </w:r>
+          </w:p>
+          <w:p>
+            <w:pPr>
+              <w:rPr>
+                <w:rFonts w:ascii="Times New Roman" w:eastAsia="Times New Roman" w:hAnsi="Times New Roman" w:cs="Times New Roman"/>
+                <w:sz w:val="26"/>
+                <w:szCs w:val="26"/>
+              </w:rPr>
+            </w:pPr>
+            <w:r>
+              <w:rPr>
+                <w:rFonts w:ascii="Times New Roman" w:eastAsia="Times New Roman" w:hAnsi="Times New Roman" w:cs="Times New Roman"/>
+                <w:sz w:val="26"/>
+                <w:szCs w:val="26"/>
+              </w:rPr>
+              <w:t xml:space="preserve">                            scene-&gt;entityManager.remove(id_2);</w:t>
+            </w:r>
+          </w:p>
+          <w:p>
+            <w:pPr>
+              <w:rPr>
+                <w:rFonts w:ascii="Times New Roman" w:eastAsia="Times New Roman" w:hAnsi="Times New Roman" w:cs="Times New Roman"/>
+                <w:sz w:val="26"/>
+                <w:szCs w:val="26"/>
+              </w:rPr>
+            </w:pPr>
+            <w:r>
+              <w:rPr>
+                <w:rFonts w:ascii="Times New Roman" w:eastAsia="Times New Roman" w:hAnsi="Times New Roman" w:cs="Times New Roman"/>
+                <w:sz w:val="26"/>
+                <w:szCs w:val="26"/>
+              </w:rPr>
+              <w:t xml:space="preserve">                            MessageCollision message{id_1, id_2};</w:t>
+            </w:r>
+          </w:p>
+          <w:p>
+            <w:pPr>
+              <w:rPr>
+                <w:rFonts w:ascii="Times New Roman" w:eastAsia="Times New Roman" w:hAnsi="Times New Roman" w:cs="Times New Roman"/>
+                <w:sz w:val="26"/>
+                <w:szCs w:val="26"/>
+              </w:rPr>
+            </w:pPr>
+            <w:r>
+              <w:rPr>
+                <w:rFonts w:ascii="Times New Roman" w:eastAsia="Times New Roman" w:hAnsi="Times New Roman" w:cs="Times New Roman"/>
+                <w:sz w:val="26"/>
+                <w:szCs w:val="26"/>
+              </w:rPr>
+              <w:t xml:space="preserve">                            scene-&gt;eventManager.notify(&amp;message);</w:t>
+            </w:r>
+          </w:p>
+          <w:p>
+            <w:pPr>
+              <w:rPr>
+                <w:rFonts w:ascii="Times New Roman" w:eastAsia="Times New Roman" w:hAnsi="Times New Roman" w:cs="Times New Roman"/>
+                <w:sz w:val="26"/>
+                <w:szCs w:val="26"/>
+              </w:rPr>
+            </w:pPr>
+            <w:r>
+              <w:rPr>
+                <w:rFonts w:ascii="Times New Roman" w:eastAsia="Times New Roman" w:hAnsi="Times New Roman" w:cs="Times New Roman"/>
+                <w:sz w:val="26"/>
+                <w:szCs w:val="26"/>
+              </w:rPr>
+              <w:t xml:space="preserve">                        }</w:t>
             </w:r>
           </w:p>
           <w:p>
@@ -17432,424 +19363,6 @@
                 <w:sz w:val="26"/>
                 <w:szCs w:val="26"/>
               </w:rPr>
-              <w:t xml:space="preserve">                continue;</w:t>
-            </w:r>
-          </w:p>
-          <w:p>
-            <w:pPr>
-              <w:rPr>
-                <w:rFonts w:ascii="Times New Roman" w:eastAsia="Times New Roman" w:hAnsi="Times New Roman" w:cs="Times New Roman"/>
-                <w:sz w:val="26"/>
-                <w:szCs w:val="26"/>
-              </w:rPr>
-            </w:pPr>
-            <w:r>
-              <w:rPr>
-                <w:rFonts w:ascii="Times New Roman" w:eastAsia="Times New Roman" w:hAnsi="Times New Roman" w:cs="Times New Roman"/>
-                <w:sz w:val="26"/>
-                <w:szCs w:val="26"/>
-              </w:rPr>
-              <w:t xml:space="preserve">            }</w:t>
-            </w:r>
-          </w:p>
-          <w:p>
-            <w:pPr>
-              <w:rPr>
-                <w:rFonts w:ascii="Times New Roman" w:eastAsia="Times New Roman" w:hAnsi="Times New Roman" w:cs="Times New Roman"/>
-                <w:sz w:val="26"/>
-                <w:szCs w:val="26"/>
-              </w:rPr>
-            </w:pPr>
-            <w:r>
-              <w:rPr>
-                <w:rFonts w:ascii="Times New Roman" w:eastAsia="Times New Roman" w:hAnsi="Times New Roman" w:cs="Times New Roman"/>
-                <w:sz w:val="26"/>
-                <w:szCs w:val="26"/>
-              </w:rPr>
-              <w:t xml:space="preserve">            // 2. Kiểm tra va chạm vòng tròn (Circle Collision) giữa các cặp Entity trong cùng ô</w:t>
-            </w:r>
-          </w:p>
-          <w:p>
-            <w:pPr>
-              <w:rPr>
-                <w:rFonts w:ascii="Times New Roman" w:eastAsia="Times New Roman" w:hAnsi="Times New Roman" w:cs="Times New Roman"/>
-                <w:sz w:val="26"/>
-                <w:szCs w:val="26"/>
-              </w:rPr>
-            </w:pPr>
-            <w:r>
-              <w:rPr>
-                <w:rFonts w:ascii="Times New Roman" w:eastAsia="Times New Roman" w:hAnsi="Times New Roman" w:cs="Times New Roman"/>
-                <w:sz w:val="26"/>
-                <w:szCs w:val="26"/>
-              </w:rPr>
-              <w:t xml:space="preserve">            for (int id_1 : cell_id) {</w:t>
-            </w:r>
-          </w:p>
-          <w:p>
-            <w:pPr>
-              <w:rPr>
-                <w:rFonts w:ascii="Times New Roman" w:eastAsia="Times New Roman" w:hAnsi="Times New Roman" w:cs="Times New Roman"/>
-                <w:sz w:val="26"/>
-                <w:szCs w:val="26"/>
-              </w:rPr>
-            </w:pPr>
-            <w:r>
-              <w:rPr>
-                <w:rFonts w:ascii="Times New Roman" w:eastAsia="Times New Roman" w:hAnsi="Times New Roman" w:cs="Times New Roman"/>
-                <w:sz w:val="26"/>
-                <w:szCs w:val="26"/>
-              </w:rPr>
-              <w:t xml:space="preserve">                for (int id_2 : cell_id) {</w:t>
-            </w:r>
-          </w:p>
-          <w:p>
-            <w:pPr>
-              <w:rPr>
-                <w:rFonts w:ascii="Times New Roman" w:eastAsia="Times New Roman" w:hAnsi="Times New Roman" w:cs="Times New Roman"/>
-                <w:sz w:val="26"/>
-                <w:szCs w:val="26"/>
-              </w:rPr>
-            </w:pPr>
-            <w:r>
-              <w:rPr>
-                <w:rFonts w:ascii="Times New Roman" w:eastAsia="Times New Roman" w:hAnsi="Times New Roman" w:cs="Times New Roman"/>
-                <w:sz w:val="26"/>
-                <w:szCs w:val="26"/>
-              </w:rPr>
-              <w:t xml:space="preserve">                    if (id_1 &lt; id_2) { // Đảm bảo không kiểm tra trùng lặp</w:t>
-            </w:r>
-          </w:p>
-          <w:p>
-            <w:pPr>
-              <w:rPr>
-                <w:rFonts w:ascii="Times New Roman" w:eastAsia="Times New Roman" w:hAnsi="Times New Roman" w:cs="Times New Roman"/>
-                <w:sz w:val="26"/>
-                <w:szCs w:val="26"/>
-              </w:rPr>
-            </w:pPr>
-            <w:r>
-              <w:rPr>
-                <w:rFonts w:ascii="Times New Roman" w:eastAsia="Times New Roman" w:hAnsi="Times New Roman" w:cs="Times New Roman"/>
-                <w:sz w:val="26"/>
-                <w:szCs w:val="26"/>
-              </w:rPr>
-              <w:t xml:space="preserve">                        auto &amp;pos_1 = scene-&gt;entityManager.pool().getComponent&lt;CPosition&gt;(id_1);</w:t>
-            </w:r>
-          </w:p>
-          <w:p>
-            <w:pPr>
-              <w:rPr>
-                <w:rFonts w:ascii="Times New Roman" w:eastAsia="Times New Roman" w:hAnsi="Times New Roman" w:cs="Times New Roman"/>
-                <w:sz w:val="26"/>
-                <w:szCs w:val="26"/>
-              </w:rPr>
-            </w:pPr>
-            <w:r>
-              <w:rPr>
-                <w:rFonts w:ascii="Times New Roman" w:eastAsia="Times New Roman" w:hAnsi="Times New Roman" w:cs="Times New Roman"/>
-                <w:sz w:val="26"/>
-                <w:szCs w:val="26"/>
-              </w:rPr>
-              <w:t xml:space="preserve">                        auto &amp;pos_2 = scene-&gt;entityManager.pool().getComponent&lt;CPosition&gt;(id_2);</w:t>
-            </w:r>
-          </w:p>
-          <w:p>
-            <w:pPr>
-              <w:rPr>
-                <w:rFonts w:ascii="Times New Roman" w:eastAsia="Times New Roman" w:hAnsi="Times New Roman" w:cs="Times New Roman"/>
-                <w:sz w:val="26"/>
-                <w:szCs w:val="26"/>
-              </w:rPr>
-            </w:pPr>
-            <w:r>
-              <w:rPr>
-                <w:rFonts w:ascii="Times New Roman" w:eastAsia="Times New Roman" w:hAnsi="Times New Roman" w:cs="Times New Roman"/>
-                <w:sz w:val="26"/>
-                <w:szCs w:val="26"/>
-              </w:rPr>
-              <w:t xml:space="preserve">                        auto &amp;shape_1 = scene-&gt;entityManager.pool().getComponent&lt;CShape&gt;(id_1);</w:t>
-            </w:r>
-          </w:p>
-          <w:p>
-            <w:pPr>
-              <w:rPr>
-                <w:rFonts w:ascii="Times New Roman" w:eastAsia="Times New Roman" w:hAnsi="Times New Roman" w:cs="Times New Roman"/>
-                <w:sz w:val="26"/>
-                <w:szCs w:val="26"/>
-              </w:rPr>
-            </w:pPr>
-            <w:r>
-              <w:rPr>
-                <w:rFonts w:ascii="Times New Roman" w:eastAsia="Times New Roman" w:hAnsi="Times New Roman" w:cs="Times New Roman"/>
-                <w:sz w:val="26"/>
-                <w:szCs w:val="26"/>
-              </w:rPr>
-              <w:t xml:space="preserve">                        auto &amp;shape_2 = scene-&gt;entityManager.pool().getComponent&lt;CShape&gt;(id_2);</w:t>
-            </w:r>
-          </w:p>
-          <w:p>
-            <w:pPr>
-              <w:rPr>
-                <w:rFonts w:ascii="Times New Roman" w:eastAsia="Times New Roman" w:hAnsi="Times New Roman" w:cs="Times New Roman"/>
-                <w:sz w:val="26"/>
-                <w:szCs w:val="26"/>
-              </w:rPr>
-            </w:pPr>
-          </w:p>
-          <w:p>
-            <w:pPr>
-              <w:rPr>
-                <w:rFonts w:ascii="Times New Roman" w:eastAsia="Times New Roman" w:hAnsi="Times New Roman" w:cs="Times New Roman"/>
-                <w:sz w:val="26"/>
-                <w:szCs w:val="26"/>
-              </w:rPr>
-            </w:pPr>
-            <w:r>
-              <w:rPr>
-                <w:rFonts w:ascii="Times New Roman" w:eastAsia="Times New Roman" w:hAnsi="Times New Roman" w:cs="Times New Roman"/>
-                <w:sz w:val="26"/>
-                <w:szCs w:val="26"/>
-              </w:rPr>
-              <w:t xml:space="preserve">                        if (pos_1.pos.dist(pos_2.pos) &lt; shape_1.radius + shape_2.radius) {</w:t>
-            </w:r>
-          </w:p>
-          <w:p>
-            <w:pPr>
-              <w:rPr>
-                <w:rFonts w:ascii="Times New Roman" w:eastAsia="Times New Roman" w:hAnsi="Times New Roman" w:cs="Times New Roman"/>
-                <w:sz w:val="26"/>
-                <w:szCs w:val="26"/>
-              </w:rPr>
-            </w:pPr>
-            <w:r>
-              <w:rPr>
-                <w:rFonts w:ascii="Times New Roman" w:eastAsia="Times New Roman" w:hAnsi="Times New Roman" w:cs="Times New Roman"/>
-                <w:sz w:val="26"/>
-                <w:szCs w:val="26"/>
-              </w:rPr>
-              <w:t xml:space="preserve">                            // Tính toán vector dịch chuyển sửa lỗi chồng lấp hình học</w:t>
-            </w:r>
-          </w:p>
-          <w:p>
-            <w:pPr>
-              <w:rPr>
-                <w:rFonts w:ascii="Times New Roman" w:eastAsia="Times New Roman" w:hAnsi="Times New Roman" w:cs="Times New Roman"/>
-                <w:sz w:val="26"/>
-                <w:szCs w:val="26"/>
-              </w:rPr>
-            </w:pPr>
-            <w:r>
-              <w:rPr>
-                <w:rFonts w:ascii="Times New Roman" w:eastAsia="Times New Roman" w:hAnsi="Times New Roman" w:cs="Times New Roman"/>
-                <w:sz w:val="26"/>
-                <w:szCs w:val="26"/>
-              </w:rPr>
-              <w:t xml:space="preserve">                            sf::Vector2f v12 = pos_2.pos - pos_1.pos;</w:t>
-            </w:r>
-          </w:p>
-          <w:p>
-            <w:pPr>
-              <w:rPr>
-                <w:rFonts w:ascii="Times New Roman" w:eastAsia="Times New Roman" w:hAnsi="Times New Roman" w:cs="Times New Roman"/>
-                <w:sz w:val="26"/>
-                <w:szCs w:val="26"/>
-              </w:rPr>
-            </w:pPr>
-            <w:r>
-              <w:rPr>
-                <w:rFonts w:ascii="Times New Roman" w:eastAsia="Times New Roman" w:hAnsi="Times New Roman" w:cs="Times New Roman"/>
-                <w:sz w:val="26"/>
-                <w:szCs w:val="26"/>
-              </w:rPr>
-              <w:t xml:space="preserve">                            v12 = v12.normalized() * (shape_1.radius + shape_2.radius - v12.length());</w:t>
-            </w:r>
-          </w:p>
-          <w:p>
-            <w:pPr>
-              <w:rPr>
-                <w:rFonts w:ascii="Times New Roman" w:eastAsia="Times New Roman" w:hAnsi="Times New Roman" w:cs="Times New Roman"/>
-                <w:sz w:val="26"/>
-                <w:szCs w:val="26"/>
-              </w:rPr>
-            </w:pPr>
-            <w:r>
-              <w:rPr>
-                <w:rFonts w:ascii="Times New Roman" w:eastAsia="Times New Roman" w:hAnsi="Times New Roman" w:cs="Times New Roman"/>
-                <w:sz w:val="26"/>
-                <w:szCs w:val="26"/>
-              </w:rPr>
-              <w:t xml:space="preserve">                            </w:t>
-            </w:r>
-          </w:p>
-          <w:p>
-            <w:pPr>
-              <w:rPr>
-                <w:rFonts w:ascii="Times New Roman" w:eastAsia="Times New Roman" w:hAnsi="Times New Roman" w:cs="Times New Roman"/>
-                <w:sz w:val="26"/>
-                <w:szCs w:val="26"/>
-              </w:rPr>
-            </w:pPr>
-            <w:r>
-              <w:rPr>
-                <w:rFonts w:ascii="Times New Roman" w:eastAsia="Times New Roman" w:hAnsi="Times New Roman" w:cs="Times New Roman"/>
-                <w:sz w:val="26"/>
-                <w:szCs w:val="26"/>
-              </w:rPr>
-              <w:t xml:space="preserve">                            pos_1.pos -= v12; // Đẩy lùi thực thể 1</w:t>
-            </w:r>
-          </w:p>
-          <w:p>
-            <w:pPr>
-              <w:rPr>
-                <w:rFonts w:ascii="Times New Roman" w:eastAsia="Times New Roman" w:hAnsi="Times New Roman" w:cs="Times New Roman"/>
-                <w:sz w:val="26"/>
-                <w:szCs w:val="26"/>
-              </w:rPr>
-            </w:pPr>
-            <w:r>
-              <w:rPr>
-                <w:rFonts w:ascii="Times New Roman" w:eastAsia="Times New Roman" w:hAnsi="Times New Roman" w:cs="Times New Roman"/>
-                <w:sz w:val="26"/>
-                <w:szCs w:val="26"/>
-              </w:rPr>
-              <w:t xml:space="preserve">                            </w:t>
-            </w:r>
-          </w:p>
-          <w:p>
-            <w:pPr>
-              <w:rPr>
-                <w:rFonts w:ascii="Times New Roman" w:eastAsia="Times New Roman" w:hAnsi="Times New Roman" w:cs="Times New Roman"/>
-                <w:sz w:val="26"/>
-                <w:szCs w:val="26"/>
-              </w:rPr>
-            </w:pPr>
-            <w:r>
-              <w:rPr>
-                <w:rFonts w:ascii="Times New Roman" w:eastAsia="Times New Roman" w:hAnsi="Times New Roman" w:cs="Times New Roman"/>
-                <w:sz w:val="26"/>
-                <w:szCs w:val="26"/>
-              </w:rPr>
-              <w:t xml:space="preserve">                            // Hủy thực thể 2 và thông báo cho hệ thống tính điểm</w:t>
-            </w:r>
-          </w:p>
-          <w:p>
-            <w:pPr>
-              <w:rPr>
-                <w:rFonts w:ascii="Times New Roman" w:eastAsia="Times New Roman" w:hAnsi="Times New Roman" w:cs="Times New Roman"/>
-                <w:sz w:val="26"/>
-                <w:szCs w:val="26"/>
-              </w:rPr>
-            </w:pPr>
-            <w:r>
-              <w:rPr>
-                <w:rFonts w:ascii="Times New Roman" w:eastAsia="Times New Roman" w:hAnsi="Times New Roman" w:cs="Times New Roman"/>
-                <w:sz w:val="26"/>
-                <w:szCs w:val="26"/>
-              </w:rPr>
-              <w:t xml:space="preserve">                            scene-&gt;entityManager.remove(id_2);</w:t>
-            </w:r>
-          </w:p>
-          <w:p>
-            <w:pPr>
-              <w:rPr>
-                <w:rFonts w:ascii="Times New Roman" w:eastAsia="Times New Roman" w:hAnsi="Times New Roman" w:cs="Times New Roman"/>
-                <w:sz w:val="26"/>
-                <w:szCs w:val="26"/>
-              </w:rPr>
-            </w:pPr>
-            <w:r>
-              <w:rPr>
-                <w:rFonts w:ascii="Times New Roman" w:eastAsia="Times New Roman" w:hAnsi="Times New Roman" w:cs="Times New Roman"/>
-                <w:sz w:val="26"/>
-                <w:szCs w:val="26"/>
-              </w:rPr>
-              <w:t xml:space="preserve">                            MessageCollision message{id_1, id_2};</w:t>
-            </w:r>
-          </w:p>
-          <w:p>
-            <w:pPr>
-              <w:rPr>
-                <w:rFonts w:ascii="Times New Roman" w:eastAsia="Times New Roman" w:hAnsi="Times New Roman" w:cs="Times New Roman"/>
-                <w:sz w:val="26"/>
-                <w:szCs w:val="26"/>
-              </w:rPr>
-            </w:pPr>
-            <w:r>
-              <w:rPr>
-                <w:rFonts w:ascii="Times New Roman" w:eastAsia="Times New Roman" w:hAnsi="Times New Roman" w:cs="Times New Roman"/>
-                <w:sz w:val="26"/>
-                <w:szCs w:val="26"/>
-              </w:rPr>
-              <w:t xml:space="preserve">                            scene-&gt;eventManager.notify(&amp;message);</w:t>
-            </w:r>
-          </w:p>
-          <w:p>
-            <w:pPr>
-              <w:rPr>
-                <w:rFonts w:ascii="Times New Roman" w:eastAsia="Times New Roman" w:hAnsi="Times New Roman" w:cs="Times New Roman"/>
-                <w:sz w:val="26"/>
-                <w:szCs w:val="26"/>
-              </w:rPr>
-            </w:pPr>
-            <w:r>
-              <w:rPr>
-                <w:rFonts w:ascii="Times New Roman" w:eastAsia="Times New Roman" w:hAnsi="Times New Roman" w:cs="Times New Roman"/>
-                <w:sz w:val="26"/>
-                <w:szCs w:val="26"/>
-              </w:rPr>
-              <w:t xml:space="preserve">                        }</w:t>
-            </w:r>
-          </w:p>
-          <w:p>
-            <w:pPr>
-              <w:rPr>
-                <w:rFonts w:ascii="Times New Roman" w:eastAsia="Times New Roman" w:hAnsi="Times New Roman" w:cs="Times New Roman"/>
-                <w:sz w:val="26"/>
-                <w:szCs w:val="26"/>
-              </w:rPr>
-            </w:pPr>
-            <w:r>
-              <w:rPr>
-                <w:rFonts w:ascii="Times New Roman" w:eastAsia="Times New Roman" w:hAnsi="Times New Roman" w:cs="Times New Roman"/>
-                <w:sz w:val="26"/>
-                <w:szCs w:val="26"/>
-              </w:rPr>
-              <w:t xml:space="preserve">                    }</w:t>
-            </w:r>
-          </w:p>
-          <w:p>
-            <w:pPr>
-              <w:rPr>
-                <w:rFonts w:ascii="Times New Roman" w:eastAsia="Times New Roman" w:hAnsi="Times New Roman" w:cs="Times New Roman"/>
-                <w:sz w:val="26"/>
-                <w:szCs w:val="26"/>
-              </w:rPr>
-            </w:pPr>
-            <w:r>
-              <w:rPr>
-                <w:rFonts w:ascii="Times New Roman" w:eastAsia="Times New Roman" w:hAnsi="Times New Roman" w:cs="Times New Roman"/>
-                <w:sz w:val="26"/>
-                <w:szCs w:val="26"/>
-              </w:rPr>
-              <w:t xml:space="preserve">                }</w:t>
-            </w:r>
-          </w:p>
-          <w:p>
-            <w:pPr>
-              <w:rPr>
-                <w:rFonts w:ascii="Times New Roman" w:eastAsia="Times New Roman" w:hAnsi="Times New Roman" w:cs="Times New Roman"/>
-                <w:sz w:val="26"/>
-                <w:szCs w:val="26"/>
-              </w:rPr>
-            </w:pPr>
-            <w:r>
-              <w:rPr>
-                <w:rFonts w:ascii="Times New Roman" w:eastAsia="Times New Roman" w:hAnsi="Times New Roman" w:cs="Times New Roman"/>
-                <w:sz w:val="26"/>
-                <w:szCs w:val="26"/>
-              </w:rPr>
-              <w:lastRenderedPageBreak/>
               <w:t xml:space="preserve">            }</w:t>
             </w:r>
           </w:p>
@@ -17947,13 +19460,17 @@
       <w:pPr>
         <w:rPr>
           <w:rFonts w:ascii="Times New Roman" w:eastAsia="Times New Roman" w:hAnsi="Times New Roman" w:cs="Times New Roman"/>
-          <w:sz w:val="26"/>
-          <w:szCs w:val="26"/>
-        </w:rPr>
-      </w:pPr>
-      <w:r>
-        <w:rPr>
-          <w:rFonts w:ascii="Times New Roman" w:eastAsia="Times New Roman" w:hAnsi="Times New Roman" w:cs="Times New Roman"/>
+          <w:b/>
+          <w:bCs/>
+          <w:sz w:val="26"/>
+          <w:szCs w:val="26"/>
+        </w:rPr>
+      </w:pPr>
+      <w:r>
+        <w:rPr>
+          <w:rFonts w:ascii="Times New Roman" w:eastAsia="Times New Roman" w:hAnsi="Times New Roman" w:cs="Times New Roman"/>
+          <w:b/>
+          <w:bCs/>
           <w:sz w:val="26"/>
           <w:szCs w:val="26"/>
         </w:rPr>
@@ -17974,29 +19491,42 @@
           <w:sz w:val="26"/>
           <w:szCs w:val="26"/>
         </w:rPr>
-        <w:t xml:space="preserve">Hệ thống máy trạng thái hữu hạn (Finite State Machine - FSM) đóng vai trò điều khiển trí tuệ nhân tạo (AI) hành vi của các thực thể (Unit / Agent) trong phân cảnh chiến đấu (SceneCombat). Kiến trúc FSM này được thiết kế theo hướng tiếp cận Event-Driven (Dựa trên sự kiện) kết hợp với mô hình Data-Driven (Hướng dữ liệu) của hệ thống ECS, giúp tối ưu hóa hiệu năng, tách biệt hoàn toàn logic trạng thái khỏi dữ liệu thô của thực thể. </w:t>
-      </w:r>
-    </w:p>
-    <w:p>
-      <w:pPr>
-        <w:rPr>
-          <w:rFonts w:ascii="Times New Roman" w:eastAsia="Times New Roman" w:hAnsi="Times New Roman" w:cs="Times New Roman"/>
-          <w:sz w:val="26"/>
-          <w:szCs w:val="26"/>
-        </w:rPr>
-      </w:pPr>
-    </w:p>
-    <w:p>
-      <w:pPr>
-        <w:rPr>
-          <w:rFonts w:ascii="Times New Roman" w:eastAsia="Times New Roman" w:hAnsi="Times New Roman" w:cs="Times New Roman"/>
-          <w:sz w:val="26"/>
-          <w:szCs w:val="26"/>
-        </w:rPr>
-      </w:pPr>
-      <w:r>
-        <w:rPr>
-          <w:rFonts w:ascii="Times New Roman" w:eastAsia="Times New Roman" w:hAnsi="Times New Roman" w:cs="Times New Roman"/>
+        <w:t xml:space="preserve">Hệ thống máy trạng thái hữu hạn (Finite State Machine - FSM) đóng vai trò điều khiển trí tuệ nhân tạo (AI) hành vi của các thực thể (Unit / Agent) trong phân cảnh </w:t>
+      </w:r>
+      <w:r>
+        <w:rPr>
+          <w:rFonts w:ascii="Times New Roman" w:eastAsia="Times New Roman" w:hAnsi="Times New Roman" w:cs="Times New Roman"/>
+          <w:sz w:val="26"/>
+          <w:szCs w:val="26"/>
+        </w:rPr>
+        <w:lastRenderedPageBreak/>
+        <w:t xml:space="preserve">chiến đấu (SceneCombat). Kiến trúc FSM này được thiết kế theo hướng tiếp cận Event-Driven (Dựa trên sự kiện) kết hợp với mô hình Data-Driven (Hướng dữ liệu) của hệ thống ECS, giúp tối ưu hóa hiệu năng, tách biệt hoàn toàn logic trạng thái khỏi dữ liệu thô của thực thể. </w:t>
+      </w:r>
+    </w:p>
+    <w:p>
+      <w:pPr>
+        <w:rPr>
+          <w:rFonts w:ascii="Times New Roman" w:eastAsia="Times New Roman" w:hAnsi="Times New Roman" w:cs="Times New Roman"/>
+          <w:sz w:val="26"/>
+          <w:szCs w:val="26"/>
+        </w:rPr>
+      </w:pPr>
+    </w:p>
+    <w:p>
+      <w:pPr>
+        <w:rPr>
+          <w:rFonts w:ascii="Times New Roman" w:eastAsia="Times New Roman" w:hAnsi="Times New Roman" w:cs="Times New Roman"/>
+          <w:b/>
+          <w:bCs/>
+          <w:sz w:val="26"/>
+          <w:szCs w:val="26"/>
+        </w:rPr>
+      </w:pPr>
+      <w:r>
+        <w:rPr>
+          <w:rFonts w:ascii="Times New Roman" w:eastAsia="Times New Roman" w:hAnsi="Times New Roman" w:cs="Times New Roman"/>
+          <w:b/>
+          <w:bCs/>
           <w:sz w:val="26"/>
           <w:szCs w:val="26"/>
         </w:rPr>
@@ -18359,93 +19889,97 @@
           <w:sz w:val="26"/>
           <w:szCs w:val="26"/>
         </w:rPr>
+        <w:t xml:space="preserve">Ý nghĩa giải thuật: Thay vì trực tiếp thay đổi dữ liệu của Entity bên trong State (gây vi phạm nguyên tắc đóng gói của ECS), hàm onEvent sẽ tính toán và trả về một con trỏ IComponentBundle. Gói Bundle này chứa danh sách các Component cần được thêm, sửa, hoặc xóa khỏi Entity để phục vụ cho trạng thái mới. </w:t>
+      </w:r>
+    </w:p>
+    <w:p>
+      <w:pPr>
+        <w:rPr>
+          <w:rFonts w:ascii="Times New Roman" w:eastAsia="Times New Roman" w:hAnsi="Times New Roman" w:cs="Times New Roman"/>
+          <w:sz w:val="26"/>
+          <w:szCs w:val="26"/>
+        </w:rPr>
+      </w:pPr>
+    </w:p>
+    <w:p>
+      <w:pPr>
+        <w:rPr>
+          <w:rFonts w:ascii="Times New Roman" w:eastAsia="Times New Roman" w:hAnsi="Times New Roman" w:cs="Times New Roman"/>
+          <w:b/>
+          <w:bCs/>
+          <w:sz w:val="26"/>
+          <w:szCs w:val="26"/>
+        </w:rPr>
+      </w:pPr>
+      <w:r>
+        <w:rPr>
+          <w:rFonts w:ascii="Times New Roman" w:eastAsia="Times New Roman" w:hAnsi="Times New Roman" w:cs="Times New Roman"/>
+          <w:b/>
+          <w:bCs/>
+          <w:sz w:val="26"/>
+          <w:szCs w:val="26"/>
+        </w:rPr>
+        <w:t xml:space="preserve">4.4.2 Định nghĩa các State cụ thể </w:t>
+      </w:r>
+    </w:p>
+    <w:p>
+      <w:pPr>
+        <w:rPr>
+          <w:rFonts w:ascii="Times New Roman" w:eastAsia="Times New Roman" w:hAnsi="Times New Roman" w:cs="Times New Roman"/>
+          <w:sz w:val="26"/>
+          <w:szCs w:val="26"/>
+        </w:rPr>
+      </w:pPr>
+      <w:r>
+        <w:rPr>
+          <w:rFonts w:ascii="Times New Roman" w:eastAsia="Times New Roman" w:hAnsi="Times New Roman" w:cs="Times New Roman"/>
+          <w:sz w:val="26"/>
+          <w:szCs w:val="26"/>
+        </w:rPr>
+        <w:t xml:space="preserve">Hệ thống cài đặt 3 trạng thái độc lập bao gồm: Tìm kiếm (SearchState), Chiến đấu (CombatState), và Rút lui (RetreatState). Logic chuyển đổi giữa các trạng thái được biểu diễn thông qua sơ đồ cây quyết định dưới đây </w:t>
+      </w:r>
+    </w:p>
+    <w:p>
+      <w:pPr>
+        <w:rPr>
+          <w:rFonts w:ascii="Times New Roman" w:eastAsia="Times New Roman" w:hAnsi="Times New Roman" w:cs="Times New Roman"/>
+          <w:sz w:val="26"/>
+          <w:szCs w:val="26"/>
+        </w:rPr>
+      </w:pPr>
+    </w:p>
+    <w:p>
+      <w:pPr>
+        <w:rPr>
+          <w:rFonts w:ascii="Times New Roman" w:eastAsia="Times New Roman" w:hAnsi="Times New Roman" w:cs="Times New Roman"/>
+          <w:sz w:val="26"/>
+          <w:szCs w:val="26"/>
+        </w:rPr>
+      </w:pPr>
+      <w:r>
+        <w:rPr>
+          <w:rFonts w:ascii="Times New Roman" w:eastAsia="Times New Roman" w:hAnsi="Times New Roman" w:cs="Times New Roman"/>
+          <w:sz w:val="26"/>
+          <w:szCs w:val="26"/>
+        </w:rPr>
+        <w:t xml:space="preserve">a) Trạng thái Tìm kiếm (SearchState) </w:t>
+      </w:r>
+    </w:p>
+    <w:p>
+      <w:pPr>
+        <w:rPr>
+          <w:rFonts w:ascii="Times New Roman" w:eastAsia="Times New Roman" w:hAnsi="Times New Roman" w:cs="Times New Roman"/>
+          <w:sz w:val="26"/>
+          <w:szCs w:val="26"/>
+        </w:rPr>
+      </w:pPr>
+      <w:r>
+        <w:rPr>
+          <w:rFonts w:ascii="Times New Roman" w:eastAsia="Times New Roman" w:hAnsi="Times New Roman" w:cs="Times New Roman"/>
+          <w:sz w:val="26"/>
+          <w:szCs w:val="26"/>
+        </w:rPr>
         <w:lastRenderedPageBreak/>
-        <w:t xml:space="preserve">Ý nghĩa giải thuật: Thay vì trực tiếp thay đổi dữ liệu của Entity bên trong State (gây vi phạm nguyên tắc đóng gói của ECS), hàm onEvent sẽ tính toán và trả về một con trỏ IComponentBundle. Gói Bundle này chứa danh sách các Component cần được thêm, sửa, hoặc xóa khỏi Entity để phục vụ cho trạng thái mới. </w:t>
-      </w:r>
-    </w:p>
-    <w:p>
-      <w:pPr>
-        <w:rPr>
-          <w:rFonts w:ascii="Times New Roman" w:eastAsia="Times New Roman" w:hAnsi="Times New Roman" w:cs="Times New Roman"/>
-          <w:sz w:val="26"/>
-          <w:szCs w:val="26"/>
-        </w:rPr>
-      </w:pPr>
-    </w:p>
-    <w:p>
-      <w:pPr>
-        <w:rPr>
-          <w:rFonts w:ascii="Times New Roman" w:eastAsia="Times New Roman" w:hAnsi="Times New Roman" w:cs="Times New Roman"/>
-          <w:sz w:val="26"/>
-          <w:szCs w:val="26"/>
-        </w:rPr>
-      </w:pPr>
-      <w:r>
-        <w:rPr>
-          <w:rFonts w:ascii="Times New Roman" w:eastAsia="Times New Roman" w:hAnsi="Times New Roman" w:cs="Times New Roman"/>
-          <w:sz w:val="26"/>
-          <w:szCs w:val="26"/>
-        </w:rPr>
-        <w:t xml:space="preserve">4.4.2 Định nghĩa các State cụ thể </w:t>
-      </w:r>
-    </w:p>
-    <w:p>
-      <w:pPr>
-        <w:rPr>
-          <w:rFonts w:ascii="Times New Roman" w:eastAsia="Times New Roman" w:hAnsi="Times New Roman" w:cs="Times New Roman"/>
-          <w:sz w:val="26"/>
-          <w:szCs w:val="26"/>
-        </w:rPr>
-      </w:pPr>
-      <w:r>
-        <w:rPr>
-          <w:rFonts w:ascii="Times New Roman" w:eastAsia="Times New Roman" w:hAnsi="Times New Roman" w:cs="Times New Roman"/>
-          <w:sz w:val="26"/>
-          <w:szCs w:val="26"/>
-        </w:rPr>
-        <w:t xml:space="preserve">Hệ thống cài đặt 3 trạng thái độc lập bao gồm: Tìm kiếm (SearchState), Chiến đấu (CombatState), và Rút lui (RetreatState). Logic chuyển đổi giữa các trạng thái được biểu diễn thông qua sơ đồ cây quyết định dưới đây </w:t>
-      </w:r>
-    </w:p>
-    <w:p>
-      <w:pPr>
-        <w:rPr>
-          <w:rFonts w:ascii="Times New Roman" w:eastAsia="Times New Roman" w:hAnsi="Times New Roman" w:cs="Times New Roman"/>
-          <w:sz w:val="26"/>
-          <w:szCs w:val="26"/>
-        </w:rPr>
-      </w:pPr>
-    </w:p>
-    <w:p>
-      <w:pPr>
-        <w:rPr>
-          <w:rFonts w:ascii="Times New Roman" w:eastAsia="Times New Roman" w:hAnsi="Times New Roman" w:cs="Times New Roman"/>
-          <w:sz w:val="26"/>
-          <w:szCs w:val="26"/>
-        </w:rPr>
-      </w:pPr>
-      <w:r>
-        <w:rPr>
-          <w:rFonts w:ascii="Times New Roman" w:eastAsia="Times New Roman" w:hAnsi="Times New Roman" w:cs="Times New Roman"/>
-          <w:sz w:val="26"/>
-          <w:szCs w:val="26"/>
-        </w:rPr>
-        <w:t xml:space="preserve">a) Trạng thái Tìm kiếm (SearchState) </w:t>
-      </w:r>
-    </w:p>
-    <w:p>
-      <w:pPr>
-        <w:rPr>
-          <w:rFonts w:ascii="Times New Roman" w:eastAsia="Times New Roman" w:hAnsi="Times New Roman" w:cs="Times New Roman"/>
-          <w:sz w:val="26"/>
-          <w:szCs w:val="26"/>
-        </w:rPr>
-      </w:pPr>
-      <w:r>
-        <w:rPr>
-          <w:rFonts w:ascii="Times New Roman" w:eastAsia="Times New Roman" w:hAnsi="Times New Roman" w:cs="Times New Roman"/>
-          <w:sz w:val="26"/>
-          <w:szCs w:val="26"/>
-        </w:rPr>
         <w:t xml:space="preserve">Mặc định khi sinh ra, Agent sẽ ở trạng thái quét tìm mục tiêu. Khi nhận được sự kiện nhìn thấy kẻ địch (EnemySpotted), hệ thống sẽ tạo ra gói Component chiến đấu tương ứng với mục tiêu đó. </w:t>
       </w:r>
     </w:p>
@@ -19023,6 +20557,7 @@
                 <w:sz w:val="26"/>
                 <w:szCs w:val="26"/>
               </w:rPr>
+              <w:lastRenderedPageBreak/>
               <w:t xml:space="preserve">        case UnitEventKind::TargetLost:</w:t>
             </w:r>
           </w:p>
@@ -19415,7 +20950,6 @@
                 <w:sz w:val="26"/>
                 <w:szCs w:val="26"/>
               </w:rPr>
-              <w:lastRenderedPageBreak/>
               <w:t xml:space="preserve">            return SystemSceneCombat::detail::createSearchBundle(scene, entityId, isAlly);</w:t>
             </w:r>
           </w:p>
@@ -19503,13 +21037,17 @@
       <w:pPr>
         <w:rPr>
           <w:rFonts w:ascii="Times New Roman" w:eastAsia="Times New Roman" w:hAnsi="Times New Roman" w:cs="Times New Roman"/>
-          <w:sz w:val="26"/>
-          <w:szCs w:val="26"/>
-        </w:rPr>
-      </w:pPr>
-      <w:r>
-        <w:rPr>
-          <w:rFonts w:ascii="Times New Roman" w:eastAsia="Times New Roman" w:hAnsi="Times New Roman" w:cs="Times New Roman"/>
+          <w:b/>
+          <w:bCs/>
+          <w:sz w:val="26"/>
+          <w:szCs w:val="26"/>
+        </w:rPr>
+      </w:pPr>
+      <w:r>
+        <w:rPr>
+          <w:rFonts w:ascii="Times New Roman" w:eastAsia="Times New Roman" w:hAnsi="Times New Roman" w:cs="Times New Roman"/>
+          <w:b/>
+          <w:bCs/>
           <w:sz w:val="26"/>
           <w:szCs w:val="26"/>
         </w:rPr>
@@ -19573,6 +21111,7 @@
           <w:sz w:val="26"/>
           <w:szCs w:val="26"/>
         </w:rPr>
+        <w:lastRenderedPageBreak/>
         <w:t>struct CStateMachine {</w:t>
       </w:r>
     </w:p>
@@ -19666,22 +21205,17 @@
       <w:pPr>
         <w:rPr>
           <w:rFonts w:ascii="Times New Roman" w:eastAsia="Times New Roman" w:hAnsi="Times New Roman" w:cs="Times New Roman"/>
-          <w:sz w:val="26"/>
-          <w:szCs w:val="26"/>
-        </w:rPr>
-      </w:pPr>
-    </w:p>
-    <w:p>
-      <w:pPr>
-        <w:rPr>
-          <w:rFonts w:ascii="Times New Roman" w:eastAsia="Times New Roman" w:hAnsi="Times New Roman" w:cs="Times New Roman"/>
-          <w:sz w:val="26"/>
-          <w:szCs w:val="26"/>
-        </w:rPr>
-      </w:pPr>
-      <w:r>
-        <w:rPr>
-          <w:rFonts w:ascii="Times New Roman" w:eastAsia="Times New Roman" w:hAnsi="Times New Roman" w:cs="Times New Roman"/>
+          <w:b/>
+          <w:bCs/>
+          <w:sz w:val="26"/>
+          <w:szCs w:val="26"/>
+        </w:rPr>
+      </w:pPr>
+      <w:r>
+        <w:rPr>
+          <w:rFonts w:ascii="Times New Roman" w:eastAsia="Times New Roman" w:hAnsi="Times New Roman" w:cs="Times New Roman"/>
+          <w:b/>
+          <w:bCs/>
           <w:sz w:val="26"/>
           <w:szCs w:val="26"/>
         </w:rPr>
@@ -19877,7 +21411,6 @@
                 <w:sz w:val="26"/>
                 <w:szCs w:val="26"/>
               </w:rPr>
-              <w:lastRenderedPageBreak/>
               <w:t>};</w:t>
             </w:r>
           </w:p>
@@ -19897,13 +21430,17 @@
       <w:pPr>
         <w:rPr>
           <w:rFonts w:ascii="Times New Roman" w:eastAsia="Times New Roman" w:hAnsi="Times New Roman" w:cs="Times New Roman"/>
-          <w:sz w:val="26"/>
-          <w:szCs w:val="26"/>
-        </w:rPr>
-      </w:pPr>
-      <w:r>
-        <w:rPr>
-          <w:rFonts w:ascii="Times New Roman" w:eastAsia="Times New Roman" w:hAnsi="Times New Roman" w:cs="Times New Roman"/>
+          <w:b/>
+          <w:bCs/>
+          <w:sz w:val="26"/>
+          <w:szCs w:val="26"/>
+        </w:rPr>
+      </w:pPr>
+      <w:r>
+        <w:rPr>
+          <w:rFonts w:ascii="Times New Roman" w:eastAsia="Times New Roman" w:hAnsi="Times New Roman" w:cs="Times New Roman"/>
+          <w:b/>
+          <w:bCs/>
           <w:sz w:val="26"/>
           <w:szCs w:val="26"/>
         </w:rPr>
@@ -20077,6 +21614,7 @@
           <w:sz w:val="26"/>
           <w:szCs w:val="26"/>
         </w:rPr>
+        <w:lastRenderedPageBreak/>
         <w:t>Tại mỗi hàm update(), biến cur lấy mốc thời gian thực của hệ thống, sau đó cập nhật đại lượng time.lag cho cả Client, Server và các gói tin đang bay trên đường truyền (sending). Quá trình truyền phát gói tin chỉ thực sự hoàn tất khi time.lag của gói tin vượt qua ngưỡng trễ quy định (lag_client hoặc lag_server):</w:t>
       </w:r>
     </w:p>
@@ -20096,24 +21634,6 @@
         </w:rPr>
         <w:t>// Minh họa cơ chế đẩy gói tin từ hàng đợi 'sending' sang 'received' dựa trên độ trễ</w:t>
       </w:r>
-    </w:p>
-    <w:p>
-      <w:pPr>
-        <w:rPr>
-          <w:rFonts w:ascii="Times New Roman" w:eastAsia="Times New Roman" w:hAnsi="Times New Roman" w:cs="Times New Roman"/>
-          <w:sz w:val="26"/>
-          <w:szCs w:val="26"/>
-        </w:rPr>
-      </w:pPr>
-    </w:p>
-    <w:p>
-      <w:pPr>
-        <w:rPr>
-          <w:rFonts w:ascii="Times New Roman" w:eastAsia="Times New Roman" w:hAnsi="Times New Roman" w:cs="Times New Roman"/>
-          <w:sz w:val="26"/>
-          <w:szCs w:val="26"/>
-        </w:rPr>
-      </w:pPr>
     </w:p>
     <w:tbl>
       <w:tblPr>
@@ -20357,13 +21877,17 @@
       <w:pPr>
         <w:rPr>
           <w:rFonts w:ascii="Times New Roman" w:eastAsia="Times New Roman" w:hAnsi="Times New Roman" w:cs="Times New Roman"/>
-          <w:sz w:val="26"/>
-          <w:szCs w:val="26"/>
-        </w:rPr>
-      </w:pPr>
-      <w:r>
-        <w:rPr>
-          <w:rFonts w:ascii="Times New Roman" w:eastAsia="Times New Roman" w:hAnsi="Times New Roman" w:cs="Times New Roman"/>
+          <w:b/>
+          <w:bCs/>
+          <w:sz w:val="26"/>
+          <w:szCs w:val="26"/>
+        </w:rPr>
+      </w:pPr>
+      <w:r>
+        <w:rPr>
+          <w:rFonts w:ascii="Times New Roman" w:eastAsia="Times New Roman" w:hAnsi="Times New Roman" w:cs="Times New Roman"/>
+          <w:b/>
+          <w:bCs/>
           <w:sz w:val="26"/>
           <w:szCs w:val="26"/>
         </w:rPr>
@@ -20384,7 +21908,6 @@
           <w:sz w:val="26"/>
           <w:szCs w:val="26"/>
         </w:rPr>
-        <w:lastRenderedPageBreak/>
         <w:t xml:space="preserve">Để ngăn chặn hiện tượng giật đứng hình ảnh khi các gói tin từ Client đến Server bị dồn cục hoặc đứt quãng, hệ thống triển khai giải thuật Input Buffering tại phía Server thông qua hàng đợi m_server.received, kết hợp với kỹ thuật Điều chỉnh tốc độ thực thi động (Dynamic Speed Throttling) ở phía Client. </w:t>
       </w:r>
     </w:p>
@@ -20556,7 +22079,16 @@
           <w:sz w:val="26"/>
           <w:szCs w:val="26"/>
         </w:rPr>
-        <w:t>Trường hợp buffer &gt;= 3 (Tràn bộ đệm - Overflow): Các gói tin Client dồn ứ tại Server quá nhiều. Client sẽ tự động hãm phanh tốc độ xuống chỉ còn 40\% (speed = 0.4f) để chờ Server tiêu thụ hết dữ liệu cũ, tránh hiện tượng nghẽn mạch.</w:t>
+        <w:t xml:space="preserve">Trường hợp buffer &gt;= 3 (Tràn bộ đệm - Overflow): Các gói tin Client dồn ứ tại Server quá nhiều. Client sẽ tự động hãm phanh tốc độ xuống chỉ còn 40\% </w:t>
+      </w:r>
+      <w:r>
+        <w:rPr>
+          <w:rFonts w:ascii="Times New Roman" w:eastAsia="Times New Roman" w:hAnsi="Times New Roman" w:cs="Times New Roman"/>
+          <w:sz w:val="26"/>
+          <w:szCs w:val="26"/>
+        </w:rPr>
+        <w:lastRenderedPageBreak/>
+        <w:t>(speed = 0.4f) để chờ Server tiêu thụ hết dữ liệu cũ, tránh hiện tượng nghẽn mạch.</w:t>
       </w:r>
     </w:p>
     <w:p>
@@ -20585,22 +22117,17 @@
       <w:pPr>
         <w:rPr>
           <w:rFonts w:ascii="Times New Roman" w:eastAsia="Times New Roman" w:hAnsi="Times New Roman" w:cs="Times New Roman"/>
-          <w:sz w:val="26"/>
-          <w:szCs w:val="26"/>
-        </w:rPr>
-      </w:pPr>
-    </w:p>
-    <w:p>
-      <w:pPr>
-        <w:rPr>
-          <w:rFonts w:ascii="Times New Roman" w:eastAsia="Times New Roman" w:hAnsi="Times New Roman" w:cs="Times New Roman"/>
-          <w:sz w:val="26"/>
-          <w:szCs w:val="26"/>
-        </w:rPr>
-      </w:pPr>
-      <w:r>
-        <w:rPr>
-          <w:rFonts w:ascii="Times New Roman" w:eastAsia="Times New Roman" w:hAnsi="Times New Roman" w:cs="Times New Roman"/>
+          <w:b/>
+          <w:bCs/>
+          <w:sz w:val="26"/>
+          <w:szCs w:val="26"/>
+        </w:rPr>
+      </w:pPr>
+      <w:r>
+        <w:rPr>
+          <w:rFonts w:ascii="Times New Roman" w:eastAsia="Times New Roman" w:hAnsi="Times New Roman" w:cs="Times New Roman"/>
+          <w:b/>
+          <w:bCs/>
           <w:sz w:val="26"/>
           <w:szCs w:val="26"/>
         </w:rPr>
@@ -20711,7 +22238,6 @@
                 <w:sz w:val="26"/>
                 <w:szCs w:val="26"/>
               </w:rPr>
-              <w:lastRenderedPageBreak/>
               <w:t>while (m_client.m_time.lag - tickRate &gt; 0)</w:t>
             </w:r>
           </w:p>
@@ -21091,6 +22617,7 @@
           <w:sz w:val="26"/>
           <w:szCs w:val="26"/>
         </w:rPr>
+        <w:lastRenderedPageBreak/>
         <w:t>Khi nhận được gói tin phản hồi từ Server (m_client.received), Client tiến hành trích xuất Frame lịch sử. Nó loại bỏ toàn bộ các trạng thái cũ hơn Frame này trong state_pendings. Tiếp theo, nó lấy trạng thái dự đoán ứng với Frame đó ra so khớp với giá trị có thẩm quyền của Server (pkg.state.value).</w:t>
       </w:r>
     </w:p>
@@ -21250,365 +22777,365 @@
                 <w:sz w:val="26"/>
                 <w:szCs w:val="26"/>
               </w:rPr>
+              <w:t xml:space="preserve">    // Loại bỏ các frame cũ hơn mốc thời gian của Server</w:t>
+            </w:r>
+          </w:p>
+          <w:p>
+            <w:pPr>
+              <w:rPr>
+                <w:rFonts w:ascii="Times New Roman" w:eastAsia="Times New Roman" w:hAnsi="Times New Roman" w:cs="Times New Roman"/>
+                <w:sz w:val="26"/>
+                <w:szCs w:val="26"/>
+              </w:rPr>
+            </w:pPr>
+            <w:r>
+              <w:rPr>
+                <w:rFonts w:ascii="Times New Roman" w:eastAsia="Times New Roman" w:hAnsi="Times New Roman" w:cs="Times New Roman"/>
+                <w:sz w:val="26"/>
+                <w:szCs w:val="26"/>
+              </w:rPr>
+              <w:t xml:space="preserve">    while (m_client.state_pendings.size() &amp;&amp; m_client.state_pendings.front().frame &lt; frame)</w:t>
+            </w:r>
+          </w:p>
+          <w:p>
+            <w:pPr>
+              <w:rPr>
+                <w:rFonts w:ascii="Times New Roman" w:eastAsia="Times New Roman" w:hAnsi="Times New Roman" w:cs="Times New Roman"/>
+                <w:sz w:val="26"/>
+                <w:szCs w:val="26"/>
+              </w:rPr>
+            </w:pPr>
+            <w:r>
+              <w:rPr>
+                <w:rFonts w:ascii="Times New Roman" w:eastAsia="Times New Roman" w:hAnsi="Times New Roman" w:cs="Times New Roman"/>
+                <w:sz w:val="26"/>
+                <w:szCs w:val="26"/>
+              </w:rPr>
+              <w:t xml:space="preserve">        m_client.state_pendings.pop_front();</w:t>
+            </w:r>
+          </w:p>
+          <w:p>
+            <w:pPr>
+              <w:rPr>
+                <w:rFonts w:ascii="Times New Roman" w:eastAsia="Times New Roman" w:hAnsi="Times New Roman" w:cs="Times New Roman"/>
+                <w:sz w:val="26"/>
+                <w:szCs w:val="26"/>
+              </w:rPr>
+            </w:pPr>
+          </w:p>
+          <w:p>
+            <w:pPr>
+              <w:rPr>
+                <w:rFonts w:ascii="Times New Roman" w:eastAsia="Times New Roman" w:hAnsi="Times New Roman" w:cs="Times New Roman"/>
+                <w:sz w:val="26"/>
+                <w:szCs w:val="26"/>
+              </w:rPr>
+            </w:pPr>
+            <w:r>
+              <w:rPr>
+                <w:rFonts w:ascii="Times New Roman" w:eastAsia="Times New Roman" w:hAnsi="Times New Roman" w:cs="Times New Roman"/>
+                <w:sz w:val="26"/>
+                <w:szCs w:val="26"/>
+              </w:rPr>
+              <w:t xml:space="preserve">    // Thực hiện kiểm tra so khớp trạng thái (Dự đoán vs Thực tế Server)</w:t>
+            </w:r>
+          </w:p>
+          <w:p>
+            <w:pPr>
+              <w:rPr>
+                <w:rFonts w:ascii="Times New Roman" w:eastAsia="Times New Roman" w:hAnsi="Times New Roman" w:cs="Times New Roman"/>
+                <w:sz w:val="26"/>
+                <w:szCs w:val="26"/>
+              </w:rPr>
+            </w:pPr>
+            <w:r>
+              <w:rPr>
+                <w:rFonts w:ascii="Times New Roman" w:eastAsia="Times New Roman" w:hAnsi="Times New Roman" w:cs="Times New Roman"/>
+                <w:sz w:val="26"/>
+                <w:szCs w:val="26"/>
+              </w:rPr>
+              <w:t xml:space="preserve">    auto &amp;predicted_state = m_client.state_pendings.front();</w:t>
+            </w:r>
+          </w:p>
+          <w:p>
+            <w:pPr>
+              <w:rPr>
+                <w:rFonts w:ascii="Times New Roman" w:eastAsia="Times New Roman" w:hAnsi="Times New Roman" w:cs="Times New Roman"/>
+                <w:sz w:val="26"/>
+                <w:szCs w:val="26"/>
+              </w:rPr>
+            </w:pPr>
+            <w:r>
+              <w:rPr>
+                <w:rFonts w:ascii="Times New Roman" w:eastAsia="Times New Roman" w:hAnsi="Times New Roman" w:cs="Times New Roman"/>
+                <w:sz w:val="26"/>
+                <w:szCs w:val="26"/>
+              </w:rPr>
+              <w:t xml:space="preserve">    predicted_state.match = (predicted_state.value == pkg.state.value);</w:t>
+            </w:r>
+          </w:p>
+          <w:p>
+            <w:pPr>
+              <w:rPr>
+                <w:rFonts w:ascii="Times New Roman" w:eastAsia="Times New Roman" w:hAnsi="Times New Roman" w:cs="Times New Roman"/>
+                <w:sz w:val="26"/>
+                <w:szCs w:val="26"/>
+              </w:rPr>
+            </w:pPr>
+          </w:p>
+          <w:p>
+            <w:pPr>
+              <w:rPr>
+                <w:rFonts w:ascii="Times New Roman" w:eastAsia="Times New Roman" w:hAnsi="Times New Roman" w:cs="Times New Roman"/>
+                <w:sz w:val="26"/>
+                <w:szCs w:val="26"/>
+              </w:rPr>
+            </w:pPr>
+            <w:r>
+              <w:rPr>
+                <w:rFonts w:ascii="Times New Roman" w:eastAsia="Times New Roman" w:hAnsi="Times New Roman" w:cs="Times New Roman"/>
+                <w:sz w:val="26"/>
+                <w:szCs w:val="26"/>
+              </w:rPr>
+              <w:t xml:space="preserve">    if (!predicted_state.match) // PHÁT HIỆN SAI LỆCH (DESYNC)</w:t>
+            </w:r>
+          </w:p>
+          <w:p>
+            <w:pPr>
+              <w:rPr>
+                <w:rFonts w:ascii="Times New Roman" w:eastAsia="Times New Roman" w:hAnsi="Times New Roman" w:cs="Times New Roman"/>
+                <w:sz w:val="26"/>
+                <w:szCs w:val="26"/>
+              </w:rPr>
+            </w:pPr>
+            <w:r>
+              <w:rPr>
+                <w:rFonts w:ascii="Times New Roman" w:eastAsia="Times New Roman" w:hAnsi="Times New Roman" w:cs="Times New Roman"/>
+                <w:sz w:val="26"/>
+                <w:szCs w:val="26"/>
+              </w:rPr>
+              <w:t xml:space="preserve">    {</w:t>
+            </w:r>
+          </w:p>
+          <w:p>
+            <w:pPr>
+              <w:rPr>
+                <w:rFonts w:ascii="Times New Roman" w:eastAsia="Times New Roman" w:hAnsi="Times New Roman" w:cs="Times New Roman"/>
+                <w:sz w:val="26"/>
+                <w:szCs w:val="26"/>
+              </w:rPr>
+            </w:pPr>
+            <w:r>
+              <w:rPr>
+                <w:rFonts w:ascii="Times New Roman" w:eastAsia="Times New Roman" w:hAnsi="Times New Roman" w:cs="Times New Roman"/>
+                <w:sz w:val="26"/>
+                <w:szCs w:val="26"/>
+              </w:rPr>
+              <w:t xml:space="preserve">        // 1. Áp đặt lại giá trị chuẩn xác từ Server cho frame lịch sử này</w:t>
+            </w:r>
+          </w:p>
+          <w:p>
+            <w:pPr>
+              <w:rPr>
+                <w:rFonts w:ascii="Times New Roman" w:eastAsia="Times New Roman" w:hAnsi="Times New Roman" w:cs="Times New Roman"/>
+                <w:sz w:val="26"/>
+                <w:szCs w:val="26"/>
+              </w:rPr>
+            </w:pPr>
+            <w:r>
+              <w:rPr>
+                <w:rFonts w:ascii="Times New Roman" w:eastAsia="Times New Roman" w:hAnsi="Times New Roman" w:cs="Times New Roman"/>
+                <w:sz w:val="26"/>
+                <w:szCs w:val="26"/>
+              </w:rPr>
+              <w:t xml:space="preserve">        predicted_state.value = pkg.state.value; </w:t>
+            </w:r>
+          </w:p>
+          <w:p>
+            <w:pPr>
+              <w:rPr>
+                <w:rFonts w:ascii="Times New Roman" w:eastAsia="Times New Roman" w:hAnsi="Times New Roman" w:cs="Times New Roman"/>
+                <w:sz w:val="26"/>
+                <w:szCs w:val="26"/>
+              </w:rPr>
+            </w:pPr>
+            <w:r>
+              <w:rPr>
+                <w:rFonts w:ascii="Times New Roman" w:eastAsia="Times New Roman" w:hAnsi="Times New Roman" w:cs="Times New Roman"/>
+                <w:sz w:val="26"/>
+                <w:szCs w:val="26"/>
+              </w:rPr>
+              <w:t xml:space="preserve">        </w:t>
+            </w:r>
+          </w:p>
+          <w:p>
+            <w:pPr>
+              <w:rPr>
+                <w:rFonts w:ascii="Times New Roman" w:eastAsia="Times New Roman" w:hAnsi="Times New Roman" w:cs="Times New Roman"/>
+                <w:sz w:val="26"/>
+                <w:szCs w:val="26"/>
+              </w:rPr>
+            </w:pPr>
+            <w:r>
+              <w:rPr>
+                <w:rFonts w:ascii="Times New Roman" w:eastAsia="Times New Roman" w:hAnsi="Times New Roman" w:cs="Times New Roman"/>
+                <w:sz w:val="26"/>
+                <w:szCs w:val="26"/>
+              </w:rPr>
+              <w:t xml:space="preserve">        // 2. RECONCILIATION REPLAY: Chạy lại logic toán học cho toàn bộ chuỗi các frame tương lai</w:t>
+            </w:r>
+          </w:p>
+          <w:p>
+            <w:pPr>
+              <w:rPr>
+                <w:rFonts w:ascii="Times New Roman" w:eastAsia="Times New Roman" w:hAnsi="Times New Roman" w:cs="Times New Roman"/>
+                <w:sz w:val="26"/>
+                <w:szCs w:val="26"/>
+              </w:rPr>
+            </w:pPr>
+            <w:r>
+              <w:rPr>
+                <w:rFonts w:ascii="Times New Roman" w:eastAsia="Times New Roman" w:hAnsi="Times New Roman" w:cs="Times New Roman"/>
+                <w:sz w:val="26"/>
+                <w:szCs w:val="26"/>
+              </w:rPr>
+              <w:t xml:space="preserve">        auto it = m_client.state_pendings.begin();</w:t>
+            </w:r>
+          </w:p>
+          <w:p>
+            <w:pPr>
+              <w:rPr>
+                <w:rFonts w:ascii="Times New Roman" w:eastAsia="Times New Roman" w:hAnsi="Times New Roman" w:cs="Times New Roman"/>
+                <w:sz w:val="26"/>
+                <w:szCs w:val="26"/>
+              </w:rPr>
+            </w:pPr>
+            <w:r>
+              <w:rPr>
+                <w:rFonts w:ascii="Times New Roman" w:eastAsia="Times New Roman" w:hAnsi="Times New Roman" w:cs="Times New Roman"/>
+                <w:sz w:val="26"/>
+                <w:szCs w:val="26"/>
+              </w:rPr>
+              <w:t xml:space="preserve">        auto next_it = ++m_client.state_pendings.begin();</w:t>
+            </w:r>
+          </w:p>
+          <w:p>
+            <w:pPr>
+              <w:rPr>
+                <w:rFonts w:ascii="Times New Roman" w:eastAsia="Times New Roman" w:hAnsi="Times New Roman" w:cs="Times New Roman"/>
+                <w:sz w:val="26"/>
+                <w:szCs w:val="26"/>
+              </w:rPr>
+            </w:pPr>
+            <w:r>
+              <w:rPr>
+                <w:rFonts w:ascii="Times New Roman" w:eastAsia="Times New Roman" w:hAnsi="Times New Roman" w:cs="Times New Roman"/>
+                <w:sz w:val="26"/>
+                <w:szCs w:val="26"/>
+              </w:rPr>
+              <w:t xml:space="preserve">        while (next_it != m_client.state_pendings.end())</w:t>
+            </w:r>
+          </w:p>
+          <w:p>
+            <w:pPr>
+              <w:rPr>
+                <w:rFonts w:ascii="Times New Roman" w:eastAsia="Times New Roman" w:hAnsi="Times New Roman" w:cs="Times New Roman"/>
+                <w:sz w:val="26"/>
+                <w:szCs w:val="26"/>
+              </w:rPr>
+            </w:pPr>
+            <w:r>
+              <w:rPr>
+                <w:rFonts w:ascii="Times New Roman" w:eastAsia="Times New Roman" w:hAnsi="Times New Roman" w:cs="Times New Roman"/>
+                <w:sz w:val="26"/>
+                <w:szCs w:val="26"/>
+              </w:rPr>
+              <w:t xml:space="preserve">        {</w:t>
+            </w:r>
+          </w:p>
+          <w:p>
+            <w:pPr>
+              <w:rPr>
+                <w:rFonts w:ascii="Times New Roman" w:eastAsia="Times New Roman" w:hAnsi="Times New Roman" w:cs="Times New Roman"/>
+                <w:sz w:val="26"/>
+                <w:szCs w:val="26"/>
+              </w:rPr>
+            </w:pPr>
+            <w:r>
+              <w:rPr>
+                <w:rFonts w:ascii="Times New Roman" w:eastAsia="Times New Roman" w:hAnsi="Times New Roman" w:cs="Times New Roman"/>
+                <w:sz w:val="26"/>
+                <w:szCs w:val="26"/>
+              </w:rPr>
+              <w:t xml:space="preserve">            next_it-&gt;match = 0;             // Đánh dấu lại các khối đồ họa trên màn hình là bị lỗi (Red Box)</w:t>
+            </w:r>
+          </w:p>
+          <w:p>
+            <w:pPr>
+              <w:rPr>
+                <w:rFonts w:ascii="Times New Roman" w:eastAsia="Times New Roman" w:hAnsi="Times New Roman" w:cs="Times New Roman"/>
+                <w:sz w:val="26"/>
+                <w:szCs w:val="26"/>
+              </w:rPr>
+            </w:pPr>
+            <w:r>
+              <w:rPr>
+                <w:rFonts w:ascii="Times New Roman" w:eastAsia="Times New Roman" w:hAnsi="Times New Roman" w:cs="Times New Roman"/>
+                <w:sz w:val="26"/>
+                <w:szCs w:val="26"/>
+              </w:rPr>
+              <w:t xml:space="preserve">            next_it-&gt;value = it-&gt;value + 1; // Tính toán lại giá trị đúng đắn dựa trên frame gốc liền trước</w:t>
+            </w:r>
+          </w:p>
+          <w:p>
+            <w:pPr>
+              <w:rPr>
+                <w:rFonts w:ascii="Times New Roman" w:eastAsia="Times New Roman" w:hAnsi="Times New Roman" w:cs="Times New Roman"/>
+                <w:sz w:val="26"/>
+                <w:szCs w:val="26"/>
+              </w:rPr>
+            </w:pPr>
+            <w:r>
+              <w:rPr>
+                <w:rFonts w:ascii="Times New Roman" w:eastAsia="Times New Roman" w:hAnsi="Times New Roman" w:cs="Times New Roman"/>
+                <w:sz w:val="26"/>
+                <w:szCs w:val="26"/>
+              </w:rPr>
+              <w:t xml:space="preserve">            it = next_it;</w:t>
+            </w:r>
+          </w:p>
+          <w:p>
+            <w:pPr>
+              <w:rPr>
+                <w:rFonts w:ascii="Times New Roman" w:eastAsia="Times New Roman" w:hAnsi="Times New Roman" w:cs="Times New Roman"/>
+                <w:sz w:val="26"/>
+                <w:szCs w:val="26"/>
+              </w:rPr>
+            </w:pPr>
+            <w:r>
+              <w:rPr>
+                <w:rFonts w:ascii="Times New Roman" w:eastAsia="Times New Roman" w:hAnsi="Times New Roman" w:cs="Times New Roman"/>
+                <w:sz w:val="26"/>
+                <w:szCs w:val="26"/>
+              </w:rPr>
+              <w:t xml:space="preserve">            ++next_it;</w:t>
+            </w:r>
+          </w:p>
+          <w:p>
+            <w:pPr>
+              <w:rPr>
+                <w:rFonts w:ascii="Times New Roman" w:eastAsia="Times New Roman" w:hAnsi="Times New Roman" w:cs="Times New Roman"/>
+                <w:sz w:val="26"/>
+                <w:szCs w:val="26"/>
+              </w:rPr>
+            </w:pPr>
+            <w:r>
+              <w:rPr>
+                <w:rFonts w:ascii="Times New Roman" w:eastAsia="Times New Roman" w:hAnsi="Times New Roman" w:cs="Times New Roman"/>
+                <w:sz w:val="26"/>
+                <w:szCs w:val="26"/>
+              </w:rPr>
               <w:lastRenderedPageBreak/>
-              <w:t xml:space="preserve">    // Loại bỏ các frame cũ hơn mốc thời gian của Server</w:t>
-            </w:r>
-          </w:p>
-          <w:p>
-            <w:pPr>
-              <w:rPr>
-                <w:rFonts w:ascii="Times New Roman" w:eastAsia="Times New Roman" w:hAnsi="Times New Roman" w:cs="Times New Roman"/>
-                <w:sz w:val="26"/>
-                <w:szCs w:val="26"/>
-              </w:rPr>
-            </w:pPr>
-            <w:r>
-              <w:rPr>
-                <w:rFonts w:ascii="Times New Roman" w:eastAsia="Times New Roman" w:hAnsi="Times New Roman" w:cs="Times New Roman"/>
-                <w:sz w:val="26"/>
-                <w:szCs w:val="26"/>
-              </w:rPr>
-              <w:t xml:space="preserve">    while (m_client.state_pendings.size() &amp;&amp; m_client.state_pendings.front().frame &lt; frame)</w:t>
-            </w:r>
-          </w:p>
-          <w:p>
-            <w:pPr>
-              <w:rPr>
-                <w:rFonts w:ascii="Times New Roman" w:eastAsia="Times New Roman" w:hAnsi="Times New Roman" w:cs="Times New Roman"/>
-                <w:sz w:val="26"/>
-                <w:szCs w:val="26"/>
-              </w:rPr>
-            </w:pPr>
-            <w:r>
-              <w:rPr>
-                <w:rFonts w:ascii="Times New Roman" w:eastAsia="Times New Roman" w:hAnsi="Times New Roman" w:cs="Times New Roman"/>
-                <w:sz w:val="26"/>
-                <w:szCs w:val="26"/>
-              </w:rPr>
-              <w:t xml:space="preserve">        m_client.state_pendings.pop_front();</w:t>
-            </w:r>
-          </w:p>
-          <w:p>
-            <w:pPr>
-              <w:rPr>
-                <w:rFonts w:ascii="Times New Roman" w:eastAsia="Times New Roman" w:hAnsi="Times New Roman" w:cs="Times New Roman"/>
-                <w:sz w:val="26"/>
-                <w:szCs w:val="26"/>
-              </w:rPr>
-            </w:pPr>
-          </w:p>
-          <w:p>
-            <w:pPr>
-              <w:rPr>
-                <w:rFonts w:ascii="Times New Roman" w:eastAsia="Times New Roman" w:hAnsi="Times New Roman" w:cs="Times New Roman"/>
-                <w:sz w:val="26"/>
-                <w:szCs w:val="26"/>
-              </w:rPr>
-            </w:pPr>
-            <w:r>
-              <w:rPr>
-                <w:rFonts w:ascii="Times New Roman" w:eastAsia="Times New Roman" w:hAnsi="Times New Roman" w:cs="Times New Roman"/>
-                <w:sz w:val="26"/>
-                <w:szCs w:val="26"/>
-              </w:rPr>
-              <w:t xml:space="preserve">    // Thực hiện kiểm tra so khớp trạng thái (Dự đoán vs Thực tế Server)</w:t>
-            </w:r>
-          </w:p>
-          <w:p>
-            <w:pPr>
-              <w:rPr>
-                <w:rFonts w:ascii="Times New Roman" w:eastAsia="Times New Roman" w:hAnsi="Times New Roman" w:cs="Times New Roman"/>
-                <w:sz w:val="26"/>
-                <w:szCs w:val="26"/>
-              </w:rPr>
-            </w:pPr>
-            <w:r>
-              <w:rPr>
-                <w:rFonts w:ascii="Times New Roman" w:eastAsia="Times New Roman" w:hAnsi="Times New Roman" w:cs="Times New Roman"/>
-                <w:sz w:val="26"/>
-                <w:szCs w:val="26"/>
-              </w:rPr>
-              <w:t xml:space="preserve">    auto &amp;predicted_state = m_client.state_pendings.front();</w:t>
-            </w:r>
-          </w:p>
-          <w:p>
-            <w:pPr>
-              <w:rPr>
-                <w:rFonts w:ascii="Times New Roman" w:eastAsia="Times New Roman" w:hAnsi="Times New Roman" w:cs="Times New Roman"/>
-                <w:sz w:val="26"/>
-                <w:szCs w:val="26"/>
-              </w:rPr>
-            </w:pPr>
-            <w:r>
-              <w:rPr>
-                <w:rFonts w:ascii="Times New Roman" w:eastAsia="Times New Roman" w:hAnsi="Times New Roman" w:cs="Times New Roman"/>
-                <w:sz w:val="26"/>
-                <w:szCs w:val="26"/>
-              </w:rPr>
-              <w:t xml:space="preserve">    predicted_state.match = (predicted_state.value == pkg.state.value);</w:t>
-            </w:r>
-          </w:p>
-          <w:p>
-            <w:pPr>
-              <w:rPr>
-                <w:rFonts w:ascii="Times New Roman" w:eastAsia="Times New Roman" w:hAnsi="Times New Roman" w:cs="Times New Roman"/>
-                <w:sz w:val="26"/>
-                <w:szCs w:val="26"/>
-              </w:rPr>
-            </w:pPr>
-          </w:p>
-          <w:p>
-            <w:pPr>
-              <w:rPr>
-                <w:rFonts w:ascii="Times New Roman" w:eastAsia="Times New Roman" w:hAnsi="Times New Roman" w:cs="Times New Roman"/>
-                <w:sz w:val="26"/>
-                <w:szCs w:val="26"/>
-              </w:rPr>
-            </w:pPr>
-            <w:r>
-              <w:rPr>
-                <w:rFonts w:ascii="Times New Roman" w:eastAsia="Times New Roman" w:hAnsi="Times New Roman" w:cs="Times New Roman"/>
-                <w:sz w:val="26"/>
-                <w:szCs w:val="26"/>
-              </w:rPr>
-              <w:t xml:space="preserve">    if (!predicted_state.match) // PHÁT HIỆN SAI LỆCH (DESYNC)</w:t>
-            </w:r>
-          </w:p>
-          <w:p>
-            <w:pPr>
-              <w:rPr>
-                <w:rFonts w:ascii="Times New Roman" w:eastAsia="Times New Roman" w:hAnsi="Times New Roman" w:cs="Times New Roman"/>
-                <w:sz w:val="26"/>
-                <w:szCs w:val="26"/>
-              </w:rPr>
-            </w:pPr>
-            <w:r>
-              <w:rPr>
-                <w:rFonts w:ascii="Times New Roman" w:eastAsia="Times New Roman" w:hAnsi="Times New Roman" w:cs="Times New Roman"/>
-                <w:sz w:val="26"/>
-                <w:szCs w:val="26"/>
-              </w:rPr>
-              <w:t xml:space="preserve">    {</w:t>
-            </w:r>
-          </w:p>
-          <w:p>
-            <w:pPr>
-              <w:rPr>
-                <w:rFonts w:ascii="Times New Roman" w:eastAsia="Times New Roman" w:hAnsi="Times New Roman" w:cs="Times New Roman"/>
-                <w:sz w:val="26"/>
-                <w:szCs w:val="26"/>
-              </w:rPr>
-            </w:pPr>
-            <w:r>
-              <w:rPr>
-                <w:rFonts w:ascii="Times New Roman" w:eastAsia="Times New Roman" w:hAnsi="Times New Roman" w:cs="Times New Roman"/>
-                <w:sz w:val="26"/>
-                <w:szCs w:val="26"/>
-              </w:rPr>
-              <w:t xml:space="preserve">        // 1. Áp đặt lại giá trị chuẩn xác từ Server cho frame lịch sử này</w:t>
-            </w:r>
-          </w:p>
-          <w:p>
-            <w:pPr>
-              <w:rPr>
-                <w:rFonts w:ascii="Times New Roman" w:eastAsia="Times New Roman" w:hAnsi="Times New Roman" w:cs="Times New Roman"/>
-                <w:sz w:val="26"/>
-                <w:szCs w:val="26"/>
-              </w:rPr>
-            </w:pPr>
-            <w:r>
-              <w:rPr>
-                <w:rFonts w:ascii="Times New Roman" w:eastAsia="Times New Roman" w:hAnsi="Times New Roman" w:cs="Times New Roman"/>
-                <w:sz w:val="26"/>
-                <w:szCs w:val="26"/>
-              </w:rPr>
-              <w:t xml:space="preserve">        predicted_state.value = pkg.state.value; </w:t>
-            </w:r>
-          </w:p>
-          <w:p>
-            <w:pPr>
-              <w:rPr>
-                <w:rFonts w:ascii="Times New Roman" w:eastAsia="Times New Roman" w:hAnsi="Times New Roman" w:cs="Times New Roman"/>
-                <w:sz w:val="26"/>
-                <w:szCs w:val="26"/>
-              </w:rPr>
-            </w:pPr>
-            <w:r>
-              <w:rPr>
-                <w:rFonts w:ascii="Times New Roman" w:eastAsia="Times New Roman" w:hAnsi="Times New Roman" w:cs="Times New Roman"/>
-                <w:sz w:val="26"/>
-                <w:szCs w:val="26"/>
-              </w:rPr>
-              <w:t xml:space="preserve">        </w:t>
-            </w:r>
-          </w:p>
-          <w:p>
-            <w:pPr>
-              <w:rPr>
-                <w:rFonts w:ascii="Times New Roman" w:eastAsia="Times New Roman" w:hAnsi="Times New Roman" w:cs="Times New Roman"/>
-                <w:sz w:val="26"/>
-                <w:szCs w:val="26"/>
-              </w:rPr>
-            </w:pPr>
-            <w:r>
-              <w:rPr>
-                <w:rFonts w:ascii="Times New Roman" w:eastAsia="Times New Roman" w:hAnsi="Times New Roman" w:cs="Times New Roman"/>
-                <w:sz w:val="26"/>
-                <w:szCs w:val="26"/>
-              </w:rPr>
-              <w:t xml:space="preserve">        // 2. RECONCILIATION REPLAY: Chạy lại logic toán học cho toàn bộ chuỗi các frame tương lai</w:t>
-            </w:r>
-          </w:p>
-          <w:p>
-            <w:pPr>
-              <w:rPr>
-                <w:rFonts w:ascii="Times New Roman" w:eastAsia="Times New Roman" w:hAnsi="Times New Roman" w:cs="Times New Roman"/>
-                <w:sz w:val="26"/>
-                <w:szCs w:val="26"/>
-              </w:rPr>
-            </w:pPr>
-            <w:r>
-              <w:rPr>
-                <w:rFonts w:ascii="Times New Roman" w:eastAsia="Times New Roman" w:hAnsi="Times New Roman" w:cs="Times New Roman"/>
-                <w:sz w:val="26"/>
-                <w:szCs w:val="26"/>
-              </w:rPr>
-              <w:t xml:space="preserve">        auto it = m_client.state_pendings.begin();</w:t>
-            </w:r>
-          </w:p>
-          <w:p>
-            <w:pPr>
-              <w:rPr>
-                <w:rFonts w:ascii="Times New Roman" w:eastAsia="Times New Roman" w:hAnsi="Times New Roman" w:cs="Times New Roman"/>
-                <w:sz w:val="26"/>
-                <w:szCs w:val="26"/>
-              </w:rPr>
-            </w:pPr>
-            <w:r>
-              <w:rPr>
-                <w:rFonts w:ascii="Times New Roman" w:eastAsia="Times New Roman" w:hAnsi="Times New Roman" w:cs="Times New Roman"/>
-                <w:sz w:val="26"/>
-                <w:szCs w:val="26"/>
-              </w:rPr>
-              <w:t xml:space="preserve">        auto next_it = ++m_client.state_pendings.begin();</w:t>
-            </w:r>
-          </w:p>
-          <w:p>
-            <w:pPr>
-              <w:rPr>
-                <w:rFonts w:ascii="Times New Roman" w:eastAsia="Times New Roman" w:hAnsi="Times New Roman" w:cs="Times New Roman"/>
-                <w:sz w:val="26"/>
-                <w:szCs w:val="26"/>
-              </w:rPr>
-            </w:pPr>
-            <w:r>
-              <w:rPr>
-                <w:rFonts w:ascii="Times New Roman" w:eastAsia="Times New Roman" w:hAnsi="Times New Roman" w:cs="Times New Roman"/>
-                <w:sz w:val="26"/>
-                <w:szCs w:val="26"/>
-              </w:rPr>
-              <w:t xml:space="preserve">        while (next_it != m_client.state_pendings.end())</w:t>
-            </w:r>
-          </w:p>
-          <w:p>
-            <w:pPr>
-              <w:rPr>
-                <w:rFonts w:ascii="Times New Roman" w:eastAsia="Times New Roman" w:hAnsi="Times New Roman" w:cs="Times New Roman"/>
-                <w:sz w:val="26"/>
-                <w:szCs w:val="26"/>
-              </w:rPr>
-            </w:pPr>
-            <w:r>
-              <w:rPr>
-                <w:rFonts w:ascii="Times New Roman" w:eastAsia="Times New Roman" w:hAnsi="Times New Roman" w:cs="Times New Roman"/>
-                <w:sz w:val="26"/>
-                <w:szCs w:val="26"/>
-              </w:rPr>
-              <w:t xml:space="preserve">        {</w:t>
-            </w:r>
-          </w:p>
-          <w:p>
-            <w:pPr>
-              <w:rPr>
-                <w:rFonts w:ascii="Times New Roman" w:eastAsia="Times New Roman" w:hAnsi="Times New Roman" w:cs="Times New Roman"/>
-                <w:sz w:val="26"/>
-                <w:szCs w:val="26"/>
-              </w:rPr>
-            </w:pPr>
-            <w:r>
-              <w:rPr>
-                <w:rFonts w:ascii="Times New Roman" w:eastAsia="Times New Roman" w:hAnsi="Times New Roman" w:cs="Times New Roman"/>
-                <w:sz w:val="26"/>
-                <w:szCs w:val="26"/>
-              </w:rPr>
-              <w:t xml:space="preserve">            next_it-&gt;match = 0;             // Đánh dấu lại các khối đồ họa trên màn hình là bị lỗi (Red Box)</w:t>
-            </w:r>
-          </w:p>
-          <w:p>
-            <w:pPr>
-              <w:rPr>
-                <w:rFonts w:ascii="Times New Roman" w:eastAsia="Times New Roman" w:hAnsi="Times New Roman" w:cs="Times New Roman"/>
-                <w:sz w:val="26"/>
-                <w:szCs w:val="26"/>
-              </w:rPr>
-            </w:pPr>
-            <w:r>
-              <w:rPr>
-                <w:rFonts w:ascii="Times New Roman" w:eastAsia="Times New Roman" w:hAnsi="Times New Roman" w:cs="Times New Roman"/>
-                <w:sz w:val="26"/>
-                <w:szCs w:val="26"/>
-              </w:rPr>
-              <w:t xml:space="preserve">            next_it-&gt;value = it-&gt;value + 1; // Tính toán lại giá trị đúng đắn dựa trên frame gốc liền trước</w:t>
-            </w:r>
-          </w:p>
-          <w:p>
-            <w:pPr>
-              <w:rPr>
-                <w:rFonts w:ascii="Times New Roman" w:eastAsia="Times New Roman" w:hAnsi="Times New Roman" w:cs="Times New Roman"/>
-                <w:sz w:val="26"/>
-                <w:szCs w:val="26"/>
-              </w:rPr>
-            </w:pPr>
-            <w:r>
-              <w:rPr>
-                <w:rFonts w:ascii="Times New Roman" w:eastAsia="Times New Roman" w:hAnsi="Times New Roman" w:cs="Times New Roman"/>
-                <w:sz w:val="26"/>
-                <w:szCs w:val="26"/>
-              </w:rPr>
-              <w:t xml:space="preserve">            it = next_it;</w:t>
-            </w:r>
-          </w:p>
-          <w:p>
-            <w:pPr>
-              <w:rPr>
-                <w:rFonts w:ascii="Times New Roman" w:eastAsia="Times New Roman" w:hAnsi="Times New Roman" w:cs="Times New Roman"/>
-                <w:sz w:val="26"/>
-                <w:szCs w:val="26"/>
-              </w:rPr>
-            </w:pPr>
-            <w:r>
-              <w:rPr>
-                <w:rFonts w:ascii="Times New Roman" w:eastAsia="Times New Roman" w:hAnsi="Times New Roman" w:cs="Times New Roman"/>
-                <w:sz w:val="26"/>
-                <w:szCs w:val="26"/>
-              </w:rPr>
-              <w:t xml:space="preserve">            ++next_it;</w:t>
-            </w:r>
-          </w:p>
-          <w:p>
-            <w:pPr>
-              <w:rPr>
-                <w:rFonts w:ascii="Times New Roman" w:eastAsia="Times New Roman" w:hAnsi="Times New Roman" w:cs="Times New Roman"/>
-                <w:sz w:val="26"/>
-                <w:szCs w:val="26"/>
-              </w:rPr>
-            </w:pPr>
-            <w:r>
-              <w:rPr>
-                <w:rFonts w:ascii="Times New Roman" w:eastAsia="Times New Roman" w:hAnsi="Times New Roman" w:cs="Times New Roman"/>
-                <w:sz w:val="26"/>
-                <w:szCs w:val="26"/>
-              </w:rPr>
               <w:t xml:space="preserve">        }</w:t>
             </w:r>
           </w:p>
@@ -21705,27 +23232,22 @@
       <w:pPr>
         <w:rPr>
           <w:rFonts w:ascii="Times New Roman" w:eastAsia="Times New Roman" w:hAnsi="Times New Roman" w:cs="Times New Roman"/>
-          <w:sz w:val="26"/>
-          <w:szCs w:val="26"/>
-        </w:rPr>
-      </w:pPr>
-      <w:r>
-        <w:rPr>
-          <w:rFonts w:ascii="Times New Roman" w:eastAsia="Times New Roman" w:hAnsi="Times New Roman" w:cs="Times New Roman"/>
+          <w:b/>
+          <w:bCs/>
+          <w:sz w:val="26"/>
+          <w:szCs w:val="26"/>
+        </w:rPr>
+      </w:pPr>
+      <w:r>
+        <w:rPr>
+          <w:rFonts w:ascii="Times New Roman" w:eastAsia="Times New Roman" w:hAnsi="Times New Roman" w:cs="Times New Roman"/>
+          <w:b/>
+          <w:bCs/>
           <w:sz w:val="26"/>
           <w:szCs w:val="26"/>
         </w:rPr>
         <w:t xml:space="preserve">4.6 Cài đặt Profiler </w:t>
       </w:r>
-    </w:p>
-    <w:p>
-      <w:pPr>
-        <w:rPr>
-          <w:rFonts w:ascii="Times New Roman" w:eastAsia="Times New Roman" w:hAnsi="Times New Roman" w:cs="Times New Roman"/>
-          <w:sz w:val="26"/>
-          <w:szCs w:val="26"/>
-        </w:rPr>
-      </w:pPr>
     </w:p>
     <w:p>
       <w:pPr>
@@ -22096,6 +23618,7 @@
                 <w:sz w:val="26"/>
                 <w:szCs w:val="26"/>
               </w:rPr>
+              <w:lastRenderedPageBreak/>
               <w:t xml:space="preserve">    std::lock_guard&lt;std::mutex&gt; lock(m_lock); // Đảm bảo an toàn đa luồng (Thread-safe)</w:t>
             </w:r>
           </w:p>
@@ -22225,7 +23748,6 @@
                 <w:sz w:val="26"/>
                 <w:szCs w:val="26"/>
               </w:rPr>
-              <w:lastRenderedPageBreak/>
               <w:t xml:space="preserve">    m_outputStream &lt;&lt; "\"dur\":" &lt;&lt; (result.end - result.start) &lt;&lt; ','; // Thời gian thực thi</w:t>
             </w:r>
           </w:p>
@@ -22395,12 +23917,179 @@
           <w:szCs w:val="26"/>
         </w:rPr>
       </w:pPr>
-      <w:r>
-        <w:rPr>
-          <w:rFonts w:ascii="Times New Roman" w:eastAsia="Times New Roman" w:hAnsi="Times New Roman" w:cs="Times New Roman"/>
-          <w:sz w:val="26"/>
-          <w:szCs w:val="26"/>
-        </w:rPr>
+    </w:p>
+    <w:p>
+      <w:pPr>
+        <w:rPr>
+          <w:rFonts w:ascii="Times New Roman" w:eastAsia="Times New Roman" w:hAnsi="Times New Roman" w:cs="Times New Roman"/>
+          <w:sz w:val="26"/>
+          <w:szCs w:val="26"/>
+        </w:rPr>
+      </w:pPr>
+    </w:p>
+    <w:p>
+      <w:pPr>
+        <w:rPr>
+          <w:rFonts w:ascii="Times New Roman" w:eastAsia="Times New Roman" w:hAnsi="Times New Roman" w:cs="Times New Roman"/>
+          <w:sz w:val="26"/>
+          <w:szCs w:val="26"/>
+        </w:rPr>
+      </w:pPr>
+    </w:p>
+    <w:p>
+      <w:pPr>
+        <w:rPr>
+          <w:rFonts w:ascii="Times New Roman" w:eastAsia="Times New Roman" w:hAnsi="Times New Roman" w:cs="Times New Roman"/>
+          <w:sz w:val="26"/>
+          <w:szCs w:val="26"/>
+        </w:rPr>
+      </w:pPr>
+    </w:p>
+    <w:p>
+      <w:pPr>
+        <w:rPr>
+          <w:rFonts w:ascii="Times New Roman" w:eastAsia="Times New Roman" w:hAnsi="Times New Roman" w:cs="Times New Roman"/>
+          <w:sz w:val="26"/>
+          <w:szCs w:val="26"/>
+        </w:rPr>
+      </w:pPr>
+    </w:p>
+    <w:p>
+      <w:pPr>
+        <w:rPr>
+          <w:rFonts w:ascii="Times New Roman" w:eastAsia="Times New Roman" w:hAnsi="Times New Roman" w:cs="Times New Roman"/>
+          <w:sz w:val="26"/>
+          <w:szCs w:val="26"/>
+        </w:rPr>
+      </w:pPr>
+    </w:p>
+    <w:p>
+      <w:pPr>
+        <w:rPr>
+          <w:rFonts w:ascii="Times New Roman" w:eastAsia="Times New Roman" w:hAnsi="Times New Roman" w:cs="Times New Roman"/>
+          <w:sz w:val="26"/>
+          <w:szCs w:val="26"/>
+        </w:rPr>
+      </w:pPr>
+    </w:p>
+    <w:p>
+      <w:pPr>
+        <w:rPr>
+          <w:rFonts w:ascii="Times New Roman" w:eastAsia="Times New Roman" w:hAnsi="Times New Roman" w:cs="Times New Roman"/>
+          <w:sz w:val="26"/>
+          <w:szCs w:val="26"/>
+        </w:rPr>
+      </w:pPr>
+    </w:p>
+    <w:p>
+      <w:pPr>
+        <w:rPr>
+          <w:rFonts w:ascii="Times New Roman" w:eastAsia="Times New Roman" w:hAnsi="Times New Roman" w:cs="Times New Roman"/>
+          <w:sz w:val="26"/>
+          <w:szCs w:val="26"/>
+        </w:rPr>
+      </w:pPr>
+    </w:p>
+    <w:p>
+      <w:pPr>
+        <w:rPr>
+          <w:rFonts w:ascii="Times New Roman" w:eastAsia="Times New Roman" w:hAnsi="Times New Roman" w:cs="Times New Roman"/>
+          <w:sz w:val="26"/>
+          <w:szCs w:val="26"/>
+        </w:rPr>
+      </w:pPr>
+    </w:p>
+    <w:p>
+      <w:pPr>
+        <w:rPr>
+          <w:rFonts w:ascii="Times New Roman" w:eastAsia="Times New Roman" w:hAnsi="Times New Roman" w:cs="Times New Roman"/>
+          <w:sz w:val="26"/>
+          <w:szCs w:val="26"/>
+        </w:rPr>
+      </w:pPr>
+    </w:p>
+    <w:p>
+      <w:pPr>
+        <w:rPr>
+          <w:rFonts w:ascii="Times New Roman" w:eastAsia="Times New Roman" w:hAnsi="Times New Roman" w:cs="Times New Roman"/>
+          <w:sz w:val="26"/>
+          <w:szCs w:val="26"/>
+        </w:rPr>
+      </w:pPr>
+    </w:p>
+    <w:p>
+      <w:pPr>
+        <w:rPr>
+          <w:rFonts w:ascii="Times New Roman" w:eastAsia="Times New Roman" w:hAnsi="Times New Roman" w:cs="Times New Roman"/>
+          <w:sz w:val="26"/>
+          <w:szCs w:val="26"/>
+        </w:rPr>
+      </w:pPr>
+    </w:p>
+    <w:p>
+      <w:pPr>
+        <w:rPr>
+          <w:rFonts w:ascii="Times New Roman" w:eastAsia="Times New Roman" w:hAnsi="Times New Roman" w:cs="Times New Roman"/>
+          <w:sz w:val="26"/>
+          <w:szCs w:val="26"/>
+        </w:rPr>
+      </w:pPr>
+    </w:p>
+    <w:p>
+      <w:pPr>
+        <w:rPr>
+          <w:rFonts w:ascii="Times New Roman" w:eastAsia="Times New Roman" w:hAnsi="Times New Roman" w:cs="Times New Roman"/>
+          <w:sz w:val="26"/>
+          <w:szCs w:val="26"/>
+        </w:rPr>
+      </w:pPr>
+    </w:p>
+    <w:p>
+      <w:pPr>
+        <w:rPr>
+          <w:rFonts w:ascii="Times New Roman" w:eastAsia="Times New Roman" w:hAnsi="Times New Roman" w:cs="Times New Roman"/>
+          <w:sz w:val="26"/>
+          <w:szCs w:val="26"/>
+        </w:rPr>
+      </w:pPr>
+    </w:p>
+    <w:p>
+      <w:pPr>
+        <w:rPr>
+          <w:rFonts w:ascii="Times New Roman" w:eastAsia="Times New Roman" w:hAnsi="Times New Roman" w:cs="Times New Roman"/>
+          <w:sz w:val="26"/>
+          <w:szCs w:val="26"/>
+        </w:rPr>
+      </w:pPr>
+    </w:p>
+    <w:p>
+      <w:pPr>
+        <w:rPr>
+          <w:rFonts w:ascii="Times New Roman" w:eastAsia="Times New Roman" w:hAnsi="Times New Roman" w:cs="Times New Roman"/>
+          <w:sz w:val="26"/>
+          <w:szCs w:val="26"/>
+        </w:rPr>
+      </w:pPr>
+    </w:p>
+    <w:p>
+      <w:pPr>
+        <w:rPr>
+          <w:rFonts w:ascii="Times New Roman" w:eastAsia="Times New Roman" w:hAnsi="Times New Roman" w:cs="Times New Roman"/>
+          <w:b/>
+          <w:bCs/>
+          <w:sz w:val="26"/>
+          <w:szCs w:val="26"/>
+        </w:rPr>
+      </w:pPr>
+      <w:r>
+        <w:rPr>
+          <w:rFonts w:ascii="Times New Roman" w:eastAsia="Times New Roman" w:hAnsi="Times New Roman" w:cs="Times New Roman"/>
+          <w:b/>
+          <w:bCs/>
+          <w:sz w:val="26"/>
+          <w:szCs w:val="26"/>
+        </w:rPr>
+        <w:lastRenderedPageBreak/>
         <w:t xml:space="preserve">CHƯƠNG 5 : THỰC NGHIỆM VÀ ĐÁNH GIÁ </w:t>
       </w:r>
     </w:p>
@@ -22408,13 +24097,17 @@
       <w:pPr>
         <w:rPr>
           <w:rFonts w:ascii="Times New Roman" w:eastAsia="Times New Roman" w:hAnsi="Times New Roman" w:cs="Times New Roman"/>
-          <w:sz w:val="26"/>
-          <w:szCs w:val="26"/>
-        </w:rPr>
-      </w:pPr>
-      <w:r>
-        <w:rPr>
-          <w:rFonts w:ascii="Times New Roman" w:eastAsia="Times New Roman" w:hAnsi="Times New Roman" w:cs="Times New Roman"/>
+          <w:b/>
+          <w:bCs/>
+          <w:sz w:val="26"/>
+          <w:szCs w:val="26"/>
+        </w:rPr>
+      </w:pPr>
+      <w:r>
+        <w:rPr>
+          <w:rFonts w:ascii="Times New Roman" w:eastAsia="Times New Roman" w:hAnsi="Times New Roman" w:cs="Times New Roman"/>
+          <w:b/>
+          <w:bCs/>
           <w:sz w:val="26"/>
           <w:szCs w:val="26"/>
         </w:rPr>
@@ -22425,22 +24118,17 @@
       <w:pPr>
         <w:rPr>
           <w:rFonts w:ascii="Times New Roman" w:eastAsia="Times New Roman" w:hAnsi="Times New Roman" w:cs="Times New Roman"/>
-          <w:sz w:val="26"/>
-          <w:szCs w:val="26"/>
-        </w:rPr>
-      </w:pPr>
-    </w:p>
-    <w:p>
-      <w:pPr>
-        <w:rPr>
-          <w:rFonts w:ascii="Times New Roman" w:eastAsia="Times New Roman" w:hAnsi="Times New Roman" w:cs="Times New Roman"/>
-          <w:sz w:val="26"/>
-          <w:szCs w:val="26"/>
-        </w:rPr>
-      </w:pPr>
-      <w:r>
-        <w:rPr>
-          <w:rFonts w:ascii="Times New Roman" w:eastAsia="Times New Roman" w:hAnsi="Times New Roman" w:cs="Times New Roman"/>
+          <w:b/>
+          <w:bCs/>
+          <w:sz w:val="26"/>
+          <w:szCs w:val="26"/>
+        </w:rPr>
+      </w:pPr>
+      <w:r>
+        <w:rPr>
+          <w:rFonts w:ascii="Times New Roman" w:eastAsia="Times New Roman" w:hAnsi="Times New Roman" w:cs="Times New Roman"/>
+          <w:b/>
+          <w:bCs/>
           <w:sz w:val="26"/>
           <w:szCs w:val="26"/>
         </w:rPr>
@@ -22535,13 +24223,17 @@
         <w:spacing w:before="240" w:after="240"/>
         <w:rPr>
           <w:rFonts w:ascii="Times New Roman" w:eastAsia="Times New Roman" w:hAnsi="Times New Roman" w:cs="Times New Roman"/>
-          <w:sz w:val="26"/>
-          <w:szCs w:val="26"/>
-        </w:rPr>
-      </w:pPr>
-      <w:r>
-        <w:rPr>
-          <w:rFonts w:ascii="Times New Roman" w:eastAsia="Times New Roman" w:hAnsi="Times New Roman" w:cs="Times New Roman"/>
+          <w:b/>
+          <w:bCs/>
+          <w:sz w:val="26"/>
+          <w:szCs w:val="26"/>
+        </w:rPr>
+      </w:pPr>
+      <w:r>
+        <w:rPr>
+          <w:rFonts w:ascii="Times New Roman" w:eastAsia="Times New Roman" w:hAnsi="Times New Roman" w:cs="Times New Roman"/>
+          <w:b/>
+          <w:bCs/>
           <w:sz w:val="26"/>
           <w:szCs w:val="26"/>
         </w:rPr>
@@ -22576,7 +24268,6 @@
       <w:r>
         <w:rPr>
           <w:rFonts w:ascii="Times New Roman" w:eastAsia="Times New Roman" w:hAnsi="Times New Roman" w:cs="Times New Roman"/>
-          <w:noProof/>
           <w:sz w:val="26"/>
           <w:szCs w:val="26"/>
         </w:rPr>
@@ -22594,7 +24285,7 @@
                     <pic:cNvPicPr preferRelativeResize="0"/>
                   </pic:nvPicPr>
                   <pic:blipFill>
-                    <a:blip r:embed="rId7"/>
+                    <a:blip r:embed="rId11"/>
                     <a:srcRect/>
                     <a:stretch>
                       <a:fillRect/>
@@ -22628,11 +24319,9 @@
       <w:r>
         <w:rPr>
           <w:rFonts w:ascii="Times New Roman" w:eastAsia="Times New Roman" w:hAnsi="Times New Roman" w:cs="Times New Roman"/>
-          <w:noProof/>
-          <w:sz w:val="26"/>
-          <w:szCs w:val="26"/>
-        </w:rPr>
-        <w:lastRenderedPageBreak/>
+          <w:sz w:val="26"/>
+          <w:szCs w:val="26"/>
+        </w:rPr>
         <w:drawing>
           <wp:inline distT="114300" distB="114300" distL="114300" distR="114300" wp14:anchorId="585892C3" wp14:editId="59031EC7">
             <wp:extent cx="5731200" cy="1727200"/>
@@ -22647,7 +24336,7 @@
                     <pic:cNvPicPr preferRelativeResize="0"/>
                   </pic:nvPicPr>
                   <pic:blipFill>
-                    <a:blip r:embed="rId8"/>
+                    <a:blip r:embed="rId12"/>
                     <a:srcRect/>
                     <a:stretch>
                       <a:fillRect/>
@@ -22707,7 +24396,6 @@
       <w:r>
         <w:rPr>
           <w:rFonts w:ascii="Times New Roman" w:eastAsia="Times New Roman" w:hAnsi="Times New Roman" w:cs="Times New Roman"/>
-          <w:noProof/>
           <w:sz w:val="26"/>
           <w:szCs w:val="26"/>
         </w:rPr>
@@ -22725,7 +24413,7 @@
                     <pic:cNvPicPr preferRelativeResize="0"/>
                   </pic:nvPicPr>
                   <pic:blipFill>
-                    <a:blip r:embed="rId9"/>
+                    <a:blip r:embed="rId13"/>
                     <a:srcRect/>
                     <a:stretch>
                       <a:fillRect/>
@@ -22759,10 +24447,10 @@
       <w:r>
         <w:rPr>
           <w:rFonts w:ascii="Times New Roman" w:eastAsia="Times New Roman" w:hAnsi="Times New Roman" w:cs="Times New Roman"/>
-          <w:noProof/>
-          <w:sz w:val="26"/>
-          <w:szCs w:val="26"/>
-        </w:rPr>
+          <w:sz w:val="26"/>
+          <w:szCs w:val="26"/>
+        </w:rPr>
+        <w:lastRenderedPageBreak/>
         <w:drawing>
           <wp:inline distT="114300" distB="114300" distL="114300" distR="114300" wp14:anchorId="296780AE" wp14:editId="02C04917">
             <wp:extent cx="5731200" cy="1714500"/>
@@ -22777,7 +24465,7 @@
                     <pic:cNvPicPr preferRelativeResize="0"/>
                   </pic:nvPicPr>
                   <pic:blipFill>
-                    <a:blip r:embed="rId10"/>
+                    <a:blip r:embed="rId14"/>
                     <a:srcRect/>
                     <a:stretch>
                       <a:fillRect/>
@@ -22813,13 +24501,17 @@
       <w:pPr>
         <w:rPr>
           <w:rFonts w:ascii="Times New Roman" w:eastAsia="Times New Roman" w:hAnsi="Times New Roman" w:cs="Times New Roman"/>
-          <w:sz w:val="26"/>
-          <w:szCs w:val="26"/>
-        </w:rPr>
-      </w:pPr>
-      <w:r>
-        <w:rPr>
-          <w:rFonts w:ascii="Times New Roman" w:eastAsia="Times New Roman" w:hAnsi="Times New Roman" w:cs="Times New Roman"/>
+          <w:b/>
+          <w:bCs/>
+          <w:sz w:val="26"/>
+          <w:szCs w:val="26"/>
+        </w:rPr>
+      </w:pPr>
+      <w:r>
+        <w:rPr>
+          <w:rFonts w:ascii="Times New Roman" w:eastAsia="Times New Roman" w:hAnsi="Times New Roman" w:cs="Times New Roman"/>
+          <w:b/>
+          <w:bCs/>
           <w:sz w:val="26"/>
           <w:szCs w:val="26"/>
         </w:rPr>
@@ -22893,62 +24585,20 @@
       <w:pPr>
         <w:rPr>
           <w:rFonts w:ascii="Times New Roman" w:eastAsia="Times New Roman" w:hAnsi="Times New Roman" w:cs="Times New Roman"/>
-          <w:sz w:val="26"/>
-          <w:szCs w:val="26"/>
-        </w:rPr>
-      </w:pPr>
-    </w:p>
-    <w:p>
-      <w:pPr>
-        <w:rPr>
-          <w:rFonts w:ascii="Times New Roman" w:eastAsia="Times New Roman" w:hAnsi="Times New Roman" w:cs="Times New Roman"/>
-          <w:sz w:val="26"/>
-          <w:szCs w:val="26"/>
-        </w:rPr>
-      </w:pPr>
-    </w:p>
-    <w:p>
-      <w:pPr>
-        <w:rPr>
-          <w:rFonts w:ascii="Times New Roman" w:eastAsia="Times New Roman" w:hAnsi="Times New Roman" w:cs="Times New Roman"/>
-          <w:sz w:val="26"/>
-          <w:szCs w:val="26"/>
-        </w:rPr>
-      </w:pPr>
-    </w:p>
-    <w:p>
-      <w:pPr>
-        <w:rPr>
-          <w:rFonts w:ascii="Times New Roman" w:eastAsia="Times New Roman" w:hAnsi="Times New Roman" w:cs="Times New Roman"/>
-          <w:sz w:val="26"/>
-          <w:szCs w:val="26"/>
-        </w:rPr>
-      </w:pPr>
-    </w:p>
-    <w:p>
-      <w:pPr>
-        <w:rPr>
-          <w:rFonts w:ascii="Times New Roman" w:eastAsia="Times New Roman" w:hAnsi="Times New Roman" w:cs="Times New Roman"/>
-          <w:sz w:val="26"/>
-          <w:szCs w:val="26"/>
-        </w:rPr>
-      </w:pPr>
-    </w:p>
-    <w:p>
-      <w:pPr>
-        <w:rPr>
-          <w:rFonts w:ascii="Times New Roman" w:eastAsia="Times New Roman" w:hAnsi="Times New Roman" w:cs="Times New Roman"/>
-          <w:sz w:val="26"/>
-          <w:szCs w:val="26"/>
-        </w:rPr>
-      </w:pPr>
-      <w:r>
-        <w:rPr>
-          <w:rFonts w:ascii="Times New Roman" w:eastAsia="Times New Roman" w:hAnsi="Times New Roman" w:cs="Times New Roman"/>
-          <w:sz w:val="26"/>
-          <w:szCs w:val="26"/>
-        </w:rPr>
-        <w:lastRenderedPageBreak/>
+          <w:b/>
+          <w:bCs/>
+          <w:sz w:val="26"/>
+          <w:szCs w:val="26"/>
+        </w:rPr>
+      </w:pPr>
+      <w:r>
+        <w:rPr>
+          <w:rFonts w:ascii="Times New Roman" w:eastAsia="Times New Roman" w:hAnsi="Times New Roman" w:cs="Times New Roman"/>
+          <w:b/>
+          <w:bCs/>
+          <w:sz w:val="26"/>
+          <w:szCs w:val="26"/>
+        </w:rPr>
         <w:t xml:space="preserve">5.2 Đánh giá Sparse Set </w:t>
       </w:r>
     </w:p>
@@ -22956,13 +24606,17 @@
       <w:pPr>
         <w:rPr>
           <w:rFonts w:ascii="Times New Roman" w:eastAsia="Times New Roman" w:hAnsi="Times New Roman" w:cs="Times New Roman"/>
-          <w:sz w:val="26"/>
-          <w:szCs w:val="26"/>
-        </w:rPr>
-      </w:pPr>
-      <w:r>
-        <w:rPr>
-          <w:rFonts w:ascii="Times New Roman" w:eastAsia="Times New Roman" w:hAnsi="Times New Roman" w:cs="Times New Roman"/>
+          <w:b/>
+          <w:bCs/>
+          <w:sz w:val="26"/>
+          <w:szCs w:val="26"/>
+        </w:rPr>
+      </w:pPr>
+      <w:r>
+        <w:rPr>
+          <w:rFonts w:ascii="Times New Roman" w:eastAsia="Times New Roman" w:hAnsi="Times New Roman" w:cs="Times New Roman"/>
+          <w:b/>
+          <w:bCs/>
           <w:sz w:val="26"/>
           <w:szCs w:val="26"/>
         </w:rPr>
@@ -23049,12 +24703,134 @@
           <w:szCs w:val="26"/>
         </w:rPr>
       </w:pPr>
-      <w:r>
-        <w:rPr>
-          <w:rFonts w:ascii="Times New Roman" w:eastAsia="Times New Roman" w:hAnsi="Times New Roman" w:cs="Times New Roman"/>
-          <w:sz w:val="26"/>
-          <w:szCs w:val="26"/>
-        </w:rPr>
+    </w:p>
+    <w:p>
+      <w:pPr>
+        <w:rPr>
+          <w:rFonts w:ascii="Times New Roman" w:eastAsia="Times New Roman" w:hAnsi="Times New Roman" w:cs="Times New Roman"/>
+          <w:sz w:val="26"/>
+          <w:szCs w:val="26"/>
+        </w:rPr>
+      </w:pPr>
+    </w:p>
+    <w:p>
+      <w:pPr>
+        <w:rPr>
+          <w:rFonts w:ascii="Times New Roman" w:eastAsia="Times New Roman" w:hAnsi="Times New Roman" w:cs="Times New Roman"/>
+          <w:sz w:val="26"/>
+          <w:szCs w:val="26"/>
+        </w:rPr>
+      </w:pPr>
+    </w:p>
+    <w:p>
+      <w:pPr>
+        <w:rPr>
+          <w:rFonts w:ascii="Times New Roman" w:eastAsia="Times New Roman" w:hAnsi="Times New Roman" w:cs="Times New Roman"/>
+          <w:sz w:val="26"/>
+          <w:szCs w:val="26"/>
+        </w:rPr>
+      </w:pPr>
+    </w:p>
+    <w:p>
+      <w:pPr>
+        <w:rPr>
+          <w:rFonts w:ascii="Times New Roman" w:eastAsia="Times New Roman" w:hAnsi="Times New Roman" w:cs="Times New Roman"/>
+          <w:sz w:val="26"/>
+          <w:szCs w:val="26"/>
+        </w:rPr>
+      </w:pPr>
+    </w:p>
+    <w:p>
+      <w:pPr>
+        <w:rPr>
+          <w:rFonts w:ascii="Times New Roman" w:eastAsia="Times New Roman" w:hAnsi="Times New Roman" w:cs="Times New Roman"/>
+          <w:sz w:val="26"/>
+          <w:szCs w:val="26"/>
+        </w:rPr>
+      </w:pPr>
+    </w:p>
+    <w:p>
+      <w:pPr>
+        <w:rPr>
+          <w:rFonts w:ascii="Times New Roman" w:eastAsia="Times New Roman" w:hAnsi="Times New Roman" w:cs="Times New Roman"/>
+          <w:sz w:val="26"/>
+          <w:szCs w:val="26"/>
+        </w:rPr>
+      </w:pPr>
+    </w:p>
+    <w:p>
+      <w:pPr>
+        <w:rPr>
+          <w:rFonts w:ascii="Times New Roman" w:eastAsia="Times New Roman" w:hAnsi="Times New Roman" w:cs="Times New Roman"/>
+          <w:sz w:val="26"/>
+          <w:szCs w:val="26"/>
+        </w:rPr>
+      </w:pPr>
+    </w:p>
+    <w:p>
+      <w:pPr>
+        <w:rPr>
+          <w:rFonts w:ascii="Times New Roman" w:eastAsia="Times New Roman" w:hAnsi="Times New Roman" w:cs="Times New Roman"/>
+          <w:sz w:val="26"/>
+          <w:szCs w:val="26"/>
+        </w:rPr>
+      </w:pPr>
+    </w:p>
+    <w:p>
+      <w:pPr>
+        <w:rPr>
+          <w:rFonts w:ascii="Times New Roman" w:eastAsia="Times New Roman" w:hAnsi="Times New Roman" w:cs="Times New Roman"/>
+          <w:sz w:val="26"/>
+          <w:szCs w:val="26"/>
+        </w:rPr>
+      </w:pPr>
+    </w:p>
+    <w:p>
+      <w:pPr>
+        <w:rPr>
+          <w:rFonts w:ascii="Times New Roman" w:eastAsia="Times New Roman" w:hAnsi="Times New Roman" w:cs="Times New Roman"/>
+          <w:sz w:val="26"/>
+          <w:szCs w:val="26"/>
+        </w:rPr>
+      </w:pPr>
+    </w:p>
+    <w:p>
+      <w:pPr>
+        <w:rPr>
+          <w:rFonts w:ascii="Times New Roman" w:eastAsia="Times New Roman" w:hAnsi="Times New Roman" w:cs="Times New Roman"/>
+          <w:sz w:val="26"/>
+          <w:szCs w:val="26"/>
+        </w:rPr>
+      </w:pPr>
+    </w:p>
+    <w:p>
+      <w:pPr>
+        <w:rPr>
+          <w:rFonts w:ascii="Times New Roman" w:eastAsia="Times New Roman" w:hAnsi="Times New Roman" w:cs="Times New Roman"/>
+          <w:sz w:val="26"/>
+          <w:szCs w:val="26"/>
+        </w:rPr>
+      </w:pPr>
+    </w:p>
+    <w:p>
+      <w:pPr>
+        <w:rPr>
+          <w:rFonts w:ascii="Times New Roman" w:eastAsia="Times New Roman" w:hAnsi="Times New Roman" w:cs="Times New Roman"/>
+          <w:b/>
+          <w:bCs/>
+          <w:sz w:val="26"/>
+          <w:szCs w:val="26"/>
+        </w:rPr>
+      </w:pPr>
+      <w:r>
+        <w:rPr>
+          <w:rFonts w:ascii="Times New Roman" w:eastAsia="Times New Roman" w:hAnsi="Times New Roman" w:cs="Times New Roman"/>
+          <w:b/>
+          <w:bCs/>
+          <w:sz w:val="26"/>
+          <w:szCs w:val="26"/>
+        </w:rPr>
+        <w:lastRenderedPageBreak/>
         <w:t xml:space="preserve">5.2.2 Kết quả benchmark </w:t>
       </w:r>
     </w:p>
@@ -23069,7 +24845,6 @@
       <w:r>
         <w:rPr>
           <w:rFonts w:ascii="Times New Roman" w:eastAsia="Times New Roman" w:hAnsi="Times New Roman" w:cs="Times New Roman"/>
-          <w:noProof/>
           <w:sz w:val="26"/>
           <w:szCs w:val="26"/>
         </w:rPr>
@@ -23087,7 +24862,7 @@
                     <pic:cNvPicPr preferRelativeResize="0"/>
                   </pic:nvPicPr>
                   <pic:blipFill>
-                    <a:blip r:embed="rId11"/>
+                    <a:blip r:embed="rId15"/>
                     <a:srcRect/>
                     <a:stretch>
                       <a:fillRect/>
@@ -23123,13 +24898,17 @@
       <w:pPr>
         <w:rPr>
           <w:rFonts w:ascii="Times New Roman" w:eastAsia="Times New Roman" w:hAnsi="Times New Roman" w:cs="Times New Roman"/>
-          <w:sz w:val="26"/>
-          <w:szCs w:val="26"/>
-        </w:rPr>
-      </w:pPr>
-      <w:r>
-        <w:rPr>
-          <w:rFonts w:ascii="Times New Roman" w:eastAsia="Times New Roman" w:hAnsi="Times New Roman" w:cs="Times New Roman"/>
+          <w:b/>
+          <w:bCs/>
+          <w:sz w:val="26"/>
+          <w:szCs w:val="26"/>
+        </w:rPr>
+      </w:pPr>
+      <w:r>
+        <w:rPr>
+          <w:rFonts w:ascii="Times New Roman" w:eastAsia="Times New Roman" w:hAnsi="Times New Roman" w:cs="Times New Roman"/>
+          <w:b/>
+          <w:bCs/>
           <w:sz w:val="26"/>
           <w:szCs w:val="26"/>
         </w:rPr>
@@ -23140,13 +24919,17 @@
       <w:pPr>
         <w:rPr>
           <w:rFonts w:ascii="Times New Roman" w:eastAsia="Times New Roman" w:hAnsi="Times New Roman" w:cs="Times New Roman"/>
-          <w:sz w:val="26"/>
-          <w:szCs w:val="26"/>
-        </w:rPr>
-      </w:pPr>
-      <w:r>
-        <w:rPr>
-          <w:rFonts w:ascii="Times New Roman" w:eastAsia="Times New Roman" w:hAnsi="Times New Roman" w:cs="Times New Roman"/>
+          <w:b/>
+          <w:bCs/>
+          <w:sz w:val="26"/>
+          <w:szCs w:val="26"/>
+        </w:rPr>
+      </w:pPr>
+      <w:r>
+        <w:rPr>
+          <w:rFonts w:ascii="Times New Roman" w:eastAsia="Times New Roman" w:hAnsi="Times New Roman" w:cs="Times New Roman"/>
+          <w:b/>
+          <w:bCs/>
           <w:sz w:val="26"/>
           <w:szCs w:val="26"/>
         </w:rPr>
@@ -23250,13 +25033,17 @@
       <w:pPr>
         <w:rPr>
           <w:rFonts w:ascii="Times New Roman" w:eastAsia="Times New Roman" w:hAnsi="Times New Roman" w:cs="Times New Roman"/>
-          <w:sz w:val="26"/>
-          <w:szCs w:val="26"/>
-        </w:rPr>
-      </w:pPr>
-      <w:r>
-        <w:rPr>
-          <w:rFonts w:ascii="Times New Roman" w:eastAsia="Times New Roman" w:hAnsi="Times New Roman" w:cs="Times New Roman"/>
+          <w:b/>
+          <w:bCs/>
+          <w:sz w:val="26"/>
+          <w:szCs w:val="26"/>
+        </w:rPr>
+      </w:pPr>
+      <w:r>
+        <w:rPr>
+          <w:rFonts w:ascii="Times New Roman" w:eastAsia="Times New Roman" w:hAnsi="Times New Roman" w:cs="Times New Roman"/>
+          <w:b/>
+          <w:bCs/>
           <w:sz w:val="26"/>
           <w:szCs w:val="26"/>
         </w:rPr>
@@ -23360,13 +25147,17 @@
       <w:pPr>
         <w:rPr>
           <w:rFonts w:ascii="Times New Roman" w:eastAsia="Times New Roman" w:hAnsi="Times New Roman" w:cs="Times New Roman"/>
-          <w:sz w:val="26"/>
-          <w:szCs w:val="26"/>
-        </w:rPr>
-      </w:pPr>
-      <w:r>
-        <w:rPr>
-          <w:rFonts w:ascii="Times New Roman" w:eastAsia="Times New Roman" w:hAnsi="Times New Roman" w:cs="Times New Roman"/>
+          <w:b/>
+          <w:bCs/>
+          <w:sz w:val="26"/>
+          <w:szCs w:val="26"/>
+        </w:rPr>
+      </w:pPr>
+      <w:r>
+        <w:rPr>
+          <w:rFonts w:ascii="Times New Roman" w:eastAsia="Times New Roman" w:hAnsi="Times New Roman" w:cs="Times New Roman"/>
+          <w:b/>
+          <w:bCs/>
           <w:sz w:val="26"/>
           <w:szCs w:val="26"/>
         </w:rPr>
@@ -23377,13 +25168,17 @@
       <w:pPr>
         <w:rPr>
           <w:rFonts w:ascii="Times New Roman" w:eastAsia="Times New Roman" w:hAnsi="Times New Roman" w:cs="Times New Roman"/>
-          <w:sz w:val="26"/>
-          <w:szCs w:val="26"/>
-        </w:rPr>
-      </w:pPr>
-      <w:r>
-        <w:rPr>
-          <w:rFonts w:ascii="Times New Roman" w:eastAsia="Times New Roman" w:hAnsi="Times New Roman" w:cs="Times New Roman"/>
+          <w:b/>
+          <w:bCs/>
+          <w:sz w:val="26"/>
+          <w:szCs w:val="26"/>
+        </w:rPr>
+      </w:pPr>
+      <w:r>
+        <w:rPr>
+          <w:rFonts w:ascii="Times New Roman" w:eastAsia="Times New Roman" w:hAnsi="Times New Roman" w:cs="Times New Roman"/>
+          <w:b/>
+          <w:bCs/>
           <w:sz w:val="26"/>
           <w:szCs w:val="26"/>
         </w:rPr>
@@ -23416,6 +25211,7 @@
           <w:sz w:val="26"/>
           <w:szCs w:val="26"/>
         </w:rPr>
+        <w:lastRenderedPageBreak/>
         <w:t>Trường hợp KHÔNG CÓ Client-side Prediction</w:t>
       </w:r>
     </w:p>
@@ -23616,13 +25412,17 @@
         <w:spacing w:before="240" w:after="240"/>
         <w:rPr>
           <w:rFonts w:ascii="Times New Roman" w:eastAsia="Times New Roman" w:hAnsi="Times New Roman" w:cs="Times New Roman"/>
-          <w:sz w:val="26"/>
-          <w:szCs w:val="26"/>
-        </w:rPr>
-      </w:pPr>
-      <w:r>
-        <w:rPr>
-          <w:rFonts w:ascii="Times New Roman" w:eastAsia="Times New Roman" w:hAnsi="Times New Roman" w:cs="Times New Roman"/>
+          <w:b/>
+          <w:bCs/>
+          <w:sz w:val="26"/>
+          <w:szCs w:val="26"/>
+        </w:rPr>
+      </w:pPr>
+      <w:r>
+        <w:rPr>
+          <w:rFonts w:ascii="Times New Roman" w:eastAsia="Times New Roman" w:hAnsi="Times New Roman" w:cs="Times New Roman"/>
+          <w:b/>
+          <w:bCs/>
           <w:sz w:val="26"/>
           <w:szCs w:val="26"/>
         </w:rPr>
@@ -23687,7 +25487,6 @@
           <w:sz w:val="26"/>
           <w:szCs w:val="26"/>
         </w:rPr>
-        <w:lastRenderedPageBreak/>
         <w:t>Input Buffering giúp Server xử lý dữ liệu ổn định, tránh hiện tượng nhân vật giật cục khi gói tin đến không đều.</w:t>
       </w:r>
     </w:p>
@@ -23827,229 +25626,17 @@
       <w:pPr>
         <w:rPr>
           <w:rFonts w:ascii="Times New Roman" w:eastAsia="Times New Roman" w:hAnsi="Times New Roman" w:cs="Times New Roman"/>
-          <w:sz w:val="26"/>
-          <w:szCs w:val="26"/>
-        </w:rPr>
-      </w:pPr>
-    </w:p>
-    <w:p>
-      <w:pPr>
-        <w:rPr>
-          <w:rFonts w:ascii="Times New Roman" w:eastAsia="Times New Roman" w:hAnsi="Times New Roman" w:cs="Times New Roman"/>
-          <w:sz w:val="26"/>
-          <w:szCs w:val="26"/>
-        </w:rPr>
-      </w:pPr>
-    </w:p>
-    <w:p>
-      <w:pPr>
-        <w:rPr>
-          <w:rFonts w:ascii="Times New Roman" w:eastAsia="Times New Roman" w:hAnsi="Times New Roman" w:cs="Times New Roman"/>
-          <w:sz w:val="26"/>
-          <w:szCs w:val="26"/>
-        </w:rPr>
-      </w:pPr>
-    </w:p>
-    <w:p>
-      <w:pPr>
-        <w:rPr>
-          <w:rFonts w:ascii="Times New Roman" w:eastAsia="Times New Roman" w:hAnsi="Times New Roman" w:cs="Times New Roman"/>
-          <w:sz w:val="26"/>
-          <w:szCs w:val="26"/>
-        </w:rPr>
-      </w:pPr>
-    </w:p>
-    <w:p>
-      <w:pPr>
-        <w:rPr>
-          <w:rFonts w:ascii="Times New Roman" w:eastAsia="Times New Roman" w:hAnsi="Times New Roman" w:cs="Times New Roman"/>
-          <w:sz w:val="26"/>
-          <w:szCs w:val="26"/>
-        </w:rPr>
-      </w:pPr>
-    </w:p>
-    <w:p>
-      <w:pPr>
-        <w:rPr>
-          <w:rFonts w:ascii="Times New Roman" w:eastAsia="Times New Roman" w:hAnsi="Times New Roman" w:cs="Times New Roman"/>
-          <w:sz w:val="26"/>
-          <w:szCs w:val="26"/>
-        </w:rPr>
-      </w:pPr>
-    </w:p>
-    <w:p>
-      <w:pPr>
-        <w:rPr>
-          <w:rFonts w:ascii="Times New Roman" w:eastAsia="Times New Roman" w:hAnsi="Times New Roman" w:cs="Times New Roman"/>
-          <w:sz w:val="26"/>
-          <w:szCs w:val="26"/>
-        </w:rPr>
-      </w:pPr>
-    </w:p>
-    <w:p>
-      <w:pPr>
-        <w:rPr>
-          <w:rFonts w:ascii="Times New Roman" w:eastAsia="Times New Roman" w:hAnsi="Times New Roman" w:cs="Times New Roman"/>
-          <w:sz w:val="26"/>
-          <w:szCs w:val="26"/>
-        </w:rPr>
-      </w:pPr>
-    </w:p>
-    <w:p>
-      <w:pPr>
-        <w:rPr>
-          <w:rFonts w:ascii="Times New Roman" w:eastAsia="Times New Roman" w:hAnsi="Times New Roman" w:cs="Times New Roman"/>
-          <w:sz w:val="26"/>
-          <w:szCs w:val="26"/>
-        </w:rPr>
-      </w:pPr>
-    </w:p>
-    <w:p>
-      <w:pPr>
-        <w:rPr>
-          <w:rFonts w:ascii="Times New Roman" w:eastAsia="Times New Roman" w:hAnsi="Times New Roman" w:cs="Times New Roman"/>
-          <w:sz w:val="26"/>
-          <w:szCs w:val="26"/>
-        </w:rPr>
-      </w:pPr>
-    </w:p>
-    <w:p>
-      <w:pPr>
-        <w:rPr>
-          <w:rFonts w:ascii="Times New Roman" w:eastAsia="Times New Roman" w:hAnsi="Times New Roman" w:cs="Times New Roman"/>
-          <w:sz w:val="26"/>
-          <w:szCs w:val="26"/>
-        </w:rPr>
-      </w:pPr>
-    </w:p>
-    <w:p>
-      <w:pPr>
-        <w:rPr>
-          <w:rFonts w:ascii="Times New Roman" w:eastAsia="Times New Roman" w:hAnsi="Times New Roman" w:cs="Times New Roman"/>
-          <w:sz w:val="26"/>
-          <w:szCs w:val="26"/>
-        </w:rPr>
-      </w:pPr>
-    </w:p>
-    <w:p>
-      <w:pPr>
-        <w:rPr>
-          <w:rFonts w:ascii="Times New Roman" w:eastAsia="Times New Roman" w:hAnsi="Times New Roman" w:cs="Times New Roman"/>
-          <w:sz w:val="26"/>
-          <w:szCs w:val="26"/>
-        </w:rPr>
-      </w:pPr>
-    </w:p>
-    <w:p>
-      <w:pPr>
-        <w:rPr>
-          <w:rFonts w:ascii="Times New Roman" w:eastAsia="Times New Roman" w:hAnsi="Times New Roman" w:cs="Times New Roman"/>
-          <w:sz w:val="26"/>
-          <w:szCs w:val="26"/>
-        </w:rPr>
-      </w:pPr>
-    </w:p>
-    <w:p>
-      <w:pPr>
-        <w:rPr>
-          <w:rFonts w:ascii="Times New Roman" w:eastAsia="Times New Roman" w:hAnsi="Times New Roman" w:cs="Times New Roman"/>
-          <w:sz w:val="26"/>
-          <w:szCs w:val="26"/>
-        </w:rPr>
-      </w:pPr>
-    </w:p>
-    <w:p>
-      <w:pPr>
-        <w:rPr>
-          <w:rFonts w:ascii="Times New Roman" w:eastAsia="Times New Roman" w:hAnsi="Times New Roman" w:cs="Times New Roman"/>
-          <w:sz w:val="26"/>
-          <w:szCs w:val="26"/>
-        </w:rPr>
-      </w:pPr>
-    </w:p>
-    <w:p>
-      <w:pPr>
-        <w:rPr>
-          <w:rFonts w:ascii="Times New Roman" w:eastAsia="Times New Roman" w:hAnsi="Times New Roman" w:cs="Times New Roman"/>
-          <w:sz w:val="26"/>
-          <w:szCs w:val="26"/>
-        </w:rPr>
-      </w:pPr>
-    </w:p>
-    <w:p>
-      <w:pPr>
-        <w:rPr>
-          <w:rFonts w:ascii="Times New Roman" w:eastAsia="Times New Roman" w:hAnsi="Times New Roman" w:cs="Times New Roman"/>
-          <w:sz w:val="26"/>
-          <w:szCs w:val="26"/>
-        </w:rPr>
-      </w:pPr>
-    </w:p>
-    <w:p>
-      <w:pPr>
-        <w:rPr>
-          <w:rFonts w:ascii="Times New Roman" w:eastAsia="Times New Roman" w:hAnsi="Times New Roman" w:cs="Times New Roman"/>
-          <w:sz w:val="26"/>
-          <w:szCs w:val="26"/>
-        </w:rPr>
-      </w:pPr>
-    </w:p>
-    <w:p>
-      <w:pPr>
-        <w:rPr>
-          <w:rFonts w:ascii="Times New Roman" w:eastAsia="Times New Roman" w:hAnsi="Times New Roman" w:cs="Times New Roman"/>
-          <w:sz w:val="26"/>
-          <w:szCs w:val="26"/>
-        </w:rPr>
-      </w:pPr>
-    </w:p>
-    <w:p>
-      <w:pPr>
-        <w:rPr>
-          <w:rFonts w:ascii="Times New Roman" w:eastAsia="Times New Roman" w:hAnsi="Times New Roman" w:cs="Times New Roman"/>
-          <w:sz w:val="26"/>
-          <w:szCs w:val="26"/>
-        </w:rPr>
-      </w:pPr>
-    </w:p>
-    <w:p>
-      <w:pPr>
-        <w:rPr>
-          <w:rFonts w:ascii="Times New Roman" w:eastAsia="Times New Roman" w:hAnsi="Times New Roman" w:cs="Times New Roman"/>
-          <w:sz w:val="26"/>
-          <w:szCs w:val="26"/>
-        </w:rPr>
-      </w:pPr>
-    </w:p>
-    <w:p>
-      <w:pPr>
-        <w:rPr>
-          <w:rFonts w:ascii="Times New Roman" w:eastAsia="Times New Roman" w:hAnsi="Times New Roman" w:cs="Times New Roman"/>
-          <w:sz w:val="26"/>
-          <w:szCs w:val="26"/>
-        </w:rPr>
-      </w:pPr>
-    </w:p>
-    <w:p>
-      <w:pPr>
-        <w:rPr>
-          <w:rFonts w:ascii="Times New Roman" w:eastAsia="Times New Roman" w:hAnsi="Times New Roman" w:cs="Times New Roman"/>
-          <w:sz w:val="26"/>
-          <w:szCs w:val="26"/>
-        </w:rPr>
-      </w:pPr>
-    </w:p>
-    <w:p>
-      <w:pPr>
-        <w:rPr>
-          <w:rFonts w:ascii="Times New Roman" w:eastAsia="Times New Roman" w:hAnsi="Times New Roman" w:cs="Times New Roman"/>
-          <w:sz w:val="26"/>
-          <w:szCs w:val="26"/>
-        </w:rPr>
-      </w:pPr>
-      <w:r>
-        <w:rPr>
-          <w:rFonts w:ascii="Times New Roman" w:eastAsia="Times New Roman" w:hAnsi="Times New Roman" w:cs="Times New Roman"/>
+          <w:b/>
+          <w:bCs/>
+          <w:sz w:val="26"/>
+          <w:szCs w:val="26"/>
+        </w:rPr>
+      </w:pPr>
+      <w:r>
+        <w:rPr>
+          <w:rFonts w:ascii="Times New Roman" w:eastAsia="Times New Roman" w:hAnsi="Times New Roman" w:cs="Times New Roman"/>
+          <w:b/>
+          <w:bCs/>
           <w:sz w:val="26"/>
           <w:szCs w:val="26"/>
         </w:rPr>
@@ -24061,13 +25648,17 @@
       <w:pPr>
         <w:rPr>
           <w:rFonts w:ascii="Times New Roman" w:eastAsia="Times New Roman" w:hAnsi="Times New Roman" w:cs="Times New Roman"/>
-          <w:sz w:val="26"/>
-          <w:szCs w:val="26"/>
-        </w:rPr>
-      </w:pPr>
-      <w:r>
-        <w:rPr>
-          <w:rFonts w:ascii="Times New Roman" w:eastAsia="Times New Roman" w:hAnsi="Times New Roman" w:cs="Times New Roman"/>
+          <w:b/>
+          <w:bCs/>
+          <w:sz w:val="26"/>
+          <w:szCs w:val="26"/>
+        </w:rPr>
+      </w:pPr>
+      <w:r>
+        <w:rPr>
+          <w:rFonts w:ascii="Times New Roman" w:eastAsia="Times New Roman" w:hAnsi="Times New Roman" w:cs="Times New Roman"/>
+          <w:b/>
+          <w:bCs/>
           <w:sz w:val="26"/>
           <w:szCs w:val="26"/>
         </w:rPr>
@@ -24196,13 +25787,17 @@
       <w:pPr>
         <w:rPr>
           <w:rFonts w:ascii="Times New Roman" w:eastAsia="Times New Roman" w:hAnsi="Times New Roman" w:cs="Times New Roman"/>
-          <w:sz w:val="26"/>
-          <w:szCs w:val="26"/>
-        </w:rPr>
-      </w:pPr>
-      <w:r>
-        <w:rPr>
-          <w:rFonts w:ascii="Times New Roman" w:eastAsia="Times New Roman" w:hAnsi="Times New Roman" w:cs="Times New Roman"/>
+          <w:b/>
+          <w:bCs/>
+          <w:sz w:val="26"/>
+          <w:szCs w:val="26"/>
+        </w:rPr>
+      </w:pPr>
+      <w:r>
+        <w:rPr>
+          <w:rFonts w:ascii="Times New Roman" w:eastAsia="Times New Roman" w:hAnsi="Times New Roman" w:cs="Times New Roman"/>
+          <w:b/>
+          <w:bCs/>
           <w:sz w:val="26"/>
           <w:szCs w:val="26"/>
         </w:rPr>
@@ -24276,13 +25871,17 @@
       <w:pPr>
         <w:rPr>
           <w:rFonts w:ascii="Times New Roman" w:eastAsia="Times New Roman" w:hAnsi="Times New Roman" w:cs="Times New Roman"/>
-          <w:sz w:val="26"/>
-          <w:szCs w:val="26"/>
-        </w:rPr>
-      </w:pPr>
-      <w:r>
-        <w:rPr>
-          <w:rFonts w:ascii="Times New Roman" w:eastAsia="Times New Roman" w:hAnsi="Times New Roman" w:cs="Times New Roman"/>
+          <w:b/>
+          <w:bCs/>
+          <w:sz w:val="26"/>
+          <w:szCs w:val="26"/>
+        </w:rPr>
+      </w:pPr>
+      <w:r>
+        <w:rPr>
+          <w:rFonts w:ascii="Times New Roman" w:eastAsia="Times New Roman" w:hAnsi="Times New Roman" w:cs="Times New Roman"/>
+          <w:b/>
+          <w:bCs/>
           <w:sz w:val="26"/>
           <w:szCs w:val="26"/>
         </w:rPr>
@@ -24350,9 +25949,9 @@
       </w:pPr>
     </w:p>
     <w:sectPr>
-      <w:footerReference w:type="default" r:id="rId12"/>
+      <w:footerReference w:type="default" r:id="rId16"/>
       <w:pgSz w:w="11909" w:h="16834"/>
-      <w:pgMar w:top="1440" w:right="1440" w:bottom="1440" w:left="1440" w:header="720" w:footer="720" w:gutter="0"/>
+      <w:pgMar w:top="720" w:right="1440" w:bottom="1440" w:left="1440" w:header="720" w:footer="720" w:gutter="0"/>
       <w:pgNumType w:start="1"/>
       <w:cols w:space="720"/>
     </w:sectPr>
@@ -27023,7 +28622,7 @@
   <w:abstractNum w:abstractNumId="23" w15:restartNumberingAfterBreak="0">
     <w:nsid w:val="2B2563ED"/>
     <w:multiLevelType w:val="multilevel"/>
-    <w:tmpl w:val="92182CB2"/>
+    <w:tmpl w:val="01EC02F2"/>
     <w:lvl w:ilvl="0">
       <w:start w:val="1"/>
       <w:numFmt w:val="decimal"/>
@@ -27033,7 +28632,7 @@
         <w:ind w:left="720" w:hanging="360"/>
       </w:pPr>
       <w:rPr>
-        <w:rFonts w:ascii="Arial" w:eastAsia="Arial" w:hAnsi="Arial" w:cs="Arial"/>
+        <w:rFonts w:ascii="Times New Roman" w:eastAsia="Times New Roman" w:hAnsi="Times New Roman" w:cs="Times New Roman"/>
         <w:u w:val="none"/>
       </w:rPr>
     </w:lvl>
@@ -28719,7 +30318,7 @@
   <w:abstractNum w:abstractNumId="38" w15:restartNumberingAfterBreak="0">
     <w:nsid w:val="579F2F62"/>
     <w:multiLevelType w:val="multilevel"/>
-    <w:tmpl w:val="0910E716"/>
+    <w:tmpl w:val="37AC3346"/>
     <w:lvl w:ilvl="0">
       <w:start w:val="1"/>
       <w:numFmt w:val="decimal"/>
@@ -28729,7 +30328,7 @@
         <w:ind w:left="1440" w:hanging="360"/>
       </w:pPr>
       <w:rPr>
-        <w:rFonts w:ascii="Arial" w:eastAsia="Arial" w:hAnsi="Arial" w:cs="Arial"/>
+        <w:rFonts w:ascii="Times New Roman" w:eastAsia="Times New Roman" w:hAnsi="Times New Roman" w:cs="Times New Roman"/>
         <w:u w:val="none"/>
       </w:rPr>
     </w:lvl>
@@ -29963,7 +31562,7 @@
   <w:abstractNum w:abstractNumId="49" w15:restartNumberingAfterBreak="0">
     <w:nsid w:val="6EED4A10"/>
     <w:multiLevelType w:val="multilevel"/>
-    <w:tmpl w:val="1996E3D2"/>
+    <w:tmpl w:val="5D4E13C2"/>
     <w:lvl w:ilvl="0">
       <w:start w:val="1"/>
       <w:numFmt w:val="decimal"/>
@@ -29973,7 +31572,7 @@
         <w:ind w:left="720" w:hanging="360"/>
       </w:pPr>
       <w:rPr>
-        <w:rFonts w:ascii="Arial" w:eastAsia="Arial" w:hAnsi="Arial" w:cs="Arial"/>
+        <w:rFonts w:ascii="Times New Roman" w:eastAsia="Times New Roman" w:hAnsi="Times New Roman" w:cs="Times New Roman"/>
         <w:u w:val="none"/>
       </w:rPr>
     </w:lvl>
@@ -30755,7 +32354,7 @@
   <w:abstractNum w:abstractNumId="56" w15:restartNumberingAfterBreak="0">
     <w:nsid w:val="77A65C7A"/>
     <w:multiLevelType w:val="multilevel"/>
-    <w:tmpl w:val="DA0464A0"/>
+    <w:tmpl w:val="710AF12A"/>
     <w:lvl w:ilvl="0">
       <w:start w:val="1"/>
       <w:numFmt w:val="bullet"/>
@@ -30778,7 +32377,7 @@
         <w:ind w:left="1440" w:hanging="360"/>
       </w:pPr>
       <w:rPr>
-        <w:rFonts w:ascii="Arial" w:eastAsia="Arial" w:hAnsi="Arial" w:cs="Arial"/>
+        <w:rFonts w:ascii="Times New Roman" w:eastAsia="Times New Roman" w:hAnsi="Times New Roman" w:cs="Times New Roman"/>
         <w:u w:val="none"/>
       </w:rPr>
     </w:lvl>
@@ -31672,6 +33271,10 @@
   <w:style w:type="paragraph" w:default="1" w:styleId="Normal">
     <w:name w:val="Normal"/>
     <w:qFormat/>
+    <w:rPr>
+      <w:noProof/>
+      <w:lang w:val="vi-VN"/>
+    </w:rPr>
   </w:style>
   <w:style w:type="paragraph" w:styleId="Heading1">
     <w:name w:val="heading 1"/>
@@ -31825,6 +33428,7 @@
     <w:name w:val="Title"/>
     <w:basedOn w:val="Normal"/>
     <w:next w:val="Normal"/>
+    <w:link w:val="TitleChar"/>
     <w:uiPriority w:val="10"/>
     <w:qFormat/>
     <w:pPr>
@@ -32028,6 +33632,55 @@
       <w:tblStyleRowBandSize w:val="1"/>
       <w:tblStyleColBandSize w:val="1"/>
     </w:tblPr>
+  </w:style>
+  <w:style w:type="character" w:customStyle="1" w:styleId="TitleChar">
+    <w:name w:val="Title Char"/>
+    <w:basedOn w:val="DefaultParagraphFont"/>
+    <w:link w:val="Title"/>
+    <w:uiPriority w:val="10"/>
+    <w:rsid w:val="00723A22"/>
+    <w:rPr>
+      <w:sz w:val="52"/>
+      <w:szCs w:val="52"/>
+    </w:rPr>
+  </w:style>
+  <w:style w:type="table" w:styleId="TableGrid">
+    <w:name w:val="Table Grid"/>
+    <w:basedOn w:val="TableNormal"/>
+    <w:uiPriority w:val="39"/>
+    <w:rsid w:val="00723A22"/>
+    <w:pPr>
+      <w:spacing w:line="240" w:lineRule="auto"/>
+    </w:pPr>
+    <w:rPr>
+      <w:rFonts w:asciiTheme="minorHAnsi" w:eastAsiaTheme="minorHAnsi" w:hAnsiTheme="minorHAnsi" w:cstheme="minorBidi"/>
+      <w:kern w:val="2"/>
+      <w:sz w:val="24"/>
+      <w:szCs w:val="24"/>
+      <w:lang w:val="en-US"/>
+      <w14:ligatures w14:val="standardContextual"/>
+    </w:rPr>
+    <w:tblPr>
+      <w:tblBorders>
+        <w:top w:val="single" w:sz="4" w:space="0" w:color="auto"/>
+        <w:left w:val="single" w:sz="4" w:space="0" w:color="auto"/>
+        <w:bottom w:val="single" w:sz="4" w:space="0" w:color="auto"/>
+        <w:right w:val="single" w:sz="4" w:space="0" w:color="auto"/>
+        <w:insideH w:val="single" w:sz="4" w:space="0" w:color="auto"/>
+        <w:insideV w:val="single" w:sz="4" w:space="0" w:color="auto"/>
+      </w:tblBorders>
+    </w:tblPr>
+  </w:style>
+  <w:style w:type="paragraph" w:styleId="ListParagraph">
+    <w:name w:val="List Paragraph"/>
+    <w:basedOn w:val="Normal"/>
+    <w:uiPriority w:val="34"/>
+    <w:qFormat/>
+    <w:rsid w:val="007052BE"/>
+    <w:pPr>
+      <w:ind w:left="720"/>
+      <w:contextualSpacing/>
+    </w:pPr>
   </w:style>
 </w:styles>
 </file>

--- a/TTCS remake refundgaming.docx
+++ b/TTCS remake refundgaming.docx
@@ -261,9 +261,13 @@
           <w:sz w:val="24"/>
           <w:szCs w:val="24"/>
         </w:rPr>
-        <w:t xml:space="preserve">                </w:t>
-      </w:r>
-      <w:r>
+        <w:t xml:space="preserve">                HỌC VIỆN CÔNG NGHỆ BƯU CHÍNH VIỄN THÔNG</w:t>
+      </w:r>
+    </w:p>
+    <w:p>
+      <w:pPr>
+        <w:spacing w:before="240" w:after="240" w:line="259" w:lineRule="auto"/>
+        <w:ind w:left="1440" w:firstLine="720"/>
         <w:rPr>
           <w:rFonts w:ascii="Times New Roman" w:hAnsi="Times New Roman" w:cs="Times New Roman"/>
           <w:b/>
@@ -271,13 +275,8 @@
           <w:sz w:val="24"/>
           <w:szCs w:val="24"/>
         </w:rPr>
-        <w:t>HỌC VIỆN CÔNG NGHỆ BƯU CHÍNH VIỄN THÔNG</w:t>
-      </w:r>
-    </w:p>
-    <w:p>
-      <w:pPr>
-        <w:spacing w:before="240" w:after="240" w:line="259" w:lineRule="auto"/>
-        <w:ind w:left="1440" w:firstLine="720"/>
+      </w:pPr>
+      <w:r>
         <w:rPr>
           <w:rFonts w:ascii="Times New Roman" w:hAnsi="Times New Roman" w:cs="Times New Roman"/>
           <w:b/>
@@ -285,26 +284,7 @@
           <w:sz w:val="24"/>
           <w:szCs w:val="24"/>
         </w:rPr>
-      </w:pPr>
-      <w:r>
-        <w:rPr>
-          <w:rFonts w:ascii="Times New Roman" w:hAnsi="Times New Roman" w:cs="Times New Roman"/>
-          <w:b/>
-          <w:bCs/>
-          <w:sz w:val="24"/>
-          <w:szCs w:val="24"/>
-        </w:rPr>
-        <w:t xml:space="preserve">       </w:t>
-      </w:r>
-      <w:r>
-        <w:rPr>
-          <w:rFonts w:ascii="Times New Roman" w:hAnsi="Times New Roman" w:cs="Times New Roman"/>
-          <w:b/>
-          <w:bCs/>
-          <w:sz w:val="24"/>
-          <w:szCs w:val="24"/>
-        </w:rPr>
-        <w:t>KHOA CÔNG NGHỆ THÔNG TIN 1</w:t>
+        <w:t xml:space="preserve">       KHOA CÔNG NGHỆ THÔNG TIN 1</w:t>
       </w:r>
     </w:p>
     <w:p>
@@ -427,7 +407,7 @@
           <w:sz w:val="32"/>
           <w:szCs w:val="32"/>
         </w:rPr>
-        <w:t>BÁO CÁO</w:t>
+        <w:t>BÁO CÁO ĐỒ ÁN</w:t>
       </w:r>
       <w:r>
         <w:rPr>
@@ -437,26 +417,7 @@
           <w:sz w:val="32"/>
           <w:szCs w:val="32"/>
         </w:rPr>
-        <w:t xml:space="preserve"> ĐỒ ÁN</w:t>
-      </w:r>
-      <w:r>
-        <w:rPr>
-          <w:rFonts w:ascii="Times New Roman" w:hAnsi="Times New Roman" w:cs="Times New Roman"/>
-          <w:b/>
-          <w:bCs/>
-          <w:sz w:val="32"/>
-          <w:szCs w:val="32"/>
-        </w:rPr>
         <w:br/>
-      </w:r>
-      <w:r>
-        <w:rPr>
-          <w:rFonts w:ascii="Times New Roman" w:hAnsi="Times New Roman" w:cs="Times New Roman"/>
-          <w:b/>
-          <w:bCs/>
-          <w:sz w:val="32"/>
-          <w:szCs w:val="32"/>
-        </w:rPr>
         <w:t>MÔN THỰC TẬP CƠ SỞ</w:t>
       </w:r>
     </w:p>
@@ -503,17 +464,7 @@
                 <w:sz w:val="32"/>
                 <w:szCs w:val="32"/>
               </w:rPr>
-              <w:t xml:space="preserve">Đề tài : </w:t>
-            </w:r>
-            <w:r>
-              <w:rPr>
-                <w:rFonts w:ascii="Times New Roman" w:eastAsia="Times New Roman" w:hAnsi="Times New Roman" w:cs="Times New Roman"/>
-                <w:i/>
-                <w:iCs/>
-                <w:sz w:val="32"/>
-                <w:szCs w:val="32"/>
-              </w:rPr>
-              <w:t>Tìm hiểu và ứng dụng một số cấu trúc dữ liệu và thuật toán trong phát triển Game2D</w:t>
+              <w:t>Đề tài : Tìm hiểu và ứng dụng một số cấu trúc dữ liệu và thuật toán trong phát triển Game2D</w:t>
             </w:r>
           </w:p>
         </w:tc>
@@ -1697,7 +1648,7 @@
           <w:sz w:val="26"/>
           <w:szCs w:val="26"/>
         </w:rPr>
-        <w:t xml:space="preserve">3.2.1 EntityManager - cấp phát và tái sử dụng Entity ID </w:t>
+        <w:t xml:space="preserve">3.2.1 EntityManager - cấp phát và tái sử dụng EntityID </w:t>
       </w:r>
     </w:p>
     <w:p>
@@ -2944,8 +2895,11 @@
           <w:rFonts w:ascii="Times New Roman" w:eastAsia="Times New Roman" w:hAnsi="Times New Roman" w:cs="Times New Roman"/>
           <w:b/>
           <w:bCs/>
-          <w:sz w:val="26"/>
-          <w:szCs w:val="26"/>
+          <w:i/>
+          <w:iCs/>
+          <w:sz w:val="26"/>
+          <w:szCs w:val="26"/>
+          <w:u w:val="single"/>
         </w:rPr>
       </w:pPr>
       <w:r>
@@ -2953,8 +2907,11 @@
           <w:rFonts w:ascii="Times New Roman" w:eastAsia="Times New Roman" w:hAnsi="Times New Roman" w:cs="Times New Roman"/>
           <w:b/>
           <w:bCs/>
-          <w:sz w:val="26"/>
-          <w:szCs w:val="26"/>
+          <w:i/>
+          <w:iCs/>
+          <w:sz w:val="26"/>
+          <w:szCs w:val="26"/>
+          <w:u w:val="single"/>
         </w:rPr>
         <w:lastRenderedPageBreak/>
         <w:t xml:space="preserve">NHẬN XÉT CỦA GIẢNG VIÊN HƯỚNG DẪN </w:t>
@@ -2985,6 +2942,210 @@
           <w:szCs w:val="26"/>
         </w:rPr>
       </w:pPr>
+      <w:r>
+        <w:rPr>
+          <w:rFonts w:ascii="Times New Roman" w:eastAsia="Times New Roman" w:hAnsi="Times New Roman" w:cs="Times New Roman"/>
+          <w:sz w:val="26"/>
+          <w:szCs w:val="26"/>
+        </w:rPr>
+        <w:t>................................................................................................................................</w:t>
+      </w:r>
+    </w:p>
+    <w:p>
+      <w:pPr>
+        <w:rPr>
+          <w:rFonts w:ascii="Times New Roman" w:eastAsia="Times New Roman" w:hAnsi="Times New Roman" w:cs="Times New Roman"/>
+          <w:sz w:val="26"/>
+          <w:szCs w:val="26"/>
+        </w:rPr>
+      </w:pPr>
+      <w:r>
+        <w:rPr>
+          <w:rFonts w:ascii="Times New Roman" w:eastAsia="Times New Roman" w:hAnsi="Times New Roman" w:cs="Times New Roman"/>
+          <w:sz w:val="26"/>
+          <w:szCs w:val="26"/>
+        </w:rPr>
+        <w:t>................................................................................................................................</w:t>
+      </w:r>
+    </w:p>
+    <w:p>
+      <w:pPr>
+        <w:rPr>
+          <w:rFonts w:ascii="Times New Roman" w:eastAsia="Times New Roman" w:hAnsi="Times New Roman" w:cs="Times New Roman"/>
+          <w:sz w:val="26"/>
+          <w:szCs w:val="26"/>
+        </w:rPr>
+      </w:pPr>
+      <w:r>
+        <w:rPr>
+          <w:rFonts w:ascii="Times New Roman" w:eastAsia="Times New Roman" w:hAnsi="Times New Roman" w:cs="Times New Roman"/>
+          <w:sz w:val="26"/>
+          <w:szCs w:val="26"/>
+        </w:rPr>
+        <w:t>................................................................................................................................</w:t>
+      </w:r>
+    </w:p>
+    <w:p>
+      <w:pPr>
+        <w:rPr>
+          <w:rFonts w:ascii="Times New Roman" w:eastAsia="Times New Roman" w:hAnsi="Times New Roman" w:cs="Times New Roman"/>
+          <w:sz w:val="26"/>
+          <w:szCs w:val="26"/>
+        </w:rPr>
+      </w:pPr>
+      <w:r>
+        <w:rPr>
+          <w:rFonts w:ascii="Times New Roman" w:eastAsia="Times New Roman" w:hAnsi="Times New Roman" w:cs="Times New Roman"/>
+          <w:sz w:val="26"/>
+          <w:szCs w:val="26"/>
+        </w:rPr>
+        <w:t>................................................................................................................................</w:t>
+      </w:r>
+    </w:p>
+    <w:p>
+      <w:pPr>
+        <w:rPr>
+          <w:rFonts w:ascii="Times New Roman" w:eastAsia="Times New Roman" w:hAnsi="Times New Roman" w:cs="Times New Roman"/>
+          <w:sz w:val="26"/>
+          <w:szCs w:val="26"/>
+        </w:rPr>
+      </w:pPr>
+      <w:r>
+        <w:rPr>
+          <w:rFonts w:ascii="Times New Roman" w:eastAsia="Times New Roman" w:hAnsi="Times New Roman" w:cs="Times New Roman"/>
+          <w:sz w:val="26"/>
+          <w:szCs w:val="26"/>
+        </w:rPr>
+        <w:t>................................................................................................................................</w:t>
+      </w:r>
+    </w:p>
+    <w:p>
+      <w:pPr>
+        <w:rPr>
+          <w:rFonts w:ascii="Times New Roman" w:eastAsia="Times New Roman" w:hAnsi="Times New Roman" w:cs="Times New Roman"/>
+          <w:sz w:val="26"/>
+          <w:szCs w:val="26"/>
+        </w:rPr>
+      </w:pPr>
+      <w:r>
+        <w:rPr>
+          <w:rFonts w:ascii="Times New Roman" w:eastAsia="Times New Roman" w:hAnsi="Times New Roman" w:cs="Times New Roman"/>
+          <w:sz w:val="26"/>
+          <w:szCs w:val="26"/>
+        </w:rPr>
+        <w:t>................................................................................................................................</w:t>
+      </w:r>
+    </w:p>
+    <w:p>
+      <w:pPr>
+        <w:rPr>
+          <w:rFonts w:ascii="Times New Roman" w:eastAsia="Times New Roman" w:hAnsi="Times New Roman" w:cs="Times New Roman"/>
+          <w:sz w:val="26"/>
+          <w:szCs w:val="26"/>
+        </w:rPr>
+      </w:pPr>
+      <w:r>
+        <w:rPr>
+          <w:rFonts w:ascii="Times New Roman" w:eastAsia="Times New Roman" w:hAnsi="Times New Roman" w:cs="Times New Roman"/>
+          <w:sz w:val="26"/>
+          <w:szCs w:val="26"/>
+        </w:rPr>
+        <w:t>................................................................................................................................</w:t>
+      </w:r>
+    </w:p>
+    <w:p>
+      <w:pPr>
+        <w:rPr>
+          <w:rFonts w:ascii="Times New Roman" w:eastAsia="Times New Roman" w:hAnsi="Times New Roman" w:cs="Times New Roman"/>
+          <w:sz w:val="26"/>
+          <w:szCs w:val="26"/>
+        </w:rPr>
+      </w:pPr>
+      <w:r>
+        <w:rPr>
+          <w:rFonts w:ascii="Times New Roman" w:eastAsia="Times New Roman" w:hAnsi="Times New Roman" w:cs="Times New Roman"/>
+          <w:sz w:val="26"/>
+          <w:szCs w:val="26"/>
+        </w:rPr>
+        <w:t>................................................................................................................................</w:t>
+      </w:r>
+    </w:p>
+    <w:p>
+      <w:pPr>
+        <w:rPr>
+          <w:rFonts w:ascii="Times New Roman" w:eastAsia="Times New Roman" w:hAnsi="Times New Roman" w:cs="Times New Roman"/>
+          <w:sz w:val="26"/>
+          <w:szCs w:val="26"/>
+        </w:rPr>
+      </w:pPr>
+      <w:r>
+        <w:rPr>
+          <w:rFonts w:ascii="Times New Roman" w:eastAsia="Times New Roman" w:hAnsi="Times New Roman" w:cs="Times New Roman"/>
+          <w:sz w:val="26"/>
+          <w:szCs w:val="26"/>
+        </w:rPr>
+        <w:t>................................................................................................................................</w:t>
+      </w:r>
+    </w:p>
+    <w:p>
+      <w:pPr>
+        <w:rPr>
+          <w:rFonts w:ascii="Times New Roman" w:eastAsia="Times New Roman" w:hAnsi="Times New Roman" w:cs="Times New Roman"/>
+          <w:sz w:val="26"/>
+          <w:szCs w:val="26"/>
+        </w:rPr>
+      </w:pPr>
+      <w:r>
+        <w:rPr>
+          <w:rFonts w:ascii="Times New Roman" w:eastAsia="Times New Roman" w:hAnsi="Times New Roman" w:cs="Times New Roman"/>
+          <w:sz w:val="26"/>
+          <w:szCs w:val="26"/>
+        </w:rPr>
+        <w:t>................................................................................................................................</w:t>
+      </w:r>
+    </w:p>
+    <w:p>
+      <w:pPr>
+        <w:rPr>
+          <w:rFonts w:ascii="Times New Roman" w:eastAsia="Times New Roman" w:hAnsi="Times New Roman" w:cs="Times New Roman"/>
+          <w:sz w:val="26"/>
+          <w:szCs w:val="26"/>
+        </w:rPr>
+      </w:pPr>
+      <w:r>
+        <w:rPr>
+          <w:rFonts w:ascii="Times New Roman" w:eastAsia="Times New Roman" w:hAnsi="Times New Roman" w:cs="Times New Roman"/>
+          <w:sz w:val="26"/>
+          <w:szCs w:val="26"/>
+        </w:rPr>
+        <w:t>................................................................................................................................</w:t>
+      </w:r>
+    </w:p>
+    <w:p>
+      <w:pPr>
+        <w:rPr>
+          <w:rFonts w:ascii="Times New Roman" w:eastAsia="Times New Roman" w:hAnsi="Times New Roman" w:cs="Times New Roman"/>
+          <w:sz w:val="26"/>
+          <w:szCs w:val="26"/>
+        </w:rPr>
+      </w:pPr>
+      <w:r>
+        <w:rPr>
+          <w:rFonts w:ascii="Times New Roman" w:eastAsia="Times New Roman" w:hAnsi="Times New Roman" w:cs="Times New Roman"/>
+          <w:sz w:val="26"/>
+          <w:szCs w:val="26"/>
+        </w:rPr>
+        <w:t>................................................................................................................................</w:t>
+      </w:r>
+    </w:p>
+    <w:p>
+      <w:pPr>
+        <w:rPr>
+          <w:rFonts w:ascii="Times New Roman" w:eastAsia="Times New Roman" w:hAnsi="Times New Roman" w:cs="Times New Roman"/>
+          <w:sz w:val="26"/>
+          <w:szCs w:val="26"/>
+        </w:rPr>
+      </w:pPr>
     </w:p>
     <w:p>
       <w:pPr>
@@ -3029,42 +3190,6 @@
         </w:rPr>
         <w:t xml:space="preserve">                                      </w:t>
       </w:r>
-    </w:p>
-    <w:p>
-      <w:pPr>
-        <w:rPr>
-          <w:rFonts w:ascii="Times New Roman" w:eastAsia="Times New Roman" w:hAnsi="Times New Roman" w:cs="Times New Roman"/>
-          <w:sz w:val="26"/>
-          <w:szCs w:val="26"/>
-        </w:rPr>
-      </w:pPr>
-    </w:p>
-    <w:p>
-      <w:pPr>
-        <w:rPr>
-          <w:rFonts w:ascii="Times New Roman" w:eastAsia="Times New Roman" w:hAnsi="Times New Roman" w:cs="Times New Roman"/>
-          <w:sz w:val="26"/>
-          <w:szCs w:val="26"/>
-        </w:rPr>
-      </w:pPr>
-    </w:p>
-    <w:p>
-      <w:pPr>
-        <w:rPr>
-          <w:rFonts w:ascii="Times New Roman" w:eastAsia="Times New Roman" w:hAnsi="Times New Roman" w:cs="Times New Roman"/>
-          <w:sz w:val="26"/>
-          <w:szCs w:val="26"/>
-        </w:rPr>
-      </w:pPr>
-    </w:p>
-    <w:p>
-      <w:pPr>
-        <w:rPr>
-          <w:rFonts w:ascii="Times New Roman" w:eastAsia="Times New Roman" w:hAnsi="Times New Roman" w:cs="Times New Roman"/>
-          <w:sz w:val="26"/>
-          <w:szCs w:val="26"/>
-        </w:rPr>
-      </w:pPr>
     </w:p>
     <w:p>
       <w:pPr>
@@ -3140,7 +3265,7 @@
           <w:sz w:val="26"/>
           <w:szCs w:val="26"/>
         </w:rPr>
-        <w:t xml:space="preserve">ội , ngày  </w:t>
+        <w:t xml:space="preserve">ội, ngày  </w:t>
       </w:r>
       <w:r>
         <w:rPr>
@@ -3423,96 +3548,6 @@
       <w:pPr>
         <w:rPr>
           <w:rFonts w:ascii="Times New Roman" w:eastAsia="Times New Roman" w:hAnsi="Times New Roman" w:cs="Times New Roman"/>
-          <w:sz w:val="26"/>
-          <w:szCs w:val="26"/>
-        </w:rPr>
-      </w:pPr>
-    </w:p>
-    <w:p>
-      <w:pPr>
-        <w:rPr>
-          <w:rFonts w:ascii="Times New Roman" w:eastAsia="Times New Roman" w:hAnsi="Times New Roman" w:cs="Times New Roman"/>
-          <w:sz w:val="26"/>
-          <w:szCs w:val="26"/>
-        </w:rPr>
-      </w:pPr>
-    </w:p>
-    <w:p>
-      <w:pPr>
-        <w:rPr>
-          <w:rFonts w:ascii="Times New Roman" w:eastAsia="Times New Roman" w:hAnsi="Times New Roman" w:cs="Times New Roman"/>
-          <w:sz w:val="26"/>
-          <w:szCs w:val="26"/>
-        </w:rPr>
-      </w:pPr>
-    </w:p>
-    <w:p>
-      <w:pPr>
-        <w:rPr>
-          <w:rFonts w:ascii="Times New Roman" w:eastAsia="Times New Roman" w:hAnsi="Times New Roman" w:cs="Times New Roman"/>
-          <w:sz w:val="26"/>
-          <w:szCs w:val="26"/>
-        </w:rPr>
-      </w:pPr>
-    </w:p>
-    <w:p>
-      <w:pPr>
-        <w:rPr>
-          <w:rFonts w:ascii="Times New Roman" w:eastAsia="Times New Roman" w:hAnsi="Times New Roman" w:cs="Times New Roman"/>
-          <w:sz w:val="26"/>
-          <w:szCs w:val="26"/>
-        </w:rPr>
-      </w:pPr>
-    </w:p>
-    <w:p>
-      <w:pPr>
-        <w:rPr>
-          <w:rFonts w:ascii="Times New Roman" w:eastAsia="Times New Roman" w:hAnsi="Times New Roman" w:cs="Times New Roman"/>
-          <w:sz w:val="26"/>
-          <w:szCs w:val="26"/>
-        </w:rPr>
-      </w:pPr>
-    </w:p>
-    <w:p>
-      <w:pPr>
-        <w:rPr>
-          <w:rFonts w:ascii="Times New Roman" w:eastAsia="Times New Roman" w:hAnsi="Times New Roman" w:cs="Times New Roman"/>
-          <w:sz w:val="26"/>
-          <w:szCs w:val="26"/>
-        </w:rPr>
-      </w:pPr>
-    </w:p>
-    <w:p>
-      <w:pPr>
-        <w:rPr>
-          <w:rFonts w:ascii="Times New Roman" w:eastAsia="Times New Roman" w:hAnsi="Times New Roman" w:cs="Times New Roman"/>
-          <w:sz w:val="26"/>
-          <w:szCs w:val="26"/>
-        </w:rPr>
-      </w:pPr>
-    </w:p>
-    <w:p>
-      <w:pPr>
-        <w:rPr>
-          <w:rFonts w:ascii="Times New Roman" w:eastAsia="Times New Roman" w:hAnsi="Times New Roman" w:cs="Times New Roman"/>
-          <w:sz w:val="26"/>
-          <w:szCs w:val="26"/>
-        </w:rPr>
-      </w:pPr>
-    </w:p>
-    <w:p>
-      <w:pPr>
-        <w:rPr>
-          <w:rFonts w:ascii="Times New Roman" w:eastAsia="Times New Roman" w:hAnsi="Times New Roman" w:cs="Times New Roman"/>
-          <w:sz w:val="26"/>
-          <w:szCs w:val="26"/>
-        </w:rPr>
-      </w:pPr>
-    </w:p>
-    <w:p>
-      <w:pPr>
-        <w:rPr>
-          <w:rFonts w:ascii="Times New Roman" w:eastAsia="Times New Roman" w:hAnsi="Times New Roman" w:cs="Times New Roman"/>
           <w:b/>
           <w:bCs/>
           <w:sz w:val="26"/>
@@ -3527,17 +3562,9 @@
           <w:sz w:val="26"/>
           <w:szCs w:val="26"/>
         </w:rPr>
+        <w:lastRenderedPageBreak/>
         <w:t xml:space="preserve">TÓM TẮT </w:t>
       </w:r>
-    </w:p>
-    <w:p>
-      <w:pPr>
-        <w:rPr>
-          <w:rFonts w:ascii="Times New Roman" w:eastAsia="Times New Roman" w:hAnsi="Times New Roman" w:cs="Times New Roman"/>
-          <w:sz w:val="26"/>
-          <w:szCs w:val="26"/>
-        </w:rPr>
-      </w:pPr>
     </w:p>
     <w:p>
       <w:pPr>
@@ -3594,15 +3621,6 @@
           <w:szCs w:val="26"/>
         </w:rPr>
       </w:pPr>
-    </w:p>
-    <w:p>
-      <w:pPr>
-        <w:rPr>
-          <w:rFonts w:ascii="Times New Roman" w:eastAsia="Times New Roman" w:hAnsi="Times New Roman" w:cs="Times New Roman"/>
-          <w:sz w:val="26"/>
-          <w:szCs w:val="26"/>
-        </w:rPr>
-      </w:pPr>
       <w:r>
         <w:rPr>
           <w:rFonts w:ascii="Times New Roman" w:eastAsia="Times New Roman" w:hAnsi="Times New Roman" w:cs="Times New Roman"/>
@@ -4200,6 +4218,42 @@
         <w:tab/>
         <w:t xml:space="preserve">Graphical User Interface </w:t>
       </w:r>
+    </w:p>
+    <w:p>
+      <w:pPr>
+        <w:rPr>
+          <w:rFonts w:ascii="Times New Roman" w:eastAsia="Times New Roman" w:hAnsi="Times New Roman" w:cs="Times New Roman"/>
+          <w:sz w:val="26"/>
+          <w:szCs w:val="26"/>
+        </w:rPr>
+      </w:pPr>
+    </w:p>
+    <w:p>
+      <w:pPr>
+        <w:rPr>
+          <w:rFonts w:ascii="Times New Roman" w:eastAsia="Times New Roman" w:hAnsi="Times New Roman" w:cs="Times New Roman"/>
+          <w:sz w:val="26"/>
+          <w:szCs w:val="26"/>
+        </w:rPr>
+      </w:pPr>
+    </w:p>
+    <w:p>
+      <w:pPr>
+        <w:rPr>
+          <w:rFonts w:ascii="Times New Roman" w:eastAsia="Times New Roman" w:hAnsi="Times New Roman" w:cs="Times New Roman"/>
+          <w:sz w:val="26"/>
+          <w:szCs w:val="26"/>
+        </w:rPr>
+      </w:pPr>
+    </w:p>
+    <w:p>
+      <w:pPr>
+        <w:rPr>
+          <w:rFonts w:ascii="Times New Roman" w:eastAsia="Times New Roman" w:hAnsi="Times New Roman" w:cs="Times New Roman"/>
+          <w:sz w:val="26"/>
+          <w:szCs w:val="26"/>
+        </w:rPr>
+      </w:pPr>
     </w:p>
     <w:p>
       <w:pPr>
